--- a/Manual Técnico Sena Contigo.docx
+++ b/Manual Técnico Sena Contigo.docx
@@ -2253,8 +2253,6 @@
           <w:lang w:val="es-CO"/>
         </w:rPr>
       </w:pPr>
-      <w:bookmarkStart w:id="15" w:name="_GoBack"/>
-      <w:bookmarkEnd w:id="15"/>
     </w:p>
     <w:p>
       <w:pPr>
@@ -2448,36 +2446,8 @@
           <w:lang w:val="es-CO"/>
         </w:rPr>
       </w:pPr>
-      <w:bookmarkStart w:id="16" w:name="_5grf3iyefvde" w:colFirst="0" w:colLast="0"/>
-      <w:bookmarkEnd w:id="16"/>
-    </w:p>
-    <w:p>
-      <w:pPr>
-        <w:rPr>
-          <w:lang w:val="es-CO"/>
-        </w:rPr>
-      </w:pPr>
-    </w:p>
-    <w:p>
-      <w:pPr>
-        <w:rPr>
-          <w:lang w:val="es-CO"/>
-        </w:rPr>
-      </w:pPr>
-    </w:p>
-    <w:p>
-      <w:pPr>
-        <w:rPr>
-          <w:lang w:val="es-CO"/>
-        </w:rPr>
-      </w:pPr>
-    </w:p>
-    <w:p>
-      <w:pPr>
-        <w:rPr>
-          <w:lang w:val="es-CO"/>
-        </w:rPr>
-      </w:pPr>
+      <w:bookmarkStart w:id="15" w:name="_5grf3iyefvde" w:colFirst="0" w:colLast="0"/>
+      <w:bookmarkEnd w:id="15"/>
     </w:p>
     <w:p>
       <w:pPr>
@@ -2517,6 +2487,9 @@
     <w:p>
       <w:pPr>
         <w:spacing w:before="240" w:after="240"/>
+        <w:rPr>
+          <w:lang w:val="es-CO"/>
+        </w:rPr>
       </w:pPr>
       <w:r>
         <w:rPr>
@@ -2536,74 +2509,49 @@
         <w:rPr>
           <w:lang w:val="es-CO"/>
         </w:rPr>
-        <w:t xml:space="preserve"> que integra múltiples módulos funcionales para dar servicio tanto a un mercado en línea como a una plataforma de aprendizaje. </w:t>
-      </w:r>
-      <w:r>
-        <w:t xml:space="preserve">El </w:t>
-      </w:r>
-      <w:proofErr w:type="spellStart"/>
-      <w:r>
-        <w:t>sistema</w:t>
-      </w:r>
-      <w:proofErr w:type="spellEnd"/>
-      <w:r>
+        <w:t xml:space="preserve"> que integra múltiples </w:t>
+      </w:r>
+      <w:r>
+        <w:rPr>
+          <w:lang w:val="es-CO"/>
+        </w:rPr>
+        <w:t>archivos</w:t>
+      </w:r>
+      <w:r>
+        <w:rPr>
+          <w:lang w:val="es-CO"/>
+        </w:rPr>
         <w:t xml:space="preserve"> </w:t>
       </w:r>
-      <w:proofErr w:type="spellStart"/>
-      <w:r>
-        <w:t>está</w:t>
-      </w:r>
-      <w:proofErr w:type="spellEnd"/>
-      <w:r>
-        <w:t xml:space="preserve"> </w:t>
-      </w:r>
-      <w:proofErr w:type="spellStart"/>
-      <w:r>
-        <w:t>estructurado</w:t>
-      </w:r>
-      <w:proofErr w:type="spellEnd"/>
-      <w:r>
-        <w:t xml:space="preserve"> </w:t>
-      </w:r>
-      <w:proofErr w:type="spellStart"/>
-      <w:r>
-        <w:t>en</w:t>
-      </w:r>
-      <w:proofErr w:type="spellEnd"/>
-      <w:r>
-        <w:t xml:space="preserve"> </w:t>
-      </w:r>
-      <w:proofErr w:type="spellStart"/>
-      <w:r>
-        <w:t>los</w:t>
-      </w:r>
-      <w:proofErr w:type="spellEnd"/>
-      <w:r>
-        <w:t xml:space="preserve"> </w:t>
-      </w:r>
-      <w:proofErr w:type="spellStart"/>
-      <w:r>
-        <w:t>siguientes</w:t>
-      </w:r>
-      <w:proofErr w:type="spellEnd"/>
-      <w:r>
-        <w:t xml:space="preserve"> </w:t>
-      </w:r>
-      <w:proofErr w:type="spellStart"/>
-      <w:r>
-        <w:t>módulos</w:t>
-      </w:r>
-      <w:proofErr w:type="spellEnd"/>
-      <w:r>
-        <w:t xml:space="preserve"> </w:t>
-      </w:r>
-      <w:proofErr w:type="spellStart"/>
-      <w:r>
-        <w:t>principales</w:t>
-      </w:r>
-      <w:proofErr w:type="spellEnd"/>
-      <w:r>
-        <w:t>:</w:t>
+      <w:r>
+        <w:rPr>
+          <w:lang w:val="es-CO"/>
+        </w:rPr>
+        <w:t>con patrón de diseño MVC para dar servicio al sistema de retención estudiantil</w:t>
+      </w:r>
+      <w:r>
+        <w:rPr>
+          <w:lang w:val="es-CO"/>
+        </w:rPr>
+        <w:t xml:space="preserve">. </w:t>
+      </w:r>
+      <w:r>
+        <w:rPr>
+          <w:lang w:val="es-CO"/>
+        </w:rPr>
+        <w:t xml:space="preserve">El sistema está estructurado en los siguientes </w:t>
+      </w:r>
+      <w:r>
+        <w:rPr>
+          <w:lang w:val="es-CO"/>
+        </w:rPr>
+        <w:t>archivos</w:t>
+      </w:r>
+      <w:r>
+        <w:rPr>
+          <w:lang w:val="es-CO"/>
+        </w:rPr>
+        <w:t xml:space="preserve"> principales:</w:t>
       </w:r>
     </w:p>
     <w:p>
@@ -2623,13 +2571,113 @@
           <w:bCs/>
           <w:lang w:val="es-CO"/>
         </w:rPr>
-        <w:t xml:space="preserve">Módulo de Autenticación y Usuarios: </w:t>
-      </w:r>
-      <w:r>
-        <w:rPr>
-          <w:lang w:val="es-CO"/>
-        </w:rPr>
-        <w:t>Gestión de usuarios, sesiones, roles (USER, ADMIN, PSYCHOLOGIST, INSTRUCTOR) y autorización utilizando NextAuth.js.</w:t>
+        <w:t>Archivo</w:t>
+      </w:r>
+      <w:r>
+        <w:rPr>
+          <w:b/>
+          <w:bCs/>
+          <w:lang w:val="es-CO"/>
+        </w:rPr>
+        <w:t xml:space="preserve"> </w:t>
+      </w:r>
+      <w:proofErr w:type="spellStart"/>
+      <w:r>
+        <w:rPr>
+          <w:b/>
+          <w:bCs/>
+          <w:lang w:val="es-CO"/>
+        </w:rPr>
+        <w:t>Config</w:t>
+      </w:r>
+      <w:proofErr w:type="spellEnd"/>
+      <w:r>
+        <w:rPr>
+          <w:b/>
+          <w:bCs/>
+          <w:lang w:val="es-CO"/>
+        </w:rPr>
+        <w:t xml:space="preserve">: </w:t>
+      </w:r>
+      <w:r>
+        <w:rPr>
+          <w:lang w:val="es-CO"/>
+        </w:rPr>
+        <w:t>Configuración de envió de correo electrónico (</w:t>
+      </w:r>
+      <w:proofErr w:type="spellStart"/>
+      <w:r>
+        <w:rPr>
+          <w:lang w:val="es-CO"/>
+        </w:rPr>
+        <w:t>email.php</w:t>
+      </w:r>
+      <w:proofErr w:type="spellEnd"/>
+      <w:r>
+        <w:rPr>
+          <w:lang w:val="es-CO"/>
+        </w:rPr>
+        <w:t>)</w:t>
+      </w:r>
+      <w:r>
+        <w:rPr>
+          <w:lang w:val="es-CO"/>
+        </w:rPr>
+        <w:t xml:space="preserve">, </w:t>
+      </w:r>
+      <w:r>
+        <w:rPr>
+          <w:lang w:val="es-CO"/>
+        </w:rPr>
+        <w:t>c</w:t>
+      </w:r>
+      <w:r>
+        <w:rPr>
+          <w:lang w:val="es-CO"/>
+        </w:rPr>
+        <w:t xml:space="preserve">onfiguración de conexión de base de datos </w:t>
+      </w:r>
+      <w:proofErr w:type="spellStart"/>
+      <w:r>
+        <w:rPr>
+          <w:lang w:val="es-CO"/>
+        </w:rPr>
+        <w:t>Postgres</w:t>
+      </w:r>
+      <w:proofErr w:type="spellEnd"/>
+      <w:r>
+        <w:rPr>
+          <w:lang w:val="es-CO"/>
+        </w:rPr>
+        <w:t xml:space="preserve"> (</w:t>
+      </w:r>
+      <w:proofErr w:type="spellStart"/>
+      <w:r>
+        <w:rPr>
+          <w:lang w:val="es-CO"/>
+        </w:rPr>
+        <w:t>global.php</w:t>
+      </w:r>
+      <w:proofErr w:type="spellEnd"/>
+      <w:r>
+        <w:rPr>
+          <w:lang w:val="es-CO"/>
+        </w:rPr>
+        <w:t>) y creación de rutas de todo el sistema (</w:t>
+      </w:r>
+      <w:proofErr w:type="spellStart"/>
+      <w:r>
+        <w:rPr>
+          <w:lang w:val="es-CO"/>
+        </w:rPr>
+        <w:t>routes.php</w:t>
+      </w:r>
+      <w:proofErr w:type="spellEnd"/>
+      <w:r>
+        <w:rPr>
+          <w:lang w:val="es-CO"/>
+        </w:rPr>
+        <w:t>)</w:t>
       </w:r>
     </w:p>
     <w:p>
@@ -2649,13 +2697,51 @@
           <w:bCs/>
           <w:lang w:val="es-CO"/>
         </w:rPr>
-        <w:t>Módulo de Productos y Catálogo:</w:t>
-      </w:r>
-      <w:r>
-        <w:rPr>
-          <w:lang w:val="es-CO"/>
-        </w:rPr>
-        <w:t xml:space="preserve"> Administración y visualización de productos, incluyendo variantes por talla y color, categorías y colecciones.</w:t>
+        <w:t xml:space="preserve">Archivo </w:t>
+      </w:r>
+      <w:proofErr w:type="spellStart"/>
+      <w:r>
+        <w:rPr>
+          <w:b/>
+          <w:bCs/>
+          <w:lang w:val="es-CO"/>
+        </w:rPr>
+        <w:t>Controllers</w:t>
+      </w:r>
+      <w:proofErr w:type="spellEnd"/>
+      <w:r>
+        <w:rPr>
+          <w:b/>
+          <w:bCs/>
+          <w:lang w:val="es-CO"/>
+        </w:rPr>
+        <w:t>:</w:t>
+      </w:r>
+      <w:r>
+        <w:rPr>
+          <w:lang w:val="es-CO"/>
+        </w:rPr>
+        <w:t xml:space="preserve"> </w:t>
+      </w:r>
+      <w:r>
+        <w:rPr>
+          <w:lang w:val="es-CO"/>
+        </w:rPr>
+        <w:t xml:space="preserve">Lógica y Captura de datos desde modelo para la realización de CRUDS y </w:t>
+      </w:r>
+      <w:proofErr w:type="spellStart"/>
+      <w:r>
+        <w:rPr>
+          <w:lang w:val="es-CO"/>
+        </w:rPr>
+        <w:t>renderizar</w:t>
+      </w:r>
+      <w:proofErr w:type="spellEnd"/>
+      <w:r>
+        <w:rPr>
+          <w:lang w:val="es-CO"/>
+        </w:rPr>
+        <w:t xml:space="preserve"> a las vistas. </w:t>
       </w:r>
     </w:p>
     <w:p>
@@ -2675,27 +2761,57 @@
           <w:bCs/>
           <w:lang w:val="es-CO"/>
         </w:rPr>
-        <w:t>Módulo de Carrito de Compras y Pedidos:</w:t>
-      </w:r>
-      <w:r>
-        <w:rPr>
-          <w:lang w:val="es-CO"/>
-        </w:rPr>
-        <w:t xml:space="preserve"> Gestión completa del ciclo de compra, desde el carrito hasta la finalización de pedidos, utilizando </w:t>
-      </w:r>
-      <w:proofErr w:type="spellStart"/>
-      <w:r>
-        <w:rPr>
-          <w:lang w:val="es-CO"/>
-        </w:rPr>
-        <w:t>Zustand</w:t>
-      </w:r>
-      <w:proofErr w:type="spellEnd"/>
-      <w:r>
-        <w:rPr>
-          <w:lang w:val="es-CO"/>
-        </w:rPr>
-        <w:t xml:space="preserve"> para el manejo del estado.</w:t>
+        <w:t xml:space="preserve">Archivo </w:t>
+      </w:r>
+      <w:proofErr w:type="spellStart"/>
+      <w:r>
+        <w:rPr>
+          <w:b/>
+          <w:bCs/>
+          <w:lang w:val="es-CO"/>
+        </w:rPr>
+        <w:t>Model</w:t>
+      </w:r>
+      <w:proofErr w:type="spellEnd"/>
+      <w:r>
+        <w:rPr>
+          <w:b/>
+          <w:bCs/>
+          <w:lang w:val="es-CO"/>
+        </w:rPr>
+        <w:t>:</w:t>
+      </w:r>
+      <w:r>
+        <w:rPr>
+          <w:lang w:val="es-CO"/>
+        </w:rPr>
+        <w:t xml:space="preserve"> </w:t>
+      </w:r>
+      <w:r>
+        <w:rPr>
+          <w:lang w:val="es-CO"/>
+        </w:rPr>
+        <w:t xml:space="preserve">Realización de peticiones CRUDS y </w:t>
+      </w:r>
+      <w:proofErr w:type="gramStart"/>
+      <w:r>
+        <w:rPr>
+          <w:lang w:val="es-CO"/>
+        </w:rPr>
+        <w:t>otras funcionabilidad</w:t>
+      </w:r>
+      <w:proofErr w:type="gramEnd"/>
+      <w:r>
+        <w:rPr>
+          <w:lang w:val="es-CO"/>
+        </w:rPr>
+        <w:t xml:space="preserve"> directamente de la base datos para realizar la lógica de negocio</w:t>
+      </w:r>
+      <w:r>
+        <w:rPr>
+          <w:lang w:val="es-CO"/>
+        </w:rPr>
+        <w:t>.</w:t>
       </w:r>
     </w:p>
     <w:p>
@@ -2715,13 +2831,59 @@
           <w:bCs/>
           <w:lang w:val="es-CO"/>
         </w:rPr>
-        <w:t>Módulo de Pagos:</w:t>
-      </w:r>
-      <w:r>
-        <w:rPr>
-          <w:lang w:val="es-CO"/>
-        </w:rPr>
-        <w:t xml:space="preserve"> Integración con la pasarela de pagos Mercado Pago para el procesamiento seguro de todas las transacciones monetarias.</w:t>
+        <w:t>Archivo</w:t>
+      </w:r>
+      <w:r>
+        <w:rPr>
+          <w:b/>
+          <w:bCs/>
+          <w:lang w:val="es-CO"/>
+        </w:rPr>
+        <w:t xml:space="preserve"> </w:t>
+      </w:r>
+      <w:proofErr w:type="spellStart"/>
+      <w:r>
+        <w:rPr>
+          <w:b/>
+          <w:bCs/>
+          <w:lang w:val="es-CO"/>
+        </w:rPr>
+        <w:t>bd</w:t>
+      </w:r>
+      <w:proofErr w:type="spellEnd"/>
+      <w:r>
+        <w:rPr>
+          <w:b/>
+          <w:bCs/>
+          <w:lang w:val="es-CO"/>
+        </w:rPr>
+        <w:t>:</w:t>
+      </w:r>
+      <w:r>
+        <w:rPr>
+          <w:lang w:val="es-CO"/>
+        </w:rPr>
+        <w:t xml:space="preserve"> </w:t>
+      </w:r>
+      <w:r>
+        <w:rPr>
+          <w:lang w:val="es-CO"/>
+        </w:rPr>
+        <w:t>Archivo .</w:t>
+      </w:r>
+      <w:proofErr w:type="spellStart"/>
+      <w:r>
+        <w:rPr>
+          <w:lang w:val="es-CO"/>
+        </w:rPr>
+        <w:t>sql</w:t>
+      </w:r>
+      <w:proofErr w:type="spellEnd"/>
+      <w:r>
+        <w:rPr>
+          <w:lang w:val="es-CO"/>
+        </w:rPr>
+        <w:t xml:space="preserve"> de base datos modelo relacional</w:t>
       </w:r>
     </w:p>
     <w:p>
@@ -2741,31 +2903,87 @@
           <w:bCs/>
           <w:lang w:val="es-CO"/>
         </w:rPr>
-        <w:t>Módulo de Administración (</w:t>
-      </w:r>
-      <w:proofErr w:type="spellStart"/>
-      <w:r>
-        <w:rPr>
-          <w:b/>
-          <w:bCs/>
-          <w:lang w:val="es-CO"/>
-        </w:rPr>
-        <w:t>Dashboard</w:t>
-      </w:r>
-      <w:proofErr w:type="spellEnd"/>
-      <w:r>
-        <w:rPr>
-          <w:b/>
-          <w:bCs/>
-          <w:lang w:val="es-CO"/>
-        </w:rPr>
-        <w:t xml:space="preserve">): </w:t>
-      </w:r>
-      <w:r>
-        <w:rPr>
-          <w:lang w:val="es-CO"/>
-        </w:rPr>
-        <w:t>Una interfaz de gestión interna para que los administradores controlen todos los aspectos de la aplicación.</w:t>
+        <w:t>Archivo</w:t>
+      </w:r>
+      <w:r>
+        <w:rPr>
+          <w:b/>
+          <w:bCs/>
+          <w:lang w:val="es-CO"/>
+        </w:rPr>
+        <w:t xml:space="preserve"> </w:t>
+      </w:r>
+      <w:proofErr w:type="spellStart"/>
+      <w:r>
+        <w:rPr>
+          <w:b/>
+          <w:bCs/>
+          <w:lang w:val="es-CO"/>
+        </w:rPr>
+        <w:t>public</w:t>
+      </w:r>
+      <w:proofErr w:type="spellEnd"/>
+      <w:r>
+        <w:rPr>
+          <w:b/>
+          <w:bCs/>
+          <w:lang w:val="es-CO"/>
+        </w:rPr>
+        <w:t>:</w:t>
+      </w:r>
+      <w:r>
+        <w:rPr>
+          <w:b/>
+          <w:bCs/>
+          <w:lang w:val="es-CO"/>
+        </w:rPr>
+        <w:t xml:space="preserve"> </w:t>
+      </w:r>
+      <w:r>
+        <w:rPr>
+          <w:lang w:val="es-CO"/>
+        </w:rPr>
+        <w:t xml:space="preserve">Interface y </w:t>
+      </w:r>
+      <w:proofErr w:type="gramStart"/>
+      <w:r>
+        <w:rPr>
+          <w:lang w:val="es-CO"/>
+        </w:rPr>
+        <w:t>la do</w:t>
+      </w:r>
+      <w:proofErr w:type="gramEnd"/>
+      <w:r>
+        <w:rPr>
+          <w:lang w:val="es-CO"/>
+        </w:rPr>
+        <w:t xml:space="preserve"> de cliente (JS, CSS)</w:t>
+      </w:r>
+      <w:r>
+        <w:rPr>
+          <w:lang w:val="es-CO"/>
+        </w:rPr>
+        <w:t>.</w:t>
+      </w:r>
+      <w:r>
+        <w:rPr>
+          <w:lang w:val="es-CO"/>
+        </w:rPr>
+        <w:t xml:space="preserve"> Archivo principal donde se arranca el proyecto </w:t>
+      </w:r>
+      <w:proofErr w:type="spellStart"/>
+      <w:r>
+        <w:rPr>
+          <w:lang w:val="es-CO"/>
+        </w:rPr>
+        <w:t>php</w:t>
+      </w:r>
+      <w:proofErr w:type="spellEnd"/>
+      <w:r>
+        <w:rPr>
+          <w:lang w:val="es-CO"/>
+        </w:rPr>
+        <w:t>.</w:t>
       </w:r>
     </w:p>
     <w:p>
@@ -2785,31 +3003,89 @@
           <w:bCs/>
           <w:lang w:val="es-CO"/>
         </w:rPr>
-        <w:t>Módulo de Cursos (E-</w:t>
-      </w:r>
-      <w:proofErr w:type="spellStart"/>
-      <w:r>
-        <w:rPr>
-          <w:b/>
-          <w:bCs/>
-          <w:lang w:val="es-CO"/>
-        </w:rPr>
-        <w:t>learning</w:t>
-      </w:r>
-      <w:proofErr w:type="spellEnd"/>
-      <w:r>
-        <w:rPr>
-          <w:b/>
-          <w:bCs/>
-          <w:lang w:val="es-CO"/>
-        </w:rPr>
-        <w:t>):</w:t>
-      </w:r>
-      <w:r>
-        <w:rPr>
-          <w:lang w:val="es-CO"/>
-        </w:rPr>
-        <w:t xml:space="preserve"> Gestión de cursos, módulos, lecciones, exámenes y seguimiento del progreso del estudiante, con integración de la API de YouTube para contenido de video.</w:t>
+        <w:t>Arc</w:t>
+      </w:r>
+      <w:r>
+        <w:rPr>
+          <w:b/>
+          <w:bCs/>
+          <w:lang w:val="es-CO"/>
+        </w:rPr>
+        <w:t>h</w:t>
+      </w:r>
+      <w:r>
+        <w:rPr>
+          <w:b/>
+          <w:bCs/>
+          <w:lang w:val="es-CO"/>
+        </w:rPr>
+        <w:t>ivo</w:t>
+      </w:r>
+      <w:r>
+        <w:rPr>
+          <w:b/>
+          <w:bCs/>
+          <w:lang w:val="es-CO"/>
+        </w:rPr>
+        <w:t xml:space="preserve"> </w:t>
+      </w:r>
+      <w:proofErr w:type="spellStart"/>
+      <w:r>
+        <w:rPr>
+          <w:b/>
+          <w:bCs/>
+          <w:lang w:val="es-CO"/>
+        </w:rPr>
+        <w:t>vendor</w:t>
+      </w:r>
+      <w:proofErr w:type="spellEnd"/>
+      <w:r>
+        <w:rPr>
+          <w:b/>
+          <w:bCs/>
+          <w:lang w:val="es-CO"/>
+        </w:rPr>
+        <w:t>:</w:t>
+      </w:r>
+      <w:r>
+        <w:rPr>
+          <w:lang w:val="es-CO"/>
+        </w:rPr>
+        <w:t xml:space="preserve"> </w:t>
+      </w:r>
+      <w:r>
+        <w:rPr>
+          <w:lang w:val="es-CO"/>
+        </w:rPr>
+        <w:t>Archivo donde se encuentras las librerías utilizadas en la aplicación (</w:t>
+      </w:r>
+      <w:proofErr w:type="spellStart"/>
+      <w:r>
+        <w:rPr>
+          <w:lang w:val="es-CO"/>
+        </w:rPr>
+        <w:t>phpmailer</w:t>
+      </w:r>
+      <w:proofErr w:type="spellEnd"/>
+      <w:r>
+        <w:rPr>
+          <w:lang w:val="es-CO"/>
+        </w:rPr>
+        <w:t xml:space="preserve"> envíos de correos, </w:t>
+      </w:r>
+      <w:proofErr w:type="spellStart"/>
+      <w:r>
+        <w:rPr>
+          <w:lang w:val="es-CO"/>
+        </w:rPr>
+        <w:t>phpoffice</w:t>
+      </w:r>
+      <w:proofErr w:type="spellEnd"/>
+      <w:r>
+        <w:rPr>
+          <w:lang w:val="es-CO"/>
+        </w:rPr>
+        <w:t xml:space="preserve"> importación de Excel, etc.)</w:t>
       </w:r>
     </w:p>
     <w:p>
@@ -2829,66 +3105,56 @@
           <w:bCs/>
           <w:lang w:val="es-CO"/>
         </w:rPr>
-        <w:t xml:space="preserve">Módulo de Noticias de Moda (Blog): </w:t>
-      </w:r>
-      <w:r>
-        <w:rPr>
-          <w:lang w:val="es-CO"/>
-        </w:rPr>
-        <w:t>Permite la publicación y gestión de artículos y noticias.</w:t>
-      </w:r>
-    </w:p>
-    <w:p>
-      <w:pPr>
-        <w:numPr>
-          <w:ilvl w:val="0"/>
-          <w:numId w:val="2"/>
-        </w:numPr>
+        <w:t xml:space="preserve">Archivo </w:t>
+      </w:r>
+      <w:proofErr w:type="spellStart"/>
+      <w:r>
+        <w:rPr>
+          <w:b/>
+          <w:bCs/>
+          <w:lang w:val="es-CO"/>
+        </w:rPr>
+        <w:t>Dockerfile</w:t>
+      </w:r>
+      <w:proofErr w:type="spellEnd"/>
+      <w:r>
+        <w:rPr>
+          <w:b/>
+          <w:bCs/>
+          <w:lang w:val="es-CO"/>
+        </w:rPr>
+        <w:t>:</w:t>
+      </w:r>
+      <w:r>
+        <w:rPr>
+          <w:b/>
+          <w:bCs/>
+          <w:lang w:val="es-CO"/>
+        </w:rPr>
+        <w:t xml:space="preserve"> </w:t>
+      </w:r>
+      <w:r>
+        <w:rPr>
+          <w:lang w:val="es-CO"/>
+        </w:rPr>
+        <w:t>Para el despliegue del sistema.</w:t>
+      </w:r>
+    </w:p>
+    <w:p>
+      <w:pPr>
         <w:spacing w:before="240" w:after="240"/>
         <w:rPr>
           <w:lang w:val="es-CO"/>
         </w:rPr>
       </w:pPr>
-      <w:r>
-        <w:rPr>
-          <w:b/>
-          <w:bCs/>
-          <w:lang w:val="es-CO"/>
-        </w:rPr>
-        <w:t>Módulo de Foro y Comunidad:</w:t>
-      </w:r>
-      <w:r>
-        <w:rPr>
-          <w:lang w:val="es-CO"/>
-        </w:rPr>
-        <w:t xml:space="preserve"> Facilita la interacción entre usuarios a través de un foro con temas y publicaciones.</w:t>
-      </w:r>
-    </w:p>
-    <w:p>
-      <w:pPr>
-        <w:numPr>
-          <w:ilvl w:val="0"/>
-          <w:numId w:val="2"/>
-        </w:numPr>
+    </w:p>
+    <w:p>
+      <w:pPr>
         <w:spacing w:before="240" w:after="240"/>
         <w:rPr>
           <w:lang w:val="es-CO"/>
         </w:rPr>
       </w:pPr>
-      <w:r>
-        <w:rPr>
-          <w:b/>
-          <w:bCs/>
-          <w:lang w:val="es-CO"/>
-        </w:rPr>
-        <w:t>Módulos de Contenido y Soporte:</w:t>
-      </w:r>
-      <w:r>
-        <w:rPr>
-          <w:lang w:val="es-CO"/>
-        </w:rPr>
-        <w:t xml:space="preserve"> Incluye la gestión de banners promocionales y un sistema de Peticiones, Quejas, Reclamos y Sugerencias (PQRS).</w:t>
-      </w:r>
     </w:p>
     <w:p>
       <w:pPr>
@@ -2929,6 +3195,16 @@
           <w:lang w:val="es-CO"/>
         </w:rPr>
       </w:pPr>
+    </w:p>
+    <w:p>
+      <w:pPr>
+        <w:spacing w:before="240" w:after="240"/>
+        <w:rPr>
+          <w:lang w:val="es-CO"/>
+        </w:rPr>
+      </w:pPr>
+      <w:bookmarkStart w:id="16" w:name="_GoBack"/>
+      <w:bookmarkEnd w:id="16"/>
     </w:p>
     <w:p>
       <w:pPr>
@@ -2945,6 +3221,7 @@
         <w:rPr>
           <w:lang w:val="es-CO"/>
         </w:rPr>
+        <w:lastRenderedPageBreak/>
         <w:t>4. Ámbito de la Aplicación</w:t>
       </w:r>
     </w:p>
@@ -3696,7 +3973,14 @@
         <w:rPr>
           <w:lang w:val="es-CO"/>
         </w:rPr>
-        <w:t xml:space="preserve">, está diseñada para ser modular y escalable, con una clara separación de responsabilidades entre sus componentes principales. La elección de Next.js como </w:t>
+        <w:t xml:space="preserve">, está diseñada para ser modular y escalable, con una clara separación de responsabilidades </w:t>
+      </w:r>
+      <w:r>
+        <w:rPr>
+          <w:lang w:val="es-CO"/>
+        </w:rPr>
+        <w:lastRenderedPageBreak/>
+        <w:t xml:space="preserve">entre sus componentes principales. La elección de Next.js como </w:t>
       </w:r>
       <w:proofErr w:type="spellStart"/>
       <w:r>
@@ -4309,105 +4593,105 @@
           <w:bCs/>
           <w:lang w:val="es-CO"/>
         </w:rPr>
+        <w:t>MercadoPago</w:t>
+      </w:r>
+      <w:proofErr w:type="spellEnd"/>
+      <w:r>
+        <w:rPr>
+          <w:b/>
+          <w:bCs/>
+          <w:lang w:val="es-CO"/>
+        </w:rPr>
+        <w:t>:</w:t>
+      </w:r>
+      <w:r>
+        <w:rPr>
+          <w:lang w:val="es-CO"/>
+        </w:rPr>
+        <w:t xml:space="preserve"> Es la pasarela de pagos seleccionada para procesar todas las transacciones monetarias dentro del Tienda, ofreciendo una integración segura y eficiente. </w:t>
+      </w:r>
+    </w:p>
+    <w:p>
+      <w:pPr>
+        <w:rPr>
+          <w:lang w:val="es-CO"/>
+        </w:rPr>
+      </w:pPr>
+      <w:proofErr w:type="spellStart"/>
+      <w:r>
+        <w:rPr>
+          <w:b/>
+          <w:bCs/>
+          <w:lang w:val="es-CO"/>
+        </w:rPr>
+        <w:t>UploadThing</w:t>
+      </w:r>
+      <w:proofErr w:type="spellEnd"/>
+      <w:r>
+        <w:rPr>
+          <w:b/>
+          <w:bCs/>
+          <w:lang w:val="es-CO"/>
+        </w:rPr>
+        <w:t>:</w:t>
+      </w:r>
+      <w:r>
+        <w:rPr>
+          <w:lang w:val="es-CO"/>
+        </w:rPr>
+        <w:t xml:space="preserve"> Utilizado para la gestión de la subida y el almacenamiento de archivos e imágenes, optimizando el manejo de contenido multimedia. </w:t>
+      </w:r>
+    </w:p>
+    <w:p>
+      <w:pPr>
+        <w:rPr>
+          <w:lang w:val="es-CO"/>
+        </w:rPr>
+      </w:pPr>
+    </w:p>
+    <w:p>
+      <w:pPr>
+        <w:rPr>
+          <w:lang w:val="es-CO"/>
+        </w:rPr>
+      </w:pPr>
+      <w:proofErr w:type="spellStart"/>
+      <w:r>
+        <w:rPr>
+          <w:b/>
+          <w:bCs/>
+          <w:lang w:val="es-CO"/>
+        </w:rPr>
+        <w:t>Resend</w:t>
+      </w:r>
+      <w:proofErr w:type="spellEnd"/>
+      <w:r>
+        <w:rPr>
+          <w:lang w:val="es-CO"/>
+        </w:rPr>
+        <w:t xml:space="preserve">: Empleado para el envío de correos electrónicos transaccionales, como confirmaciones de pedidos, notificaciones de cuenta y restablecimiento de contraseñas. </w:t>
+      </w:r>
+    </w:p>
+    <w:p>
+      <w:pPr>
+        <w:rPr>
+          <w:lang w:val="es-CO"/>
+        </w:rPr>
+      </w:pPr>
+    </w:p>
+    <w:p>
+      <w:pPr>
+        <w:rPr>
+          <w:lang w:val="es-CO"/>
+        </w:rPr>
+      </w:pPr>
+      <w:r>
+        <w:rPr>
+          <w:b/>
+          <w:bCs/>
+          <w:lang w:val="es-CO"/>
+        </w:rPr>
         <w:lastRenderedPageBreak/>
-        <w:t>MercadoPago</w:t>
-      </w:r>
-      <w:proofErr w:type="spellEnd"/>
-      <w:r>
-        <w:rPr>
-          <w:b/>
-          <w:bCs/>
-          <w:lang w:val="es-CO"/>
-        </w:rPr>
-        <w:t>:</w:t>
-      </w:r>
-      <w:r>
-        <w:rPr>
-          <w:lang w:val="es-CO"/>
-        </w:rPr>
-        <w:t xml:space="preserve"> Es la pasarela de pagos seleccionada para procesar todas las transacciones monetarias dentro del Tienda, ofreciendo una integración segura y eficiente. </w:t>
-      </w:r>
-    </w:p>
-    <w:p>
-      <w:pPr>
-        <w:rPr>
-          <w:lang w:val="es-CO"/>
-        </w:rPr>
-      </w:pPr>
-      <w:proofErr w:type="spellStart"/>
-      <w:r>
-        <w:rPr>
-          <w:b/>
-          <w:bCs/>
-          <w:lang w:val="es-CO"/>
-        </w:rPr>
-        <w:t>UploadThing</w:t>
-      </w:r>
-      <w:proofErr w:type="spellEnd"/>
-      <w:r>
-        <w:rPr>
-          <w:b/>
-          <w:bCs/>
-          <w:lang w:val="es-CO"/>
-        </w:rPr>
-        <w:t>:</w:t>
-      </w:r>
-      <w:r>
-        <w:rPr>
-          <w:lang w:val="es-CO"/>
-        </w:rPr>
-        <w:t xml:space="preserve"> Utilizado para la gestión de la subida y el almacenamiento de archivos e imágenes, optimizando el manejo de contenido multimedia. </w:t>
-      </w:r>
-    </w:p>
-    <w:p>
-      <w:pPr>
-        <w:rPr>
-          <w:lang w:val="es-CO"/>
-        </w:rPr>
-      </w:pPr>
-    </w:p>
-    <w:p>
-      <w:pPr>
-        <w:rPr>
-          <w:lang w:val="es-CO"/>
-        </w:rPr>
-      </w:pPr>
-      <w:proofErr w:type="spellStart"/>
-      <w:r>
-        <w:rPr>
-          <w:b/>
-          <w:bCs/>
-          <w:lang w:val="es-CO"/>
-        </w:rPr>
-        <w:t>Resend</w:t>
-      </w:r>
-      <w:proofErr w:type="spellEnd"/>
-      <w:r>
-        <w:rPr>
-          <w:lang w:val="es-CO"/>
-        </w:rPr>
-        <w:t xml:space="preserve">: Empleado para el envío de correos electrónicos transaccionales, como confirmaciones de pedidos, notificaciones de cuenta y restablecimiento de contraseñas. </w:t>
-      </w:r>
-    </w:p>
-    <w:p>
-      <w:pPr>
-        <w:rPr>
-          <w:lang w:val="es-CO"/>
-        </w:rPr>
-      </w:pPr>
-    </w:p>
-    <w:p>
-      <w:pPr>
-        <w:rPr>
-          <w:lang w:val="es-CO"/>
-        </w:rPr>
-      </w:pPr>
-      <w:r>
-        <w:rPr>
-          <w:b/>
-          <w:bCs/>
-          <w:lang w:val="es-CO"/>
-        </w:rPr>
         <w:t>YouTube API:</w:t>
       </w:r>
       <w:r>
@@ -4628,19 +4912,17 @@
         <w:widowControl w:val="0"/>
         <w:spacing w:before="587"/>
         <w:ind w:left="9"/>
+        <w:rPr>
+          <w:lang w:val="es-CO"/>
+        </w:rPr>
       </w:pPr>
       <w:bookmarkStart w:id="25" w:name="_wcnljtnvj5tw" w:colFirst="0" w:colLast="0"/>
       <w:bookmarkEnd w:id="25"/>
       <w:r>
-        <w:t xml:space="preserve">6.  </w:t>
-      </w:r>
-      <w:proofErr w:type="spellStart"/>
-      <w:r>
-        <w:t>Estructura</w:t>
-      </w:r>
-      <w:proofErr w:type="spellEnd"/>
-      <w:r>
-        <w:t xml:space="preserve"> del Proyecto </w:t>
+        <w:rPr>
+          <w:lang w:val="es-CO"/>
+        </w:rPr>
+        <w:t xml:space="preserve">6.  Estructura del Proyecto </w:t>
       </w:r>
     </w:p>
     <w:p>
@@ -5766,20 +6048,18 @@
         <w:widowControl w:val="0"/>
         <w:spacing w:before="580"/>
         <w:ind w:left="7"/>
+        <w:rPr>
+          <w:lang w:val="es-CO"/>
+        </w:rPr>
       </w:pPr>
       <w:bookmarkStart w:id="26" w:name="_bhfx82l7fu5x" w:colFirst="0" w:colLast="0"/>
       <w:bookmarkEnd w:id="26"/>
       <w:r>
+        <w:rPr>
+          <w:lang w:val="es-CO"/>
+        </w:rPr>
         <w:lastRenderedPageBreak/>
-        <w:t xml:space="preserve">7.  </w:t>
-      </w:r>
-      <w:proofErr w:type="spellStart"/>
-      <w:r>
-        <w:t>Dependencias</w:t>
-      </w:r>
-      <w:proofErr w:type="spellEnd"/>
-      <w:r>
-        <w:t xml:space="preserve"> Clave </w:t>
+        <w:t xml:space="preserve">7.  Dependencias Clave </w:t>
       </w:r>
     </w:p>
     <w:p>
@@ -15394,6 +15674,7 @@
   <w:style w:type="character" w:default="1" w:styleId="Fuentedeprrafopredeter">
     <w:name w:val="Default Paragraph Font"/>
     <w:uiPriority w:val="1"/>
+    <w:semiHidden/>
     <w:unhideWhenUsed/>
   </w:style>
   <w:style w:type="table" w:default="1" w:styleId="Tablanormal">

--- a/Manual Técnico Sena Contigo.docx
+++ b/Manual Técnico Sena Contigo.docx
@@ -2465,13 +2465,6 @@
     </w:p>
     <w:p>
       <w:pPr>
-        <w:rPr>
-          <w:lang w:val="es-CO"/>
-        </w:rPr>
-      </w:pPr>
-    </w:p>
-    <w:p>
-      <w:pPr>
         <w:pStyle w:val="Ttulo1"/>
         <w:rPr>
           <w:lang w:val="es-CO"/>
@@ -2617,13 +2610,7 @@
         <w:rPr>
           <w:lang w:val="es-CO"/>
         </w:rPr>
-        <w:t>)</w:t>
-      </w:r>
-      <w:r>
-        <w:rPr>
-          <w:lang w:val="es-CO"/>
-        </w:rPr>
-        <w:t xml:space="preserve">, </w:t>
+        <w:t xml:space="preserve">), </w:t>
       </w:r>
       <w:r>
         <w:rPr>
@@ -3203,8 +3190,14 @@
           <w:lang w:val="es-CO"/>
         </w:rPr>
       </w:pPr>
-      <w:bookmarkStart w:id="16" w:name="_GoBack"/>
-      <w:bookmarkEnd w:id="16"/>
+    </w:p>
+    <w:p>
+      <w:pPr>
+        <w:spacing w:before="240" w:after="240"/>
+        <w:rPr>
+          <w:lang w:val="es-CO"/>
+        </w:rPr>
+      </w:pPr>
     </w:p>
     <w:p>
       <w:pPr>
@@ -3215,8 +3208,8 @@
           <w:lang w:val="es-CO"/>
         </w:rPr>
       </w:pPr>
-      <w:bookmarkStart w:id="17" w:name="_741uwjcnf8kx" w:colFirst="0" w:colLast="0"/>
-      <w:bookmarkEnd w:id="17"/>
+      <w:bookmarkStart w:id="16" w:name="_741uwjcnf8kx" w:colFirst="0" w:colLast="0"/>
+      <w:bookmarkEnd w:id="16"/>
       <w:r>
         <w:rPr>
           <w:lang w:val="es-CO"/>
@@ -3244,75 +3237,53 @@
         </w:rPr>
         <w:t xml:space="preserve">El proyecto </w:t>
       </w:r>
-      <w:proofErr w:type="spellStart"/>
-      <w:r>
-        <w:rPr>
-          <w:lang w:val="es-CO"/>
-        </w:rPr>
-        <w:t>NombreProyecto</w:t>
-      </w:r>
-      <w:proofErr w:type="spellEnd"/>
-      <w:r>
-        <w:rPr>
-          <w:lang w:val="es-CO"/>
-        </w:rPr>
-        <w:t xml:space="preserve"> es una </w:t>
-      </w:r>
-      <w:r>
-        <w:rPr>
-          <w:b/>
-          <w:bCs/>
-          <w:lang w:val="es-CO"/>
-        </w:rPr>
-        <w:t>aplicación web moderna con una arquitectura monolítica,</w:t>
-      </w:r>
-      <w:r>
-        <w:rPr>
-          <w:lang w:val="es-CO"/>
-        </w:rPr>
-        <w:t xml:space="preserve"> donde el </w:t>
-      </w:r>
-      <w:proofErr w:type="spellStart"/>
-      <w:r>
-        <w:rPr>
-          <w:lang w:val="es-CO"/>
-        </w:rPr>
-        <w:t>frontend</w:t>
-      </w:r>
-      <w:proofErr w:type="spellEnd"/>
-      <w:r>
-        <w:rPr>
-          <w:lang w:val="es-CO"/>
-        </w:rPr>
-        <w:t xml:space="preserve"> y el </w:t>
-      </w:r>
-      <w:proofErr w:type="spellStart"/>
-      <w:r>
-        <w:rPr>
-          <w:lang w:val="es-CO"/>
-        </w:rPr>
-        <w:t>backend</w:t>
-      </w:r>
-      <w:proofErr w:type="spellEnd"/>
-      <w:r>
-        <w:rPr>
-          <w:lang w:val="es-CO"/>
-        </w:rPr>
-        <w:t xml:space="preserve"> están acoplados y son servidos por el mismo </w:t>
-      </w:r>
-      <w:proofErr w:type="spellStart"/>
-      <w:r>
-        <w:rPr>
-          <w:lang w:val="es-CO"/>
-        </w:rPr>
-        <w:t>framework</w:t>
-      </w:r>
-      <w:proofErr w:type="spellEnd"/>
-      <w:r>
-        <w:rPr>
-          <w:lang w:val="es-CO"/>
-        </w:rPr>
-        <w:t>, facilitando el desarrollo y despliegue unificado.</w:t>
+      <w:r>
+        <w:rPr>
+          <w:lang w:val="es-CO"/>
+        </w:rPr>
+        <w:t>Sena Contigo: Plataforma de Apoyo y Retención de Aprendices</w:t>
+      </w:r>
+      <w:r>
+        <w:rPr>
+          <w:lang w:val="es-CO"/>
+        </w:rPr>
+        <w:t xml:space="preserve"> </w:t>
+      </w:r>
+      <w:r>
+        <w:rPr>
+          <w:lang w:val="es-CO"/>
+        </w:rPr>
+        <w:t xml:space="preserve">es una </w:t>
+      </w:r>
+      <w:r>
+        <w:rPr>
+          <w:b/>
+          <w:bCs/>
+          <w:lang w:val="es-CO"/>
+        </w:rPr>
+        <w:t xml:space="preserve">aplicación web moderna con una arquitectura </w:t>
+      </w:r>
+      <w:r>
+        <w:rPr>
+          <w:b/>
+          <w:bCs/>
+          <w:lang w:val="es-CO"/>
+        </w:rPr>
+        <w:t>MVC</w:t>
+      </w:r>
+      <w:r>
+        <w:rPr>
+          <w:b/>
+          <w:bCs/>
+          <w:lang w:val="es-CO"/>
+        </w:rPr>
+        <w:t>,</w:t>
+      </w:r>
+      <w:r>
+        <w:rPr>
+          <w:lang w:val="es-CO"/>
+        </w:rPr>
+        <w:t xml:space="preserve"> facilitando el desarrollo y despliegue unificado.</w:t>
       </w:r>
     </w:p>
     <w:p>
@@ -3382,13 +3353,33 @@
           <w:bCs/>
           <w:lang w:val="es-CO"/>
         </w:rPr>
-        <w:t>Framework Principal:</w:t>
-      </w:r>
-      <w:r>
-        <w:rPr>
-          <w:lang w:val="es-CO"/>
-        </w:rPr>
-        <w:t xml:space="preserve"> Next.js 15 para un desarrollo full-</w:t>
+        <w:t>Lenguaje</w:t>
+      </w:r>
+      <w:r>
+        <w:rPr>
+          <w:b/>
+          <w:bCs/>
+          <w:lang w:val="es-CO"/>
+        </w:rPr>
+        <w:t xml:space="preserve"> Principal:</w:t>
+      </w:r>
+      <w:r>
+        <w:rPr>
+          <w:lang w:val="es-CO"/>
+        </w:rPr>
+        <w:t xml:space="preserve"> </w:t>
+      </w:r>
+      <w:r>
+        <w:rPr>
+          <w:lang w:val="es-CO"/>
+        </w:rPr>
+        <w:t xml:space="preserve">PHP </w:t>
+      </w:r>
+      <w:r>
+        <w:rPr>
+          <w:lang w:val="es-CO"/>
+        </w:rPr>
+        <w:t>para un desarrollo full-</w:t>
       </w:r>
       <w:proofErr w:type="spellStart"/>
       <w:r>
@@ -3402,30 +3393,38 @@
         <w:rPr>
           <w:lang w:val="es-CO"/>
         </w:rPr>
-        <w:t xml:space="preserve">, gestionando tanto la interfaz de usuario con su App </w:t>
-      </w:r>
-      <w:proofErr w:type="spellStart"/>
-      <w:r>
-        <w:rPr>
-          <w:lang w:val="es-CO"/>
-        </w:rPr>
-        <w:t>Router</w:t>
-      </w:r>
-      <w:proofErr w:type="spellEnd"/>
-      <w:r>
-        <w:rPr>
-          <w:lang w:val="es-CO"/>
-        </w:rPr>
-        <w:t xml:space="preserve"> como la lógica de negocio a través de las API </w:t>
-      </w:r>
-      <w:proofErr w:type="spellStart"/>
-      <w:r>
-        <w:rPr>
-          <w:lang w:val="es-CO"/>
-        </w:rPr>
-        <w:t>Routes</w:t>
-      </w:r>
-      <w:proofErr w:type="spellEnd"/>
+        <w:t xml:space="preserve">, gestionando tanto la interfaz de usuario con su </w:t>
+      </w:r>
+      <w:r>
+        <w:rPr>
+          <w:lang w:val="es-CO"/>
+        </w:rPr>
+        <w:t>JS y CSS</w:t>
+      </w:r>
+      <w:r>
+        <w:rPr>
+          <w:lang w:val="es-CO"/>
+        </w:rPr>
+        <w:t xml:space="preserve"> como la l</w:t>
+      </w:r>
+      <w:r>
+        <w:rPr>
+          <w:lang w:val="es-CO"/>
+        </w:rPr>
+        <w:t>ógica de negocio a través del patrón</w:t>
+      </w:r>
+      <w:r>
+        <w:rPr>
+          <w:lang w:val="es-CO"/>
+        </w:rPr>
+        <w:t xml:space="preserve"> </w:t>
+      </w:r>
+      <w:r>
+        <w:rPr>
+          <w:lang w:val="es-CO"/>
+        </w:rPr>
+        <w:t>MVC</w:t>
+      </w:r>
       <w:r>
         <w:rPr>
           <w:lang w:val="es-CO"/>
@@ -3472,77 +3471,40 @@
         <w:rPr>
           <w:lang w:val="es-CO"/>
         </w:rPr>
-        <w:t>React</w:t>
-      </w:r>
-      <w:proofErr w:type="spellEnd"/>
-      <w:r>
-        <w:rPr>
-          <w:lang w:val="es-CO"/>
-        </w:rPr>
-        <w:t xml:space="preserve"> 19 y </w:t>
-      </w:r>
-      <w:proofErr w:type="spellStart"/>
-      <w:r>
-        <w:rPr>
-          <w:lang w:val="es-CO"/>
-        </w:rPr>
-        <w:t>TypeScript</w:t>
-      </w:r>
-      <w:proofErr w:type="spellEnd"/>
-      <w:r>
-        <w:rPr>
-          <w:lang w:val="es-CO"/>
-        </w:rPr>
-        <w:t>. La interfaz de usuario utiliza</w:t>
-      </w:r>
-      <w:r>
-        <w:rPr>
-          <w:lang w:val="es-CO"/>
-        </w:rPr>
-        <w:br/>
-        <w:t xml:space="preserve"> </w:t>
-      </w:r>
-      <w:proofErr w:type="spellStart"/>
-      <w:r>
-        <w:rPr>
-          <w:lang w:val="es-CO"/>
-        </w:rPr>
-        <w:t>Tailwind</w:t>
-      </w:r>
-      <w:proofErr w:type="spellEnd"/>
-      <w:r>
-        <w:rPr>
-          <w:lang w:val="es-CO"/>
-        </w:rPr>
-        <w:t xml:space="preserve"> CSS para el diseño y la librería de componentes </w:t>
-      </w:r>
-      <w:proofErr w:type="spellStart"/>
-      <w:r>
-        <w:rPr>
-          <w:lang w:val="es-CO"/>
-        </w:rPr>
-        <w:t>Shadcn</w:t>
-      </w:r>
-      <w:proofErr w:type="spellEnd"/>
-      <w:r>
-        <w:rPr>
-          <w:lang w:val="es-CO"/>
-        </w:rPr>
-        <w:t>/</w:t>
-      </w:r>
-      <w:proofErr w:type="spellStart"/>
-      <w:r>
-        <w:rPr>
-          <w:lang w:val="es-CO"/>
-        </w:rPr>
-        <w:t>ui</w:t>
-      </w:r>
-      <w:proofErr w:type="spellEnd"/>
-      <w:r>
-        <w:rPr>
-          <w:lang w:val="es-CO"/>
-        </w:rPr>
-        <w:t>.</w:t>
+        <w:t>JavasScript</w:t>
+      </w:r>
+      <w:proofErr w:type="spellEnd"/>
+      <w:r>
+        <w:rPr>
+          <w:lang w:val="es-CO"/>
+        </w:rPr>
+        <w:t xml:space="preserve"> y CSS</w:t>
+      </w:r>
+      <w:r>
+        <w:rPr>
+          <w:lang w:val="es-CO"/>
+        </w:rPr>
+        <w:t xml:space="preserve">. </w:t>
+      </w:r>
+      <w:r>
+        <w:rPr>
+          <w:lang w:val="es-CO"/>
+        </w:rPr>
+        <w:t xml:space="preserve">La interface usa algunas implementaciones como Font </w:t>
+      </w:r>
+      <w:proofErr w:type="spellStart"/>
+      <w:r>
+        <w:rPr>
+          <w:lang w:val="es-CO"/>
+        </w:rPr>
+        <w:t>Awesome</w:t>
+      </w:r>
+      <w:proofErr w:type="spellEnd"/>
+      <w:r>
+        <w:rPr>
+          <w:lang w:val="es-CO"/>
+        </w:rPr>
+        <w:t xml:space="preserve"> para el manejo de iconos.</w:t>
       </w:r>
     </w:p>
     <w:p>
@@ -3581,28 +3543,67 @@
         <w:rPr>
           <w:lang w:val="es-CO"/>
         </w:rPr>
-        <w:t xml:space="preserve"> (versión 14 o superior) como sistema de base de datos relacional. La interacción se realiza a través de</w:t>
-      </w:r>
-      <w:r>
-        <w:rPr>
-          <w:lang w:val="es-CO"/>
-        </w:rPr>
-        <w:br/>
-        <w:t xml:space="preserve"> Prisma ORM, que simplifica las operaciones y garantiza un </w:t>
-      </w:r>
-      <w:proofErr w:type="spellStart"/>
-      <w:r>
-        <w:rPr>
-          <w:lang w:val="es-CO"/>
-        </w:rPr>
-        <w:t>tipado</w:t>
-      </w:r>
-      <w:proofErr w:type="spellEnd"/>
-      <w:r>
-        <w:rPr>
-          <w:lang w:val="es-CO"/>
-        </w:rPr>
-        <w:t xml:space="preserve"> seguro.</w:t>
+        <w:t xml:space="preserve"> </w:t>
+      </w:r>
+      <w:r>
+        <w:rPr>
+          <w:lang w:val="es-CO"/>
+        </w:rPr>
+        <w:t>como sistema de base de datos relacional. La inte</w:t>
+      </w:r>
+      <w:r>
+        <w:rPr>
+          <w:lang w:val="es-CO"/>
+        </w:rPr>
+        <w:t xml:space="preserve">racción se realiza a través de </w:t>
+      </w:r>
+      <w:proofErr w:type="spellStart"/>
+      <w:proofErr w:type="gramStart"/>
+      <w:r>
+        <w:rPr>
+          <w:lang w:val="es-CO"/>
+        </w:rPr>
+        <w:t>Render</w:t>
+      </w:r>
+      <w:proofErr w:type="spellEnd"/>
+      <w:r>
+        <w:rPr>
+          <w:lang w:val="es-CO"/>
+        </w:rPr>
+        <w:t xml:space="preserve"> </w:t>
+      </w:r>
+      <w:r>
+        <w:rPr>
+          <w:lang w:val="es-CO"/>
+        </w:rPr>
+        <w:t>,</w:t>
+      </w:r>
+      <w:proofErr w:type="gramEnd"/>
+      <w:r>
+        <w:rPr>
+          <w:lang w:val="es-CO"/>
+        </w:rPr>
+        <w:t xml:space="preserve"> </w:t>
+      </w:r>
+      <w:r>
+        <w:rPr>
+          <w:lang w:val="es-CO"/>
+        </w:rPr>
+        <w:t xml:space="preserve">donde se sube la Base Datos al servidor web de </w:t>
+      </w:r>
+      <w:proofErr w:type="spellStart"/>
+      <w:r>
+        <w:rPr>
+          <w:lang w:val="es-CO"/>
+        </w:rPr>
+        <w:t>render</w:t>
+      </w:r>
+      <w:proofErr w:type="spellEnd"/>
+      <w:r>
+        <w:rPr>
+          <w:lang w:val="es-CO"/>
+        </w:rPr>
+        <w:t>.</w:t>
       </w:r>
     </w:p>
     <w:p>
@@ -3627,7 +3628,19 @@
         <w:rPr>
           <w:lang w:val="es-CO"/>
         </w:rPr>
-        <w:t xml:space="preserve"> Gestionada por NextAuth.js v5, que soporta un sistema de roles para el control de acceso.</w:t>
+        <w:t xml:space="preserve"> Gestionada por </w:t>
+      </w:r>
+      <w:r>
+        <w:rPr>
+          <w:lang w:val="es-CO"/>
+        </w:rPr>
+        <w:t>el mismo lenguaje PHP con el patrón de diseño MVC</w:t>
+      </w:r>
+      <w:r>
+        <w:rPr>
+          <w:lang w:val="es-CO"/>
+        </w:rPr>
+        <w:t>.</w:t>
       </w:r>
     </w:p>
     <w:p>
@@ -3647,7 +3660,7 @@
           <w:b/>
           <w:bCs/>
         </w:rPr>
-        <w:t>Servicios</w:t>
+        <w:t>Librerias</w:t>
       </w:r>
       <w:proofErr w:type="spellEnd"/>
       <w:r>
@@ -3663,7 +3676,7 @@
           <w:b/>
           <w:bCs/>
         </w:rPr>
-        <w:t>Externos</w:t>
+        <w:t>Externas</w:t>
       </w:r>
       <w:proofErr w:type="spellEnd"/>
       <w:r>
@@ -3679,7 +3692,14 @@
           <w:b/>
           <w:bCs/>
         </w:rPr>
-        <w:t>Integrados</w:t>
+        <w:t>Integrada</w:t>
+      </w:r>
+      <w:r>
+        <w:rPr>
+          <w:b/>
+          <w:bCs/>
+        </w:rPr>
+        <w:t>s</w:t>
       </w:r>
       <w:proofErr w:type="spellEnd"/>
       <w:r>
@@ -3706,13 +3726,35 @@
           <w:bCs/>
           <w:lang w:val="es-CO"/>
         </w:rPr>
-        <w:t xml:space="preserve">Mercado Pago: </w:t>
-      </w:r>
-      <w:r>
-        <w:rPr>
-          <w:lang w:val="es-CO"/>
-        </w:rPr>
-        <w:t>Como pasarela de pagos.</w:t>
+        <w:t>Excel Reader</w:t>
+      </w:r>
+      <w:r>
+        <w:rPr>
+          <w:b/>
+          <w:bCs/>
+          <w:lang w:val="es-CO"/>
+        </w:rPr>
+        <w:t xml:space="preserve">: </w:t>
+      </w:r>
+      <w:r>
+        <w:rPr>
+          <w:lang w:val="es-CO"/>
+        </w:rPr>
+        <w:t xml:space="preserve">Permite realizar la importación y exportación de archivos </w:t>
+      </w:r>
+      <w:proofErr w:type="spellStart"/>
+      <w:r>
+        <w:rPr>
+          <w:lang w:val="es-CO"/>
+        </w:rPr>
+        <w:t>excel</w:t>
+      </w:r>
+      <w:proofErr w:type="spellEnd"/>
+      <w:r>
+        <w:rPr>
+          <w:lang w:val="es-CO"/>
+        </w:rPr>
+        <w:t>.</w:t>
       </w:r>
     </w:p>
     <w:p>
@@ -3732,27 +3774,17 @@
           <w:bCs/>
           <w:lang w:val="es-CO"/>
         </w:rPr>
-        <w:t>Upload</w:t>
-      </w:r>
-      <w:proofErr w:type="spellEnd"/>
-      <w:r>
-        <w:rPr>
-          <w:b/>
-          <w:bCs/>
-          <w:lang w:val="es-CO"/>
-        </w:rPr>
-        <w:t xml:space="preserve"> </w:t>
-      </w:r>
-      <w:proofErr w:type="spellStart"/>
-      <w:r>
-        <w:rPr>
-          <w:b/>
-          <w:bCs/>
-          <w:lang w:val="es-CO"/>
-        </w:rPr>
-        <w:t>Thing</w:t>
-      </w:r>
-      <w:proofErr w:type="spellEnd"/>
+        <w:t>Php</w:t>
+      </w:r>
+      <w:proofErr w:type="spellEnd"/>
+      <w:r>
+        <w:rPr>
+          <w:b/>
+          <w:bCs/>
+          <w:lang w:val="es-CO"/>
+        </w:rPr>
+        <w:t xml:space="preserve"> Mailer</w:t>
+      </w:r>
       <w:r>
         <w:rPr>
           <w:b/>
@@ -3765,67 +3797,13 @@
         <w:rPr>
           <w:lang w:val="es-CO"/>
         </w:rPr>
-        <w:t>Para la subida y almacenamiento de archivos e imágenes.</w:t>
-      </w:r>
-    </w:p>
-    <w:p>
-      <w:pPr>
-        <w:numPr>
-          <w:ilvl w:val="1"/>
-          <w:numId w:val="1"/>
-        </w:numPr>
-        <w:rPr>
-          <w:lang w:val="es-CO"/>
-        </w:rPr>
-      </w:pPr>
-      <w:proofErr w:type="spellStart"/>
-      <w:r>
-        <w:rPr>
-          <w:b/>
-          <w:bCs/>
-          <w:lang w:val="es-CO"/>
-        </w:rPr>
-        <w:t>Resend</w:t>
-      </w:r>
-      <w:proofErr w:type="spellEnd"/>
-      <w:r>
-        <w:rPr>
-          <w:b/>
-          <w:bCs/>
-          <w:lang w:val="es-CO"/>
-        </w:rPr>
-        <w:t xml:space="preserve">: </w:t>
-      </w:r>
-      <w:r>
-        <w:rPr>
-          <w:lang w:val="es-CO"/>
-        </w:rPr>
-        <w:t>Para el envío de correos electrónicos transaccionales.</w:t>
-      </w:r>
-    </w:p>
-    <w:p>
-      <w:pPr>
-        <w:numPr>
-          <w:ilvl w:val="1"/>
-          <w:numId w:val="1"/>
-        </w:numPr>
-        <w:rPr>
-          <w:lang w:val="es-CO"/>
-        </w:rPr>
-      </w:pPr>
-      <w:r>
-        <w:rPr>
-          <w:b/>
-          <w:bCs/>
-          <w:lang w:val="es-CO"/>
-        </w:rPr>
-        <w:t>YouTube API:</w:t>
-      </w:r>
-      <w:r>
-        <w:rPr>
-          <w:lang w:val="es-CO"/>
-        </w:rPr>
-        <w:t xml:space="preserve"> Para la inclusión de contenido de video en los cursos.</w:t>
+        <w:t>Para el envió de correros del sistema</w:t>
+      </w:r>
+      <w:r>
+        <w:rPr>
+          <w:lang w:val="es-CO"/>
+        </w:rPr>
+        <w:t>.</w:t>
       </w:r>
     </w:p>
     <w:p>
@@ -3893,122 +3871,35 @@
     </w:p>
     <w:p>
       <w:pPr>
+        <w:spacing w:before="240" w:after="240"/>
+        <w:rPr>
+          <w:lang w:val="es-CO"/>
+        </w:rPr>
+      </w:pPr>
+    </w:p>
+    <w:p>
+      <w:pPr>
+        <w:spacing w:before="240" w:after="240"/>
+        <w:rPr>
+          <w:lang w:val="es-CO"/>
+        </w:rPr>
+      </w:pPr>
+    </w:p>
+    <w:p>
+      <w:pPr>
         <w:pStyle w:val="Ttulo1"/>
         <w:rPr>
           <w:lang w:val="es-CO"/>
         </w:rPr>
       </w:pPr>
-      <w:bookmarkStart w:id="18" w:name="_ivg5qq3jwkgg" w:colFirst="0" w:colLast="0"/>
-      <w:bookmarkEnd w:id="18"/>
-      <w:r>
-        <w:rPr>
-          <w:lang w:val="es-CO"/>
-        </w:rPr>
+      <w:bookmarkStart w:id="17" w:name="_ivg5qq3jwkgg" w:colFirst="0" w:colLast="0"/>
+      <w:bookmarkEnd w:id="17"/>
+      <w:r>
+        <w:rPr>
+          <w:lang w:val="es-CO"/>
+        </w:rPr>
+        <w:lastRenderedPageBreak/>
         <w:t xml:space="preserve">5. Arquitectura del Sistema </w:t>
-      </w:r>
-    </w:p>
-    <w:p>
-      <w:pPr>
-        <w:rPr>
-          <w:lang w:val="es-CO"/>
-        </w:rPr>
-      </w:pPr>
-      <w:r>
-        <w:rPr>
-          <w:lang w:val="es-CO"/>
-        </w:rPr>
-        <w:t xml:space="preserve">El proyecto </w:t>
-      </w:r>
-      <w:proofErr w:type="spellStart"/>
-      <w:r>
-        <w:rPr>
-          <w:lang w:val="es-CO"/>
-        </w:rPr>
-        <w:t>NombreProyecto</w:t>
-      </w:r>
-      <w:proofErr w:type="spellEnd"/>
-      <w:r>
-        <w:rPr>
-          <w:lang w:val="es-CO"/>
-        </w:rPr>
-        <w:t xml:space="preserve"> se fundamenta en una arquitectura de aplicación web moderna, </w:t>
-      </w:r>
-      <w:proofErr w:type="gramStart"/>
-      <w:r>
-        <w:rPr>
-          <w:lang w:val="es-CO"/>
-        </w:rPr>
-        <w:t>que</w:t>
-      </w:r>
-      <w:proofErr w:type="gramEnd"/>
-      <w:r>
-        <w:rPr>
-          <w:lang w:val="es-CO"/>
-        </w:rPr>
-        <w:t xml:space="preserve"> si bien presenta un acoplamiento entre el </w:t>
-      </w:r>
-      <w:proofErr w:type="spellStart"/>
-      <w:r>
-        <w:rPr>
-          <w:lang w:val="es-CO"/>
-        </w:rPr>
-        <w:t>frontend</w:t>
-      </w:r>
-      <w:proofErr w:type="spellEnd"/>
-      <w:r>
-        <w:rPr>
-          <w:lang w:val="es-CO"/>
-        </w:rPr>
-        <w:t xml:space="preserve"> y el </w:t>
-      </w:r>
-      <w:proofErr w:type="spellStart"/>
-      <w:r>
-        <w:rPr>
-          <w:lang w:val="es-CO"/>
-        </w:rPr>
-        <w:t>backend</w:t>
-      </w:r>
-      <w:proofErr w:type="spellEnd"/>
-      <w:r>
-        <w:rPr>
-          <w:lang w:val="es-CO"/>
-        </w:rPr>
-        <w:t xml:space="preserve">, está diseñada para ser modular y escalable, con una clara separación de responsabilidades </w:t>
-      </w:r>
-      <w:r>
-        <w:rPr>
-          <w:lang w:val="es-CO"/>
-        </w:rPr>
-        <w:lastRenderedPageBreak/>
-        <w:t xml:space="preserve">entre sus componentes principales. La elección de Next.js como </w:t>
-      </w:r>
-      <w:proofErr w:type="spellStart"/>
-      <w:r>
-        <w:rPr>
-          <w:lang w:val="es-CO"/>
-        </w:rPr>
-        <w:t>framework</w:t>
-      </w:r>
-      <w:proofErr w:type="spellEnd"/>
-      <w:r>
-        <w:rPr>
-          <w:lang w:val="es-CO"/>
-        </w:rPr>
-        <w:t xml:space="preserve"> principal permite un desarrollo full-</w:t>
-      </w:r>
-      <w:proofErr w:type="spellStart"/>
-      <w:r>
-        <w:rPr>
-          <w:lang w:val="es-CO"/>
-        </w:rPr>
-        <w:t>stack</w:t>
-      </w:r>
-      <w:proofErr w:type="spellEnd"/>
-      <w:r>
-        <w:rPr>
-          <w:lang w:val="es-CO"/>
-        </w:rPr>
-        <w:t xml:space="preserve"> eficiente, gestionando tanto la interfaz de usuario como las rutas de API. </w:t>
       </w:r>
     </w:p>
     <w:p>
@@ -4018,111 +3909,537 @@
         <w:spacing w:before="469"/>
         <w:ind w:left="9"/>
         <w:rPr>
-          <w:lang w:val="es-CO"/>
-        </w:rPr>
-      </w:pPr>
-      <w:bookmarkStart w:id="19" w:name="_k733oock1x7o" w:colFirst="0" w:colLast="0"/>
+          <w:b w:val="0"/>
+          <w:bCs w:val="0"/>
+          <w:color w:val="auto"/>
+          <w:sz w:val="24"/>
+          <w:szCs w:val="24"/>
+          <w:lang w:val="es-CO"/>
+        </w:rPr>
+      </w:pPr>
+      <w:bookmarkStart w:id="18" w:name="_k733oock1x7o" w:colFirst="0" w:colLast="0"/>
+      <w:bookmarkEnd w:id="18"/>
+      <w:r>
+        <w:rPr>
+          <w:b w:val="0"/>
+          <w:bCs w:val="0"/>
+          <w:color w:val="auto"/>
+          <w:sz w:val="24"/>
+          <w:szCs w:val="24"/>
+          <w:lang w:val="es-CO"/>
+        </w:rPr>
+        <w:t>El sistema SENA Contigo ha sido desarrollado como una aplicación web utilizando el lenguaje de programación PHP, implementando el patrón de arquitectura MVC (Modelo – Vista – Controlador). Esta arquitectura permite una organización estructurada del código, facilitando la escalabilidad, mantenibilidad y reutilización del software.</w:t>
+      </w:r>
+    </w:p>
+    <w:p>
+      <w:pPr>
+        <w:pStyle w:val="Ttulo2"/>
+        <w:widowControl w:val="0"/>
+        <w:spacing w:before="469"/>
+        <w:ind w:left="9"/>
+        <w:rPr>
+          <w:lang w:val="es-CO"/>
+        </w:rPr>
+      </w:pPr>
+      <w:r>
+        <w:rPr>
+          <w:lang w:val="es-CO"/>
+        </w:rPr>
+        <w:t xml:space="preserve">5.1. Visión General </w:t>
+      </w:r>
+    </w:p>
+    <w:p>
+      <w:pPr>
+        <w:rPr>
+          <w:lang w:val="es-CO"/>
+        </w:rPr>
+      </w:pPr>
+    </w:p>
+    <w:p>
+      <w:pPr>
+        <w:rPr>
+          <w:lang w:val="es-CO"/>
+        </w:rPr>
+      </w:pPr>
+      <w:r>
+        <w:rPr>
+          <w:lang w:val="es-CO"/>
+        </w:rPr>
+        <w:t>La arquitectura MVC divide la aplicación en tres capas principales:</w:t>
+      </w:r>
+    </w:p>
+    <w:p>
+      <w:pPr>
+        <w:rPr>
+          <w:b/>
+          <w:bCs/>
+          <w:lang w:val="es-CO"/>
+        </w:rPr>
+      </w:pPr>
+    </w:p>
+    <w:p>
+      <w:pPr>
+        <w:rPr>
+          <w:b/>
+          <w:lang w:val="es-CO"/>
+        </w:rPr>
+      </w:pPr>
+      <w:r>
+        <w:rPr>
+          <w:b/>
+          <w:lang w:val="es-CO"/>
+        </w:rPr>
+        <w:t>Modelo (</w:t>
+      </w:r>
+      <w:proofErr w:type="spellStart"/>
+      <w:r>
+        <w:rPr>
+          <w:b/>
+          <w:lang w:val="es-CO"/>
+        </w:rPr>
+        <w:t>Model</w:t>
+      </w:r>
+      <w:proofErr w:type="spellEnd"/>
+      <w:r>
+        <w:rPr>
+          <w:b/>
+          <w:lang w:val="es-CO"/>
+        </w:rPr>
+        <w:t>)</w:t>
+      </w:r>
+    </w:p>
+    <w:p>
+      <w:pPr>
+        <w:rPr>
+          <w:lang w:val="es-CO"/>
+        </w:rPr>
+      </w:pPr>
+    </w:p>
+    <w:p>
+      <w:pPr>
+        <w:rPr>
+          <w:lang w:val="es-CO"/>
+        </w:rPr>
+      </w:pPr>
+      <w:r>
+        <w:rPr>
+          <w:lang w:val="es-CO"/>
+        </w:rPr>
+        <w:t>Corresponde a la capa encargada de la lógica de negocio y la gestión de datos.</w:t>
+      </w:r>
+    </w:p>
+    <w:p>
+      <w:pPr>
+        <w:rPr>
+          <w:lang w:val="es-CO"/>
+        </w:rPr>
+      </w:pPr>
+      <w:r>
+        <w:rPr>
+          <w:lang w:val="es-CO"/>
+        </w:rPr>
+        <w:t>En el proyecto, esta capa se conecta a una base de datos relacional (</w:t>
+      </w:r>
+      <w:proofErr w:type="spellStart"/>
+      <w:r>
+        <w:rPr>
+          <w:lang w:val="es-CO"/>
+        </w:rPr>
+        <w:t>MySQL</w:t>
+      </w:r>
+      <w:proofErr w:type="spellEnd"/>
+      <w:r>
+        <w:rPr>
+          <w:lang w:val="es-CO"/>
+        </w:rPr>
+        <w:t>), donde se almacenan entidades</w:t>
+      </w:r>
+      <w:r>
+        <w:rPr>
+          <w:lang w:val="es-CO"/>
+        </w:rPr>
+        <w:t xml:space="preserve"> o tablas</w:t>
+      </w:r>
+      <w:r>
+        <w:rPr>
+          <w:lang w:val="es-CO"/>
+        </w:rPr>
+        <w:t xml:space="preserve"> como:</w:t>
+      </w:r>
+    </w:p>
+    <w:p>
+      <w:pPr>
+        <w:rPr>
+          <w:lang w:val="es-CO"/>
+        </w:rPr>
+      </w:pPr>
+    </w:p>
+    <w:p>
+      <w:pPr>
+        <w:pStyle w:val="Prrafodelista"/>
+        <w:numPr>
+          <w:ilvl w:val="0"/>
+          <w:numId w:val="5"/>
+        </w:numPr>
+        <w:rPr>
+          <w:lang w:val="es-CO"/>
+        </w:rPr>
+      </w:pPr>
+      <w:r>
+        <w:rPr>
+          <w:lang w:val="es-CO"/>
+        </w:rPr>
+        <w:t>Usuarios (Administrador, Instructor, Coordinador, Profesional de Bienestar, Aprendiz Vocero)</w:t>
+      </w:r>
+    </w:p>
+    <w:p>
+      <w:pPr>
+        <w:rPr>
+          <w:lang w:val="es-CO"/>
+        </w:rPr>
+      </w:pPr>
+    </w:p>
+    <w:p>
+      <w:pPr>
+        <w:pStyle w:val="Prrafodelista"/>
+        <w:numPr>
+          <w:ilvl w:val="0"/>
+          <w:numId w:val="5"/>
+        </w:numPr>
+        <w:rPr>
+          <w:lang w:val="es-CO"/>
+        </w:rPr>
+      </w:pPr>
+      <w:r>
+        <w:rPr>
+          <w:lang w:val="es-CO"/>
+        </w:rPr>
+        <w:t>Programas</w:t>
+      </w:r>
+    </w:p>
+    <w:p>
+      <w:pPr>
+        <w:rPr>
+          <w:lang w:val="es-CO"/>
+        </w:rPr>
+      </w:pPr>
+    </w:p>
+    <w:p>
+      <w:pPr>
+        <w:pStyle w:val="Prrafodelista"/>
+        <w:numPr>
+          <w:ilvl w:val="0"/>
+          <w:numId w:val="5"/>
+        </w:numPr>
+        <w:rPr>
+          <w:lang w:val="es-CO"/>
+        </w:rPr>
+      </w:pPr>
+      <w:r>
+        <w:rPr>
+          <w:lang w:val="es-CO"/>
+        </w:rPr>
+        <w:t>Grupos</w:t>
+      </w:r>
+    </w:p>
+    <w:p>
+      <w:pPr>
+        <w:rPr>
+          <w:lang w:val="es-CO"/>
+        </w:rPr>
+      </w:pPr>
+    </w:p>
+    <w:p>
+      <w:pPr>
+        <w:pStyle w:val="Prrafodelista"/>
+        <w:numPr>
+          <w:ilvl w:val="0"/>
+          <w:numId w:val="5"/>
+        </w:numPr>
+        <w:rPr>
+          <w:lang w:val="es-CO"/>
+        </w:rPr>
+      </w:pPr>
+      <w:r>
+        <w:rPr>
+          <w:lang w:val="es-CO"/>
+        </w:rPr>
+        <w:t>Aprendices</w:t>
+      </w:r>
+    </w:p>
+    <w:p>
+      <w:pPr>
+        <w:rPr>
+          <w:lang w:val="es-CO"/>
+        </w:rPr>
+      </w:pPr>
+    </w:p>
+    <w:p>
+      <w:pPr>
+        <w:pStyle w:val="Prrafodelista"/>
+        <w:numPr>
+          <w:ilvl w:val="0"/>
+          <w:numId w:val="5"/>
+        </w:numPr>
+        <w:rPr>
+          <w:lang w:val="es-CO"/>
+        </w:rPr>
+      </w:pPr>
+      <w:r>
+        <w:rPr>
+          <w:lang w:val="es-CO"/>
+        </w:rPr>
+        <w:t>Categorías</w:t>
+      </w:r>
+    </w:p>
+    <w:p>
+      <w:pPr>
+        <w:rPr>
+          <w:lang w:val="es-CO"/>
+        </w:rPr>
+      </w:pPr>
+    </w:p>
+    <w:p>
+      <w:pPr>
+        <w:pStyle w:val="Prrafodelista"/>
+        <w:numPr>
+          <w:ilvl w:val="0"/>
+          <w:numId w:val="5"/>
+        </w:numPr>
+        <w:rPr>
+          <w:lang w:val="es-CO"/>
+        </w:rPr>
+      </w:pPr>
+      <w:r>
+        <w:rPr>
+          <w:lang w:val="es-CO"/>
+        </w:rPr>
+        <w:t>Causas</w:t>
+      </w:r>
+    </w:p>
+    <w:p>
+      <w:pPr>
+        <w:rPr>
+          <w:lang w:val="es-CO"/>
+        </w:rPr>
+      </w:pPr>
+    </w:p>
+    <w:p>
+      <w:pPr>
+        <w:pStyle w:val="Prrafodelista"/>
+        <w:numPr>
+          <w:ilvl w:val="0"/>
+          <w:numId w:val="5"/>
+        </w:numPr>
+        <w:rPr>
+          <w:lang w:val="es-CO"/>
+        </w:rPr>
+      </w:pPr>
+      <w:r>
+        <w:rPr>
+          <w:lang w:val="es-CO"/>
+        </w:rPr>
+        <w:t>Estrategias de intervención</w:t>
+      </w:r>
+    </w:p>
+    <w:p>
+      <w:pPr>
+        <w:rPr>
+          <w:lang w:val="es-CO"/>
+        </w:rPr>
+      </w:pPr>
+    </w:p>
+    <w:p>
+      <w:pPr>
+        <w:pStyle w:val="Prrafodelista"/>
+        <w:numPr>
+          <w:ilvl w:val="0"/>
+          <w:numId w:val="5"/>
+        </w:numPr>
+        <w:rPr>
+          <w:lang w:val="es-CO"/>
+        </w:rPr>
+      </w:pPr>
+      <w:r>
+        <w:rPr>
+          <w:lang w:val="es-CO"/>
+        </w:rPr>
+        <w:t>Reportes</w:t>
+      </w:r>
+    </w:p>
+    <w:p>
+      <w:pPr>
+        <w:rPr>
+          <w:lang w:val="es-CO"/>
+        </w:rPr>
+      </w:pPr>
+    </w:p>
+    <w:p>
+      <w:pPr>
+        <w:pStyle w:val="Prrafodelista"/>
+        <w:numPr>
+          <w:ilvl w:val="0"/>
+          <w:numId w:val="5"/>
+        </w:numPr>
+        <w:rPr>
+          <w:lang w:val="es-CO"/>
+        </w:rPr>
+      </w:pPr>
+      <w:r>
+        <w:rPr>
+          <w:lang w:val="es-CO"/>
+        </w:rPr>
+        <w:t>Intervenciones</w:t>
+      </w:r>
+    </w:p>
+    <w:p>
+      <w:pPr>
+        <w:rPr>
+          <w:lang w:val="es-CO"/>
+        </w:rPr>
+      </w:pPr>
+    </w:p>
+    <w:p>
+      <w:pPr>
+        <w:rPr>
+          <w:lang w:val="es-CO"/>
+        </w:rPr>
+      </w:pPr>
+      <w:r>
+        <w:rPr>
+          <w:lang w:val="es-CO"/>
+        </w:rPr>
+        <w:t>El Modelo gestiona las operaciones CRUD (Crear, Leer, Actualizar y Eliminar) y garantiza la integridad de la información mediante consultas estructuradas y validaciones.</w:t>
+      </w:r>
+    </w:p>
+    <w:p>
+      <w:pPr>
+        <w:rPr>
+          <w:lang w:val="es-CO"/>
+        </w:rPr>
+      </w:pPr>
+    </w:p>
+    <w:p>
+      <w:pPr>
+        <w:rPr>
+          <w:lang w:val="es-CO"/>
+        </w:rPr>
+      </w:pPr>
+      <w:r>
+        <w:rPr>
+          <w:lang w:val="es-CO"/>
+        </w:rPr>
+        <w:t xml:space="preserve">para Node.js y </w:t>
+      </w:r>
+      <w:proofErr w:type="spellStart"/>
+      <w:r>
+        <w:rPr>
+          <w:lang w:val="es-CO"/>
+        </w:rPr>
+        <w:t>TypeScript</w:t>
+      </w:r>
+      <w:proofErr w:type="spellEnd"/>
+      <w:r>
+        <w:rPr>
+          <w:lang w:val="es-CO"/>
+        </w:rPr>
+        <w:t xml:space="preserve">, que simplifica las operaciones de base de datos y proporciona un </w:t>
+      </w:r>
+      <w:proofErr w:type="spellStart"/>
+      <w:r>
+        <w:rPr>
+          <w:lang w:val="es-CO"/>
+        </w:rPr>
+        <w:t>tipado</w:t>
+      </w:r>
+      <w:proofErr w:type="spellEnd"/>
+      <w:r>
+        <w:rPr>
+          <w:lang w:val="es-CO"/>
+        </w:rPr>
+        <w:t xml:space="preserve"> seguro. </w:t>
+      </w:r>
+    </w:p>
+    <w:p>
+      <w:pPr>
+        <w:rPr>
+          <w:lang w:val="es-CO"/>
+        </w:rPr>
+      </w:pPr>
+    </w:p>
+    <w:p>
+      <w:pPr>
+        <w:rPr>
+          <w:lang w:val="es-CO"/>
+        </w:rPr>
+      </w:pPr>
+    </w:p>
+    <w:p>
+      <w:pPr>
+        <w:pStyle w:val="Ttulo2"/>
+        <w:rPr>
+          <w:lang w:val="es-CO"/>
+        </w:rPr>
+      </w:pPr>
+      <w:bookmarkStart w:id="19" w:name="_9fysxi4endy8" w:colFirst="0" w:colLast="0"/>
       <w:bookmarkEnd w:id="19"/>
       <w:r>
         <w:rPr>
           <w:lang w:val="es-CO"/>
         </w:rPr>
-        <w:t xml:space="preserve">5.1. Visión General </w:t>
-      </w:r>
-    </w:p>
-    <w:p>
-      <w:pPr>
-        <w:rPr>
-          <w:lang w:val="es-CO"/>
-        </w:rPr>
-      </w:pPr>
-    </w:p>
-    <w:p>
-      <w:pPr>
-        <w:rPr>
-          <w:b/>
-          <w:bCs/>
-          <w:lang w:val="es-CO"/>
-        </w:rPr>
-      </w:pPr>
-      <w:r>
-        <w:rPr>
-          <w:lang w:val="es-CO"/>
-        </w:rPr>
-        <w:t xml:space="preserve">La aplicación sigue una arquitectura monolítica, donde el </w:t>
-      </w:r>
-      <w:proofErr w:type="spellStart"/>
-      <w:r>
-        <w:rPr>
-          <w:lang w:val="es-CO"/>
-        </w:rPr>
-        <w:t>frontend</w:t>
-      </w:r>
-      <w:proofErr w:type="spellEnd"/>
-      <w:r>
-        <w:rPr>
-          <w:lang w:val="es-CO"/>
-        </w:rPr>
-        <w:t xml:space="preserve"> y el </w:t>
-      </w:r>
-      <w:proofErr w:type="spellStart"/>
-      <w:r>
-        <w:rPr>
-          <w:lang w:val="es-CO"/>
-        </w:rPr>
-        <w:t>backend</w:t>
-      </w:r>
-      <w:proofErr w:type="spellEnd"/>
-      <w:r>
-        <w:rPr>
-          <w:lang w:val="es-CO"/>
-        </w:rPr>
-        <w:t xml:space="preserve"> están fuertemente acoplados y son servidos por </w:t>
-      </w:r>
-      <w:r>
-        <w:rPr>
-          <w:b/>
-          <w:bCs/>
-          <w:lang w:val="es-CO"/>
-        </w:rPr>
-        <w:t>Next.js</w:t>
-      </w:r>
-      <w:r>
-        <w:rPr>
-          <w:lang w:val="es-CO"/>
-        </w:rPr>
-        <w:t xml:space="preserve">. Esta aproximación facilita el desarrollo y despliegue unificado, aprovechando las capacidades de </w:t>
-      </w:r>
-      <w:proofErr w:type="spellStart"/>
-      <w:r>
-        <w:rPr>
-          <w:lang w:val="es-CO"/>
-        </w:rPr>
-        <w:t>renderizado</w:t>
-      </w:r>
-      <w:proofErr w:type="spellEnd"/>
-      <w:r>
-        <w:rPr>
-          <w:lang w:val="es-CO"/>
-        </w:rPr>
-        <w:t xml:space="preserve"> del lado del servidor y la generación de sitios estáticos que ofrece </w:t>
-      </w:r>
-      <w:hyperlink r:id="rId9">
-        <w:r>
-          <w:rPr>
-            <w:b/>
-            <w:bCs/>
-            <w:color w:val="1155CC"/>
-            <w:u w:val="single"/>
-            <w:lang w:val="es-CO"/>
-          </w:rPr>
-          <w:t>Next.js</w:t>
-        </w:r>
-      </w:hyperlink>
-      <w:r>
-        <w:rPr>
-          <w:b/>
-          <w:bCs/>
+        <w:lastRenderedPageBreak/>
+        <w:t xml:space="preserve">5.2. Diagrama de Arquitectura del Sistema </w:t>
+      </w:r>
+    </w:p>
+    <w:p>
+      <w:pPr>
+        <w:rPr>
+          <w:lang w:val="es-CO"/>
+        </w:rPr>
+      </w:pPr>
+    </w:p>
+    <w:p>
+      <w:pPr>
+        <w:rPr>
+          <w:lang w:val="es-CO"/>
+        </w:rPr>
+      </w:pPr>
+      <w:r>
+        <w:rPr>
+          <w:lang w:val="es-CO"/>
+        </w:rPr>
+        <w:t>El sistema SENA Contigo se basa en una arquitectura web cliente-servidor implementando el patrón MVC (Modelo – Vista – Controlador).</w:t>
+      </w:r>
+    </w:p>
+    <w:p>
+      <w:pPr>
+        <w:rPr>
+          <w:lang w:val="es-CO"/>
+        </w:rPr>
+      </w:pPr>
+    </w:p>
+    <w:p>
+      <w:pPr>
+        <w:rPr>
+          <w:lang w:val="es-CO"/>
+        </w:rPr>
+      </w:pPr>
+      <w:r>
+        <w:rPr>
+          <w:lang w:val="es-CO"/>
+        </w:rPr>
+        <w:t xml:space="preserve">La aplicación está estructurada en tres capas principales que interactúan entre sí a través de solicitudes HTTP y conexión a base de datos </w:t>
+      </w:r>
+      <w:proofErr w:type="spellStart"/>
+      <w:r>
+        <w:rPr>
+          <w:lang w:val="es-CO"/>
+        </w:rPr>
+        <w:t>MySQL</w:t>
+      </w:r>
+      <w:proofErr w:type="spellEnd"/>
+      <w:r>
+        <w:rPr>
           <w:lang w:val="es-CO"/>
         </w:rPr>
         <w:t>.</w:t>
@@ -4141,619 +4458,627 @@
           <w:lang w:val="es-CO"/>
         </w:rPr>
       </w:pPr>
-      <w:proofErr w:type="spellStart"/>
-      <w:r>
-        <w:rPr>
-          <w:b/>
-          <w:bCs/>
-          <w:lang w:val="es-CO"/>
-        </w:rPr>
-        <w:t>Frontend</w:t>
-      </w:r>
-      <w:proofErr w:type="spellEnd"/>
-      <w:r>
-        <w:rPr>
-          <w:b/>
-          <w:bCs/>
-          <w:lang w:val="es-CO"/>
-        </w:rPr>
-        <w:t>:</w:t>
-      </w:r>
-      <w:r>
-        <w:rPr>
-          <w:lang w:val="es-CO"/>
-        </w:rPr>
-        <w:t xml:space="preserve"> Desarrollado con</w:t>
-      </w:r>
-      <w:r>
-        <w:rPr>
-          <w:b/>
-          <w:bCs/>
-          <w:lang w:val="es-CO"/>
-        </w:rPr>
-        <w:t xml:space="preserve"> Next.js 15,</w:t>
-      </w:r>
-      <w:r>
-        <w:rPr>
-          <w:lang w:val="es-CO"/>
-        </w:rPr>
-        <w:t xml:space="preserve"> utilizando el </w:t>
-      </w:r>
-      <w:r>
-        <w:rPr>
-          <w:b/>
-          <w:bCs/>
-          <w:lang w:val="es-CO"/>
-        </w:rPr>
-        <w:t xml:space="preserve">App </w:t>
-      </w:r>
-      <w:proofErr w:type="spellStart"/>
-      <w:r>
-        <w:rPr>
-          <w:b/>
-          <w:bCs/>
-          <w:lang w:val="es-CO"/>
-        </w:rPr>
-        <w:t>Router</w:t>
-      </w:r>
-      <w:proofErr w:type="spellEnd"/>
-      <w:r>
-        <w:rPr>
-          <w:lang w:val="es-CO"/>
-        </w:rPr>
-        <w:t xml:space="preserve"> para la gestión de rutas y el </w:t>
-      </w:r>
-      <w:proofErr w:type="spellStart"/>
-      <w:r>
-        <w:rPr>
-          <w:lang w:val="es-CO"/>
-        </w:rPr>
-        <w:t>renderizado</w:t>
-      </w:r>
-      <w:proofErr w:type="spellEnd"/>
-      <w:r>
-        <w:rPr>
-          <w:lang w:val="es-CO"/>
-        </w:rPr>
-        <w:t xml:space="preserve"> de componentes. La interfaz de usuario se construye con </w:t>
-      </w:r>
-      <w:proofErr w:type="spellStart"/>
-      <w:r>
-        <w:rPr>
-          <w:b/>
-          <w:bCs/>
-          <w:lang w:val="es-CO"/>
-        </w:rPr>
-        <w:t>React</w:t>
-      </w:r>
-      <w:proofErr w:type="spellEnd"/>
-      <w:r>
-        <w:rPr>
-          <w:lang w:val="es-CO"/>
-        </w:rPr>
-        <w:t xml:space="preserve">, complementada por </w:t>
-      </w:r>
-      <w:proofErr w:type="spellStart"/>
-      <w:r>
-        <w:rPr>
-          <w:b/>
-          <w:bCs/>
-          <w:lang w:val="es-CO"/>
-        </w:rPr>
-        <w:t>TailwindCSS</w:t>
-      </w:r>
-      <w:proofErr w:type="spellEnd"/>
-      <w:r>
-        <w:rPr>
-          <w:lang w:val="es-CO"/>
-        </w:rPr>
-        <w:t xml:space="preserve"> para un diseño rápido y personalizable, y la librería de componentes </w:t>
-      </w:r>
-      <w:proofErr w:type="spellStart"/>
-      <w:r>
-        <w:rPr>
-          <w:b/>
-          <w:bCs/>
-          <w:lang w:val="es-CO"/>
-        </w:rPr>
-        <w:t>Shadcn</w:t>
-      </w:r>
-      <w:proofErr w:type="spellEnd"/>
-      <w:r>
-        <w:rPr>
-          <w:b/>
-          <w:bCs/>
-          <w:lang w:val="es-CO"/>
-        </w:rPr>
-        <w:t>/</w:t>
-      </w:r>
-      <w:proofErr w:type="spellStart"/>
-      <w:r>
-        <w:rPr>
-          <w:b/>
-          <w:bCs/>
-          <w:lang w:val="es-CO"/>
-        </w:rPr>
-        <w:t>ui</w:t>
-      </w:r>
-      <w:proofErr w:type="spellEnd"/>
-      <w:r>
-        <w:rPr>
-          <w:lang w:val="es-CO"/>
-        </w:rPr>
-        <w:t xml:space="preserve"> para elementos de UI accesibles y reutilizables. </w:t>
-      </w:r>
-    </w:p>
-    <w:p>
-      <w:pPr>
-        <w:rPr>
-          <w:lang w:val="es-CO"/>
-        </w:rPr>
-      </w:pPr>
-    </w:p>
-    <w:p>
-      <w:pPr>
-        <w:rPr>
-          <w:lang w:val="es-CO"/>
-        </w:rPr>
-      </w:pPr>
-      <w:proofErr w:type="spellStart"/>
-      <w:r>
-        <w:rPr>
-          <w:b/>
-          <w:bCs/>
-          <w:lang w:val="es-CO"/>
-        </w:rPr>
-        <w:t>Backend</w:t>
-      </w:r>
-      <w:proofErr w:type="spellEnd"/>
-      <w:r>
-        <w:rPr>
-          <w:b/>
-          <w:bCs/>
-          <w:lang w:val="es-CO"/>
-        </w:rPr>
-        <w:t xml:space="preserve">: </w:t>
-      </w:r>
-      <w:r>
-        <w:rPr>
-          <w:lang w:val="es-CO"/>
-        </w:rPr>
-        <w:t xml:space="preserve">Implementado a través de las </w:t>
-      </w:r>
-      <w:r>
-        <w:rPr>
-          <w:b/>
-          <w:bCs/>
-          <w:lang w:val="es-CO"/>
-        </w:rPr>
-        <w:t xml:space="preserve">API </w:t>
-      </w:r>
-      <w:proofErr w:type="spellStart"/>
-      <w:r>
-        <w:rPr>
-          <w:b/>
-          <w:bCs/>
-          <w:lang w:val="es-CO"/>
-        </w:rPr>
-        <w:t>Routes</w:t>
-      </w:r>
-      <w:proofErr w:type="spellEnd"/>
-      <w:r>
-        <w:rPr>
-          <w:b/>
-          <w:bCs/>
-          <w:lang w:val="es-CO"/>
-        </w:rPr>
-        <w:t xml:space="preserve"> </w:t>
-      </w:r>
-      <w:r>
-        <w:rPr>
-          <w:lang w:val="es-CO"/>
-        </w:rPr>
-        <w:t xml:space="preserve">de Next.js. Estas rutas gestionan la lógica de negocio, la interacción con la base de datos y la comunicación con servicios externos, proporcionando una capa de abstracción entre el </w:t>
-      </w:r>
-      <w:proofErr w:type="spellStart"/>
-      <w:r>
-        <w:rPr>
-          <w:lang w:val="es-CO"/>
-        </w:rPr>
-        <w:t>frontend</w:t>
-      </w:r>
-      <w:proofErr w:type="spellEnd"/>
-      <w:r>
-        <w:rPr>
-          <w:lang w:val="es-CO"/>
-        </w:rPr>
-        <w:t xml:space="preserve"> y los datos. </w:t>
-      </w:r>
-    </w:p>
-    <w:p>
-      <w:pPr>
-        <w:rPr>
-          <w:lang w:val="es-CO"/>
-        </w:rPr>
-      </w:pPr>
-    </w:p>
-    <w:p>
-      <w:pPr>
-        <w:rPr>
-          <w:lang w:val="es-CO"/>
-        </w:rPr>
-      </w:pPr>
-      <w:r>
-        <w:rPr>
-          <w:b/>
-          <w:bCs/>
+      <w:r>
+        <w:rPr>
+          <w:lang w:val="es-CO"/>
+        </w:rPr>
+        <w:drawing>
+          <wp:inline distT="0" distB="0" distL="0" distR="0" wp14:anchorId="15B1F730" wp14:editId="0720478B">
+            <wp:extent cx="6445880" cy="1304925"/>
+            <wp:effectExtent l="0" t="0" r="0" b="0"/>
+            <wp:docPr id="1" name="Imagen 1"/>
+            <wp:cNvGraphicFramePr>
+              <a:graphicFrameLocks xmlns:a="http://schemas.openxmlformats.org/drawingml/2006/main" noChangeAspect="1"/>
+            </wp:cNvGraphicFramePr>
+            <a:graphic xmlns:a="http://schemas.openxmlformats.org/drawingml/2006/main">
+              <a:graphicData uri="http://schemas.openxmlformats.org/drawingml/2006/picture">
+                <pic:pic xmlns:pic="http://schemas.openxmlformats.org/drawingml/2006/picture">
+                  <pic:nvPicPr>
+                    <pic:cNvPr id="1" name=""/>
+                    <pic:cNvPicPr/>
+                  </pic:nvPicPr>
+                  <pic:blipFill>
+                    <a:blip r:embed="rId9"/>
+                    <a:stretch>
+                      <a:fillRect/>
+                    </a:stretch>
+                  </pic:blipFill>
+                  <pic:spPr>
+                    <a:xfrm>
+                      <a:off x="0" y="0"/>
+                      <a:ext cx="6465955" cy="1308989"/>
+                    </a:xfrm>
+                    <a:prstGeom prst="rect">
+                      <a:avLst/>
+                    </a:prstGeom>
+                  </pic:spPr>
+                </pic:pic>
+              </a:graphicData>
+            </a:graphic>
+          </wp:inline>
+        </w:drawing>
+      </w:r>
+    </w:p>
+    <w:p>
+      <w:pPr>
+        <w:rPr>
+          <w:lang w:val="es-CO"/>
+        </w:rPr>
+      </w:pPr>
+    </w:p>
+    <w:p>
+      <w:pPr>
+        <w:pStyle w:val="Ttulo2"/>
+        <w:rPr>
+          <w:lang w:val="es-CO"/>
+        </w:rPr>
+      </w:pPr>
+      <w:bookmarkStart w:id="20" w:name="_k0p9fkqfeew8" w:colFirst="0" w:colLast="0"/>
+      <w:bookmarkEnd w:id="20"/>
+      <w:r>
+        <w:rPr>
+          <w:lang w:val="es-CO"/>
+        </w:rPr>
+        <w:t>Explicació</w:t>
+      </w:r>
+      <w:bookmarkStart w:id="21" w:name="_GoBack"/>
+      <w:bookmarkEnd w:id="21"/>
+      <w:r>
+        <w:rPr>
+          <w:lang w:val="es-CO"/>
+        </w:rPr>
+        <w:t>n del Diagrama</w:t>
+      </w:r>
+    </w:p>
+    <w:p>
+      <w:pPr>
+        <w:rPr>
+          <w:lang w:val="es-CO"/>
+        </w:rPr>
+      </w:pPr>
+    </w:p>
+    <w:p>
+      <w:pPr>
+        <w:pStyle w:val="Prrafodelista"/>
+        <w:numPr>
+          <w:ilvl w:val="0"/>
+          <w:numId w:val="6"/>
+        </w:numPr>
+        <w:rPr>
+          <w:b/>
+          <w:lang w:val="es-CO"/>
+        </w:rPr>
+      </w:pPr>
+      <w:r>
+        <w:rPr>
+          <w:b/>
+          <w:lang w:val="es-CO"/>
+        </w:rPr>
+        <w:t>Usuario</w:t>
+      </w:r>
+    </w:p>
+    <w:p>
+      <w:pPr>
+        <w:rPr>
+          <w:lang w:val="es-CO"/>
+        </w:rPr>
+      </w:pPr>
+    </w:p>
+    <w:p>
+      <w:pPr>
+        <w:ind w:left="360"/>
+        <w:rPr>
+          <w:lang w:val="es-CO"/>
+        </w:rPr>
+      </w:pPr>
+      <w:r>
+        <w:rPr>
+          <w:lang w:val="es-CO"/>
+        </w:rPr>
+        <w:t>Interactúa con el sistema desde un navegador web.</w:t>
+      </w:r>
+    </w:p>
+    <w:p>
+      <w:pPr>
+        <w:ind w:left="360"/>
+        <w:rPr>
+          <w:lang w:val="es-CO"/>
+        </w:rPr>
+      </w:pPr>
+      <w:r>
+        <w:rPr>
+          <w:lang w:val="es-CO"/>
+        </w:rPr>
+        <w:t>Cada usuario accede según su rol y permisos definidos.</w:t>
+      </w:r>
+    </w:p>
+    <w:p>
+      <w:pPr>
+        <w:rPr>
+          <w:lang w:val="es-CO"/>
+        </w:rPr>
+      </w:pPr>
+    </w:p>
+    <w:p>
+      <w:pPr>
+        <w:pStyle w:val="Prrafodelista"/>
+        <w:numPr>
+          <w:ilvl w:val="0"/>
+          <w:numId w:val="6"/>
+        </w:numPr>
+        <w:rPr>
+          <w:b/>
+          <w:lang w:val="es-CO"/>
+        </w:rPr>
+      </w:pPr>
+      <w:r>
+        <w:rPr>
+          <w:b/>
+          <w:lang w:val="es-CO"/>
+        </w:rPr>
+        <w:t>Navegador Web</w:t>
+      </w:r>
+    </w:p>
+    <w:p>
+      <w:pPr>
+        <w:rPr>
+          <w:lang w:val="es-CO"/>
+        </w:rPr>
+      </w:pPr>
+    </w:p>
+    <w:p>
+      <w:pPr>
+        <w:ind w:left="360"/>
+        <w:rPr>
+          <w:lang w:val="es-CO"/>
+        </w:rPr>
+      </w:pPr>
+      <w:r>
+        <w:rPr>
+          <w:lang w:val="es-CO"/>
+        </w:rPr>
+        <w:t>Envía solicitudes HTTP al servidor cuando el usuario realiza una acción (</w:t>
+      </w:r>
+      <w:proofErr w:type="spellStart"/>
+      <w:r>
+        <w:rPr>
+          <w:lang w:val="es-CO"/>
+        </w:rPr>
+        <w:t>login</w:t>
+      </w:r>
+      <w:proofErr w:type="spellEnd"/>
+      <w:r>
+        <w:rPr>
+          <w:lang w:val="es-CO"/>
+        </w:rPr>
+        <w:t>, registrar reporte, crear intervención, etc.).</w:t>
+      </w:r>
+    </w:p>
+    <w:p>
+      <w:pPr>
+        <w:rPr>
+          <w:lang w:val="es-CO"/>
+        </w:rPr>
+      </w:pPr>
+    </w:p>
+    <w:p>
+      <w:pPr>
+        <w:pStyle w:val="Prrafodelista"/>
+        <w:numPr>
+          <w:ilvl w:val="0"/>
+          <w:numId w:val="6"/>
+        </w:numPr>
+        <w:rPr>
+          <w:b/>
+          <w:lang w:val="es-CO"/>
+        </w:rPr>
+      </w:pPr>
+      <w:r>
+        <w:rPr>
+          <w:b/>
+          <w:lang w:val="es-CO"/>
+        </w:rPr>
+        <w:t>Servidor Web (Apache – XAMPP)</w:t>
+      </w:r>
+    </w:p>
+    <w:p>
+      <w:pPr>
+        <w:rPr>
+          <w:lang w:val="es-CO"/>
+        </w:rPr>
+      </w:pPr>
+    </w:p>
+    <w:p>
+      <w:pPr>
+        <w:ind w:firstLine="360"/>
+        <w:rPr>
+          <w:lang w:val="es-CO"/>
+        </w:rPr>
+      </w:pPr>
+      <w:r>
+        <w:rPr>
+          <w:lang w:val="es-CO"/>
+        </w:rPr>
+        <w:t>Recibe las solicitudes y ejecuta los scripts PHP.</w:t>
+      </w:r>
+    </w:p>
+    <w:p>
+      <w:pPr>
+        <w:rPr>
+          <w:lang w:val="es-CO"/>
+        </w:rPr>
+      </w:pPr>
+    </w:p>
+    <w:p>
+      <w:pPr>
+        <w:pStyle w:val="Prrafodelista"/>
+        <w:numPr>
+          <w:ilvl w:val="0"/>
+          <w:numId w:val="6"/>
+        </w:numPr>
+        <w:rPr>
+          <w:b/>
+          <w:lang w:val="es-CO"/>
+        </w:rPr>
+      </w:pPr>
+      <w:r>
+        <w:rPr>
+          <w:b/>
+          <w:lang w:val="es-CO"/>
+        </w:rPr>
+        <w:t>Controladores</w:t>
+      </w:r>
+    </w:p>
+    <w:p>
+      <w:pPr>
+        <w:rPr>
+          <w:lang w:val="es-CO"/>
+        </w:rPr>
+      </w:pPr>
+    </w:p>
+    <w:p>
+      <w:pPr>
+        <w:ind w:left="360"/>
+        <w:rPr>
+          <w:lang w:val="es-CO"/>
+        </w:rPr>
+      </w:pPr>
+      <w:r>
+        <w:rPr>
+          <w:lang w:val="es-CO"/>
+        </w:rPr>
+        <w:t>Gestionan la petición del usuario, validan datos y coordinan la comunicación entre el Modelo y la Vista.</w:t>
+      </w:r>
+    </w:p>
+    <w:p>
+      <w:pPr>
+        <w:rPr>
+          <w:lang w:val="es-CO"/>
+        </w:rPr>
+      </w:pPr>
+    </w:p>
+    <w:p>
+      <w:pPr>
+        <w:pStyle w:val="Prrafodelista"/>
+        <w:numPr>
+          <w:ilvl w:val="0"/>
+          <w:numId w:val="6"/>
+        </w:numPr>
+        <w:rPr>
+          <w:b/>
+          <w:lang w:val="es-CO"/>
+        </w:rPr>
+      </w:pPr>
+      <w:r>
+        <w:rPr>
+          <w:b/>
+          <w:lang w:val="es-CO"/>
+        </w:rPr>
+        <w:t>Modelos</w:t>
+      </w:r>
+    </w:p>
+    <w:p>
+      <w:pPr>
+        <w:rPr>
+          <w:lang w:val="es-CO"/>
+        </w:rPr>
+      </w:pPr>
+    </w:p>
+    <w:p>
+      <w:pPr>
+        <w:ind w:left="360"/>
+        <w:rPr>
+          <w:lang w:val="es-CO"/>
+        </w:rPr>
+      </w:pPr>
+      <w:r>
+        <w:rPr>
+          <w:lang w:val="es-CO"/>
+        </w:rPr>
+        <w:t xml:space="preserve">Contienen la lógica del negocio y se conectan a la base de datos </w:t>
+      </w:r>
+      <w:proofErr w:type="spellStart"/>
+      <w:r>
+        <w:rPr>
+          <w:lang w:val="es-CO"/>
+        </w:rPr>
+        <w:t>MySQL</w:t>
+      </w:r>
+      <w:proofErr w:type="spellEnd"/>
+      <w:r>
+        <w:rPr>
+          <w:lang w:val="es-CO"/>
+        </w:rPr>
+        <w:t xml:space="preserve"> para realizar operaciones CRUD.</w:t>
+      </w:r>
+    </w:p>
+    <w:p>
+      <w:pPr>
+        <w:ind w:left="360"/>
+        <w:rPr>
+          <w:lang w:val="es-CO"/>
+        </w:rPr>
+      </w:pPr>
+    </w:p>
+    <w:p>
+      <w:pPr>
+        <w:ind w:left="360"/>
+        <w:rPr>
+          <w:lang w:val="es-CO"/>
+        </w:rPr>
+      </w:pPr>
+    </w:p>
+    <w:p>
+      <w:pPr>
+        <w:ind w:left="360"/>
+        <w:rPr>
+          <w:lang w:val="es-CO"/>
+        </w:rPr>
+      </w:pPr>
+    </w:p>
+    <w:p>
+      <w:pPr>
+        <w:rPr>
+          <w:lang w:val="es-CO"/>
+        </w:rPr>
+      </w:pPr>
+    </w:p>
+    <w:p>
+      <w:pPr>
+        <w:pStyle w:val="Prrafodelista"/>
+        <w:numPr>
+          <w:ilvl w:val="0"/>
+          <w:numId w:val="6"/>
+        </w:numPr>
+        <w:rPr>
+          <w:b/>
+          <w:lang w:val="es-CO"/>
+        </w:rPr>
+      </w:pPr>
+      <w:r>
+        <w:rPr>
+          <w:b/>
           <w:lang w:val="es-CO"/>
         </w:rPr>
         <w:t>Base de Datos</w:t>
       </w:r>
-      <w:r>
-        <w:rPr>
-          <w:lang w:val="es-CO"/>
-        </w:rPr>
-        <w:t xml:space="preserve">: Se utiliza </w:t>
-      </w:r>
-      <w:proofErr w:type="spellStart"/>
-      <w:r>
-        <w:rPr>
-          <w:b/>
-          <w:bCs/>
-          <w:lang w:val="es-CO"/>
-        </w:rPr>
-        <w:t>PostgreSQL</w:t>
-      </w:r>
-      <w:proofErr w:type="spellEnd"/>
-      <w:r>
-        <w:rPr>
-          <w:lang w:val="es-CO"/>
-        </w:rPr>
-        <w:t xml:space="preserve"> como sistema de gestión de bases de datos relacionales, reconocido por su robustez y fiabilidad. La interacción con la base de datos se realiza mediante </w:t>
-      </w:r>
-      <w:r>
-        <w:rPr>
-          <w:b/>
-          <w:bCs/>
-          <w:lang w:val="es-CO"/>
-        </w:rPr>
-        <w:t>Prisma</w:t>
-      </w:r>
-      <w:r>
-        <w:rPr>
-          <w:lang w:val="es-CO"/>
-        </w:rPr>
-        <w:t>, un ORM (</w:t>
-      </w:r>
-      <w:proofErr w:type="spellStart"/>
-      <w:r>
-        <w:rPr>
-          <w:lang w:val="es-CO"/>
-        </w:rPr>
-        <w:t>Object-Relational</w:t>
-      </w:r>
-      <w:proofErr w:type="spellEnd"/>
-      <w:r>
-        <w:rPr>
-          <w:lang w:val="es-CO"/>
-        </w:rPr>
-        <w:t xml:space="preserve"> </w:t>
-      </w:r>
-      <w:proofErr w:type="spellStart"/>
-      <w:r>
-        <w:rPr>
-          <w:lang w:val="es-CO"/>
-        </w:rPr>
-        <w:t>Mapper</w:t>
-      </w:r>
-      <w:proofErr w:type="spellEnd"/>
-      <w:r>
-        <w:rPr>
-          <w:lang w:val="es-CO"/>
-        </w:rPr>
-        <w:t xml:space="preserve">) de próxima generación para Node.js y </w:t>
-      </w:r>
-      <w:proofErr w:type="spellStart"/>
-      <w:r>
-        <w:rPr>
-          <w:lang w:val="es-CO"/>
-        </w:rPr>
-        <w:t>TypeScript</w:t>
-      </w:r>
-      <w:proofErr w:type="spellEnd"/>
-      <w:r>
-        <w:rPr>
-          <w:lang w:val="es-CO"/>
-        </w:rPr>
-        <w:t xml:space="preserve">, que simplifica las operaciones de base de datos y proporciona un </w:t>
-      </w:r>
-      <w:proofErr w:type="spellStart"/>
-      <w:r>
-        <w:rPr>
-          <w:lang w:val="es-CO"/>
-        </w:rPr>
-        <w:t>tipado</w:t>
-      </w:r>
-      <w:proofErr w:type="spellEnd"/>
-      <w:r>
-        <w:rPr>
-          <w:lang w:val="es-CO"/>
-        </w:rPr>
-        <w:t xml:space="preserve"> seguro. </w:t>
-      </w:r>
-    </w:p>
-    <w:p>
-      <w:pPr>
-        <w:rPr>
-          <w:lang w:val="es-CO"/>
-        </w:rPr>
-      </w:pPr>
-    </w:p>
-    <w:p>
-      <w:pPr>
-        <w:rPr>
-          <w:lang w:val="es-CO"/>
-        </w:rPr>
-      </w:pPr>
-    </w:p>
-    <w:p>
-      <w:pPr>
-        <w:rPr>
-          <w:lang w:val="es-CO"/>
-        </w:rPr>
-      </w:pPr>
-      <w:r>
-        <w:rPr>
-          <w:b/>
-          <w:bCs/>
-          <w:lang w:val="es-CO"/>
-        </w:rPr>
-        <w:t>Autenticación:</w:t>
-      </w:r>
-      <w:r>
-        <w:rPr>
-          <w:lang w:val="es-CO"/>
-        </w:rPr>
-        <w:t xml:space="preserve"> La gestión de usuarios y sesiones se lleva a cabo mediante </w:t>
-      </w:r>
-      <w:r>
-        <w:rPr>
-          <w:b/>
-          <w:bCs/>
-          <w:lang w:val="es-CO"/>
-        </w:rPr>
-        <w:t xml:space="preserve">NextAuth.js v5, </w:t>
-      </w:r>
-      <w:r>
-        <w:rPr>
-          <w:lang w:val="es-CO"/>
-        </w:rPr>
-        <w:t xml:space="preserve">una solución completa y flexible que soporta múltiples proveedores de autenticación y un sistema de roles robusto para el control de acceso. </w:t>
-      </w:r>
-    </w:p>
-    <w:p>
-      <w:pPr>
-        <w:rPr>
-          <w:lang w:val="es-CO"/>
-        </w:rPr>
-      </w:pPr>
-    </w:p>
-    <w:p>
-      <w:pPr>
-        <w:rPr>
-          <w:lang w:val="es-CO"/>
-        </w:rPr>
-      </w:pPr>
-      <w:r>
-        <w:rPr>
-          <w:b/>
-          <w:bCs/>
-          <w:lang w:val="es-CO"/>
-        </w:rPr>
-        <w:t>Servicios Externos:</w:t>
-      </w:r>
-      <w:r>
-        <w:rPr>
-          <w:lang w:val="es-CO"/>
-        </w:rPr>
-        <w:t xml:space="preserve"> Para extender las funcionalidades de la aplicación y delegar tareas específicas, </w:t>
-      </w:r>
-      <w:proofErr w:type="spellStart"/>
-      <w:r>
-        <w:rPr>
-          <w:lang w:val="es-CO"/>
-        </w:rPr>
-        <w:t>NombreProyecto</w:t>
-      </w:r>
-      <w:proofErr w:type="spellEnd"/>
-      <w:r>
-        <w:rPr>
-          <w:lang w:val="es-CO"/>
-        </w:rPr>
-        <w:t xml:space="preserve"> se integra con varios servicios de terceros: </w:t>
-      </w:r>
-    </w:p>
-    <w:p>
-      <w:pPr>
-        <w:rPr>
-          <w:lang w:val="es-CO"/>
-        </w:rPr>
-      </w:pPr>
-    </w:p>
-    <w:p>
-      <w:pPr>
-        <w:rPr>
-          <w:lang w:val="es-CO"/>
-        </w:rPr>
-      </w:pPr>
-      <w:proofErr w:type="spellStart"/>
-      <w:r>
-        <w:rPr>
-          <w:b/>
-          <w:bCs/>
-          <w:lang w:val="es-CO"/>
-        </w:rPr>
-        <w:t>MercadoPago</w:t>
-      </w:r>
-      <w:proofErr w:type="spellEnd"/>
-      <w:r>
-        <w:rPr>
-          <w:b/>
-          <w:bCs/>
-          <w:lang w:val="es-CO"/>
-        </w:rPr>
-        <w:t>:</w:t>
-      </w:r>
-      <w:r>
-        <w:rPr>
-          <w:lang w:val="es-CO"/>
-        </w:rPr>
-        <w:t xml:space="preserve"> Es la pasarela de pagos seleccionada para procesar todas las transacciones monetarias dentro del Tienda, ofreciendo una integración segura y eficiente. </w:t>
-      </w:r>
-    </w:p>
-    <w:p>
-      <w:pPr>
-        <w:rPr>
-          <w:lang w:val="es-CO"/>
-        </w:rPr>
-      </w:pPr>
-      <w:proofErr w:type="spellStart"/>
-      <w:r>
-        <w:rPr>
-          <w:b/>
-          <w:bCs/>
-          <w:lang w:val="es-CO"/>
-        </w:rPr>
-        <w:t>UploadThing</w:t>
-      </w:r>
-      <w:proofErr w:type="spellEnd"/>
-      <w:r>
-        <w:rPr>
-          <w:b/>
-          <w:bCs/>
-          <w:lang w:val="es-CO"/>
-        </w:rPr>
-        <w:t>:</w:t>
-      </w:r>
-      <w:r>
-        <w:rPr>
-          <w:lang w:val="es-CO"/>
-        </w:rPr>
-        <w:t xml:space="preserve"> Utilizado para la gestión de la subida y el almacenamiento de archivos e imágenes, optimizando el manejo de contenido multimedia. </w:t>
-      </w:r>
-    </w:p>
-    <w:p>
-      <w:pPr>
-        <w:rPr>
-          <w:lang w:val="es-CO"/>
-        </w:rPr>
-      </w:pPr>
-    </w:p>
-    <w:p>
-      <w:pPr>
-        <w:rPr>
-          <w:lang w:val="es-CO"/>
-        </w:rPr>
-      </w:pPr>
-      <w:proofErr w:type="spellStart"/>
-      <w:r>
-        <w:rPr>
-          <w:b/>
-          <w:bCs/>
-          <w:lang w:val="es-CO"/>
-        </w:rPr>
-        <w:t>Resend</w:t>
-      </w:r>
-      <w:proofErr w:type="spellEnd"/>
-      <w:r>
-        <w:rPr>
-          <w:lang w:val="es-CO"/>
-        </w:rPr>
-        <w:t xml:space="preserve">: Empleado para el envío de correos electrónicos transaccionales, como confirmaciones de pedidos, notificaciones de cuenta y restablecimiento de contraseñas. </w:t>
-      </w:r>
-    </w:p>
-    <w:p>
-      <w:pPr>
-        <w:rPr>
-          <w:lang w:val="es-CO"/>
-        </w:rPr>
-      </w:pPr>
-    </w:p>
-    <w:p>
-      <w:pPr>
-        <w:rPr>
-          <w:lang w:val="es-CO"/>
-        </w:rPr>
-      </w:pPr>
-      <w:r>
-        <w:rPr>
-          <w:b/>
-          <w:bCs/>
-          <w:lang w:val="es-CO"/>
-        </w:rPr>
-        <w:lastRenderedPageBreak/>
-        <w:t>YouTube API:</w:t>
-      </w:r>
-      <w:r>
-        <w:rPr>
-          <w:lang w:val="es-CO"/>
-        </w:rPr>
-        <w:t xml:space="preserve"> Integrada para permitir la inclusión y reproducción de contenido de video directamente en la plataforma de cursos de e-</w:t>
-      </w:r>
-      <w:proofErr w:type="spellStart"/>
-      <w:r>
-        <w:rPr>
-          <w:lang w:val="es-CO"/>
-        </w:rPr>
-        <w:t>learning</w:t>
-      </w:r>
-      <w:proofErr w:type="spellEnd"/>
-      <w:r>
-        <w:rPr>
-          <w:lang w:val="es-CO"/>
-        </w:rPr>
-        <w:t>, enriqueciendo la experiencia educativa.</w:t>
-      </w:r>
-    </w:p>
-    <w:p>
-      <w:pPr>
-        <w:pStyle w:val="Ttulo2"/>
-        <w:rPr>
-          <w:lang w:val="es-CO"/>
-        </w:rPr>
-      </w:pPr>
-      <w:bookmarkStart w:id="20" w:name="_9fysxi4endy8" w:colFirst="0" w:colLast="0"/>
-      <w:bookmarkEnd w:id="20"/>
-      <w:r>
-        <w:rPr>
-          <w:lang w:val="es-CO"/>
-        </w:rPr>
-        <w:t xml:space="preserve">5.2. Diagrama de Arquitectura del Sistema </w:t>
-      </w:r>
-    </w:p>
-    <w:p>
-      <w:pPr>
-        <w:pStyle w:val="Ttulo2"/>
-        <w:rPr>
-          <w:lang w:val="es-CO"/>
-        </w:rPr>
-      </w:pPr>
-      <w:bookmarkStart w:id="21" w:name="_k0p9fkqfeew8" w:colFirst="0" w:colLast="0"/>
-      <w:bookmarkEnd w:id="21"/>
-      <w:r>
-        <w:rPr>
-          <w:lang w:val="es-CO"/>
-        </w:rPr>
-        <w:t xml:space="preserve">Diagrama de </w:t>
-      </w:r>
-      <w:proofErr w:type="spellStart"/>
-      <w:r>
-        <w:rPr>
-          <w:lang w:val="es-CO"/>
-        </w:rPr>
-        <w:t>Frontend</w:t>
-      </w:r>
-      <w:proofErr w:type="spellEnd"/>
+    </w:p>
+    <w:p>
+      <w:pPr>
+        <w:rPr>
+          <w:lang w:val="es-CO"/>
+        </w:rPr>
+      </w:pPr>
+    </w:p>
+    <w:p>
+      <w:pPr>
+        <w:ind w:firstLine="360"/>
+        <w:rPr>
+          <w:lang w:val="es-CO"/>
+        </w:rPr>
+      </w:pPr>
+      <w:r>
+        <w:rPr>
+          <w:lang w:val="es-CO"/>
+        </w:rPr>
+        <w:t>Almacena toda la información del sistema:</w:t>
+      </w:r>
+    </w:p>
+    <w:p>
+      <w:pPr>
+        <w:rPr>
+          <w:lang w:val="es-CO"/>
+        </w:rPr>
+      </w:pPr>
+    </w:p>
+    <w:p>
+      <w:pPr>
+        <w:pStyle w:val="Prrafodelista"/>
+        <w:numPr>
+          <w:ilvl w:val="0"/>
+          <w:numId w:val="8"/>
+        </w:numPr>
+        <w:rPr>
+          <w:lang w:val="es-CO"/>
+        </w:rPr>
+      </w:pPr>
+      <w:r>
+        <w:rPr>
+          <w:lang w:val="es-CO"/>
+        </w:rPr>
+        <w:t>Usuarios</w:t>
+      </w:r>
+    </w:p>
+    <w:p>
+      <w:pPr>
+        <w:pStyle w:val="Prrafodelista"/>
+        <w:numPr>
+          <w:ilvl w:val="0"/>
+          <w:numId w:val="8"/>
+        </w:numPr>
+        <w:rPr>
+          <w:lang w:val="es-CO"/>
+        </w:rPr>
+      </w:pPr>
+      <w:r>
+        <w:rPr>
+          <w:lang w:val="es-CO"/>
+        </w:rPr>
+        <w:t>Programas</w:t>
+      </w:r>
+    </w:p>
+    <w:p>
+      <w:pPr>
+        <w:pStyle w:val="Prrafodelista"/>
+        <w:numPr>
+          <w:ilvl w:val="0"/>
+          <w:numId w:val="8"/>
+        </w:numPr>
+        <w:rPr>
+          <w:lang w:val="es-CO"/>
+        </w:rPr>
+      </w:pPr>
+      <w:r>
+        <w:rPr>
+          <w:lang w:val="es-CO"/>
+        </w:rPr>
+        <w:t>Grupos</w:t>
+      </w:r>
+    </w:p>
+    <w:p>
+      <w:pPr>
+        <w:pStyle w:val="Prrafodelista"/>
+        <w:numPr>
+          <w:ilvl w:val="0"/>
+          <w:numId w:val="8"/>
+        </w:numPr>
+        <w:rPr>
+          <w:lang w:val="es-CO"/>
+        </w:rPr>
+      </w:pPr>
+      <w:r>
+        <w:rPr>
+          <w:lang w:val="es-CO"/>
+        </w:rPr>
+        <w:t>Aprendices</w:t>
+      </w:r>
+    </w:p>
+    <w:p>
+      <w:pPr>
+        <w:pStyle w:val="Prrafodelista"/>
+        <w:numPr>
+          <w:ilvl w:val="0"/>
+          <w:numId w:val="8"/>
+        </w:numPr>
+        <w:rPr>
+          <w:lang w:val="es-CO"/>
+        </w:rPr>
+      </w:pPr>
+      <w:r>
+        <w:rPr>
+          <w:lang w:val="es-CO"/>
+        </w:rPr>
+        <w:t>Reportes</w:t>
+      </w:r>
+    </w:p>
+    <w:p>
+      <w:pPr>
+        <w:pStyle w:val="Prrafodelista"/>
+        <w:numPr>
+          <w:ilvl w:val="0"/>
+          <w:numId w:val="8"/>
+        </w:numPr>
+        <w:rPr>
+          <w:lang w:val="es-CO"/>
+        </w:rPr>
+      </w:pPr>
+      <w:r>
+        <w:rPr>
+          <w:lang w:val="es-CO"/>
+        </w:rPr>
+        <w:t>Intervenciones</w:t>
+      </w:r>
+    </w:p>
+    <w:p>
+      <w:pPr>
+        <w:pStyle w:val="Prrafodelista"/>
+        <w:numPr>
+          <w:ilvl w:val="0"/>
+          <w:numId w:val="8"/>
+        </w:numPr>
+        <w:rPr>
+          <w:lang w:val="es-CO"/>
+        </w:rPr>
+      </w:pPr>
+      <w:r>
+        <w:rPr>
+          <w:lang w:val="es-CO"/>
+        </w:rPr>
+        <w:t>Categorías y causas</w:t>
+      </w:r>
+    </w:p>
+    <w:p>
+      <w:pPr>
+        <w:rPr>
+          <w:b/>
+          <w:lang w:val="es-CO"/>
+        </w:rPr>
+      </w:pPr>
+    </w:p>
+    <w:p>
+      <w:pPr>
+        <w:pStyle w:val="Prrafodelista"/>
+        <w:numPr>
+          <w:ilvl w:val="0"/>
+          <w:numId w:val="6"/>
+        </w:numPr>
+        <w:rPr>
+          <w:b/>
+          <w:lang w:val="es-CO"/>
+        </w:rPr>
+      </w:pPr>
+      <w:r>
+        <w:rPr>
+          <w:b/>
+          <w:lang w:val="es-CO"/>
+        </w:rPr>
+        <w:t>Vistas</w:t>
+      </w:r>
+    </w:p>
+    <w:p>
+      <w:pPr>
+        <w:rPr>
+          <w:lang w:val="es-CO"/>
+        </w:rPr>
+      </w:pPr>
+    </w:p>
+    <w:p>
+      <w:pPr>
+        <w:ind w:firstLine="360"/>
+        <w:rPr>
+          <w:lang w:val="es-CO"/>
+        </w:rPr>
+      </w:pPr>
+      <w:r>
+        <w:rPr>
+          <w:lang w:val="es-CO"/>
+        </w:rPr>
+        <w:t>Devuelven la información procesada al navegador en forma de interfaz gráfica.</w:t>
+      </w:r>
+    </w:p>
+    <w:p>
+      <w:pPr>
+        <w:rPr>
+          <w:lang w:val="es-CO"/>
+        </w:rPr>
+      </w:pPr>
+    </w:p>
+    <w:p>
+      <w:pPr>
+        <w:rPr>
+          <w:lang w:val="es-CO"/>
+        </w:rPr>
+      </w:pPr>
     </w:p>
     <w:p>
       <w:pPr>
@@ -4771,72 +5096,34 @@
         <w:rPr>
           <w:rFonts w:ascii="Noto Sans" w:eastAsia="Noto Sans" w:hAnsi="Noto Sans" w:cs="Noto Sans"/>
           <w:color w:val="333333"/>
-        </w:rPr>
-      </w:pPr>
-      <w:r>
-        <w:rPr>
-          <w:rFonts w:ascii="Noto Sans" w:eastAsia="Noto Sans" w:hAnsi="Noto Sans" w:cs="Noto Sans"/>
-          <w:noProof/>
-          <w:color w:val="333333"/>
-        </w:rPr>
-        <w:drawing>
-          <wp:inline distT="114300" distB="114300" distL="114300" distR="114300">
-            <wp:extent cx="6159910" cy="2806700"/>
-            <wp:effectExtent l="0" t="0" r="0" b="0"/>
-            <wp:docPr id="1" name="image3.png"/>
-            <wp:cNvGraphicFramePr/>
-            <a:graphic xmlns:a="http://schemas.openxmlformats.org/drawingml/2006/main">
-              <a:graphicData uri="http://schemas.openxmlformats.org/drawingml/2006/picture">
-                <pic:pic xmlns:pic="http://schemas.openxmlformats.org/drawingml/2006/picture">
-                  <pic:nvPicPr>
-                    <pic:cNvPr id="0" name="image3.png"/>
-                    <pic:cNvPicPr preferRelativeResize="0"/>
-                  </pic:nvPicPr>
-                  <pic:blipFill>
-                    <a:blip r:embed="rId10"/>
-                    <a:srcRect/>
-                    <a:stretch>
-                      <a:fillRect/>
-                    </a:stretch>
-                  </pic:blipFill>
-                  <pic:spPr>
-                    <a:xfrm>
-                      <a:off x="0" y="0"/>
-                      <a:ext cx="6159910" cy="2806700"/>
-                    </a:xfrm>
-                    <a:prstGeom prst="rect">
-                      <a:avLst/>
-                    </a:prstGeom>
-                    <a:ln/>
-                  </pic:spPr>
-                </pic:pic>
-              </a:graphicData>
-            </a:graphic>
-          </wp:inline>
-        </w:drawing>
-      </w:r>
-    </w:p>
-    <w:p>
-      <w:pPr>
-        <w:pStyle w:val="Ttulo2"/>
-      </w:pPr>
-      <w:bookmarkStart w:id="22" w:name="_ar9j33b82web" w:colFirst="0" w:colLast="0"/>
-      <w:bookmarkEnd w:id="22"/>
+          <w:lang w:val="es-CO"/>
+        </w:rPr>
+      </w:pPr>
     </w:p>
     <w:p>
       <w:pPr>
         <w:pStyle w:val="Ttulo2"/>
         <w:ind w:left="0"/>
-      </w:pPr>
+        <w:rPr>
+          <w:lang w:val="es-CO"/>
+        </w:rPr>
+      </w:pPr>
+      <w:bookmarkStart w:id="22" w:name="_ar9j33b82web" w:colFirst="0" w:colLast="0"/>
       <w:bookmarkStart w:id="23" w:name="_3s82641gmchl" w:colFirst="0" w:colLast="0"/>
+      <w:bookmarkEnd w:id="22"/>
       <w:bookmarkEnd w:id="23"/>
-      <w:proofErr w:type="spellStart"/>
-      <w:r>
-        <w:t>Diagrama</w:t>
-      </w:r>
-      <w:proofErr w:type="spellEnd"/>
-      <w:r>
-        <w:t xml:space="preserve"> de backend</w:t>
+      <w:r>
+        <w:rPr>
+          <w:lang w:val="es-CO"/>
+        </w:rPr>
+        <w:lastRenderedPageBreak/>
+        <w:t xml:space="preserve">Diagrama de </w:t>
+      </w:r>
+      <w:r>
+        <w:rPr>
+          <w:lang w:val="es-CO"/>
+        </w:rPr>
+        <w:t>Arquitectura Más Detallado (Por Capas)</w:t>
       </w:r>
     </w:p>
     <w:p>
@@ -4851,43 +5138,57 @@
         </w:pBdr>
         <w:spacing w:before="339" w:line="315" w:lineRule="auto"/>
         <w:ind w:left="5" w:right="-14" w:firstLine="4"/>
-        <w:jc w:val="both"/>
-      </w:pPr>
-      <w:r>
-        <w:rPr>
-          <w:rFonts w:ascii="Noto Sans" w:eastAsia="Noto Sans" w:hAnsi="Noto Sans" w:cs="Noto Sans"/>
+        <w:jc w:val="center"/>
+        <w:rPr>
+          <w:lang w:val="es-CO"/>
+        </w:rPr>
+      </w:pPr>
+      <w:r>
+        <w:rPr>
           <w:noProof/>
-          <w:color w:val="333333"/>
         </w:rPr>
         <w:drawing>
-          <wp:inline distT="114300" distB="114300" distL="114300" distR="114300">
-            <wp:extent cx="6338888" cy="4019550"/>
-            <wp:effectExtent l="0" t="0" r="0" b="0"/>
-            <wp:docPr id="2" name="image4.png"/>
-            <wp:cNvGraphicFramePr/>
+          <wp:inline distT="0" distB="0" distL="0" distR="0">
+            <wp:extent cx="5095875" cy="6494132"/>
+            <wp:effectExtent l="0" t="0" r="0" b="2540"/>
+            <wp:docPr id="9" name="Imagen 9" descr="C:\Users\user\Downloads\mermaid-diagram-2026-03-04-204628.png"/>
+            <wp:cNvGraphicFramePr>
+              <a:graphicFrameLocks xmlns:a="http://schemas.openxmlformats.org/drawingml/2006/main" noChangeAspect="1"/>
+            </wp:cNvGraphicFramePr>
             <a:graphic xmlns:a="http://schemas.openxmlformats.org/drawingml/2006/main">
               <a:graphicData uri="http://schemas.openxmlformats.org/drawingml/2006/picture">
                 <pic:pic xmlns:pic="http://schemas.openxmlformats.org/drawingml/2006/picture">
                   <pic:nvPicPr>
-                    <pic:cNvPr id="0" name="image4.png"/>
-                    <pic:cNvPicPr preferRelativeResize="0"/>
+                    <pic:cNvPr id="0" name="Picture 3" descr="C:\Users\user\Downloads\mermaid-diagram-2026-03-04-204628.png"/>
+                    <pic:cNvPicPr>
+                      <a:picLocks noChangeAspect="1" noChangeArrowheads="1"/>
+                    </pic:cNvPicPr>
                   </pic:nvPicPr>
                   <pic:blipFill>
-                    <a:blip r:embed="rId11"/>
+                    <a:blip r:embed="rId10">
+                      <a:extLst>
+                        <a:ext uri="{28A0092B-C50C-407E-A947-70E740481C1C}">
+                          <a14:useLocalDpi xmlns:a14="http://schemas.microsoft.com/office/drawing/2010/main" val="0"/>
+                        </a:ext>
+                      </a:extLst>
+                    </a:blip>
                     <a:srcRect/>
                     <a:stretch>
                       <a:fillRect/>
                     </a:stretch>
                   </pic:blipFill>
-                  <pic:spPr>
+                  <pic:spPr bwMode="auto">
                     <a:xfrm>
                       <a:off x="0" y="0"/>
-                      <a:ext cx="6338888" cy="4019550"/>
+                      <a:ext cx="5105664" cy="6506607"/>
                     </a:xfrm>
                     <a:prstGeom prst="rect">
                       <a:avLst/>
                     </a:prstGeom>
-                    <a:ln/>
+                    <a:noFill/>
+                    <a:ln>
+                      <a:noFill/>
+                    </a:ln>
                   </pic:spPr>
                 </pic:pic>
               </a:graphicData>
@@ -4898,10 +5199,36 @@
     </w:p>
     <w:p>
       <w:pPr>
+        <w:widowControl w:val="0"/>
+        <w:pBdr>
+          <w:top w:val="nil"/>
+          <w:left w:val="nil"/>
+          <w:bottom w:val="nil"/>
+          <w:right w:val="nil"/>
+          <w:between w:val="nil"/>
+        </w:pBdr>
+        <w:spacing w:before="339" w:line="315" w:lineRule="auto"/>
+        <w:ind w:left="5" w:right="-14" w:firstLine="4"/>
+        <w:rPr>
+          <w:lang w:val="es-CO"/>
+        </w:rPr>
+      </w:pPr>
+      <w:r>
+        <w:rPr>
+          <w:lang w:val="es-CO"/>
+        </w:rPr>
+        <w:t>Mejora la escalabilidad, mantenimiento y seguridad.</w:t>
+      </w:r>
+    </w:p>
+    <w:p>
+      <w:pPr>
         <w:pStyle w:val="Ttulo1"/>
         <w:widowControl w:val="0"/>
         <w:spacing w:before="587"/>
         <w:ind w:left="9"/>
+        <w:rPr>
+          <w:lang w:val="es-CO"/>
+        </w:rPr>
       </w:pPr>
       <w:bookmarkStart w:id="24" w:name="_9alqlnjyqpm" w:colFirst="0" w:colLast="0"/>
       <w:bookmarkEnd w:id="24"/>
@@ -5212,632 +5539,632 @@
         <w:rPr>
           <w:lang w:val="es-CO"/>
         </w:rPr>
+        <w:t xml:space="preserve">│   └── </w:t>
+      </w:r>
+      <w:proofErr w:type="spellStart"/>
+      <w:r>
+        <w:rPr>
+          <w:lang w:val="es-CO"/>
+        </w:rPr>
+        <w:t>migrations</w:t>
+      </w:r>
+      <w:proofErr w:type="spellEnd"/>
+      <w:r>
+        <w:rPr>
+          <w:lang w:val="es-CO"/>
+        </w:rPr>
+        <w:t>/                     # Migraciones de la base de datos</w:t>
+      </w:r>
+    </w:p>
+    <w:p>
+      <w:r>
+        <w:t xml:space="preserve">├── </w:t>
+      </w:r>
+      <w:proofErr w:type="spellStart"/>
+      <w:r>
+        <w:t>src</w:t>
+      </w:r>
+      <w:proofErr w:type="spellEnd"/>
+      <w:r>
+        <w:t>/</w:t>
+      </w:r>
+    </w:p>
+    <w:p>
+      <w:r>
+        <w:t>│   ├── app/                            # App Router de Next.js</w:t>
+      </w:r>
+    </w:p>
+    <w:p>
+      <w:pPr>
+        <w:rPr>
+          <w:lang w:val="es-CO"/>
+        </w:rPr>
+      </w:pPr>
+      <w:r>
+        <w:rPr>
+          <w:lang w:val="es-CO"/>
+        </w:rPr>
+        <w:t xml:space="preserve">│   │   ├── </w:t>
+      </w:r>
+      <w:proofErr w:type="spellStart"/>
+      <w:r>
+        <w:rPr>
+          <w:lang w:val="es-CO"/>
+        </w:rPr>
+        <w:t>layout.tsx</w:t>
+      </w:r>
+      <w:proofErr w:type="spellEnd"/>
+      <w:r>
+        <w:rPr>
+          <w:lang w:val="es-CO"/>
+        </w:rPr>
+        <w:t xml:space="preserve">                  # </w:t>
+      </w:r>
+      <w:proofErr w:type="spellStart"/>
+      <w:r>
+        <w:rPr>
+          <w:lang w:val="es-CO"/>
+        </w:rPr>
+        <w:t>Layout</w:t>
+      </w:r>
+      <w:proofErr w:type="spellEnd"/>
+      <w:r>
+        <w:rPr>
+          <w:lang w:val="es-CO"/>
+        </w:rPr>
+        <w:t xml:space="preserve"> principal</w:t>
+      </w:r>
+    </w:p>
+    <w:p>
+      <w:pPr>
+        <w:rPr>
+          <w:lang w:val="es-CO"/>
+        </w:rPr>
+      </w:pPr>
+      <w:r>
+        <w:rPr>
+          <w:lang w:val="es-CO"/>
+        </w:rPr>
+        <w:t xml:space="preserve">│   │   ├── </w:t>
+      </w:r>
+      <w:proofErr w:type="spellStart"/>
+      <w:r>
+        <w:rPr>
+          <w:lang w:val="es-CO"/>
+        </w:rPr>
+        <w:t>page.tsx</w:t>
+      </w:r>
+      <w:proofErr w:type="spellEnd"/>
+      <w:r>
+        <w:rPr>
+          <w:lang w:val="es-CO"/>
+        </w:rPr>
+        <w:t xml:space="preserve">                    # Página de inicio</w:t>
+      </w:r>
+    </w:p>
+    <w:p>
+      <w:pPr>
+        <w:rPr>
+          <w:lang w:val="es-CO"/>
+        </w:rPr>
+      </w:pPr>
+      <w:r>
+        <w:rPr>
+          <w:lang w:val="es-CO"/>
+        </w:rPr>
+        <w:t>│   │   ├── globals.css                 # Estilos globales</w:t>
+      </w:r>
+    </w:p>
+    <w:p>
+      <w:pPr>
+        <w:rPr>
+          <w:lang w:val="es-CO"/>
+        </w:rPr>
+      </w:pPr>
+      <w:r>
+        <w:rPr>
+          <w:lang w:val="es-CO"/>
+        </w:rPr>
+        <w:t>│   │   │</w:t>
+      </w:r>
+    </w:p>
+    <w:p>
+      <w:pPr>
+        <w:rPr>
+          <w:lang w:val="es-CO"/>
+        </w:rPr>
+      </w:pPr>
+      <w:r>
+        <w:rPr>
+          <w:lang w:val="es-CO"/>
+        </w:rPr>
+        <w:t>│   │   ├── (home)/                     # Páginas públicas principales</w:t>
+      </w:r>
+    </w:p>
+    <w:p>
+      <w:pPr>
+        <w:rPr>
+          <w:lang w:val="es-CO"/>
+        </w:rPr>
+      </w:pPr>
+      <w:r>
+        <w:rPr>
+          <w:lang w:val="es-CO"/>
+        </w:rPr>
+        <w:t xml:space="preserve">│   │   │   ├── </w:t>
+      </w:r>
+      <w:proofErr w:type="spellStart"/>
+      <w:r>
+        <w:rPr>
+          <w:lang w:val="es-CO"/>
+        </w:rPr>
+        <w:t>page.tsx</w:t>
+      </w:r>
+      <w:proofErr w:type="spellEnd"/>
+      <w:r>
+        <w:rPr>
+          <w:lang w:val="es-CO"/>
+        </w:rPr>
+        <w:t xml:space="preserve">                # Página de inicio</w:t>
+      </w:r>
+    </w:p>
+    <w:p>
+      <w:pPr>
+        <w:rPr>
+          <w:lang w:val="es-CO"/>
+        </w:rPr>
+      </w:pPr>
+      <w:r>
+        <w:rPr>
+          <w:lang w:val="es-CO"/>
+        </w:rPr>
+        <w:t xml:space="preserve">│   │   │   ├── </w:t>
+      </w:r>
+      <w:proofErr w:type="spellStart"/>
+      <w:r>
+        <w:rPr>
+          <w:lang w:val="es-CO"/>
+        </w:rPr>
+        <w:t>about</w:t>
+      </w:r>
+      <w:proofErr w:type="spellEnd"/>
+      <w:r>
+        <w:rPr>
+          <w:lang w:val="es-CO"/>
+        </w:rPr>
+        <w:t>/</w:t>
+      </w:r>
+    </w:p>
+    <w:p>
+      <w:pPr>
+        <w:rPr>
+          <w:lang w:val="es-CO"/>
+        </w:rPr>
+      </w:pPr>
+      <w:r>
+        <w:rPr>
+          <w:lang w:val="es-CO"/>
+        </w:rPr>
+        <w:t xml:space="preserve">│   │   │   │   └── </w:t>
+      </w:r>
+      <w:proofErr w:type="spellStart"/>
+      <w:r>
+        <w:rPr>
+          <w:lang w:val="es-CO"/>
+        </w:rPr>
+        <w:t>page.tsx</w:t>
+      </w:r>
+      <w:proofErr w:type="spellEnd"/>
+    </w:p>
+    <w:p>
+      <w:pPr>
+        <w:rPr>
+          <w:lang w:val="es-CO"/>
+        </w:rPr>
+      </w:pPr>
+      <w:r>
+        <w:rPr>
+          <w:lang w:val="es-CO"/>
+        </w:rPr>
+        <w:t xml:space="preserve">│   │   │   └── </w:t>
+      </w:r>
+      <w:proofErr w:type="spellStart"/>
+      <w:r>
+        <w:rPr>
+          <w:lang w:val="es-CO"/>
+        </w:rPr>
+        <w:t>contact</w:t>
+      </w:r>
+      <w:proofErr w:type="spellEnd"/>
+      <w:r>
+        <w:rPr>
+          <w:lang w:val="es-CO"/>
+        </w:rPr>
+        <w:t>/</w:t>
+      </w:r>
+    </w:p>
+    <w:p>
+      <w:pPr>
+        <w:rPr>
+          <w:lang w:val="es-CO"/>
+        </w:rPr>
+      </w:pPr>
+      <w:r>
+        <w:rPr>
+          <w:lang w:val="es-CO"/>
+        </w:rPr>
+        <w:t xml:space="preserve">│   │   │       └── </w:t>
+      </w:r>
+      <w:proofErr w:type="spellStart"/>
+      <w:r>
+        <w:rPr>
+          <w:lang w:val="es-CO"/>
+        </w:rPr>
+        <w:t>page.tsx</w:t>
+      </w:r>
+      <w:proofErr w:type="spellEnd"/>
+    </w:p>
+    <w:p>
+      <w:pPr>
+        <w:rPr>
+          <w:lang w:val="es-CO"/>
+        </w:rPr>
+      </w:pPr>
+      <w:r>
+        <w:rPr>
+          <w:lang w:val="es-CO"/>
+        </w:rPr>
+        <w:t>│   │   │</w:t>
+      </w:r>
+    </w:p>
+    <w:p>
+      <w:pPr>
+        <w:rPr>
+          <w:lang w:val="es-CO"/>
+        </w:rPr>
+      </w:pPr>
+      <w:r>
+        <w:rPr>
+          <w:lang w:val="es-CO"/>
+        </w:rPr>
+        <w:t xml:space="preserve">│   │   ├── </w:t>
+      </w:r>
+      <w:proofErr w:type="spellStart"/>
+      <w:r>
+        <w:rPr>
+          <w:lang w:val="es-CO"/>
+        </w:rPr>
+        <w:t>products</w:t>
+      </w:r>
+      <w:proofErr w:type="spellEnd"/>
+      <w:r>
+        <w:rPr>
+          <w:lang w:val="es-CO"/>
+        </w:rPr>
+        <w:t>/                   # Catálogo de productos</w:t>
+      </w:r>
+    </w:p>
+    <w:p>
+      <w:pPr>
+        <w:rPr>
+          <w:lang w:val="es-CO"/>
+        </w:rPr>
+      </w:pPr>
+      <w:r>
+        <w:rPr>
+          <w:lang w:val="es-CO"/>
+        </w:rPr>
+        <w:t xml:space="preserve">│   │   │   ├── </w:t>
+      </w:r>
+      <w:proofErr w:type="spellStart"/>
+      <w:r>
+        <w:rPr>
+          <w:lang w:val="es-CO"/>
+        </w:rPr>
+        <w:t>page.tsx</w:t>
+      </w:r>
+      <w:proofErr w:type="spellEnd"/>
+    </w:p>
+    <w:p>
+      <w:pPr>
+        <w:rPr>
+          <w:lang w:val="es-CO"/>
+        </w:rPr>
+      </w:pPr>
+      <w:r>
+        <w:rPr>
+          <w:lang w:val="es-CO"/>
+        </w:rPr>
+        <w:t>│   │   │   ├── [id]/</w:t>
+      </w:r>
+      <w:proofErr w:type="spellStart"/>
+      <w:r>
+        <w:rPr>
+          <w:lang w:val="es-CO"/>
+        </w:rPr>
+        <w:t>page.tsx</w:t>
+      </w:r>
+      <w:proofErr w:type="spellEnd"/>
+    </w:p>
+    <w:p>
+      <w:pPr>
+        <w:rPr>
+          <w:lang w:val="es-CO"/>
+        </w:rPr>
+      </w:pPr>
+      <w:r>
+        <w:rPr>
+          <w:lang w:val="es-CO"/>
+        </w:rPr>
+        <w:t xml:space="preserve">│   │   │   └── </w:t>
+      </w:r>
+      <w:proofErr w:type="spellStart"/>
+      <w:r>
+        <w:rPr>
+          <w:lang w:val="es-CO"/>
+        </w:rPr>
+        <w:t>components</w:t>
+      </w:r>
+      <w:proofErr w:type="spellEnd"/>
+      <w:r>
+        <w:rPr>
+          <w:lang w:val="es-CO"/>
+        </w:rPr>
+        <w:t>/</w:t>
+      </w:r>
+    </w:p>
+    <w:p>
+      <w:pPr>
+        <w:rPr>
+          <w:lang w:val="es-CO"/>
+        </w:rPr>
+      </w:pPr>
+      <w:r>
+        <w:rPr>
+          <w:lang w:val="es-CO"/>
+        </w:rPr>
+        <w:t xml:space="preserve">│   │   │       ├── </w:t>
+      </w:r>
+      <w:proofErr w:type="spellStart"/>
+      <w:r>
+        <w:rPr>
+          <w:lang w:val="es-CO"/>
+        </w:rPr>
+        <w:t>ProductGrid.tsx</w:t>
+      </w:r>
+      <w:proofErr w:type="spellEnd"/>
+    </w:p>
+    <w:p>
+      <w:pPr>
+        <w:rPr>
+          <w:lang w:val="es-CO"/>
+        </w:rPr>
+      </w:pPr>
+      <w:r>
+        <w:rPr>
+          <w:lang w:val="es-CO"/>
+        </w:rPr>
+        <w:t xml:space="preserve">│   │   │       └── </w:t>
+      </w:r>
+      <w:proofErr w:type="spellStart"/>
+      <w:r>
+        <w:rPr>
+          <w:lang w:val="es-CO"/>
+        </w:rPr>
+        <w:t>ProductCard.tsx</w:t>
+      </w:r>
+      <w:proofErr w:type="spellEnd"/>
+    </w:p>
+    <w:p>
+      <w:pPr>
+        <w:rPr>
+          <w:lang w:val="es-CO"/>
+        </w:rPr>
+      </w:pPr>
+      <w:r>
+        <w:rPr>
+          <w:lang w:val="es-CO"/>
+        </w:rPr>
+        <w:t>│   │   │</w:t>
+      </w:r>
+    </w:p>
+    <w:p>
+      <w:pPr>
+        <w:rPr>
+          <w:lang w:val="es-CO"/>
+        </w:rPr>
+      </w:pPr>
+      <w:r>
+        <w:rPr>
+          <w:lang w:val="es-CO"/>
+        </w:rPr>
+        <w:t>│   │   └── user/                       # Panel de usuario</w:t>
+      </w:r>
+    </w:p>
+    <w:p>
+      <w:pPr>
+        <w:rPr>
+          <w:lang w:val="es-CO"/>
+        </w:rPr>
+      </w:pPr>
+      <w:r>
+        <w:rPr>
+          <w:lang w:val="es-CO"/>
+        </w:rPr>
+        <w:t xml:space="preserve">│   │       ├── </w:t>
+      </w:r>
+      <w:proofErr w:type="spellStart"/>
+      <w:r>
+        <w:rPr>
+          <w:lang w:val="es-CO"/>
+        </w:rPr>
+        <w:t>page.tsx</w:t>
+      </w:r>
+      <w:proofErr w:type="spellEnd"/>
+      <w:r>
+        <w:rPr>
+          <w:lang w:val="es-CO"/>
+        </w:rPr>
+        <w:t xml:space="preserve">                # </w:t>
+      </w:r>
+      <w:proofErr w:type="spellStart"/>
+      <w:r>
+        <w:rPr>
+          <w:lang w:val="es-CO"/>
+        </w:rPr>
+        <w:t>Dashboard</w:t>
+      </w:r>
+      <w:proofErr w:type="spellEnd"/>
+      <w:r>
+        <w:rPr>
+          <w:lang w:val="es-CO"/>
+        </w:rPr>
+        <w:t xml:space="preserve"> del usuario</w:t>
+      </w:r>
+    </w:p>
+    <w:p>
+      <w:pPr>
+        <w:rPr>
+          <w:lang w:val="es-CO"/>
+        </w:rPr>
+      </w:pPr>
+      <w:r>
+        <w:rPr>
+          <w:lang w:val="es-CO"/>
+        </w:rPr>
+        <w:t xml:space="preserve">│   │       ├── </w:t>
+      </w:r>
+      <w:proofErr w:type="spellStart"/>
+      <w:r>
+        <w:rPr>
+          <w:lang w:val="es-CO"/>
+        </w:rPr>
+        <w:t>profile</w:t>
+      </w:r>
+      <w:proofErr w:type="spellEnd"/>
+      <w:r>
+        <w:rPr>
+          <w:lang w:val="es-CO"/>
+        </w:rPr>
+        <w:t>/</w:t>
+      </w:r>
+      <w:proofErr w:type="spellStart"/>
+      <w:r>
+        <w:rPr>
+          <w:lang w:val="es-CO"/>
+        </w:rPr>
+        <w:t>page.tsx</w:t>
+      </w:r>
+      <w:proofErr w:type="spellEnd"/>
+    </w:p>
+    <w:p>
+      <w:pPr>
+        <w:rPr>
+          <w:lang w:val="es-CO"/>
+        </w:rPr>
+      </w:pPr>
+      <w:r>
+        <w:rPr>
+          <w:lang w:val="es-CO"/>
+        </w:rPr>
+        <w:t xml:space="preserve">│   │       ├── </w:t>
+      </w:r>
+      <w:proofErr w:type="spellStart"/>
+      <w:r>
+        <w:rPr>
+          <w:lang w:val="es-CO"/>
+        </w:rPr>
+        <w:t>orders</w:t>
+      </w:r>
+      <w:proofErr w:type="spellEnd"/>
+      <w:r>
+        <w:rPr>
+          <w:lang w:val="es-CO"/>
+        </w:rPr>
+        <w:t>/</w:t>
+      </w:r>
+      <w:proofErr w:type="spellStart"/>
+      <w:r>
+        <w:rPr>
+          <w:lang w:val="es-CO"/>
+        </w:rPr>
+        <w:t>page.tsx</w:t>
+      </w:r>
+      <w:proofErr w:type="spellEnd"/>
+    </w:p>
+    <w:p>
+      <w:pPr>
+        <w:rPr>
+          <w:lang w:val="es-CO"/>
+        </w:rPr>
+      </w:pPr>
+      <w:r>
+        <w:rPr>
+          <w:lang w:val="es-CO"/>
+        </w:rPr>
+        <w:t xml:space="preserve">│   │       ├── </w:t>
+      </w:r>
+      <w:proofErr w:type="spellStart"/>
+      <w:r>
+        <w:rPr>
+          <w:lang w:val="es-CO"/>
+        </w:rPr>
+        <w:t>courses</w:t>
+      </w:r>
+      <w:proofErr w:type="spellEnd"/>
+      <w:r>
+        <w:rPr>
+          <w:lang w:val="es-CO"/>
+        </w:rPr>
+        <w:t>/</w:t>
+      </w:r>
+      <w:proofErr w:type="spellStart"/>
+      <w:r>
+        <w:rPr>
+          <w:lang w:val="es-CO"/>
+        </w:rPr>
+        <w:t>page.tsx</w:t>
+      </w:r>
+      <w:proofErr w:type="spellEnd"/>
+    </w:p>
+    <w:p>
+      <w:pPr>
+        <w:rPr>
+          <w:lang w:val="es-CO"/>
+        </w:rPr>
+      </w:pPr>
+      <w:r>
+        <w:rPr>
+          <w:lang w:val="es-CO"/>
+        </w:rPr>
+        <w:t xml:space="preserve">│   │       └── </w:t>
+      </w:r>
+      <w:proofErr w:type="spellStart"/>
+      <w:r>
+        <w:rPr>
+          <w:lang w:val="es-CO"/>
+        </w:rPr>
+        <w:t>components</w:t>
+      </w:r>
+      <w:proofErr w:type="spellEnd"/>
+      <w:r>
+        <w:rPr>
+          <w:lang w:val="es-CO"/>
+        </w:rPr>
+        <w:t>/</w:t>
+      </w:r>
+    </w:p>
+    <w:p>
+      <w:pPr>
+        <w:rPr>
+          <w:lang w:val="es-CO"/>
+        </w:rPr>
+      </w:pPr>
+      <w:r>
+        <w:rPr>
+          <w:lang w:val="es-CO"/>
+        </w:rPr>
         <w:lastRenderedPageBreak/>
-        <w:t xml:space="preserve">│   └── </w:t>
-      </w:r>
-      <w:proofErr w:type="spellStart"/>
-      <w:r>
-        <w:rPr>
-          <w:lang w:val="es-CO"/>
-        </w:rPr>
-        <w:t>migrations</w:t>
-      </w:r>
-      <w:proofErr w:type="spellEnd"/>
-      <w:r>
-        <w:rPr>
-          <w:lang w:val="es-CO"/>
-        </w:rPr>
-        <w:t>/                     # Migraciones de la base de datos</w:t>
-      </w:r>
-    </w:p>
-    <w:p>
-      <w:r>
-        <w:t xml:space="preserve">├── </w:t>
-      </w:r>
-      <w:proofErr w:type="spellStart"/>
-      <w:r>
-        <w:t>src</w:t>
-      </w:r>
-      <w:proofErr w:type="spellEnd"/>
-      <w:r>
-        <w:t>/</w:t>
-      </w:r>
-    </w:p>
-    <w:p>
-      <w:r>
-        <w:t>│   ├── app/                            # App Router de Next.js</w:t>
-      </w:r>
-    </w:p>
-    <w:p>
-      <w:pPr>
-        <w:rPr>
-          <w:lang w:val="es-CO"/>
-        </w:rPr>
-      </w:pPr>
-      <w:r>
-        <w:rPr>
-          <w:lang w:val="es-CO"/>
-        </w:rPr>
-        <w:t xml:space="preserve">│   │   ├── </w:t>
-      </w:r>
-      <w:proofErr w:type="spellStart"/>
-      <w:r>
-        <w:rPr>
-          <w:lang w:val="es-CO"/>
-        </w:rPr>
-        <w:t>layout.tsx</w:t>
-      </w:r>
-      <w:proofErr w:type="spellEnd"/>
-      <w:r>
-        <w:rPr>
-          <w:lang w:val="es-CO"/>
-        </w:rPr>
-        <w:t xml:space="preserve">                  # </w:t>
-      </w:r>
-      <w:proofErr w:type="spellStart"/>
-      <w:r>
-        <w:rPr>
-          <w:lang w:val="es-CO"/>
-        </w:rPr>
-        <w:t>Layout</w:t>
-      </w:r>
-      <w:proofErr w:type="spellEnd"/>
-      <w:r>
-        <w:rPr>
-          <w:lang w:val="es-CO"/>
-        </w:rPr>
-        <w:t xml:space="preserve"> principal</w:t>
-      </w:r>
-    </w:p>
-    <w:p>
-      <w:pPr>
-        <w:rPr>
-          <w:lang w:val="es-CO"/>
-        </w:rPr>
-      </w:pPr>
-      <w:r>
-        <w:rPr>
-          <w:lang w:val="es-CO"/>
-        </w:rPr>
-        <w:t xml:space="preserve">│   │   ├── </w:t>
-      </w:r>
-      <w:proofErr w:type="spellStart"/>
-      <w:r>
-        <w:rPr>
-          <w:lang w:val="es-CO"/>
-        </w:rPr>
-        <w:t>page.tsx</w:t>
-      </w:r>
-      <w:proofErr w:type="spellEnd"/>
-      <w:r>
-        <w:rPr>
-          <w:lang w:val="es-CO"/>
-        </w:rPr>
-        <w:t xml:space="preserve">                    # Página de inicio</w:t>
-      </w:r>
-    </w:p>
-    <w:p>
-      <w:pPr>
-        <w:rPr>
-          <w:lang w:val="es-CO"/>
-        </w:rPr>
-      </w:pPr>
-      <w:r>
-        <w:rPr>
-          <w:lang w:val="es-CO"/>
-        </w:rPr>
-        <w:t>│   │   ├── globals.css                 # Estilos globales</w:t>
-      </w:r>
-    </w:p>
-    <w:p>
-      <w:pPr>
-        <w:rPr>
-          <w:lang w:val="es-CO"/>
-        </w:rPr>
-      </w:pPr>
-      <w:r>
-        <w:rPr>
-          <w:lang w:val="es-CO"/>
-        </w:rPr>
-        <w:t>│   │   │</w:t>
-      </w:r>
-    </w:p>
-    <w:p>
-      <w:pPr>
-        <w:rPr>
-          <w:lang w:val="es-CO"/>
-        </w:rPr>
-      </w:pPr>
-      <w:r>
-        <w:rPr>
-          <w:lang w:val="es-CO"/>
-        </w:rPr>
-        <w:t>│   │   ├── (home)/                     # Páginas públicas principales</w:t>
-      </w:r>
-    </w:p>
-    <w:p>
-      <w:pPr>
-        <w:rPr>
-          <w:lang w:val="es-CO"/>
-        </w:rPr>
-      </w:pPr>
-      <w:r>
-        <w:rPr>
-          <w:lang w:val="es-CO"/>
-        </w:rPr>
-        <w:t xml:space="preserve">│   │   │   ├── </w:t>
-      </w:r>
-      <w:proofErr w:type="spellStart"/>
-      <w:r>
-        <w:rPr>
-          <w:lang w:val="es-CO"/>
-        </w:rPr>
-        <w:t>page.tsx</w:t>
-      </w:r>
-      <w:proofErr w:type="spellEnd"/>
-      <w:r>
-        <w:rPr>
-          <w:lang w:val="es-CO"/>
-        </w:rPr>
-        <w:t xml:space="preserve">                # Página de inicio</w:t>
-      </w:r>
-    </w:p>
-    <w:p>
-      <w:pPr>
-        <w:rPr>
-          <w:lang w:val="es-CO"/>
-        </w:rPr>
-      </w:pPr>
-      <w:r>
-        <w:rPr>
-          <w:lang w:val="es-CO"/>
-        </w:rPr>
-        <w:t xml:space="preserve">│   │   │   ├── </w:t>
-      </w:r>
-      <w:proofErr w:type="spellStart"/>
-      <w:r>
-        <w:rPr>
-          <w:lang w:val="es-CO"/>
-        </w:rPr>
-        <w:t>about</w:t>
-      </w:r>
-      <w:proofErr w:type="spellEnd"/>
-      <w:r>
-        <w:rPr>
-          <w:lang w:val="es-CO"/>
-        </w:rPr>
-        <w:t>/</w:t>
-      </w:r>
-    </w:p>
-    <w:p>
-      <w:pPr>
-        <w:rPr>
-          <w:lang w:val="es-CO"/>
-        </w:rPr>
-      </w:pPr>
-      <w:r>
-        <w:rPr>
-          <w:lang w:val="es-CO"/>
-        </w:rPr>
-        <w:t xml:space="preserve">│   │   │   │   └── </w:t>
-      </w:r>
-      <w:proofErr w:type="spellStart"/>
-      <w:r>
-        <w:rPr>
-          <w:lang w:val="es-CO"/>
-        </w:rPr>
-        <w:t>page.tsx</w:t>
-      </w:r>
-      <w:proofErr w:type="spellEnd"/>
-    </w:p>
-    <w:p>
-      <w:pPr>
-        <w:rPr>
-          <w:lang w:val="es-CO"/>
-        </w:rPr>
-      </w:pPr>
-      <w:r>
-        <w:rPr>
-          <w:lang w:val="es-CO"/>
-        </w:rPr>
-        <w:t xml:space="preserve">│   │   │   └── </w:t>
-      </w:r>
-      <w:proofErr w:type="spellStart"/>
-      <w:r>
-        <w:rPr>
-          <w:lang w:val="es-CO"/>
-        </w:rPr>
-        <w:t>contact</w:t>
-      </w:r>
-      <w:proofErr w:type="spellEnd"/>
-      <w:r>
-        <w:rPr>
-          <w:lang w:val="es-CO"/>
-        </w:rPr>
-        <w:t>/</w:t>
-      </w:r>
-    </w:p>
-    <w:p>
-      <w:pPr>
-        <w:rPr>
-          <w:lang w:val="es-CO"/>
-        </w:rPr>
-      </w:pPr>
-      <w:r>
-        <w:rPr>
-          <w:lang w:val="es-CO"/>
-        </w:rPr>
-        <w:t xml:space="preserve">│   │   │       └── </w:t>
-      </w:r>
-      <w:proofErr w:type="spellStart"/>
-      <w:r>
-        <w:rPr>
-          <w:lang w:val="es-CO"/>
-        </w:rPr>
-        <w:t>page.tsx</w:t>
-      </w:r>
-      <w:proofErr w:type="spellEnd"/>
-    </w:p>
-    <w:p>
-      <w:pPr>
-        <w:rPr>
-          <w:lang w:val="es-CO"/>
-        </w:rPr>
-      </w:pPr>
-      <w:r>
-        <w:rPr>
-          <w:lang w:val="es-CO"/>
-        </w:rPr>
-        <w:t>│   │   │</w:t>
-      </w:r>
-    </w:p>
-    <w:p>
-      <w:pPr>
-        <w:rPr>
-          <w:lang w:val="es-CO"/>
-        </w:rPr>
-      </w:pPr>
-      <w:r>
-        <w:rPr>
-          <w:lang w:val="es-CO"/>
-        </w:rPr>
-        <w:t xml:space="preserve">│   │   ├── </w:t>
-      </w:r>
-      <w:proofErr w:type="spellStart"/>
-      <w:r>
-        <w:rPr>
-          <w:lang w:val="es-CO"/>
-        </w:rPr>
-        <w:t>products</w:t>
-      </w:r>
-      <w:proofErr w:type="spellEnd"/>
-      <w:r>
-        <w:rPr>
-          <w:lang w:val="es-CO"/>
-        </w:rPr>
-        <w:t>/                   # Catálogo de productos</w:t>
-      </w:r>
-    </w:p>
-    <w:p>
-      <w:pPr>
-        <w:rPr>
-          <w:lang w:val="es-CO"/>
-        </w:rPr>
-      </w:pPr>
-      <w:r>
-        <w:rPr>
-          <w:lang w:val="es-CO"/>
-        </w:rPr>
-        <w:t xml:space="preserve">│   │   │   ├── </w:t>
-      </w:r>
-      <w:proofErr w:type="spellStart"/>
-      <w:r>
-        <w:rPr>
-          <w:lang w:val="es-CO"/>
-        </w:rPr>
-        <w:t>page.tsx</w:t>
-      </w:r>
-      <w:proofErr w:type="spellEnd"/>
-    </w:p>
-    <w:p>
-      <w:pPr>
-        <w:rPr>
-          <w:lang w:val="es-CO"/>
-        </w:rPr>
-      </w:pPr>
-      <w:r>
-        <w:rPr>
-          <w:lang w:val="es-CO"/>
-        </w:rPr>
-        <w:t>│   │   │   ├── [id]/</w:t>
-      </w:r>
-      <w:proofErr w:type="spellStart"/>
-      <w:r>
-        <w:rPr>
-          <w:lang w:val="es-CO"/>
-        </w:rPr>
-        <w:t>page.tsx</w:t>
-      </w:r>
-      <w:proofErr w:type="spellEnd"/>
-    </w:p>
-    <w:p>
-      <w:pPr>
-        <w:rPr>
-          <w:lang w:val="es-CO"/>
-        </w:rPr>
-      </w:pPr>
-      <w:r>
-        <w:rPr>
-          <w:lang w:val="es-CO"/>
-        </w:rPr>
-        <w:t xml:space="preserve">│   │   │   └── </w:t>
-      </w:r>
-      <w:proofErr w:type="spellStart"/>
-      <w:r>
-        <w:rPr>
-          <w:lang w:val="es-CO"/>
-        </w:rPr>
-        <w:t>components</w:t>
-      </w:r>
-      <w:proofErr w:type="spellEnd"/>
-      <w:r>
-        <w:rPr>
-          <w:lang w:val="es-CO"/>
-        </w:rPr>
-        <w:t>/</w:t>
-      </w:r>
-    </w:p>
-    <w:p>
-      <w:pPr>
-        <w:rPr>
-          <w:lang w:val="es-CO"/>
-        </w:rPr>
-      </w:pPr>
-      <w:r>
-        <w:rPr>
-          <w:lang w:val="es-CO"/>
-        </w:rPr>
-        <w:t xml:space="preserve">│   │   │       ├── </w:t>
-      </w:r>
-      <w:proofErr w:type="spellStart"/>
-      <w:r>
-        <w:rPr>
-          <w:lang w:val="es-CO"/>
-        </w:rPr>
-        <w:t>ProductGrid.tsx</w:t>
-      </w:r>
-      <w:proofErr w:type="spellEnd"/>
-    </w:p>
-    <w:p>
-      <w:pPr>
-        <w:rPr>
-          <w:lang w:val="es-CO"/>
-        </w:rPr>
-      </w:pPr>
-      <w:r>
-        <w:rPr>
-          <w:lang w:val="es-CO"/>
-        </w:rPr>
-        <w:t xml:space="preserve">│   │   │       └── </w:t>
-      </w:r>
-      <w:proofErr w:type="spellStart"/>
-      <w:r>
-        <w:rPr>
-          <w:lang w:val="es-CO"/>
-        </w:rPr>
-        <w:t>ProductCard.tsx</w:t>
-      </w:r>
-      <w:proofErr w:type="spellEnd"/>
-    </w:p>
-    <w:p>
-      <w:pPr>
-        <w:rPr>
-          <w:lang w:val="es-CO"/>
-        </w:rPr>
-      </w:pPr>
-      <w:r>
-        <w:rPr>
-          <w:lang w:val="es-CO"/>
-        </w:rPr>
-        <w:t>│   │   │</w:t>
-      </w:r>
-    </w:p>
-    <w:p>
-      <w:pPr>
-        <w:rPr>
-          <w:lang w:val="es-CO"/>
-        </w:rPr>
-      </w:pPr>
-      <w:r>
-        <w:rPr>
-          <w:lang w:val="es-CO"/>
-        </w:rPr>
-        <w:t>│   │   └── user/                       # Panel de usuario</w:t>
-      </w:r>
-    </w:p>
-    <w:p>
-      <w:pPr>
-        <w:rPr>
-          <w:lang w:val="es-CO"/>
-        </w:rPr>
-      </w:pPr>
-      <w:r>
-        <w:rPr>
-          <w:lang w:val="es-CO"/>
-        </w:rPr>
-        <w:t xml:space="preserve">│   │       ├── </w:t>
-      </w:r>
-      <w:proofErr w:type="spellStart"/>
-      <w:r>
-        <w:rPr>
-          <w:lang w:val="es-CO"/>
-        </w:rPr>
-        <w:t>page.tsx</w:t>
-      </w:r>
-      <w:proofErr w:type="spellEnd"/>
-      <w:r>
-        <w:rPr>
-          <w:lang w:val="es-CO"/>
-        </w:rPr>
-        <w:t xml:space="preserve">                # </w:t>
-      </w:r>
-      <w:proofErr w:type="spellStart"/>
-      <w:r>
-        <w:rPr>
-          <w:lang w:val="es-CO"/>
-        </w:rPr>
-        <w:t>Dashboard</w:t>
-      </w:r>
-      <w:proofErr w:type="spellEnd"/>
-      <w:r>
-        <w:rPr>
-          <w:lang w:val="es-CO"/>
-        </w:rPr>
-        <w:t xml:space="preserve"> del usuario</w:t>
-      </w:r>
-    </w:p>
-    <w:p>
-      <w:pPr>
-        <w:rPr>
-          <w:lang w:val="es-CO"/>
-        </w:rPr>
-      </w:pPr>
-      <w:r>
-        <w:rPr>
-          <w:lang w:val="es-CO"/>
-        </w:rPr>
-        <w:t xml:space="preserve">│   │       ├── </w:t>
-      </w:r>
-      <w:proofErr w:type="spellStart"/>
-      <w:r>
-        <w:rPr>
-          <w:lang w:val="es-CO"/>
-        </w:rPr>
-        <w:t>profile</w:t>
-      </w:r>
-      <w:proofErr w:type="spellEnd"/>
-      <w:r>
-        <w:rPr>
-          <w:lang w:val="es-CO"/>
-        </w:rPr>
-        <w:t>/</w:t>
-      </w:r>
-      <w:proofErr w:type="spellStart"/>
-      <w:r>
-        <w:rPr>
-          <w:lang w:val="es-CO"/>
-        </w:rPr>
-        <w:t>page.tsx</w:t>
-      </w:r>
-      <w:proofErr w:type="spellEnd"/>
-    </w:p>
-    <w:p>
-      <w:pPr>
-        <w:rPr>
-          <w:lang w:val="es-CO"/>
-        </w:rPr>
-      </w:pPr>
-      <w:r>
-        <w:rPr>
-          <w:lang w:val="es-CO"/>
-        </w:rPr>
-        <w:t xml:space="preserve">│   │       ├── </w:t>
-      </w:r>
-      <w:proofErr w:type="spellStart"/>
-      <w:r>
-        <w:rPr>
-          <w:lang w:val="es-CO"/>
-        </w:rPr>
-        <w:t>orders</w:t>
-      </w:r>
-      <w:proofErr w:type="spellEnd"/>
-      <w:r>
-        <w:rPr>
-          <w:lang w:val="es-CO"/>
-        </w:rPr>
-        <w:t>/</w:t>
-      </w:r>
-      <w:proofErr w:type="spellStart"/>
-      <w:r>
-        <w:rPr>
-          <w:lang w:val="es-CO"/>
-        </w:rPr>
-        <w:t>page.tsx</w:t>
-      </w:r>
-      <w:proofErr w:type="spellEnd"/>
-    </w:p>
-    <w:p>
-      <w:pPr>
-        <w:rPr>
-          <w:lang w:val="es-CO"/>
-        </w:rPr>
-      </w:pPr>
-      <w:r>
-        <w:rPr>
-          <w:lang w:val="es-CO"/>
-        </w:rPr>
-        <w:t xml:space="preserve">│   │       ├── </w:t>
-      </w:r>
-      <w:proofErr w:type="spellStart"/>
-      <w:r>
-        <w:rPr>
-          <w:lang w:val="es-CO"/>
-        </w:rPr>
-        <w:t>courses</w:t>
-      </w:r>
-      <w:proofErr w:type="spellEnd"/>
-      <w:r>
-        <w:rPr>
-          <w:lang w:val="es-CO"/>
-        </w:rPr>
-        <w:t>/</w:t>
-      </w:r>
-      <w:proofErr w:type="spellStart"/>
-      <w:r>
-        <w:rPr>
-          <w:lang w:val="es-CO"/>
-        </w:rPr>
-        <w:t>page.tsx</w:t>
-      </w:r>
-      <w:proofErr w:type="spellEnd"/>
-    </w:p>
-    <w:p>
-      <w:pPr>
-        <w:rPr>
-          <w:lang w:val="es-CO"/>
-        </w:rPr>
-      </w:pPr>
-      <w:r>
-        <w:rPr>
-          <w:lang w:val="es-CO"/>
-        </w:rPr>
-        <w:t xml:space="preserve">│   │       └── </w:t>
-      </w:r>
-      <w:proofErr w:type="spellStart"/>
-      <w:r>
-        <w:rPr>
-          <w:lang w:val="es-CO"/>
-        </w:rPr>
-        <w:t>components</w:t>
-      </w:r>
-      <w:proofErr w:type="spellEnd"/>
-      <w:r>
-        <w:rPr>
-          <w:lang w:val="es-CO"/>
-        </w:rPr>
-        <w:t>/</w:t>
-      </w:r>
-    </w:p>
-    <w:p>
-      <w:pPr>
-        <w:rPr>
-          <w:lang w:val="es-CO"/>
-        </w:rPr>
-      </w:pPr>
-      <w:r>
-        <w:rPr>
-          <w:lang w:val="es-CO"/>
-        </w:rPr>
         <w:t xml:space="preserve">│   │           └── </w:t>
       </w:r>
       <w:proofErr w:type="spellStart"/>
@@ -6058,451 +6385,451 @@
         <w:rPr>
           <w:lang w:val="es-CO"/>
         </w:rPr>
+        <w:t xml:space="preserve">7.  Dependencias Clave </w:t>
+      </w:r>
+    </w:p>
+    <w:p>
+      <w:pPr>
+        <w:rPr>
+          <w:lang w:val="es-CO"/>
+        </w:rPr>
+      </w:pPr>
+      <w:r>
+        <w:rPr>
+          <w:lang w:val="es-CO"/>
+        </w:rPr>
+        <w:t xml:space="preserve">El proyecto </w:t>
+      </w:r>
+      <w:proofErr w:type="spellStart"/>
+      <w:r>
+        <w:rPr>
+          <w:lang w:val="es-CO"/>
+        </w:rPr>
+        <w:t>NombreProyecto</w:t>
+      </w:r>
+      <w:proofErr w:type="spellEnd"/>
+      <w:r>
+        <w:rPr>
+          <w:lang w:val="es-CO"/>
+        </w:rPr>
+        <w:t xml:space="preserve"> se apoya en un conjunto de librerías y </w:t>
+      </w:r>
+      <w:proofErr w:type="spellStart"/>
+      <w:r>
+        <w:rPr>
+          <w:lang w:val="es-CO"/>
+        </w:rPr>
+        <w:t>frameworks</w:t>
+      </w:r>
+      <w:proofErr w:type="spellEnd"/>
+      <w:r>
+        <w:rPr>
+          <w:lang w:val="es-CO"/>
+        </w:rPr>
+        <w:t xml:space="preserve"> modernos que garantizan su funcionalidad, rendimiento y mantenibilidad. A continuación, se detallan las dependencias principales utilizadas en el desarrollo: </w:t>
+      </w:r>
+    </w:p>
+    <w:p>
+      <w:pPr>
+        <w:rPr>
+          <w:lang w:val="es-CO"/>
+        </w:rPr>
+      </w:pPr>
+    </w:p>
+    <w:p>
+      <w:pPr>
+        <w:rPr>
+          <w:lang w:val="es-CO"/>
+        </w:rPr>
+      </w:pPr>
+      <w:r>
+        <w:rPr>
+          <w:b/>
+          <w:bCs/>
+          <w:lang w:val="es-CO"/>
+        </w:rPr>
+        <w:t xml:space="preserve">Next.js (versión 15): </w:t>
+      </w:r>
+      <w:r>
+        <w:rPr>
+          <w:lang w:val="es-CO"/>
+        </w:rPr>
+        <w:t xml:space="preserve">Framework de </w:t>
+      </w:r>
+      <w:proofErr w:type="spellStart"/>
+      <w:r>
+        <w:rPr>
+          <w:lang w:val="es-CO"/>
+        </w:rPr>
+        <w:t>React</w:t>
+      </w:r>
+      <w:proofErr w:type="spellEnd"/>
+      <w:r>
+        <w:rPr>
+          <w:lang w:val="es-CO"/>
+        </w:rPr>
+        <w:t xml:space="preserve"> para la construcción de aplicaciones web full-</w:t>
+      </w:r>
+      <w:proofErr w:type="spellStart"/>
+      <w:r>
+        <w:rPr>
+          <w:lang w:val="es-CO"/>
+        </w:rPr>
+        <w:t>stack</w:t>
+      </w:r>
+      <w:proofErr w:type="spellEnd"/>
+      <w:r>
+        <w:rPr>
+          <w:lang w:val="es-CO"/>
+        </w:rPr>
+        <w:t xml:space="preserve">, que soporta </w:t>
+      </w:r>
+      <w:proofErr w:type="spellStart"/>
+      <w:r>
+        <w:rPr>
+          <w:lang w:val="es-CO"/>
+        </w:rPr>
+        <w:t>renderizado</w:t>
+      </w:r>
+      <w:proofErr w:type="spellEnd"/>
+      <w:r>
+        <w:rPr>
+          <w:lang w:val="es-CO"/>
+        </w:rPr>
+        <w:t xml:space="preserve"> del lado del servidor (SSR), generación de sitios estáticos (SSG) y rutas de API. Es el pilar fundamental de la arquitectura de la aplicación. </w:t>
+      </w:r>
+    </w:p>
+    <w:p>
+      <w:pPr>
+        <w:rPr>
+          <w:lang w:val="es-CO"/>
+        </w:rPr>
+      </w:pPr>
+    </w:p>
+    <w:p>
+      <w:pPr>
+        <w:rPr>
+          <w:lang w:val="es-CO"/>
+        </w:rPr>
+      </w:pPr>
+      <w:proofErr w:type="spellStart"/>
+      <w:r>
+        <w:rPr>
+          <w:b/>
+          <w:bCs/>
+          <w:lang w:val="es-CO"/>
+        </w:rPr>
+        <w:t>React</w:t>
+      </w:r>
+      <w:proofErr w:type="spellEnd"/>
+      <w:r>
+        <w:rPr>
+          <w:b/>
+          <w:bCs/>
+          <w:lang w:val="es-CO"/>
+        </w:rPr>
+        <w:t xml:space="preserve"> (versión 18):</w:t>
+      </w:r>
+      <w:r>
+        <w:rPr>
+          <w:lang w:val="es-CO"/>
+        </w:rPr>
+        <w:t xml:space="preserve"> Librería de JavaScript para la construcción de interfaces de usuario interactivas y eficientes. Es la base del </w:t>
+      </w:r>
+      <w:proofErr w:type="spellStart"/>
+      <w:r>
+        <w:rPr>
+          <w:lang w:val="es-CO"/>
+        </w:rPr>
+        <w:t>frontend</w:t>
+      </w:r>
+      <w:proofErr w:type="spellEnd"/>
+      <w:r>
+        <w:rPr>
+          <w:lang w:val="es-CO"/>
+        </w:rPr>
+        <w:t xml:space="preserve"> de </w:t>
+      </w:r>
+      <w:proofErr w:type="spellStart"/>
+      <w:r>
+        <w:rPr>
+          <w:lang w:val="es-CO"/>
+        </w:rPr>
+        <w:t>NombreProyecto</w:t>
+      </w:r>
+      <w:proofErr w:type="spellEnd"/>
+      <w:r>
+        <w:rPr>
+          <w:lang w:val="es-CO"/>
+        </w:rPr>
+        <w:t xml:space="preserve">. </w:t>
+      </w:r>
+    </w:p>
+    <w:p>
+      <w:pPr>
+        <w:rPr>
+          <w:lang w:val="es-CO"/>
+        </w:rPr>
+      </w:pPr>
+    </w:p>
+    <w:p>
+      <w:pPr>
+        <w:rPr>
+          <w:lang w:val="es-CO"/>
+        </w:rPr>
+      </w:pPr>
+      <w:proofErr w:type="spellStart"/>
+      <w:r>
+        <w:rPr>
+          <w:b/>
+          <w:bCs/>
+          <w:lang w:val="es-CO"/>
+        </w:rPr>
+        <w:t>TypeScript</w:t>
+      </w:r>
+      <w:proofErr w:type="spellEnd"/>
+      <w:r>
+        <w:rPr>
+          <w:b/>
+          <w:bCs/>
+          <w:lang w:val="es-CO"/>
+        </w:rPr>
+        <w:t>:</w:t>
+      </w:r>
+      <w:r>
+        <w:rPr>
+          <w:lang w:val="es-CO"/>
+        </w:rPr>
+        <w:t xml:space="preserve"> Un </w:t>
+      </w:r>
+      <w:proofErr w:type="spellStart"/>
+      <w:r>
+        <w:rPr>
+          <w:lang w:val="es-CO"/>
+        </w:rPr>
+        <w:t>superset</w:t>
+      </w:r>
+      <w:proofErr w:type="spellEnd"/>
+      <w:r>
+        <w:rPr>
+          <w:lang w:val="es-CO"/>
+        </w:rPr>
+        <w:t xml:space="preserve"> de JavaScript que añade </w:t>
+      </w:r>
+      <w:proofErr w:type="spellStart"/>
+      <w:r>
+        <w:rPr>
+          <w:lang w:val="es-CO"/>
+        </w:rPr>
+        <w:t>tipado</w:t>
+      </w:r>
+      <w:proofErr w:type="spellEnd"/>
+      <w:r>
+        <w:rPr>
+          <w:lang w:val="es-CO"/>
+        </w:rPr>
+        <w:t xml:space="preserve"> estático al lenguaje, mejorando la robustez del código, facilitando la detección de errores en tiempo de desarrollo y optimizando la colaboración en equipos grandes. </w:t>
+      </w:r>
+    </w:p>
+    <w:p>
+      <w:pPr>
+        <w:rPr>
+          <w:lang w:val="es-CO"/>
+        </w:rPr>
+      </w:pPr>
+    </w:p>
+    <w:p>
+      <w:pPr>
+        <w:rPr>
+          <w:lang w:val="es-CO"/>
+        </w:rPr>
+      </w:pPr>
+      <w:r>
+        <w:rPr>
+          <w:b/>
+          <w:bCs/>
+          <w:lang w:val="es-CO"/>
+        </w:rPr>
+        <w:t xml:space="preserve">Prisma ORM: </w:t>
+      </w:r>
+      <w:r>
+        <w:rPr>
+          <w:lang w:val="es-CO"/>
+        </w:rPr>
+        <w:t xml:space="preserve">Un </w:t>
+      </w:r>
+      <w:proofErr w:type="spellStart"/>
+      <w:r>
+        <w:rPr>
+          <w:lang w:val="es-CO"/>
+        </w:rPr>
+        <w:t>Object-Relational</w:t>
+      </w:r>
+      <w:proofErr w:type="spellEnd"/>
+      <w:r>
+        <w:rPr>
+          <w:lang w:val="es-CO"/>
+        </w:rPr>
+        <w:t xml:space="preserve"> </w:t>
+      </w:r>
+      <w:proofErr w:type="spellStart"/>
+      <w:r>
+        <w:rPr>
+          <w:lang w:val="es-CO"/>
+        </w:rPr>
+        <w:t>Mapper</w:t>
+      </w:r>
+      <w:proofErr w:type="spellEnd"/>
+      <w:r>
+        <w:rPr>
+          <w:lang w:val="es-CO"/>
+        </w:rPr>
+        <w:t xml:space="preserve"> de próxima generación para Node.js y </w:t>
+      </w:r>
+      <w:proofErr w:type="spellStart"/>
+      <w:r>
+        <w:rPr>
+          <w:lang w:val="es-CO"/>
+        </w:rPr>
+        <w:t>TypeScript</w:t>
+      </w:r>
+      <w:proofErr w:type="spellEnd"/>
+      <w:r>
+        <w:rPr>
+          <w:lang w:val="es-CO"/>
+        </w:rPr>
+        <w:t xml:space="preserve">. Facilita la interacción con la base de datos </w:t>
+      </w:r>
+      <w:proofErr w:type="spellStart"/>
+      <w:r>
+        <w:rPr>
+          <w:lang w:val="es-CO"/>
+        </w:rPr>
+        <w:t>PostgreSQL</w:t>
+      </w:r>
+      <w:proofErr w:type="spellEnd"/>
+      <w:r>
+        <w:rPr>
+          <w:lang w:val="es-CO"/>
+        </w:rPr>
+        <w:t xml:space="preserve"> de manera segura y </w:t>
+      </w:r>
+      <w:proofErr w:type="spellStart"/>
+      <w:r>
+        <w:rPr>
+          <w:lang w:val="es-CO"/>
+        </w:rPr>
+        <w:t>tipada</w:t>
+      </w:r>
+      <w:proofErr w:type="spellEnd"/>
+      <w:r>
+        <w:rPr>
+          <w:lang w:val="es-CO"/>
+        </w:rPr>
+        <w:t xml:space="preserve">, simplificando las operaciones CRUD y la gestión de esquemas. </w:t>
+      </w:r>
+    </w:p>
+    <w:p>
+      <w:pPr>
+        <w:rPr>
+          <w:lang w:val="es-CO"/>
+        </w:rPr>
+      </w:pPr>
+    </w:p>
+    <w:p>
+      <w:pPr>
+        <w:rPr>
+          <w:lang w:val="es-CO"/>
+        </w:rPr>
+      </w:pPr>
+      <w:r>
+        <w:rPr>
+          <w:b/>
+          <w:bCs/>
+          <w:lang w:val="es-CO"/>
+        </w:rPr>
+        <w:t>NextAuth.js (versión 5):</w:t>
+      </w:r>
+      <w:r>
+        <w:rPr>
+          <w:lang w:val="es-CO"/>
+        </w:rPr>
+        <w:t xml:space="preserve"> Una solución completa y flexible para la autenticación en aplicaciones Next.js. Permite gestionar sesiones de usuario, integración con diversos proveedores de autenticación y un sistema de roles para el control de acceso. </w:t>
+      </w:r>
+    </w:p>
+    <w:p>
+      <w:pPr>
+        <w:rPr>
+          <w:lang w:val="es-CO"/>
+        </w:rPr>
+      </w:pPr>
+    </w:p>
+    <w:p>
+      <w:pPr>
+        <w:rPr>
+          <w:lang w:val="es-CO"/>
+        </w:rPr>
+      </w:pPr>
+      <w:proofErr w:type="spellStart"/>
+      <w:r>
+        <w:rPr>
+          <w:b/>
+          <w:bCs/>
+          <w:lang w:val="es-CO"/>
+        </w:rPr>
+        <w:t>Zustand</w:t>
+      </w:r>
+      <w:proofErr w:type="spellEnd"/>
+      <w:r>
+        <w:rPr>
+          <w:b/>
+          <w:bCs/>
+          <w:lang w:val="es-CO"/>
+        </w:rPr>
+        <w:t xml:space="preserve">: </w:t>
+      </w:r>
+      <w:r>
+        <w:rPr>
+          <w:lang w:val="es-CO"/>
+        </w:rPr>
+        <w:t xml:space="preserve">Una librería ligera y rápida para la gestión de estado global en aplicaciones </w:t>
+      </w:r>
+      <w:proofErr w:type="spellStart"/>
+      <w:r>
+        <w:rPr>
+          <w:lang w:val="es-CO"/>
+        </w:rPr>
+        <w:t>React</w:t>
+      </w:r>
+      <w:proofErr w:type="spellEnd"/>
+      <w:r>
+        <w:rPr>
+          <w:lang w:val="es-CO"/>
+        </w:rPr>
+        <w:t xml:space="preserve">. Se utiliza para manejar el estado del carrito de compras y otras informaciones compartidas de manera eficiente. </w:t>
+      </w:r>
+    </w:p>
+    <w:p>
+      <w:pPr>
+        <w:rPr>
+          <w:lang w:val="es-CO"/>
+        </w:rPr>
+      </w:pPr>
+    </w:p>
+    <w:p>
+      <w:pPr>
+        <w:rPr>
+          <w:lang w:val="es-CO"/>
+        </w:rPr>
+      </w:pPr>
+      <w:proofErr w:type="spellStart"/>
+      <w:r>
+        <w:rPr>
+          <w:b/>
+          <w:bCs/>
+          <w:lang w:val="es-CO"/>
+        </w:rPr>
         <w:lastRenderedPageBreak/>
-        <w:t xml:space="preserve">7.  Dependencias Clave </w:t>
-      </w:r>
-    </w:p>
-    <w:p>
-      <w:pPr>
-        <w:rPr>
-          <w:lang w:val="es-CO"/>
-        </w:rPr>
-      </w:pPr>
-      <w:r>
-        <w:rPr>
-          <w:lang w:val="es-CO"/>
-        </w:rPr>
-        <w:t xml:space="preserve">El proyecto </w:t>
-      </w:r>
-      <w:proofErr w:type="spellStart"/>
-      <w:r>
-        <w:rPr>
-          <w:lang w:val="es-CO"/>
-        </w:rPr>
-        <w:t>NombreProyecto</w:t>
-      </w:r>
-      <w:proofErr w:type="spellEnd"/>
-      <w:r>
-        <w:rPr>
-          <w:lang w:val="es-CO"/>
-        </w:rPr>
-        <w:t xml:space="preserve"> se apoya en un conjunto de librerías y </w:t>
-      </w:r>
-      <w:proofErr w:type="spellStart"/>
-      <w:r>
-        <w:rPr>
-          <w:lang w:val="es-CO"/>
-        </w:rPr>
-        <w:t>frameworks</w:t>
-      </w:r>
-      <w:proofErr w:type="spellEnd"/>
-      <w:r>
-        <w:rPr>
-          <w:lang w:val="es-CO"/>
-        </w:rPr>
-        <w:t xml:space="preserve"> modernos que garantizan su funcionalidad, rendimiento y mantenibilidad. A continuación, se detallan las dependencias principales utilizadas en el desarrollo: </w:t>
-      </w:r>
-    </w:p>
-    <w:p>
-      <w:pPr>
-        <w:rPr>
-          <w:lang w:val="es-CO"/>
-        </w:rPr>
-      </w:pPr>
-    </w:p>
-    <w:p>
-      <w:pPr>
-        <w:rPr>
-          <w:lang w:val="es-CO"/>
-        </w:rPr>
-      </w:pPr>
-      <w:r>
-        <w:rPr>
-          <w:b/>
-          <w:bCs/>
-          <w:lang w:val="es-CO"/>
-        </w:rPr>
-        <w:t xml:space="preserve">Next.js (versión 15): </w:t>
-      </w:r>
-      <w:r>
-        <w:rPr>
-          <w:lang w:val="es-CO"/>
-        </w:rPr>
-        <w:t xml:space="preserve">Framework de </w:t>
-      </w:r>
-      <w:proofErr w:type="spellStart"/>
-      <w:r>
-        <w:rPr>
-          <w:lang w:val="es-CO"/>
-        </w:rPr>
-        <w:t>React</w:t>
-      </w:r>
-      <w:proofErr w:type="spellEnd"/>
-      <w:r>
-        <w:rPr>
-          <w:lang w:val="es-CO"/>
-        </w:rPr>
-        <w:t xml:space="preserve"> para la construcción de aplicaciones web full-</w:t>
-      </w:r>
-      <w:proofErr w:type="spellStart"/>
-      <w:r>
-        <w:rPr>
-          <w:lang w:val="es-CO"/>
-        </w:rPr>
-        <w:t>stack</w:t>
-      </w:r>
-      <w:proofErr w:type="spellEnd"/>
-      <w:r>
-        <w:rPr>
-          <w:lang w:val="es-CO"/>
-        </w:rPr>
-        <w:t xml:space="preserve">, que soporta </w:t>
-      </w:r>
-      <w:proofErr w:type="spellStart"/>
-      <w:r>
-        <w:rPr>
-          <w:lang w:val="es-CO"/>
-        </w:rPr>
-        <w:t>renderizado</w:t>
-      </w:r>
-      <w:proofErr w:type="spellEnd"/>
-      <w:r>
-        <w:rPr>
-          <w:lang w:val="es-CO"/>
-        </w:rPr>
-        <w:t xml:space="preserve"> del lado del servidor (SSR), generación de sitios estáticos (SSG) y rutas de API. Es el pilar fundamental de la arquitectura de la aplicación. </w:t>
-      </w:r>
-    </w:p>
-    <w:p>
-      <w:pPr>
-        <w:rPr>
-          <w:lang w:val="es-CO"/>
-        </w:rPr>
-      </w:pPr>
-    </w:p>
-    <w:p>
-      <w:pPr>
-        <w:rPr>
-          <w:lang w:val="es-CO"/>
-        </w:rPr>
-      </w:pPr>
-      <w:proofErr w:type="spellStart"/>
-      <w:r>
-        <w:rPr>
-          <w:b/>
-          <w:bCs/>
-          <w:lang w:val="es-CO"/>
-        </w:rPr>
-        <w:t>React</w:t>
-      </w:r>
-      <w:proofErr w:type="spellEnd"/>
-      <w:r>
-        <w:rPr>
-          <w:b/>
-          <w:bCs/>
-          <w:lang w:val="es-CO"/>
-        </w:rPr>
-        <w:t xml:space="preserve"> (versión 18):</w:t>
-      </w:r>
-      <w:r>
-        <w:rPr>
-          <w:lang w:val="es-CO"/>
-        </w:rPr>
-        <w:t xml:space="preserve"> Librería de JavaScript para la construcción de interfaces de usuario interactivas y eficientes. Es la base del </w:t>
-      </w:r>
-      <w:proofErr w:type="spellStart"/>
-      <w:r>
-        <w:rPr>
-          <w:lang w:val="es-CO"/>
-        </w:rPr>
-        <w:t>frontend</w:t>
-      </w:r>
-      <w:proofErr w:type="spellEnd"/>
-      <w:r>
-        <w:rPr>
-          <w:lang w:val="es-CO"/>
-        </w:rPr>
-        <w:t xml:space="preserve"> de </w:t>
-      </w:r>
-      <w:proofErr w:type="spellStart"/>
-      <w:r>
-        <w:rPr>
-          <w:lang w:val="es-CO"/>
-        </w:rPr>
-        <w:t>NombreProyecto</w:t>
-      </w:r>
-      <w:proofErr w:type="spellEnd"/>
-      <w:r>
-        <w:rPr>
-          <w:lang w:val="es-CO"/>
-        </w:rPr>
-        <w:t xml:space="preserve">. </w:t>
-      </w:r>
-    </w:p>
-    <w:p>
-      <w:pPr>
-        <w:rPr>
-          <w:lang w:val="es-CO"/>
-        </w:rPr>
-      </w:pPr>
-    </w:p>
-    <w:p>
-      <w:pPr>
-        <w:rPr>
-          <w:lang w:val="es-CO"/>
-        </w:rPr>
-      </w:pPr>
-      <w:proofErr w:type="spellStart"/>
-      <w:r>
-        <w:rPr>
-          <w:b/>
-          <w:bCs/>
-          <w:lang w:val="es-CO"/>
-        </w:rPr>
-        <w:t>TypeScript</w:t>
-      </w:r>
-      <w:proofErr w:type="spellEnd"/>
-      <w:r>
-        <w:rPr>
-          <w:b/>
-          <w:bCs/>
-          <w:lang w:val="es-CO"/>
-        </w:rPr>
-        <w:t>:</w:t>
-      </w:r>
-      <w:r>
-        <w:rPr>
-          <w:lang w:val="es-CO"/>
-        </w:rPr>
-        <w:t xml:space="preserve"> Un </w:t>
-      </w:r>
-      <w:proofErr w:type="spellStart"/>
-      <w:r>
-        <w:rPr>
-          <w:lang w:val="es-CO"/>
-        </w:rPr>
-        <w:t>superset</w:t>
-      </w:r>
-      <w:proofErr w:type="spellEnd"/>
-      <w:r>
-        <w:rPr>
-          <w:lang w:val="es-CO"/>
-        </w:rPr>
-        <w:t xml:space="preserve"> de JavaScript que añade </w:t>
-      </w:r>
-      <w:proofErr w:type="spellStart"/>
-      <w:r>
-        <w:rPr>
-          <w:lang w:val="es-CO"/>
-        </w:rPr>
-        <w:t>tipado</w:t>
-      </w:r>
-      <w:proofErr w:type="spellEnd"/>
-      <w:r>
-        <w:rPr>
-          <w:lang w:val="es-CO"/>
-        </w:rPr>
-        <w:t xml:space="preserve"> estático al lenguaje, mejorando la robustez del código, facilitando la detección de errores en tiempo de desarrollo y optimizando la colaboración en equipos grandes. </w:t>
-      </w:r>
-    </w:p>
-    <w:p>
-      <w:pPr>
-        <w:rPr>
-          <w:lang w:val="es-CO"/>
-        </w:rPr>
-      </w:pPr>
-    </w:p>
-    <w:p>
-      <w:pPr>
-        <w:rPr>
-          <w:lang w:val="es-CO"/>
-        </w:rPr>
-      </w:pPr>
-      <w:r>
-        <w:rPr>
-          <w:b/>
-          <w:bCs/>
-          <w:lang w:val="es-CO"/>
-        </w:rPr>
-        <w:t xml:space="preserve">Prisma ORM: </w:t>
-      </w:r>
-      <w:r>
-        <w:rPr>
-          <w:lang w:val="es-CO"/>
-        </w:rPr>
-        <w:t xml:space="preserve">Un </w:t>
-      </w:r>
-      <w:proofErr w:type="spellStart"/>
-      <w:r>
-        <w:rPr>
-          <w:lang w:val="es-CO"/>
-        </w:rPr>
-        <w:t>Object-Relational</w:t>
-      </w:r>
-      <w:proofErr w:type="spellEnd"/>
-      <w:r>
-        <w:rPr>
-          <w:lang w:val="es-CO"/>
-        </w:rPr>
-        <w:t xml:space="preserve"> </w:t>
-      </w:r>
-      <w:proofErr w:type="spellStart"/>
-      <w:r>
-        <w:rPr>
-          <w:lang w:val="es-CO"/>
-        </w:rPr>
-        <w:t>Mapper</w:t>
-      </w:r>
-      <w:proofErr w:type="spellEnd"/>
-      <w:r>
-        <w:rPr>
-          <w:lang w:val="es-CO"/>
-        </w:rPr>
-        <w:t xml:space="preserve"> de próxima generación para Node.js y </w:t>
-      </w:r>
-      <w:proofErr w:type="spellStart"/>
-      <w:r>
-        <w:rPr>
-          <w:lang w:val="es-CO"/>
-        </w:rPr>
-        <w:t>TypeScript</w:t>
-      </w:r>
-      <w:proofErr w:type="spellEnd"/>
-      <w:r>
-        <w:rPr>
-          <w:lang w:val="es-CO"/>
-        </w:rPr>
-        <w:t xml:space="preserve">. Facilita la interacción con la base de datos </w:t>
-      </w:r>
-      <w:proofErr w:type="spellStart"/>
-      <w:r>
-        <w:rPr>
-          <w:lang w:val="es-CO"/>
-        </w:rPr>
-        <w:t>PostgreSQL</w:t>
-      </w:r>
-      <w:proofErr w:type="spellEnd"/>
-      <w:r>
-        <w:rPr>
-          <w:lang w:val="es-CO"/>
-        </w:rPr>
-        <w:t xml:space="preserve"> de manera segura y </w:t>
-      </w:r>
-      <w:proofErr w:type="spellStart"/>
-      <w:r>
-        <w:rPr>
-          <w:lang w:val="es-CO"/>
-        </w:rPr>
-        <w:t>tipada</w:t>
-      </w:r>
-      <w:proofErr w:type="spellEnd"/>
-      <w:r>
-        <w:rPr>
-          <w:lang w:val="es-CO"/>
-        </w:rPr>
-        <w:t xml:space="preserve">, simplificando las operaciones CRUD y la gestión de esquemas. </w:t>
-      </w:r>
-    </w:p>
-    <w:p>
-      <w:pPr>
-        <w:rPr>
-          <w:lang w:val="es-CO"/>
-        </w:rPr>
-      </w:pPr>
-    </w:p>
-    <w:p>
-      <w:pPr>
-        <w:rPr>
-          <w:lang w:val="es-CO"/>
-        </w:rPr>
-      </w:pPr>
-      <w:r>
-        <w:rPr>
-          <w:b/>
-          <w:bCs/>
-          <w:lang w:val="es-CO"/>
-        </w:rPr>
-        <w:t>NextAuth.js (versión 5):</w:t>
-      </w:r>
-      <w:r>
-        <w:rPr>
-          <w:lang w:val="es-CO"/>
-        </w:rPr>
-        <w:t xml:space="preserve"> Una solución completa y flexible para la autenticación en aplicaciones Next.js. Permite gestionar sesiones de usuario, integración con diversos proveedores de autenticación y un sistema de roles para el control de acceso. </w:t>
-      </w:r>
-    </w:p>
-    <w:p>
-      <w:pPr>
-        <w:rPr>
-          <w:lang w:val="es-CO"/>
-        </w:rPr>
-      </w:pPr>
-    </w:p>
-    <w:p>
-      <w:pPr>
-        <w:rPr>
-          <w:lang w:val="es-CO"/>
-        </w:rPr>
-      </w:pPr>
-      <w:proofErr w:type="spellStart"/>
-      <w:r>
-        <w:rPr>
-          <w:b/>
-          <w:bCs/>
-          <w:lang w:val="es-CO"/>
-        </w:rPr>
-        <w:t>Zustand</w:t>
-      </w:r>
-      <w:proofErr w:type="spellEnd"/>
-      <w:r>
-        <w:rPr>
-          <w:b/>
-          <w:bCs/>
-          <w:lang w:val="es-CO"/>
-        </w:rPr>
-        <w:t xml:space="preserve">: </w:t>
-      </w:r>
-      <w:r>
-        <w:rPr>
-          <w:lang w:val="es-CO"/>
-        </w:rPr>
-        <w:t xml:space="preserve">Una librería ligera y rápida para la gestión de estado global en aplicaciones </w:t>
-      </w:r>
-      <w:proofErr w:type="spellStart"/>
-      <w:r>
-        <w:rPr>
-          <w:lang w:val="es-CO"/>
-        </w:rPr>
-        <w:t>React</w:t>
-      </w:r>
-      <w:proofErr w:type="spellEnd"/>
-      <w:r>
-        <w:rPr>
-          <w:lang w:val="es-CO"/>
-        </w:rPr>
-        <w:t xml:space="preserve">. Se utiliza para manejar el estado del carrito de compras y otras informaciones compartidas de manera eficiente. </w:t>
-      </w:r>
-    </w:p>
-    <w:p>
-      <w:pPr>
-        <w:rPr>
-          <w:lang w:val="es-CO"/>
-        </w:rPr>
-      </w:pPr>
-    </w:p>
-    <w:p>
-      <w:pPr>
-        <w:rPr>
-          <w:lang w:val="es-CO"/>
-        </w:rPr>
-      </w:pPr>
-      <w:proofErr w:type="spellStart"/>
-      <w:r>
-        <w:rPr>
-          <w:b/>
-          <w:bCs/>
-          <w:lang w:val="es-CO"/>
-        </w:rPr>
         <w:t>Tailwind</w:t>
       </w:r>
       <w:proofErr w:type="spellEnd"/>
@@ -7376,7 +7703,6 @@
         <w:rPr>
           <w:lang w:val="es-CO"/>
         </w:rPr>
-        <w:lastRenderedPageBreak/>
         <w:t xml:space="preserve">Este módulo se encarga de toda la lógica relacionada con la gestión de usuarios, la autenticación y la autorización. Utiliza </w:t>
       </w:r>
       <w:proofErr w:type="spellStart"/>
@@ -8315,7 +8641,6 @@
           <w:bCs/>
           <w:lang w:val="es-CO"/>
         </w:rPr>
-        <w:lastRenderedPageBreak/>
         <w:t>/</w:t>
       </w:r>
       <w:proofErr w:type="spellStart"/>
@@ -8996,7 +9321,14 @@
         <w:rPr>
           <w:lang w:val="es-CO"/>
         </w:rPr>
-        <w:t xml:space="preserve">). La configuración y el cliente de Prisma para la base de datos se encuentran en </w:t>
+        <w:t xml:space="preserve">). La configuración y el </w:t>
+      </w:r>
+      <w:r>
+        <w:rPr>
+          <w:lang w:val="es-CO"/>
+        </w:rPr>
+        <w:lastRenderedPageBreak/>
+        <w:t xml:space="preserve">cliente de Prisma para la base de datos se encuentran en </w:t>
       </w:r>
       <w:r>
         <w:rPr>
@@ -9253,7 +9585,6 @@
         <w:rPr>
           <w:lang w:val="es-CO"/>
         </w:rPr>
-        <w:lastRenderedPageBreak/>
         <w:t xml:space="preserve">Los siguientes componentes de software son necesarios para el desarrollo y la ejecución de </w:t>
       </w:r>
       <w:proofErr w:type="spellStart"/>
@@ -9559,6 +9890,7 @@
           <w:bCs/>
           <w:lang w:val="es-CO"/>
         </w:rPr>
+        <w:lastRenderedPageBreak/>
         <w:t xml:space="preserve">CPU: </w:t>
       </w:r>
       <w:r>
@@ -9667,7 +9999,6 @@
         <w:rPr>
           <w:lang w:val="es-CO"/>
         </w:rPr>
-        <w:lastRenderedPageBreak/>
         <w:t xml:space="preserve">10. Instalación y Configuración </w:t>
       </w:r>
     </w:p>
@@ -10098,6 +10429,7 @@
           <w:szCs w:val="19"/>
           <w:lang w:val="es-CO"/>
         </w:rPr>
+        <w:lastRenderedPageBreak/>
         <w:t xml:space="preserve"># Base de Datos (Prisma) </w:t>
       </w:r>
     </w:p>
@@ -10869,7 +11201,6 @@
           <w:sz w:val="19"/>
           <w:szCs w:val="19"/>
         </w:rPr>
-        <w:lastRenderedPageBreak/>
         <w:t>YOUTUBE_API_KEY</w:t>
       </w:r>
       <w:r>
@@ -11386,6 +11717,7 @@
         <w:rPr>
           <w:lang w:val="es-CO"/>
         </w:rPr>
+        <w:lastRenderedPageBreak/>
         <w:t xml:space="preserve">10.5. Iniciar el Servidor de Desarrollo </w:t>
       </w:r>
     </w:p>
@@ -11562,14 +11894,7 @@
         <w:rPr>
           <w:lang w:val="es-CO"/>
         </w:rPr>
-        <w:t xml:space="preserve">, encargada de la persistencia de toda la información crítica de la aplicación, desde perfiles de usuario </w:t>
-      </w:r>
-      <w:r>
-        <w:rPr>
-          <w:lang w:val="es-CO"/>
-        </w:rPr>
-        <w:lastRenderedPageBreak/>
-        <w:t xml:space="preserve">y productos hasta pedidos y contenido de cursos. Se utiliza </w:t>
+        <w:t xml:space="preserve">, encargada de la persistencia de toda la información crítica de la aplicación, desde perfiles de usuario y productos hasta pedidos y contenido de cursos. Se utiliza </w:t>
       </w:r>
       <w:proofErr w:type="spellStart"/>
       <w:r>
@@ -11916,6 +12241,7 @@
           <w:bCs/>
           <w:lang w:val="es-CO"/>
         </w:rPr>
+        <w:lastRenderedPageBreak/>
         <w:t>ForumTopic</w:t>
       </w:r>
       <w:proofErr w:type="spellEnd"/>
@@ -12107,7 +12433,6 @@
         <w:rPr>
           <w:lang w:val="es-CO"/>
         </w:rPr>
-        <w:lastRenderedPageBreak/>
         <w:t xml:space="preserve">Las migraciones de la base de datos son gestionadas por Prisma, lo que permite evolucionar el esquema de la base de datos de manera controlada y versionada. Para crear una nueva migración después de realizar cambios en el archivo </w:t>
       </w:r>
       <w:proofErr w:type="spellStart"/>
@@ -12550,6 +12875,7 @@
         <w:rPr>
           <w:lang w:val="es-CO"/>
         </w:rPr>
+        <w:lastRenderedPageBreak/>
         <w:t xml:space="preserve">Esta sección describe los aspectos clave relacionados con el desarrollo de la aplicación </w:t>
       </w:r>
       <w:proofErr w:type="spellStart"/>
@@ -12766,7 +13092,6 @@
         <w:rPr>
           <w:lang w:val="es-CO"/>
         </w:rPr>
-        <w:lastRenderedPageBreak/>
         <w:t xml:space="preserve">Una vez ejecutado, la aplicación estará disponible en su navegador en </w:t>
       </w:r>
       <w:r>
@@ -13216,6 +13541,7 @@
         <w:rPr>
           <w:lang w:val="es-CO"/>
         </w:rPr>
+        <w:lastRenderedPageBreak/>
         <w:t xml:space="preserve">La seguridad y el control de acceso son aspectos críticos en </w:t>
       </w:r>
       <w:proofErr w:type="spellStart"/>
@@ -13380,7 +13706,6 @@
         <w:rPr>
           <w:lang w:val="es-CO"/>
         </w:rPr>
-        <w:lastRenderedPageBreak/>
         <w:t xml:space="preserve">13.2. Protección de Rutas </w:t>
       </w:r>
     </w:p>
@@ -13611,6 +13936,7 @@
         <w:rPr>
           <w:lang w:val="es-CO"/>
         </w:rPr>
+        <w:lastRenderedPageBreak/>
         <w:t xml:space="preserve">El despliegue de </w:t>
       </w:r>
       <w:proofErr w:type="spellStart"/>
@@ -13984,14 +14310,7 @@
         <w:rPr>
           <w:lang w:val="es-CO"/>
         </w:rPr>
-        <w:t xml:space="preserve"> a la rama principal (o la configurada para </w:t>
-      </w:r>
-      <w:r>
-        <w:rPr>
-          <w:lang w:val="es-CO"/>
-        </w:rPr>
-        <w:lastRenderedPageBreak/>
-        <w:t xml:space="preserve">producción) activará un nuevo despliegue, facilitando la integración continua y la entrega continua (CI/CD). </w:t>
+        <w:t xml:space="preserve"> a la rama principal (o la configurada para producción) activará un nuevo despliegue, facilitando la integración continua y la entrega continua (CI/CD). </w:t>
       </w:r>
     </w:p>
     <w:p>
@@ -14351,6 +14670,7 @@
         <w:rPr>
           <w:lang w:val="es-CO"/>
         </w:rPr>
+        <w:lastRenderedPageBreak/>
         <w:t xml:space="preserve">15. Seguridad </w:t>
       </w:r>
     </w:p>
@@ -14512,7 +14832,6 @@
           <w:bCs/>
           <w:lang w:val="es-CO"/>
         </w:rPr>
-        <w:lastRenderedPageBreak/>
         <w:t>Seguridad de contraseñas:</w:t>
       </w:r>
       <w:r>
@@ -14691,7 +15010,7 @@
       </w:r>
     </w:p>
     <w:sectPr>
-      <w:headerReference w:type="default" r:id="rId12"/>
+      <w:headerReference w:type="default" r:id="rId11"/>
       <w:pgSz w:w="11880" w:h="16820"/>
       <w:pgMar w:top="1184" w:right="1064" w:bottom="1238" w:left="1140" w:header="0" w:footer="720" w:gutter="0"/>
       <w:pgNumType w:start="1"/>
@@ -14782,8 +15101,8 @@
         <w:noProof/>
       </w:rPr>
       <w:drawing>
-        <wp:inline distT="0" distB="0" distL="0" distR="0">
-          <wp:extent cx="676275" cy="590550"/>
+        <wp:inline distT="0" distB="0" distL="0" distR="0" wp14:anchorId="618DB76F" wp14:editId="14C2FE6F">
+          <wp:extent cx="676275" cy="628650"/>
           <wp:effectExtent l="0" t="0" r="9525" b="0"/>
           <wp:docPr id="3" name="image2.png"/>
           <wp:cNvGraphicFramePr/>
@@ -14804,7 +15123,7 @@
                 <pic:spPr>
                   <a:xfrm>
                     <a:off x="0" y="0"/>
-                    <a:ext cx="676275" cy="590550"/>
+                    <a:ext cx="676275" cy="628650"/>
                   </a:xfrm>
                   <a:prstGeom prst="rect">
                     <a:avLst/>
@@ -14937,6 +15256,205 @@
     </w:lvl>
   </w:abstractNum>
   <w:abstractNum w:abstractNumId="1" w15:restartNumberingAfterBreak="0">
+    <w:nsid w:val="059136F3"/>
+    <w:multiLevelType w:val="hybridMultilevel"/>
+    <w:tmpl w:val="88245FB6"/>
+    <w:lvl w:ilvl="0" w:tplc="04090001">
+      <w:start w:val="1"/>
+      <w:numFmt w:val="bullet"/>
+      <w:lvlText w:val=""/>
+      <w:lvlJc w:val="left"/>
+      <w:pPr>
+        <w:ind w:left="720" w:hanging="360"/>
+      </w:pPr>
+      <w:rPr>
+        <w:rFonts w:ascii="Symbol" w:hAnsi="Symbol" w:hint="default"/>
+      </w:rPr>
+    </w:lvl>
+    <w:lvl w:ilvl="1" w:tplc="04090003" w:tentative="1">
+      <w:start w:val="1"/>
+      <w:numFmt w:val="bullet"/>
+      <w:lvlText w:val="o"/>
+      <w:lvlJc w:val="left"/>
+      <w:pPr>
+        <w:ind w:left="1440" w:hanging="360"/>
+      </w:pPr>
+      <w:rPr>
+        <w:rFonts w:ascii="Courier New" w:hAnsi="Courier New" w:cs="Courier New" w:hint="default"/>
+      </w:rPr>
+    </w:lvl>
+    <w:lvl w:ilvl="2" w:tplc="04090005" w:tentative="1">
+      <w:start w:val="1"/>
+      <w:numFmt w:val="bullet"/>
+      <w:lvlText w:val=""/>
+      <w:lvlJc w:val="left"/>
+      <w:pPr>
+        <w:ind w:left="2160" w:hanging="360"/>
+      </w:pPr>
+      <w:rPr>
+        <w:rFonts w:ascii="Wingdings" w:hAnsi="Wingdings" w:hint="default"/>
+      </w:rPr>
+    </w:lvl>
+    <w:lvl w:ilvl="3" w:tplc="04090001" w:tentative="1">
+      <w:start w:val="1"/>
+      <w:numFmt w:val="bullet"/>
+      <w:lvlText w:val=""/>
+      <w:lvlJc w:val="left"/>
+      <w:pPr>
+        <w:ind w:left="2880" w:hanging="360"/>
+      </w:pPr>
+      <w:rPr>
+        <w:rFonts w:ascii="Symbol" w:hAnsi="Symbol" w:hint="default"/>
+      </w:rPr>
+    </w:lvl>
+    <w:lvl w:ilvl="4" w:tplc="04090003" w:tentative="1">
+      <w:start w:val="1"/>
+      <w:numFmt w:val="bullet"/>
+      <w:lvlText w:val="o"/>
+      <w:lvlJc w:val="left"/>
+      <w:pPr>
+        <w:ind w:left="3600" w:hanging="360"/>
+      </w:pPr>
+      <w:rPr>
+        <w:rFonts w:ascii="Courier New" w:hAnsi="Courier New" w:cs="Courier New" w:hint="default"/>
+      </w:rPr>
+    </w:lvl>
+    <w:lvl w:ilvl="5" w:tplc="04090005" w:tentative="1">
+      <w:start w:val="1"/>
+      <w:numFmt w:val="bullet"/>
+      <w:lvlText w:val=""/>
+      <w:lvlJc w:val="left"/>
+      <w:pPr>
+        <w:ind w:left="4320" w:hanging="360"/>
+      </w:pPr>
+      <w:rPr>
+        <w:rFonts w:ascii="Wingdings" w:hAnsi="Wingdings" w:hint="default"/>
+      </w:rPr>
+    </w:lvl>
+    <w:lvl w:ilvl="6" w:tplc="04090001" w:tentative="1">
+      <w:start w:val="1"/>
+      <w:numFmt w:val="bullet"/>
+      <w:lvlText w:val=""/>
+      <w:lvlJc w:val="left"/>
+      <w:pPr>
+        <w:ind w:left="5040" w:hanging="360"/>
+      </w:pPr>
+      <w:rPr>
+        <w:rFonts w:ascii="Symbol" w:hAnsi="Symbol" w:hint="default"/>
+      </w:rPr>
+    </w:lvl>
+    <w:lvl w:ilvl="7" w:tplc="04090003" w:tentative="1">
+      <w:start w:val="1"/>
+      <w:numFmt w:val="bullet"/>
+      <w:lvlText w:val="o"/>
+      <w:lvlJc w:val="left"/>
+      <w:pPr>
+        <w:ind w:left="5760" w:hanging="360"/>
+      </w:pPr>
+      <w:rPr>
+        <w:rFonts w:ascii="Courier New" w:hAnsi="Courier New" w:cs="Courier New" w:hint="default"/>
+      </w:rPr>
+    </w:lvl>
+    <w:lvl w:ilvl="8" w:tplc="04090005" w:tentative="1">
+      <w:start w:val="1"/>
+      <w:numFmt w:val="bullet"/>
+      <w:lvlText w:val=""/>
+      <w:lvlJc w:val="left"/>
+      <w:pPr>
+        <w:ind w:left="6480" w:hanging="360"/>
+      </w:pPr>
+      <w:rPr>
+        <w:rFonts w:ascii="Wingdings" w:hAnsi="Wingdings" w:hint="default"/>
+      </w:rPr>
+    </w:lvl>
+  </w:abstractNum>
+  <w:abstractNum w:abstractNumId="2" w15:restartNumberingAfterBreak="0">
+    <w:nsid w:val="168F1EB6"/>
+    <w:multiLevelType w:val="hybridMultilevel"/>
+    <w:tmpl w:val="320C8066"/>
+    <w:lvl w:ilvl="0" w:tplc="0409000F">
+      <w:start w:val="1"/>
+      <w:numFmt w:val="decimal"/>
+      <w:lvlText w:val="%1."/>
+      <w:lvlJc w:val="left"/>
+      <w:pPr>
+        <w:ind w:left="720" w:hanging="360"/>
+      </w:pPr>
+    </w:lvl>
+    <w:lvl w:ilvl="1" w:tplc="04090019" w:tentative="1">
+      <w:start w:val="1"/>
+      <w:numFmt w:val="lowerLetter"/>
+      <w:lvlText w:val="%2."/>
+      <w:lvlJc w:val="left"/>
+      <w:pPr>
+        <w:ind w:left="1440" w:hanging="360"/>
+      </w:pPr>
+    </w:lvl>
+    <w:lvl w:ilvl="2" w:tplc="0409001B" w:tentative="1">
+      <w:start w:val="1"/>
+      <w:numFmt w:val="lowerRoman"/>
+      <w:lvlText w:val="%3."/>
+      <w:lvlJc w:val="right"/>
+      <w:pPr>
+        <w:ind w:left="2160" w:hanging="180"/>
+      </w:pPr>
+    </w:lvl>
+    <w:lvl w:ilvl="3" w:tplc="0409000F" w:tentative="1">
+      <w:start w:val="1"/>
+      <w:numFmt w:val="decimal"/>
+      <w:lvlText w:val="%4."/>
+      <w:lvlJc w:val="left"/>
+      <w:pPr>
+        <w:ind w:left="2880" w:hanging="360"/>
+      </w:pPr>
+    </w:lvl>
+    <w:lvl w:ilvl="4" w:tplc="04090019" w:tentative="1">
+      <w:start w:val="1"/>
+      <w:numFmt w:val="lowerLetter"/>
+      <w:lvlText w:val="%5."/>
+      <w:lvlJc w:val="left"/>
+      <w:pPr>
+        <w:ind w:left="3600" w:hanging="360"/>
+      </w:pPr>
+    </w:lvl>
+    <w:lvl w:ilvl="5" w:tplc="0409001B" w:tentative="1">
+      <w:start w:val="1"/>
+      <w:numFmt w:val="lowerRoman"/>
+      <w:lvlText w:val="%6."/>
+      <w:lvlJc w:val="right"/>
+      <w:pPr>
+        <w:ind w:left="4320" w:hanging="180"/>
+      </w:pPr>
+    </w:lvl>
+    <w:lvl w:ilvl="6" w:tplc="0409000F" w:tentative="1">
+      <w:start w:val="1"/>
+      <w:numFmt w:val="decimal"/>
+      <w:lvlText w:val="%7."/>
+      <w:lvlJc w:val="left"/>
+      <w:pPr>
+        <w:ind w:left="5040" w:hanging="360"/>
+      </w:pPr>
+    </w:lvl>
+    <w:lvl w:ilvl="7" w:tplc="04090019" w:tentative="1">
+      <w:start w:val="1"/>
+      <w:numFmt w:val="lowerLetter"/>
+      <w:lvlText w:val="%8."/>
+      <w:lvlJc w:val="left"/>
+      <w:pPr>
+        <w:ind w:left="5760" w:hanging="360"/>
+      </w:pPr>
+    </w:lvl>
+    <w:lvl w:ilvl="8" w:tplc="0409001B" w:tentative="1">
+      <w:start w:val="1"/>
+      <w:numFmt w:val="lowerRoman"/>
+      <w:lvlText w:val="%9."/>
+      <w:lvlJc w:val="right"/>
+      <w:pPr>
+        <w:ind w:left="6480" w:hanging="180"/>
+      </w:pPr>
+    </w:lvl>
+  </w:abstractNum>
+  <w:abstractNum w:abstractNumId="3" w15:restartNumberingAfterBreak="0">
     <w:nsid w:val="3C36244C"/>
     <w:multiLevelType w:val="multilevel"/>
     <w:tmpl w:val="6E66C814"/>
@@ -15049,7 +15567,295 @@
       </w:rPr>
     </w:lvl>
   </w:abstractNum>
-  <w:abstractNum w:abstractNumId="2" w15:restartNumberingAfterBreak="0">
+  <w:abstractNum w:abstractNumId="4" w15:restartNumberingAfterBreak="0">
+    <w:nsid w:val="4B8147D7"/>
+    <w:multiLevelType w:val="hybridMultilevel"/>
+    <w:tmpl w:val="A41EAEC4"/>
+    <w:lvl w:ilvl="0" w:tplc="0409000F">
+      <w:start w:val="1"/>
+      <w:numFmt w:val="decimal"/>
+      <w:lvlText w:val="%1."/>
+      <w:lvlJc w:val="left"/>
+      <w:pPr>
+        <w:ind w:left="720" w:hanging="360"/>
+      </w:pPr>
+    </w:lvl>
+    <w:lvl w:ilvl="1" w:tplc="04090019" w:tentative="1">
+      <w:start w:val="1"/>
+      <w:numFmt w:val="lowerLetter"/>
+      <w:lvlText w:val="%2."/>
+      <w:lvlJc w:val="left"/>
+      <w:pPr>
+        <w:ind w:left="1440" w:hanging="360"/>
+      </w:pPr>
+    </w:lvl>
+    <w:lvl w:ilvl="2" w:tplc="0409001B" w:tentative="1">
+      <w:start w:val="1"/>
+      <w:numFmt w:val="lowerRoman"/>
+      <w:lvlText w:val="%3."/>
+      <w:lvlJc w:val="right"/>
+      <w:pPr>
+        <w:ind w:left="2160" w:hanging="180"/>
+      </w:pPr>
+    </w:lvl>
+    <w:lvl w:ilvl="3" w:tplc="0409000F" w:tentative="1">
+      <w:start w:val="1"/>
+      <w:numFmt w:val="decimal"/>
+      <w:lvlText w:val="%4."/>
+      <w:lvlJc w:val="left"/>
+      <w:pPr>
+        <w:ind w:left="2880" w:hanging="360"/>
+      </w:pPr>
+    </w:lvl>
+    <w:lvl w:ilvl="4" w:tplc="04090019" w:tentative="1">
+      <w:start w:val="1"/>
+      <w:numFmt w:val="lowerLetter"/>
+      <w:lvlText w:val="%5."/>
+      <w:lvlJc w:val="left"/>
+      <w:pPr>
+        <w:ind w:left="3600" w:hanging="360"/>
+      </w:pPr>
+    </w:lvl>
+    <w:lvl w:ilvl="5" w:tplc="0409001B" w:tentative="1">
+      <w:start w:val="1"/>
+      <w:numFmt w:val="lowerRoman"/>
+      <w:lvlText w:val="%6."/>
+      <w:lvlJc w:val="right"/>
+      <w:pPr>
+        <w:ind w:left="4320" w:hanging="180"/>
+      </w:pPr>
+    </w:lvl>
+    <w:lvl w:ilvl="6" w:tplc="0409000F" w:tentative="1">
+      <w:start w:val="1"/>
+      <w:numFmt w:val="decimal"/>
+      <w:lvlText w:val="%7."/>
+      <w:lvlJc w:val="left"/>
+      <w:pPr>
+        <w:ind w:left="5040" w:hanging="360"/>
+      </w:pPr>
+    </w:lvl>
+    <w:lvl w:ilvl="7" w:tplc="04090019" w:tentative="1">
+      <w:start w:val="1"/>
+      <w:numFmt w:val="lowerLetter"/>
+      <w:lvlText w:val="%8."/>
+      <w:lvlJc w:val="left"/>
+      <w:pPr>
+        <w:ind w:left="5760" w:hanging="360"/>
+      </w:pPr>
+    </w:lvl>
+    <w:lvl w:ilvl="8" w:tplc="0409001B" w:tentative="1">
+      <w:start w:val="1"/>
+      <w:numFmt w:val="lowerRoman"/>
+      <w:lvlText w:val="%9."/>
+      <w:lvlJc w:val="right"/>
+      <w:pPr>
+        <w:ind w:left="6480" w:hanging="180"/>
+      </w:pPr>
+    </w:lvl>
+  </w:abstractNum>
+  <w:abstractNum w:abstractNumId="5" w15:restartNumberingAfterBreak="0">
+    <w:nsid w:val="585F0520"/>
+    <w:multiLevelType w:val="hybridMultilevel"/>
+    <w:tmpl w:val="7FF44AE8"/>
+    <w:lvl w:ilvl="0" w:tplc="04090001">
+      <w:start w:val="1"/>
+      <w:numFmt w:val="bullet"/>
+      <w:lvlText w:val=""/>
+      <w:lvlJc w:val="left"/>
+      <w:pPr>
+        <w:ind w:left="720" w:hanging="360"/>
+      </w:pPr>
+      <w:rPr>
+        <w:rFonts w:ascii="Symbol" w:hAnsi="Symbol" w:hint="default"/>
+      </w:rPr>
+    </w:lvl>
+    <w:lvl w:ilvl="1" w:tplc="04090019" w:tentative="1">
+      <w:start w:val="1"/>
+      <w:numFmt w:val="lowerLetter"/>
+      <w:lvlText w:val="%2."/>
+      <w:lvlJc w:val="left"/>
+      <w:pPr>
+        <w:ind w:left="1440" w:hanging="360"/>
+      </w:pPr>
+    </w:lvl>
+    <w:lvl w:ilvl="2" w:tplc="0409001B" w:tentative="1">
+      <w:start w:val="1"/>
+      <w:numFmt w:val="lowerRoman"/>
+      <w:lvlText w:val="%3."/>
+      <w:lvlJc w:val="right"/>
+      <w:pPr>
+        <w:ind w:left="2160" w:hanging="180"/>
+      </w:pPr>
+    </w:lvl>
+    <w:lvl w:ilvl="3" w:tplc="0409000F" w:tentative="1">
+      <w:start w:val="1"/>
+      <w:numFmt w:val="decimal"/>
+      <w:lvlText w:val="%4."/>
+      <w:lvlJc w:val="left"/>
+      <w:pPr>
+        <w:ind w:left="2880" w:hanging="360"/>
+      </w:pPr>
+    </w:lvl>
+    <w:lvl w:ilvl="4" w:tplc="04090019" w:tentative="1">
+      <w:start w:val="1"/>
+      <w:numFmt w:val="lowerLetter"/>
+      <w:lvlText w:val="%5."/>
+      <w:lvlJc w:val="left"/>
+      <w:pPr>
+        <w:ind w:left="3600" w:hanging="360"/>
+      </w:pPr>
+    </w:lvl>
+    <w:lvl w:ilvl="5" w:tplc="0409001B" w:tentative="1">
+      <w:start w:val="1"/>
+      <w:numFmt w:val="lowerRoman"/>
+      <w:lvlText w:val="%6."/>
+      <w:lvlJc w:val="right"/>
+      <w:pPr>
+        <w:ind w:left="4320" w:hanging="180"/>
+      </w:pPr>
+    </w:lvl>
+    <w:lvl w:ilvl="6" w:tplc="0409000F" w:tentative="1">
+      <w:start w:val="1"/>
+      <w:numFmt w:val="decimal"/>
+      <w:lvlText w:val="%7."/>
+      <w:lvlJc w:val="left"/>
+      <w:pPr>
+        <w:ind w:left="5040" w:hanging="360"/>
+      </w:pPr>
+    </w:lvl>
+    <w:lvl w:ilvl="7" w:tplc="04090019" w:tentative="1">
+      <w:start w:val="1"/>
+      <w:numFmt w:val="lowerLetter"/>
+      <w:lvlText w:val="%8."/>
+      <w:lvlJc w:val="left"/>
+      <w:pPr>
+        <w:ind w:left="5760" w:hanging="360"/>
+      </w:pPr>
+    </w:lvl>
+    <w:lvl w:ilvl="8" w:tplc="0409001B" w:tentative="1">
+      <w:start w:val="1"/>
+      <w:numFmt w:val="lowerRoman"/>
+      <w:lvlText w:val="%9."/>
+      <w:lvlJc w:val="right"/>
+      <w:pPr>
+        <w:ind w:left="6480" w:hanging="180"/>
+      </w:pPr>
+    </w:lvl>
+  </w:abstractNum>
+  <w:abstractNum w:abstractNumId="6" w15:restartNumberingAfterBreak="0">
+    <w:nsid w:val="5D45571C"/>
+    <w:multiLevelType w:val="hybridMultilevel"/>
+    <w:tmpl w:val="19649354"/>
+    <w:lvl w:ilvl="0" w:tplc="0409000B">
+      <w:start w:val="1"/>
+      <w:numFmt w:val="bullet"/>
+      <w:lvlText w:val=""/>
+      <w:lvlJc w:val="left"/>
+      <w:pPr>
+        <w:ind w:left="720" w:hanging="360"/>
+      </w:pPr>
+      <w:rPr>
+        <w:rFonts w:ascii="Wingdings" w:hAnsi="Wingdings" w:hint="default"/>
+      </w:rPr>
+    </w:lvl>
+    <w:lvl w:ilvl="1" w:tplc="04090003" w:tentative="1">
+      <w:start w:val="1"/>
+      <w:numFmt w:val="bullet"/>
+      <w:lvlText w:val="o"/>
+      <w:lvlJc w:val="left"/>
+      <w:pPr>
+        <w:ind w:left="1440" w:hanging="360"/>
+      </w:pPr>
+      <w:rPr>
+        <w:rFonts w:ascii="Courier New" w:hAnsi="Courier New" w:cs="Courier New" w:hint="default"/>
+      </w:rPr>
+    </w:lvl>
+    <w:lvl w:ilvl="2" w:tplc="04090005" w:tentative="1">
+      <w:start w:val="1"/>
+      <w:numFmt w:val="bullet"/>
+      <w:lvlText w:val=""/>
+      <w:lvlJc w:val="left"/>
+      <w:pPr>
+        <w:ind w:left="2160" w:hanging="360"/>
+      </w:pPr>
+      <w:rPr>
+        <w:rFonts w:ascii="Wingdings" w:hAnsi="Wingdings" w:hint="default"/>
+      </w:rPr>
+    </w:lvl>
+    <w:lvl w:ilvl="3" w:tplc="04090001" w:tentative="1">
+      <w:start w:val="1"/>
+      <w:numFmt w:val="bullet"/>
+      <w:lvlText w:val=""/>
+      <w:lvlJc w:val="left"/>
+      <w:pPr>
+        <w:ind w:left="2880" w:hanging="360"/>
+      </w:pPr>
+      <w:rPr>
+        <w:rFonts w:ascii="Symbol" w:hAnsi="Symbol" w:hint="default"/>
+      </w:rPr>
+    </w:lvl>
+    <w:lvl w:ilvl="4" w:tplc="04090003" w:tentative="1">
+      <w:start w:val="1"/>
+      <w:numFmt w:val="bullet"/>
+      <w:lvlText w:val="o"/>
+      <w:lvlJc w:val="left"/>
+      <w:pPr>
+        <w:ind w:left="3600" w:hanging="360"/>
+      </w:pPr>
+      <w:rPr>
+        <w:rFonts w:ascii="Courier New" w:hAnsi="Courier New" w:cs="Courier New" w:hint="default"/>
+      </w:rPr>
+    </w:lvl>
+    <w:lvl w:ilvl="5" w:tplc="04090005" w:tentative="1">
+      <w:start w:val="1"/>
+      <w:numFmt w:val="bullet"/>
+      <w:lvlText w:val=""/>
+      <w:lvlJc w:val="left"/>
+      <w:pPr>
+        <w:ind w:left="4320" w:hanging="360"/>
+      </w:pPr>
+      <w:rPr>
+        <w:rFonts w:ascii="Wingdings" w:hAnsi="Wingdings" w:hint="default"/>
+      </w:rPr>
+    </w:lvl>
+    <w:lvl w:ilvl="6" w:tplc="04090001" w:tentative="1">
+      <w:start w:val="1"/>
+      <w:numFmt w:val="bullet"/>
+      <w:lvlText w:val=""/>
+      <w:lvlJc w:val="left"/>
+      <w:pPr>
+        <w:ind w:left="5040" w:hanging="360"/>
+      </w:pPr>
+      <w:rPr>
+        <w:rFonts w:ascii="Symbol" w:hAnsi="Symbol" w:hint="default"/>
+      </w:rPr>
+    </w:lvl>
+    <w:lvl w:ilvl="7" w:tplc="04090003" w:tentative="1">
+      <w:start w:val="1"/>
+      <w:numFmt w:val="bullet"/>
+      <w:lvlText w:val="o"/>
+      <w:lvlJc w:val="left"/>
+      <w:pPr>
+        <w:ind w:left="5760" w:hanging="360"/>
+      </w:pPr>
+      <w:rPr>
+        <w:rFonts w:ascii="Courier New" w:hAnsi="Courier New" w:cs="Courier New" w:hint="default"/>
+      </w:rPr>
+    </w:lvl>
+    <w:lvl w:ilvl="8" w:tplc="04090005" w:tentative="1">
+      <w:start w:val="1"/>
+      <w:numFmt w:val="bullet"/>
+      <w:lvlText w:val=""/>
+      <w:lvlJc w:val="left"/>
+      <w:pPr>
+        <w:ind w:left="6480" w:hanging="360"/>
+      </w:pPr>
+      <w:rPr>
+        <w:rFonts w:ascii="Wingdings" w:hAnsi="Wingdings" w:hint="default"/>
+      </w:rPr>
+    </w:lvl>
+  </w:abstractNum>
+  <w:abstractNum w:abstractNumId="7" w15:restartNumberingAfterBreak="0">
     <w:nsid w:val="77815316"/>
     <w:multiLevelType w:val="multilevel"/>
     <w:tmpl w:val="96DE393C"/>
@@ -15163,13 +15969,28 @@
     </w:lvl>
   </w:abstractNum>
   <w:num w:numId="1">
-    <w:abstractNumId w:val="2"/>
+    <w:abstractNumId w:val="7"/>
   </w:num>
   <w:num w:numId="2">
     <w:abstractNumId w:val="0"/>
   </w:num>
   <w:num w:numId="3">
+    <w:abstractNumId w:val="3"/>
+  </w:num>
+  <w:num w:numId="4">
     <w:abstractNumId w:val="1"/>
+  </w:num>
+  <w:num w:numId="5">
+    <w:abstractNumId w:val="6"/>
+  </w:num>
+  <w:num w:numId="6">
+    <w:abstractNumId w:val="2"/>
+  </w:num>
+  <w:num w:numId="7">
+    <w:abstractNumId w:val="4"/>
+  </w:num>
+  <w:num w:numId="8">
+    <w:abstractNumId w:val="5"/>
   </w:num>
 </w:numbering>
 </file>
@@ -15801,6 +16622,17 @@
       <w:rFonts w:ascii="Times New Roman" w:eastAsia="Times New Roman" w:hAnsi="Times New Roman" w:cs="Times New Roman"/>
     </w:rPr>
   </w:style>
+  <w:style w:type="paragraph" w:styleId="Prrafodelista">
+    <w:name w:val="List Paragraph"/>
+    <w:basedOn w:val="Normal"/>
+    <w:uiPriority w:val="34"/>
+    <w:qFormat/>
+    <w:rsid w:val="00C94E6B"/>
+    <w:pPr>
+      <w:ind w:left="720"/>
+      <w:contextualSpacing/>
+    </w:pPr>
+  </w:style>
 </w:styles>
 </file>
 

--- a/Manual Técnico Sena Contigo.docx
+++ b/Manual Técnico Sena Contigo.docx
@@ -3235,13 +3235,7 @@
         <w:rPr>
           <w:lang w:val="es-CO"/>
         </w:rPr>
-        <w:t xml:space="preserve">El proyecto </w:t>
-      </w:r>
-      <w:r>
-        <w:rPr>
-          <w:lang w:val="es-CO"/>
-        </w:rPr>
-        <w:t>Sena Contigo: Plataforma de Apoyo y Retención de Aprendices</w:t>
+        <w:t>El proyecto Sena Contigo: Plataforma de Apoyo y Retención de Aprendices</w:t>
       </w:r>
       <w:r>
         <w:rPr>
@@ -3797,7 +3791,21 @@
         <w:rPr>
           <w:lang w:val="es-CO"/>
         </w:rPr>
-        <w:t>Para el envió de correros del sistema</w:t>
+        <w:t xml:space="preserve">Para </w:t>
+      </w:r>
+      <w:proofErr w:type="spellStart"/>
+      <w:r>
+        <w:rPr>
+          <w:lang w:val="es-CO"/>
+        </w:rPr>
+        <w:t>el</w:t>
+      </w:r>
+      <w:proofErr w:type="spellEnd"/>
+      <w:r>
+        <w:rPr>
+          <w:lang w:val="es-CO"/>
+        </w:rPr>
+        <w:t xml:space="preserve"> envió de correros del sistema</w:t>
       </w:r>
       <w:r>
         <w:rPr>
@@ -4460,7 +4468,7 @@
       </w:pPr>
       <w:r>
         <w:rPr>
-          <w:lang w:val="es-CO"/>
+          <w:noProof/>
         </w:rPr>
         <w:drawing>
           <wp:inline distT="0" distB="0" distL="0" distR="0" wp14:anchorId="15B1F730" wp14:editId="0720478B">
@@ -4519,15 +4527,7 @@
         <w:rPr>
           <w:lang w:val="es-CO"/>
         </w:rPr>
-        <w:t>Explicació</w:t>
-      </w:r>
-      <w:bookmarkStart w:id="21" w:name="_GoBack"/>
-      <w:bookmarkEnd w:id="21"/>
-      <w:r>
-        <w:rPr>
-          <w:lang w:val="es-CO"/>
-        </w:rPr>
-        <w:t>n del Diagrama</w:t>
+        <w:t>Explicación del Diagrama</w:t>
       </w:r>
     </w:p>
     <w:p>
@@ -5108,10 +5108,10 @@
           <w:lang w:val="es-CO"/>
         </w:rPr>
       </w:pPr>
-      <w:bookmarkStart w:id="22" w:name="_ar9j33b82web" w:colFirst="0" w:colLast="0"/>
-      <w:bookmarkStart w:id="23" w:name="_3s82641gmchl" w:colFirst="0" w:colLast="0"/>
+      <w:bookmarkStart w:id="21" w:name="_ar9j33b82web" w:colFirst="0" w:colLast="0"/>
+      <w:bookmarkStart w:id="22" w:name="_3s82641gmchl" w:colFirst="0" w:colLast="0"/>
+      <w:bookmarkEnd w:id="21"/>
       <w:bookmarkEnd w:id="22"/>
-      <w:bookmarkEnd w:id="23"/>
       <w:r>
         <w:rPr>
           <w:lang w:val="es-CO"/>
@@ -5230,8 +5230,8 @@
           <w:lang w:val="es-CO"/>
         </w:rPr>
       </w:pPr>
-      <w:bookmarkStart w:id="24" w:name="_9alqlnjyqpm" w:colFirst="0" w:colLast="0"/>
-      <w:bookmarkEnd w:id="24"/>
+      <w:bookmarkStart w:id="23" w:name="_9alqlnjyqpm" w:colFirst="0" w:colLast="0"/>
+      <w:bookmarkEnd w:id="23"/>
     </w:p>
     <w:p>
       <w:pPr>
@@ -5243,76 +5243,14 @@
           <w:lang w:val="es-CO"/>
         </w:rPr>
       </w:pPr>
-      <w:bookmarkStart w:id="25" w:name="_wcnljtnvj5tw" w:colFirst="0" w:colLast="0"/>
-      <w:bookmarkEnd w:id="25"/>
+      <w:bookmarkStart w:id="24" w:name="_wcnljtnvj5tw" w:colFirst="0" w:colLast="0"/>
+      <w:bookmarkEnd w:id="24"/>
       <w:r>
         <w:rPr>
           <w:lang w:val="es-CO"/>
         </w:rPr>
         <w:t xml:space="preserve">6.  Estructura del Proyecto </w:t>
       </w:r>
-    </w:p>
-    <w:p>
-      <w:pPr>
-        <w:rPr>
-          <w:lang w:val="es-CO"/>
-        </w:rPr>
-      </w:pPr>
-      <w:r>
-        <w:rPr>
-          <w:lang w:val="es-CO"/>
-        </w:rPr>
-        <w:t xml:space="preserve">El proyecto </w:t>
-      </w:r>
-      <w:proofErr w:type="spellStart"/>
-      <w:r>
-        <w:rPr>
-          <w:lang w:val="es-CO"/>
-        </w:rPr>
-        <w:t>NombreProyecto</w:t>
-      </w:r>
-      <w:proofErr w:type="spellEnd"/>
-      <w:r>
-        <w:rPr>
-          <w:lang w:val="es-CO"/>
-        </w:rPr>
-        <w:t xml:space="preserve"> adopta una estructura de directorios organizada y modular, diseñada para separar responsabilidades, facilitar la navegación y promover la mantenibilidad del código. Esta organización es crucial para un proyecto de la envergadura de </w:t>
-      </w:r>
-      <w:proofErr w:type="spellStart"/>
-      <w:r>
-        <w:rPr>
-          <w:lang w:val="es-CO"/>
-        </w:rPr>
-        <w:t>NombreProyecto</w:t>
-      </w:r>
-      <w:proofErr w:type="spellEnd"/>
-      <w:r>
-        <w:rPr>
-          <w:lang w:val="es-CO"/>
-        </w:rPr>
-        <w:t xml:space="preserve">, que combina funcionalidades de Tienda y </w:t>
-      </w:r>
-      <w:proofErr w:type="spellStart"/>
-      <w:r>
-        <w:rPr>
-          <w:lang w:val="es-CO"/>
-        </w:rPr>
-        <w:t>learning</w:t>
-      </w:r>
-      <w:proofErr w:type="spellEnd"/>
-      <w:r>
-        <w:rPr>
-          <w:lang w:val="es-CO"/>
-        </w:rPr>
-        <w:t>.</w:t>
-      </w:r>
-    </w:p>
-    <w:p>
-      <w:pPr>
-        <w:rPr>
-          <w:lang w:val="es-CO"/>
-        </w:rPr>
-      </w:pPr>
     </w:p>
     <w:p>
       <w:pPr>
@@ -5325,7 +5263,87 @@
           <w:between w:val="nil"/>
         </w:pBdr>
         <w:spacing w:line="240" w:lineRule="auto"/>
-        <w:ind w:left="297"/>
+        <w:ind w:left="9"/>
+        <w:rPr>
+          <w:lang w:val="es-CO"/>
+        </w:rPr>
+      </w:pPr>
+      <w:r>
+        <w:rPr>
+          <w:lang w:val="es-CO"/>
+        </w:rPr>
+        <w:t>El proyecto SENA Contigo adopta una estructura de directorios organizada y modular basada en el patrón de arquitectura MVC (Modelo – Vista – Controlador). Esta estructura permite separar claramente las responsabilidades de cada componente del sistema, facilitando el mantenimiento, la escalabilidad y la comprensión del código por parte de los desarrolladores.</w:t>
+      </w:r>
+    </w:p>
+    <w:p>
+      <w:pPr>
+        <w:widowControl w:val="0"/>
+        <w:pBdr>
+          <w:top w:val="nil"/>
+          <w:left w:val="nil"/>
+          <w:bottom w:val="nil"/>
+          <w:right w:val="nil"/>
+          <w:between w:val="nil"/>
+        </w:pBdr>
+        <w:spacing w:line="240" w:lineRule="auto"/>
+        <w:ind w:left="9"/>
+        <w:rPr>
+          <w:lang w:val="es-CO"/>
+        </w:rPr>
+      </w:pPr>
+    </w:p>
+    <w:p>
+      <w:pPr>
+        <w:widowControl w:val="0"/>
+        <w:pBdr>
+          <w:top w:val="nil"/>
+          <w:left w:val="nil"/>
+          <w:bottom w:val="nil"/>
+          <w:right w:val="nil"/>
+          <w:between w:val="nil"/>
+        </w:pBdr>
+        <w:spacing w:line="240" w:lineRule="auto"/>
+        <w:ind w:left="9"/>
+        <w:rPr>
+          <w:lang w:val="es-CO"/>
+        </w:rPr>
+      </w:pPr>
+      <w:r>
+        <w:rPr>
+          <w:lang w:val="es-CO"/>
+        </w:rPr>
+        <w:t>La organización del proyecto está diseñada para soportar el desarrollo de una aplicación web robusta orientada a la gestión, seguimiento e intervención de aprendices en riesgo de deserción, permitiendo que cada capa del sistema cumpla una función específica dentro de la arquitectura.</w:t>
+      </w:r>
+    </w:p>
+    <w:p>
+      <w:pPr>
+        <w:widowControl w:val="0"/>
+        <w:pBdr>
+          <w:top w:val="nil"/>
+          <w:left w:val="nil"/>
+          <w:bottom w:val="nil"/>
+          <w:right w:val="nil"/>
+          <w:between w:val="nil"/>
+        </w:pBdr>
+        <w:spacing w:line="240" w:lineRule="auto"/>
+        <w:ind w:left="9"/>
+        <w:rPr>
+          <w:lang w:val="es-CO"/>
+        </w:rPr>
+      </w:pPr>
+    </w:p>
+    <w:p>
+      <w:pPr>
+        <w:widowControl w:val="0"/>
+        <w:pBdr>
+          <w:top w:val="nil"/>
+          <w:left w:val="nil"/>
+          <w:bottom w:val="nil"/>
+          <w:right w:val="nil"/>
+          <w:between w:val="nil"/>
+        </w:pBdr>
+        <w:spacing w:line="240" w:lineRule="auto"/>
+        <w:ind w:left="9"/>
         <w:rPr>
           <w:color w:val="333333"/>
           <w:sz w:val="19"/>
@@ -5335,46 +5353,72 @@
       </w:pPr>
       <w:r>
         <w:rPr>
+          <w:lang w:val="es-CO"/>
+        </w:rPr>
+        <w:t xml:space="preserve">A continuación se presenta la estructura principal del </w:t>
+      </w:r>
+      <w:proofErr w:type="gramStart"/>
+      <w:r>
+        <w:rPr>
+          <w:lang w:val="es-CO"/>
+        </w:rPr>
+        <w:t>proyecto:</w:t>
+      </w:r>
+      <w:r>
+        <w:rPr>
           <w:color w:val="333333"/>
           <w:sz w:val="19"/>
           <w:szCs w:val="19"/>
           <w:lang w:val="es-CO"/>
         </w:rPr>
-        <w:t xml:space="preserve">. </w:t>
-      </w:r>
-    </w:p>
-    <w:p>
-      <w:pPr>
-        <w:rPr>
-          <w:lang w:val="es-CO"/>
-        </w:rPr>
-      </w:pPr>
-      <w:r>
-        <w:rPr>
-          <w:lang w:val="es-CO"/>
-        </w:rPr>
-        <w:t>proyecto-</w:t>
-      </w:r>
-      <w:proofErr w:type="spellStart"/>
-      <w:r>
-        <w:rPr>
-          <w:lang w:val="es-CO"/>
-        </w:rPr>
-        <w:t>ecommerce</w:t>
-      </w:r>
-      <w:proofErr w:type="spellEnd"/>
-      <w:r>
-        <w:rPr>
-          <w:lang w:val="es-CO"/>
-        </w:rPr>
-        <w:t>-</w:t>
-      </w:r>
-      <w:proofErr w:type="spellStart"/>
-      <w:r>
-        <w:rPr>
-          <w:lang w:val="es-CO"/>
-        </w:rPr>
-        <w:t>elearning</w:t>
+        <w:t>.</w:t>
+      </w:r>
+      <w:proofErr w:type="gramEnd"/>
+      <w:r>
+        <w:rPr>
+          <w:color w:val="333333"/>
+          <w:sz w:val="19"/>
+          <w:szCs w:val="19"/>
+          <w:lang w:val="es-CO"/>
+        </w:rPr>
+        <w:t xml:space="preserve"> </w:t>
+      </w:r>
+    </w:p>
+    <w:p>
+      <w:pPr>
+        <w:widowControl w:val="0"/>
+        <w:pBdr>
+          <w:top w:val="nil"/>
+          <w:left w:val="nil"/>
+          <w:bottom w:val="nil"/>
+          <w:right w:val="nil"/>
+          <w:between w:val="nil"/>
+        </w:pBdr>
+        <w:spacing w:line="240" w:lineRule="auto"/>
+        <w:ind w:left="9"/>
+        <w:rPr>
+          <w:color w:val="333333"/>
+          <w:sz w:val="19"/>
+          <w:szCs w:val="19"/>
+          <w:lang w:val="es-CO"/>
+        </w:rPr>
+      </w:pPr>
+    </w:p>
+    <w:p>
+      <w:pPr>
+        <w:widowControl w:val="0"/>
+        <w:spacing w:line="324" w:lineRule="auto"/>
+        <w:ind w:left="18" w:right="-14" w:firstLine="5"/>
+        <w:rPr>
+          <w:lang w:val="es-CO"/>
+        </w:rPr>
+      </w:pPr>
+      <w:proofErr w:type="spellStart"/>
+      <w:r>
+        <w:rPr>
+          <w:lang w:val="es-CO"/>
+        </w:rPr>
+        <w:t>projectRetencion</w:t>
       </w:r>
       <w:proofErr w:type="spellEnd"/>
       <w:r>
@@ -5386,69 +5430,207 @@
     </w:p>
     <w:p>
       <w:pPr>
-        <w:rPr>
-          <w:lang w:val="es-CO"/>
-        </w:rPr>
-      </w:pPr>
-      <w:r>
-        <w:rPr>
-          <w:lang w:val="es-CO"/>
-        </w:rPr>
-        <w:t xml:space="preserve">├── [archivos de configuración]         </w:t>
-      </w:r>
-      <w:proofErr w:type="gramStart"/>
-      <w:r>
-        <w:rPr>
-          <w:lang w:val="es-CO"/>
-        </w:rPr>
-        <w:t># .</w:t>
-      </w:r>
-      <w:proofErr w:type="spellStart"/>
-      <w:r>
-        <w:rPr>
-          <w:lang w:val="es-CO"/>
-        </w:rPr>
-        <w:t>env</w:t>
-      </w:r>
-      <w:proofErr w:type="spellEnd"/>
-      <w:proofErr w:type="gramEnd"/>
-      <w:r>
-        <w:rPr>
-          <w:lang w:val="es-CO"/>
-        </w:rPr>
-        <w:t xml:space="preserve">, </w:t>
-      </w:r>
-      <w:proofErr w:type="spellStart"/>
-      <w:r>
-        <w:rPr>
-          <w:lang w:val="es-CO"/>
-        </w:rPr>
-        <w:t>package.json</w:t>
-      </w:r>
-      <w:proofErr w:type="spellEnd"/>
-      <w:r>
-        <w:rPr>
-          <w:lang w:val="es-CO"/>
-        </w:rPr>
-        <w:t xml:space="preserve">, </w:t>
-      </w:r>
-      <w:proofErr w:type="spellStart"/>
-      <w:r>
-        <w:rPr>
-          <w:lang w:val="es-CO"/>
-        </w:rPr>
-        <w:t>next.config.mjs</w:t>
-      </w:r>
-      <w:proofErr w:type="spellEnd"/>
-      <w:r>
-        <w:rPr>
-          <w:lang w:val="es-CO"/>
-        </w:rPr>
-        <w:t>, etc.</w:t>
-      </w:r>
-    </w:p>
-    <w:p>
-      <w:pPr>
+        <w:widowControl w:val="0"/>
+        <w:spacing w:line="324" w:lineRule="auto"/>
+        <w:ind w:left="18" w:right="-14" w:firstLine="5"/>
+        <w:rPr>
+          <w:lang w:val="es-CO"/>
+        </w:rPr>
+      </w:pPr>
+      <w:r>
+        <w:rPr>
+          <w:lang w:val="es-CO"/>
+        </w:rPr>
+        <w:t>├── app/</w:t>
+      </w:r>
+    </w:p>
+    <w:p>
+      <w:pPr>
+        <w:widowControl w:val="0"/>
+        <w:spacing w:line="324" w:lineRule="auto"/>
+        <w:ind w:left="18" w:right="-14" w:firstLine="5"/>
+        <w:rPr>
+          <w:lang w:val="es-CO"/>
+        </w:rPr>
+      </w:pPr>
+      <w:r>
+        <w:rPr>
+          <w:lang w:val="es-CO"/>
+        </w:rPr>
+        <w:t xml:space="preserve">│   ├── </w:t>
+      </w:r>
+      <w:proofErr w:type="spellStart"/>
+      <w:r>
+        <w:rPr>
+          <w:lang w:val="es-CO"/>
+        </w:rPr>
+        <w:t>config</w:t>
+      </w:r>
+      <w:proofErr w:type="spellEnd"/>
+      <w:r>
+        <w:rPr>
+          <w:lang w:val="es-CO"/>
+        </w:rPr>
+        <w:t xml:space="preserve">/            </w:t>
+      </w:r>
+      <w:r>
+        <w:rPr>
+          <w:sz w:val="20"/>
+          <w:szCs w:val="20"/>
+          <w:lang w:val="es-CO"/>
+        </w:rPr>
+        <w:t># Archivos de configuración del sistema (conexión a BD, variables globales)</w:t>
+      </w:r>
+    </w:p>
+    <w:p>
+      <w:pPr>
+        <w:widowControl w:val="0"/>
+        <w:spacing w:line="324" w:lineRule="auto"/>
+        <w:ind w:left="18" w:right="-14" w:firstLine="5"/>
+        <w:rPr>
+          <w:lang w:val="es-CO"/>
+        </w:rPr>
+      </w:pPr>
+      <w:r>
+        <w:rPr>
+          <w:lang w:val="es-CO"/>
+        </w:rPr>
+        <w:t xml:space="preserve">│   ├── </w:t>
+      </w:r>
+      <w:proofErr w:type="spellStart"/>
+      <w:r>
+        <w:rPr>
+          <w:lang w:val="es-CO"/>
+        </w:rPr>
+        <w:t>controllers</w:t>
+      </w:r>
+      <w:proofErr w:type="spellEnd"/>
+      <w:r>
+        <w:rPr>
+          <w:lang w:val="es-CO"/>
+        </w:rPr>
+        <w:t xml:space="preserve">/       </w:t>
+      </w:r>
+      <w:r>
+        <w:rPr>
+          <w:sz w:val="22"/>
+          <w:szCs w:val="22"/>
+          <w:lang w:val="es-CO"/>
+        </w:rPr>
+        <w:t># Controladores que gestionan las solicitudes del usuario</w:t>
+      </w:r>
+    </w:p>
+    <w:p>
+      <w:pPr>
+        <w:widowControl w:val="0"/>
+        <w:spacing w:line="324" w:lineRule="auto"/>
+        <w:ind w:left="18" w:right="-14" w:firstLine="5"/>
+        <w:rPr>
+          <w:lang w:val="es-CO"/>
+        </w:rPr>
+      </w:pPr>
+      <w:r>
+        <w:rPr>
+          <w:lang w:val="es-CO"/>
+        </w:rPr>
+        <w:t xml:space="preserve">│   ├── </w:t>
+      </w:r>
+      <w:proofErr w:type="spellStart"/>
+      <w:r>
+        <w:rPr>
+          <w:lang w:val="es-CO"/>
+        </w:rPr>
+        <w:t>libraries</w:t>
+      </w:r>
+      <w:proofErr w:type="spellEnd"/>
+      <w:r>
+        <w:rPr>
+          <w:lang w:val="es-CO"/>
+        </w:rPr>
+        <w:t>/         # Librerías o clases auxiliares reutilizables</w:t>
+      </w:r>
+    </w:p>
+    <w:p>
+      <w:pPr>
+        <w:widowControl w:val="0"/>
+        <w:spacing w:line="324" w:lineRule="auto"/>
+        <w:ind w:left="18" w:right="-14" w:firstLine="5"/>
+        <w:rPr>
+          <w:lang w:val="es-CO"/>
+        </w:rPr>
+      </w:pPr>
+      <w:r>
+        <w:rPr>
+          <w:lang w:val="es-CO"/>
+        </w:rPr>
+        <w:t xml:space="preserve">│   ├── </w:t>
+      </w:r>
+      <w:proofErr w:type="spellStart"/>
+      <w:r>
+        <w:rPr>
+          <w:lang w:val="es-CO"/>
+        </w:rPr>
+        <w:t>models</w:t>
+      </w:r>
+      <w:proofErr w:type="spellEnd"/>
+      <w:r>
+        <w:rPr>
+          <w:lang w:val="es-CO"/>
+        </w:rPr>
+        <w:t xml:space="preserve">/            </w:t>
+      </w:r>
+      <w:r>
+        <w:rPr>
+          <w:sz w:val="22"/>
+          <w:szCs w:val="22"/>
+          <w:lang w:val="es-CO"/>
+        </w:rPr>
+        <w:t># Modelos encargados de la lógica de negocio y acceso a datos</w:t>
+      </w:r>
+    </w:p>
+    <w:p>
+      <w:pPr>
+        <w:widowControl w:val="0"/>
+        <w:spacing w:line="324" w:lineRule="auto"/>
+        <w:ind w:left="18" w:right="-14" w:firstLine="5"/>
+        <w:rPr>
+          <w:lang w:val="es-CO"/>
+        </w:rPr>
+      </w:pPr>
+      <w:r>
+        <w:rPr>
+          <w:lang w:val="es-CO"/>
+        </w:rPr>
+        <w:t xml:space="preserve">│   └── </w:t>
+      </w:r>
+      <w:proofErr w:type="spellStart"/>
+      <w:r>
+        <w:rPr>
+          <w:lang w:val="es-CO"/>
+        </w:rPr>
+        <w:t>views</w:t>
+      </w:r>
+      <w:proofErr w:type="spellEnd"/>
+      <w:r>
+        <w:rPr>
+          <w:lang w:val="es-CO"/>
+        </w:rPr>
+        <w:t xml:space="preserve">/             </w:t>
+      </w:r>
+      <w:r>
+        <w:rPr>
+          <w:sz w:val="22"/>
+          <w:szCs w:val="22"/>
+          <w:lang w:val="es-CO"/>
+        </w:rPr>
+        <w:t># Vistas que contienen la interfaz de usuario</w:t>
+      </w:r>
+    </w:p>
+    <w:p>
+      <w:pPr>
+        <w:widowControl w:val="0"/>
+        <w:spacing w:line="324" w:lineRule="auto"/>
+        <w:ind w:left="18" w:right="-14" w:firstLine="5"/>
         <w:rPr>
           <w:lang w:val="es-CO"/>
         </w:rPr>
@@ -5462,19 +5644,85 @@
     </w:p>
     <w:p>
       <w:pPr>
-        <w:rPr>
-          <w:lang w:val="es-CO"/>
-        </w:rPr>
-      </w:pPr>
-      <w:r>
-        <w:rPr>
-          <w:lang w:val="es-CO"/>
-        </w:rPr>
-        <w:t>├── prisma/                             # Base de datos</w:t>
-      </w:r>
-    </w:p>
-    <w:p>
-      <w:pPr>
+        <w:widowControl w:val="0"/>
+        <w:spacing w:line="324" w:lineRule="auto"/>
+        <w:ind w:left="18" w:right="-14" w:firstLine="5"/>
+        <w:rPr>
+          <w:lang w:val="es-CO"/>
+        </w:rPr>
+      </w:pPr>
+      <w:r>
+        <w:rPr>
+          <w:lang w:val="es-CO"/>
+        </w:rPr>
+        <w:t xml:space="preserve">├── </w:t>
+      </w:r>
+      <w:proofErr w:type="spellStart"/>
+      <w:r>
+        <w:rPr>
+          <w:lang w:val="es-CO"/>
+        </w:rPr>
+        <w:t>bd</w:t>
+      </w:r>
+      <w:proofErr w:type="spellEnd"/>
+      <w:r>
+        <w:rPr>
+          <w:lang w:val="es-CO"/>
+        </w:rPr>
+        <w:t>/                    # Scripts o archivos relacionados con la base de datos</w:t>
+      </w:r>
+    </w:p>
+    <w:p>
+      <w:pPr>
+        <w:widowControl w:val="0"/>
+        <w:spacing w:line="324" w:lineRule="auto"/>
+        <w:ind w:left="18" w:right="-14" w:firstLine="5"/>
+        <w:rPr>
+          <w:lang w:val="es-CO"/>
+        </w:rPr>
+      </w:pPr>
+      <w:r>
+        <w:rPr>
+          <w:lang w:val="es-CO"/>
+        </w:rPr>
+        <w:t>│</w:t>
+      </w:r>
+    </w:p>
+    <w:p>
+      <w:pPr>
+        <w:widowControl w:val="0"/>
+        <w:spacing w:line="324" w:lineRule="auto"/>
+        <w:ind w:left="18" w:right="-14" w:firstLine="5"/>
+        <w:rPr>
+          <w:lang w:val="es-CO"/>
+        </w:rPr>
+      </w:pPr>
+      <w:r>
+        <w:rPr>
+          <w:lang w:val="es-CO"/>
+        </w:rPr>
+        <w:t xml:space="preserve">├── </w:t>
+      </w:r>
+      <w:proofErr w:type="spellStart"/>
+      <w:r>
+        <w:rPr>
+          <w:lang w:val="es-CO"/>
+        </w:rPr>
+        <w:t>public</w:t>
+      </w:r>
+      <w:proofErr w:type="spellEnd"/>
+      <w:r>
+        <w:rPr>
+          <w:lang w:val="es-CO"/>
+        </w:rPr>
+        <w:t>/</w:t>
+      </w:r>
+    </w:p>
+    <w:p>
+      <w:pPr>
+        <w:widowControl w:val="0"/>
+        <w:spacing w:line="324" w:lineRule="auto"/>
+        <w:ind w:left="18" w:right="-14" w:firstLine="5"/>
         <w:rPr>
           <w:lang w:val="es-CO"/>
         </w:rPr>
@@ -5486,24 +5734,25 @@
         <w:t xml:space="preserve">│   ├── </w:t>
       </w:r>
       <w:proofErr w:type="spellStart"/>
-      <w:proofErr w:type="gramStart"/>
-      <w:r>
-        <w:rPr>
-          <w:lang w:val="es-CO"/>
-        </w:rPr>
-        <w:t>schema.prisma</w:t>
-      </w:r>
-      <w:proofErr w:type="spellEnd"/>
-      <w:proofErr w:type="gramEnd"/>
-      <w:r>
-        <w:rPr>
-          <w:lang w:val="es-CO"/>
-        </w:rPr>
-        <w:t xml:space="preserve">                   # Esquema de la base de datos</w:t>
-      </w:r>
-    </w:p>
-    <w:p>
-      <w:pPr>
+      <w:r>
+        <w:rPr>
+          <w:lang w:val="es-CO"/>
+        </w:rPr>
+        <w:t>css</w:t>
+      </w:r>
+      <w:proofErr w:type="spellEnd"/>
+      <w:r>
+        <w:rPr>
+          <w:lang w:val="es-CO"/>
+        </w:rPr>
+        <w:t>/               # Archivos de estilos de la aplicación</w:t>
+      </w:r>
+    </w:p>
+    <w:p>
+      <w:pPr>
+        <w:widowControl w:val="0"/>
+        <w:spacing w:line="324" w:lineRule="auto"/>
+        <w:ind w:left="18" w:right="-14" w:firstLine="5"/>
         <w:rPr>
           <w:lang w:val="es-CO"/>
         </w:rPr>
@@ -5519,18 +5768,125 @@
         <w:rPr>
           <w:lang w:val="es-CO"/>
         </w:rPr>
-        <w:t>seed.ts</w:t>
-      </w:r>
-      <w:proofErr w:type="spellEnd"/>
-      <w:r>
-        <w:rPr>
-          <w:lang w:val="es-CO"/>
-        </w:rPr>
-        <w:t xml:space="preserve">                         # Script para poblar datos iniciales</w:t>
-      </w:r>
-    </w:p>
-    <w:p>
-      <w:pPr>
+        <w:t>img</w:t>
+      </w:r>
+      <w:proofErr w:type="spellEnd"/>
+      <w:r>
+        <w:rPr>
+          <w:lang w:val="es-CO"/>
+        </w:rPr>
+        <w:t>/               # Recursos gráficos e imágenes del sistema</w:t>
+      </w:r>
+    </w:p>
+    <w:p>
+      <w:pPr>
+        <w:widowControl w:val="0"/>
+        <w:spacing w:line="324" w:lineRule="auto"/>
+        <w:ind w:left="18" w:right="-14" w:firstLine="5"/>
+        <w:rPr>
+          <w:lang w:val="es-CO"/>
+        </w:rPr>
+      </w:pPr>
+      <w:r>
+        <w:rPr>
+          <w:lang w:val="es-CO"/>
+        </w:rPr>
+        <w:t xml:space="preserve">│   ├── </w:t>
+      </w:r>
+      <w:proofErr w:type="spellStart"/>
+      <w:r>
+        <w:rPr>
+          <w:lang w:val="es-CO"/>
+        </w:rPr>
+        <w:t>js</w:t>
+      </w:r>
+      <w:proofErr w:type="spellEnd"/>
+      <w:r>
+        <w:rPr>
+          <w:lang w:val="es-CO"/>
+        </w:rPr>
+        <w:t>/                # Archivos JavaScript para interacción del cliente</w:t>
+      </w:r>
+    </w:p>
+    <w:p>
+      <w:pPr>
+        <w:widowControl w:val="0"/>
+        <w:spacing w:line="324" w:lineRule="auto"/>
+        <w:ind w:left="18" w:right="-14" w:firstLine="5"/>
+        <w:rPr>
+          <w:lang w:val="es-CO"/>
+        </w:rPr>
+      </w:pPr>
+      <w:r>
+        <w:rPr>
+          <w:lang w:val="es-CO"/>
+        </w:rPr>
+        <w:t>│   ├── .</w:t>
+      </w:r>
+      <w:proofErr w:type="spellStart"/>
+      <w:r>
+        <w:rPr>
+          <w:lang w:val="es-CO"/>
+        </w:rPr>
+        <w:t>htaccess</w:t>
+      </w:r>
+      <w:proofErr w:type="spellEnd"/>
+      <w:r>
+        <w:rPr>
+          <w:lang w:val="es-CO"/>
+        </w:rPr>
+        <w:t xml:space="preserve">          # Configuración de rutas y redirecciones</w:t>
+      </w:r>
+    </w:p>
+    <w:p>
+      <w:pPr>
+        <w:widowControl w:val="0"/>
+        <w:spacing w:line="324" w:lineRule="auto"/>
+        <w:ind w:left="18" w:right="-14" w:firstLine="5"/>
+        <w:rPr>
+          <w:lang w:val="es-CO"/>
+        </w:rPr>
+      </w:pPr>
+      <w:r>
+        <w:rPr>
+          <w:lang w:val="es-CO"/>
+        </w:rPr>
+        <w:t xml:space="preserve">│   ├── </w:t>
+      </w:r>
+      <w:proofErr w:type="spellStart"/>
+      <w:r>
+        <w:rPr>
+          <w:lang w:val="es-CO"/>
+        </w:rPr>
+        <w:t>index.php</w:t>
+      </w:r>
+      <w:proofErr w:type="spellEnd"/>
+      <w:r>
+        <w:rPr>
+          <w:lang w:val="es-CO"/>
+        </w:rPr>
+        <w:t xml:space="preserve">          # Punto de entrada principal de la aplicación (Front </w:t>
+      </w:r>
+      <w:proofErr w:type="spellStart"/>
+      <w:r>
+        <w:rPr>
+          <w:lang w:val="es-CO"/>
+        </w:rPr>
+        <w:t>Controller</w:t>
+      </w:r>
+      <w:proofErr w:type="spellEnd"/>
+      <w:r>
+        <w:rPr>
+          <w:lang w:val="es-CO"/>
+        </w:rPr>
+        <w:t>)</w:t>
+      </w:r>
+    </w:p>
+    <w:p>
+      <w:pPr>
+        <w:widowControl w:val="0"/>
+        <w:spacing w:line="324" w:lineRule="auto"/>
+        <w:ind w:left="18" w:right="-14" w:firstLine="5"/>
         <w:rPr>
           <w:lang w:val="es-CO"/>
         </w:rPr>
@@ -5546,767 +5902,143 @@
         <w:rPr>
           <w:lang w:val="es-CO"/>
         </w:rPr>
-        <w:t>migrations</w:t>
-      </w:r>
-      <w:proofErr w:type="spellEnd"/>
-      <w:r>
-        <w:rPr>
-          <w:lang w:val="es-CO"/>
-        </w:rPr>
-        <w:t>/                     # Migraciones de la base de datos</w:t>
-      </w:r>
-    </w:p>
-    <w:p>
-      <w:r>
+        <w:t>test_drivers.php</w:t>
+      </w:r>
+      <w:proofErr w:type="spellEnd"/>
+      <w:r>
+        <w:rPr>
+          <w:lang w:val="es-CO"/>
+        </w:rPr>
+        <w:t xml:space="preserve">   # Script de prueba para verificar drivers y conexión a la base de datos</w:t>
+      </w:r>
+    </w:p>
+    <w:p>
+      <w:pPr>
+        <w:widowControl w:val="0"/>
+        <w:spacing w:line="324" w:lineRule="auto"/>
+        <w:ind w:left="18" w:right="-14" w:firstLine="5"/>
+        <w:rPr>
+          <w:lang w:val="es-CO"/>
+        </w:rPr>
+      </w:pPr>
+      <w:r>
+        <w:rPr>
+          <w:lang w:val="es-CO"/>
+        </w:rPr>
+        <w:t>│</w:t>
+      </w:r>
+    </w:p>
+    <w:p>
+      <w:pPr>
+        <w:widowControl w:val="0"/>
+        <w:spacing w:line="324" w:lineRule="auto"/>
+        <w:ind w:left="18" w:right="-14" w:firstLine="5"/>
+        <w:rPr>
+          <w:lang w:val="es-CO"/>
+        </w:rPr>
+      </w:pPr>
+      <w:r>
+        <w:rPr>
+          <w:lang w:val="es-CO"/>
+        </w:rPr>
         <w:t xml:space="preserve">├── </w:t>
       </w:r>
       <w:proofErr w:type="spellStart"/>
       <w:r>
-        <w:t>src</w:t>
-      </w:r>
-      <w:proofErr w:type="spellEnd"/>
-      <w:r>
-        <w:t>/</w:t>
-      </w:r>
-    </w:p>
-    <w:p>
-      <w:r>
-        <w:t>│   ├── app/                            # App Router de Next.js</w:t>
-      </w:r>
-    </w:p>
-    <w:p>
-      <w:pPr>
-        <w:rPr>
-          <w:lang w:val="es-CO"/>
-        </w:rPr>
-      </w:pPr>
-      <w:r>
-        <w:rPr>
-          <w:lang w:val="es-CO"/>
-        </w:rPr>
-        <w:t xml:space="preserve">│   │   ├── </w:t>
-      </w:r>
-      <w:proofErr w:type="spellStart"/>
-      <w:r>
-        <w:rPr>
-          <w:lang w:val="es-CO"/>
-        </w:rPr>
-        <w:t>layout.tsx</w:t>
-      </w:r>
-      <w:proofErr w:type="spellEnd"/>
-      <w:r>
-        <w:rPr>
-          <w:lang w:val="es-CO"/>
-        </w:rPr>
-        <w:t xml:space="preserve">                  # </w:t>
-      </w:r>
-      <w:proofErr w:type="spellStart"/>
-      <w:r>
-        <w:rPr>
-          <w:lang w:val="es-CO"/>
-        </w:rPr>
-        <w:t>Layout</w:t>
-      </w:r>
-      <w:proofErr w:type="spellEnd"/>
-      <w:r>
-        <w:rPr>
-          <w:lang w:val="es-CO"/>
-        </w:rPr>
-        <w:t xml:space="preserve"> principal</w:t>
-      </w:r>
-    </w:p>
-    <w:p>
-      <w:pPr>
-        <w:rPr>
-          <w:lang w:val="es-CO"/>
-        </w:rPr>
-      </w:pPr>
-      <w:r>
-        <w:rPr>
-          <w:lang w:val="es-CO"/>
-        </w:rPr>
-        <w:t xml:space="preserve">│   │   ├── </w:t>
-      </w:r>
-      <w:proofErr w:type="spellStart"/>
-      <w:r>
-        <w:rPr>
-          <w:lang w:val="es-CO"/>
-        </w:rPr>
-        <w:t>page.tsx</w:t>
-      </w:r>
-      <w:proofErr w:type="spellEnd"/>
-      <w:r>
-        <w:rPr>
-          <w:lang w:val="es-CO"/>
-        </w:rPr>
-        <w:t xml:space="preserve">                    # Página de inicio</w:t>
-      </w:r>
-    </w:p>
-    <w:p>
-      <w:pPr>
-        <w:rPr>
-          <w:lang w:val="es-CO"/>
-        </w:rPr>
-      </w:pPr>
-      <w:r>
-        <w:rPr>
-          <w:lang w:val="es-CO"/>
-        </w:rPr>
-        <w:t>│   │   ├── globals.css                 # Estilos globales</w:t>
-      </w:r>
-    </w:p>
-    <w:p>
-      <w:pPr>
-        <w:rPr>
-          <w:lang w:val="es-CO"/>
-        </w:rPr>
-      </w:pPr>
-      <w:r>
-        <w:rPr>
-          <w:lang w:val="es-CO"/>
-        </w:rPr>
-        <w:t>│   │   │</w:t>
-      </w:r>
-    </w:p>
-    <w:p>
-      <w:pPr>
-        <w:rPr>
-          <w:lang w:val="es-CO"/>
-        </w:rPr>
-      </w:pPr>
-      <w:r>
-        <w:rPr>
-          <w:lang w:val="es-CO"/>
-        </w:rPr>
-        <w:t>│   │   ├── (home)/                     # Páginas públicas principales</w:t>
-      </w:r>
-    </w:p>
-    <w:p>
-      <w:pPr>
-        <w:rPr>
-          <w:lang w:val="es-CO"/>
-        </w:rPr>
-      </w:pPr>
-      <w:r>
-        <w:rPr>
-          <w:lang w:val="es-CO"/>
-        </w:rPr>
-        <w:t xml:space="preserve">│   │   │   ├── </w:t>
-      </w:r>
-      <w:proofErr w:type="spellStart"/>
-      <w:r>
-        <w:rPr>
-          <w:lang w:val="es-CO"/>
-        </w:rPr>
-        <w:t>page.tsx</w:t>
-      </w:r>
-      <w:proofErr w:type="spellEnd"/>
-      <w:r>
-        <w:rPr>
-          <w:lang w:val="es-CO"/>
-        </w:rPr>
-        <w:t xml:space="preserve">                # Página de inicio</w:t>
-      </w:r>
-    </w:p>
-    <w:p>
-      <w:pPr>
-        <w:rPr>
-          <w:lang w:val="es-CO"/>
-        </w:rPr>
-      </w:pPr>
-      <w:r>
-        <w:rPr>
-          <w:lang w:val="es-CO"/>
-        </w:rPr>
-        <w:t xml:space="preserve">│   │   │   ├── </w:t>
-      </w:r>
-      <w:proofErr w:type="spellStart"/>
-      <w:r>
-        <w:rPr>
-          <w:lang w:val="es-CO"/>
-        </w:rPr>
-        <w:t>about</w:t>
-      </w:r>
-      <w:proofErr w:type="spellEnd"/>
-      <w:r>
-        <w:rPr>
-          <w:lang w:val="es-CO"/>
-        </w:rPr>
-        <w:t>/</w:t>
-      </w:r>
-    </w:p>
-    <w:p>
-      <w:pPr>
-        <w:rPr>
-          <w:lang w:val="es-CO"/>
-        </w:rPr>
-      </w:pPr>
-      <w:r>
-        <w:rPr>
-          <w:lang w:val="es-CO"/>
-        </w:rPr>
-        <w:t xml:space="preserve">│   │   │   │   └── </w:t>
-      </w:r>
-      <w:proofErr w:type="spellStart"/>
-      <w:r>
-        <w:rPr>
-          <w:lang w:val="es-CO"/>
-        </w:rPr>
-        <w:t>page.tsx</w:t>
-      </w:r>
-      <w:proofErr w:type="spellEnd"/>
-    </w:p>
-    <w:p>
-      <w:pPr>
-        <w:rPr>
-          <w:lang w:val="es-CO"/>
-        </w:rPr>
-      </w:pPr>
-      <w:r>
-        <w:rPr>
-          <w:lang w:val="es-CO"/>
-        </w:rPr>
-        <w:t xml:space="preserve">│   │   │   └── </w:t>
-      </w:r>
-      <w:proofErr w:type="spellStart"/>
-      <w:r>
-        <w:rPr>
-          <w:lang w:val="es-CO"/>
-        </w:rPr>
-        <w:t>contact</w:t>
-      </w:r>
-      <w:proofErr w:type="spellEnd"/>
-      <w:r>
-        <w:rPr>
-          <w:lang w:val="es-CO"/>
-        </w:rPr>
-        <w:t>/</w:t>
-      </w:r>
-    </w:p>
-    <w:p>
-      <w:pPr>
-        <w:rPr>
-          <w:lang w:val="es-CO"/>
-        </w:rPr>
-      </w:pPr>
-      <w:r>
-        <w:rPr>
-          <w:lang w:val="es-CO"/>
-        </w:rPr>
-        <w:t xml:space="preserve">│   │   │       └── </w:t>
-      </w:r>
-      <w:proofErr w:type="spellStart"/>
-      <w:r>
-        <w:rPr>
-          <w:lang w:val="es-CO"/>
-        </w:rPr>
-        <w:t>page.tsx</w:t>
-      </w:r>
-      <w:proofErr w:type="spellEnd"/>
-    </w:p>
-    <w:p>
-      <w:pPr>
-        <w:rPr>
-          <w:lang w:val="es-CO"/>
-        </w:rPr>
-      </w:pPr>
-      <w:r>
-        <w:rPr>
-          <w:lang w:val="es-CO"/>
-        </w:rPr>
-        <w:t>│   │   │</w:t>
-      </w:r>
-    </w:p>
-    <w:p>
-      <w:pPr>
-        <w:rPr>
-          <w:lang w:val="es-CO"/>
-        </w:rPr>
-      </w:pPr>
-      <w:r>
-        <w:rPr>
-          <w:lang w:val="es-CO"/>
-        </w:rPr>
-        <w:t xml:space="preserve">│   │   ├── </w:t>
-      </w:r>
-      <w:proofErr w:type="spellStart"/>
-      <w:r>
-        <w:rPr>
-          <w:lang w:val="es-CO"/>
-        </w:rPr>
-        <w:t>products</w:t>
-      </w:r>
-      <w:proofErr w:type="spellEnd"/>
-      <w:r>
-        <w:rPr>
-          <w:lang w:val="es-CO"/>
-        </w:rPr>
-        <w:t>/                   # Catálogo de productos</w:t>
-      </w:r>
-    </w:p>
-    <w:p>
-      <w:pPr>
-        <w:rPr>
-          <w:lang w:val="es-CO"/>
-        </w:rPr>
-      </w:pPr>
-      <w:r>
-        <w:rPr>
-          <w:lang w:val="es-CO"/>
-        </w:rPr>
-        <w:t xml:space="preserve">│   │   │   ├── </w:t>
-      </w:r>
-      <w:proofErr w:type="spellStart"/>
-      <w:r>
-        <w:rPr>
-          <w:lang w:val="es-CO"/>
-        </w:rPr>
-        <w:t>page.tsx</w:t>
-      </w:r>
-      <w:proofErr w:type="spellEnd"/>
-    </w:p>
-    <w:p>
-      <w:pPr>
-        <w:rPr>
-          <w:lang w:val="es-CO"/>
-        </w:rPr>
-      </w:pPr>
-      <w:r>
-        <w:rPr>
-          <w:lang w:val="es-CO"/>
-        </w:rPr>
-        <w:t>│   │   │   ├── [id]/</w:t>
-      </w:r>
-      <w:proofErr w:type="spellStart"/>
-      <w:r>
-        <w:rPr>
-          <w:lang w:val="es-CO"/>
-        </w:rPr>
-        <w:t>page.tsx</w:t>
-      </w:r>
-      <w:proofErr w:type="spellEnd"/>
-    </w:p>
-    <w:p>
-      <w:pPr>
-        <w:rPr>
-          <w:lang w:val="es-CO"/>
-        </w:rPr>
-      </w:pPr>
-      <w:r>
-        <w:rPr>
-          <w:lang w:val="es-CO"/>
-        </w:rPr>
-        <w:t xml:space="preserve">│   │   │   └── </w:t>
-      </w:r>
-      <w:proofErr w:type="spellStart"/>
-      <w:r>
-        <w:rPr>
-          <w:lang w:val="es-CO"/>
-        </w:rPr>
-        <w:t>components</w:t>
-      </w:r>
-      <w:proofErr w:type="spellEnd"/>
-      <w:r>
-        <w:rPr>
-          <w:lang w:val="es-CO"/>
-        </w:rPr>
-        <w:t>/</w:t>
-      </w:r>
-    </w:p>
-    <w:p>
-      <w:pPr>
-        <w:rPr>
-          <w:lang w:val="es-CO"/>
-        </w:rPr>
-      </w:pPr>
-      <w:r>
-        <w:rPr>
-          <w:lang w:val="es-CO"/>
-        </w:rPr>
-        <w:t xml:space="preserve">│   │   │       ├── </w:t>
-      </w:r>
-      <w:proofErr w:type="spellStart"/>
-      <w:r>
-        <w:rPr>
-          <w:lang w:val="es-CO"/>
-        </w:rPr>
-        <w:t>ProductGrid.tsx</w:t>
-      </w:r>
-      <w:proofErr w:type="spellEnd"/>
-    </w:p>
-    <w:p>
-      <w:pPr>
-        <w:rPr>
-          <w:lang w:val="es-CO"/>
-        </w:rPr>
-      </w:pPr>
-      <w:r>
-        <w:rPr>
-          <w:lang w:val="es-CO"/>
-        </w:rPr>
-        <w:t xml:space="preserve">│   │   │       └── </w:t>
-      </w:r>
-      <w:proofErr w:type="spellStart"/>
-      <w:r>
-        <w:rPr>
-          <w:lang w:val="es-CO"/>
-        </w:rPr>
-        <w:t>ProductCard.tsx</w:t>
-      </w:r>
-      <w:proofErr w:type="spellEnd"/>
-    </w:p>
-    <w:p>
-      <w:pPr>
-        <w:rPr>
-          <w:lang w:val="es-CO"/>
-        </w:rPr>
-      </w:pPr>
-      <w:r>
-        <w:rPr>
-          <w:lang w:val="es-CO"/>
-        </w:rPr>
-        <w:t>│   │   │</w:t>
-      </w:r>
-    </w:p>
-    <w:p>
-      <w:pPr>
-        <w:rPr>
-          <w:lang w:val="es-CO"/>
-        </w:rPr>
-      </w:pPr>
-      <w:r>
-        <w:rPr>
-          <w:lang w:val="es-CO"/>
-        </w:rPr>
-        <w:t>│   │   └── user/                       # Panel de usuario</w:t>
-      </w:r>
-    </w:p>
-    <w:p>
-      <w:pPr>
-        <w:rPr>
-          <w:lang w:val="es-CO"/>
-        </w:rPr>
-      </w:pPr>
-      <w:r>
-        <w:rPr>
-          <w:lang w:val="es-CO"/>
-        </w:rPr>
-        <w:t xml:space="preserve">│   │       ├── </w:t>
-      </w:r>
-      <w:proofErr w:type="spellStart"/>
-      <w:r>
-        <w:rPr>
-          <w:lang w:val="es-CO"/>
-        </w:rPr>
-        <w:t>page.tsx</w:t>
-      </w:r>
-      <w:proofErr w:type="spellEnd"/>
-      <w:r>
-        <w:rPr>
-          <w:lang w:val="es-CO"/>
-        </w:rPr>
-        <w:t xml:space="preserve">                # </w:t>
-      </w:r>
-      <w:proofErr w:type="spellStart"/>
-      <w:r>
-        <w:rPr>
-          <w:lang w:val="es-CO"/>
-        </w:rPr>
-        <w:t>Dashboard</w:t>
-      </w:r>
-      <w:proofErr w:type="spellEnd"/>
-      <w:r>
-        <w:rPr>
-          <w:lang w:val="es-CO"/>
-        </w:rPr>
-        <w:t xml:space="preserve"> del usuario</w:t>
-      </w:r>
-    </w:p>
-    <w:p>
-      <w:pPr>
-        <w:rPr>
-          <w:lang w:val="es-CO"/>
-        </w:rPr>
-      </w:pPr>
-      <w:r>
-        <w:rPr>
-          <w:lang w:val="es-CO"/>
-        </w:rPr>
-        <w:t xml:space="preserve">│   │       ├── </w:t>
-      </w:r>
-      <w:proofErr w:type="spellStart"/>
-      <w:r>
-        <w:rPr>
-          <w:lang w:val="es-CO"/>
-        </w:rPr>
-        <w:t>profile</w:t>
-      </w:r>
-      <w:proofErr w:type="spellEnd"/>
-      <w:r>
-        <w:rPr>
-          <w:lang w:val="es-CO"/>
-        </w:rPr>
-        <w:t>/</w:t>
-      </w:r>
-      <w:proofErr w:type="spellStart"/>
-      <w:r>
-        <w:rPr>
-          <w:lang w:val="es-CO"/>
-        </w:rPr>
-        <w:t>page.tsx</w:t>
-      </w:r>
-      <w:proofErr w:type="spellEnd"/>
-    </w:p>
-    <w:p>
-      <w:pPr>
-        <w:rPr>
-          <w:lang w:val="es-CO"/>
-        </w:rPr>
-      </w:pPr>
-      <w:r>
-        <w:rPr>
-          <w:lang w:val="es-CO"/>
-        </w:rPr>
-        <w:t xml:space="preserve">│   │       ├── </w:t>
-      </w:r>
-      <w:proofErr w:type="spellStart"/>
-      <w:r>
-        <w:rPr>
-          <w:lang w:val="es-CO"/>
-        </w:rPr>
-        <w:t>orders</w:t>
-      </w:r>
-      <w:proofErr w:type="spellEnd"/>
-      <w:r>
-        <w:rPr>
-          <w:lang w:val="es-CO"/>
-        </w:rPr>
-        <w:t>/</w:t>
-      </w:r>
-      <w:proofErr w:type="spellStart"/>
-      <w:r>
-        <w:rPr>
-          <w:lang w:val="es-CO"/>
-        </w:rPr>
-        <w:t>page.tsx</w:t>
-      </w:r>
-      <w:proofErr w:type="spellEnd"/>
-    </w:p>
-    <w:p>
-      <w:pPr>
-        <w:rPr>
-          <w:lang w:val="es-CO"/>
-        </w:rPr>
-      </w:pPr>
-      <w:r>
-        <w:rPr>
-          <w:lang w:val="es-CO"/>
-        </w:rPr>
-        <w:t xml:space="preserve">│   │       ├── </w:t>
-      </w:r>
-      <w:proofErr w:type="spellStart"/>
-      <w:r>
-        <w:rPr>
-          <w:lang w:val="es-CO"/>
-        </w:rPr>
-        <w:t>courses</w:t>
-      </w:r>
-      <w:proofErr w:type="spellEnd"/>
-      <w:r>
-        <w:rPr>
-          <w:lang w:val="es-CO"/>
-        </w:rPr>
-        <w:t>/</w:t>
-      </w:r>
-      <w:proofErr w:type="spellStart"/>
-      <w:r>
-        <w:rPr>
-          <w:lang w:val="es-CO"/>
-        </w:rPr>
-        <w:t>page.tsx</w:t>
-      </w:r>
-      <w:proofErr w:type="spellEnd"/>
-    </w:p>
-    <w:p>
-      <w:pPr>
-        <w:rPr>
-          <w:lang w:val="es-CO"/>
-        </w:rPr>
-      </w:pPr>
-      <w:r>
-        <w:rPr>
-          <w:lang w:val="es-CO"/>
-        </w:rPr>
-        <w:t xml:space="preserve">│   │       └── </w:t>
-      </w:r>
-      <w:proofErr w:type="spellStart"/>
-      <w:r>
-        <w:rPr>
-          <w:lang w:val="es-CO"/>
-        </w:rPr>
-        <w:t>components</w:t>
-      </w:r>
-      <w:proofErr w:type="spellEnd"/>
-      <w:r>
-        <w:rPr>
-          <w:lang w:val="es-CO"/>
-        </w:rPr>
-        <w:t>/</w:t>
-      </w:r>
-    </w:p>
-    <w:p>
-      <w:pPr>
-        <w:rPr>
-          <w:lang w:val="es-CO"/>
-        </w:rPr>
-      </w:pPr>
-      <w:r>
-        <w:rPr>
-          <w:lang w:val="es-CO"/>
-        </w:rPr>
-        <w:lastRenderedPageBreak/>
-        <w:t xml:space="preserve">│   │           └── </w:t>
-      </w:r>
-      <w:proofErr w:type="spellStart"/>
-      <w:r>
-        <w:rPr>
-          <w:lang w:val="es-CO"/>
-        </w:rPr>
-        <w:t>UserSidebar.tsx</w:t>
-      </w:r>
-      <w:proofErr w:type="spellEnd"/>
-      <w:r>
-        <w:rPr>
-          <w:lang w:val="es-CO"/>
-        </w:rPr>
-        <w:t xml:space="preserve">└── </w:t>
-      </w:r>
-      <w:proofErr w:type="spellStart"/>
-      <w:r>
-        <w:rPr>
-          <w:lang w:val="es-CO"/>
-        </w:rPr>
-        <w:t>page.tsx</w:t>
-      </w:r>
-      <w:proofErr w:type="spellEnd"/>
-    </w:p>
-    <w:p>
-      <w:pPr>
-        <w:rPr>
-          <w:lang w:val="es-CO"/>
-        </w:rPr>
-      </w:pPr>
-      <w:r>
-        <w:rPr>
-          <w:lang w:val="es-CO"/>
-        </w:rPr>
-        <w:t xml:space="preserve">│   │   │   └── </w:t>
-      </w:r>
-      <w:proofErr w:type="spellStart"/>
-      <w:r>
-        <w:rPr>
-          <w:lang w:val="es-CO"/>
-        </w:rPr>
-        <w:t>components</w:t>
-      </w:r>
-      <w:proofErr w:type="spellEnd"/>
-      <w:r>
-        <w:rPr>
-          <w:lang w:val="es-CO"/>
-        </w:rPr>
-        <w:t>/</w:t>
-      </w:r>
-    </w:p>
-    <w:p>
-      <w:pPr>
-        <w:rPr>
-          <w:lang w:val="es-CO"/>
-        </w:rPr>
-      </w:pPr>
-      <w:r>
-        <w:rPr>
-          <w:lang w:val="es-CO"/>
-        </w:rPr>
-        <w:t xml:space="preserve">│   │   │       ├── </w:t>
-      </w:r>
-      <w:proofErr w:type="spellStart"/>
-      <w:r>
-        <w:rPr>
-          <w:lang w:val="es-CO"/>
-        </w:rPr>
-        <w:t>UserSidebar.tsx</w:t>
-      </w:r>
-      <w:proofErr w:type="spellEnd"/>
-    </w:p>
-    <w:p>
-      <w:pPr>
-        <w:rPr>
-          <w:lang w:val="es-CO"/>
-        </w:rPr>
-      </w:pPr>
-      <w:r>
-        <w:rPr>
-          <w:lang w:val="es-CO"/>
-        </w:rPr>
-        <w:t xml:space="preserve">│   │   │       ├── </w:t>
-      </w:r>
-      <w:proofErr w:type="spellStart"/>
-      <w:r>
-        <w:rPr>
-          <w:lang w:val="es-CO"/>
-        </w:rPr>
-        <w:t>OrderCard.tsx</w:t>
-      </w:r>
-      <w:proofErr w:type="spellEnd"/>
-    </w:p>
-    <w:p>
-      <w:pPr>
-        <w:rPr>
-          <w:lang w:val="es-CO"/>
-        </w:rPr>
-      </w:pPr>
-      <w:r>
-        <w:rPr>
-          <w:lang w:val="es-CO"/>
-        </w:rPr>
-        <w:t xml:space="preserve">│   │   │       ├── </w:t>
-      </w:r>
-      <w:proofErr w:type="spellStart"/>
-      <w:r>
-        <w:rPr>
-          <w:lang w:val="es-CO"/>
-        </w:rPr>
-        <w:t>CourseProgress.tsx</w:t>
-      </w:r>
-      <w:proofErr w:type="spellEnd"/>
-    </w:p>
-    <w:p>
-      <w:pPr>
-        <w:rPr>
-          <w:lang w:val="es-CO"/>
-        </w:rPr>
-      </w:pPr>
-      <w:r>
-        <w:rPr>
-          <w:lang w:val="es-CO"/>
-        </w:rPr>
-        <w:t xml:space="preserve">│   │   │       └── </w:t>
-      </w:r>
-      <w:proofErr w:type="spellStart"/>
-      <w:r>
-        <w:rPr>
-          <w:lang w:val="es-CO"/>
-        </w:rPr>
-        <w:t>AddressCard.tsx</w:t>
-      </w:r>
-      <w:proofErr w:type="spellEnd"/>
-    </w:p>
-    <w:p>
-      <w:pPr>
-        <w:rPr>
-          <w:lang w:val="es-CO"/>
-        </w:rPr>
-      </w:pPr>
+        <w:rPr>
+          <w:lang w:val="es-CO"/>
+        </w:rPr>
+        <w:t>vendor</w:t>
+      </w:r>
+      <w:proofErr w:type="spellEnd"/>
+      <w:r>
+        <w:rPr>
+          <w:lang w:val="es-CO"/>
+        </w:rPr>
+        <w:t xml:space="preserve">/                # Dependencias externas gestionadas por </w:t>
+      </w:r>
+      <w:proofErr w:type="spellStart"/>
+      <w:r>
+        <w:rPr>
+          <w:lang w:val="es-CO"/>
+        </w:rPr>
+        <w:t>Composer</w:t>
+      </w:r>
+      <w:proofErr w:type="spellEnd"/>
+    </w:p>
+    <w:p>
+      <w:pPr>
+        <w:widowControl w:val="0"/>
+        <w:spacing w:line="324" w:lineRule="auto"/>
+        <w:ind w:left="18" w:right="-14" w:firstLine="5"/>
+        <w:rPr>
+          <w:lang w:val="es-CO"/>
+        </w:rPr>
+      </w:pPr>
+      <w:r>
+        <w:rPr>
+          <w:lang w:val="es-CO"/>
+        </w:rPr>
+        <w:t>│</w:t>
+      </w:r>
+    </w:p>
+    <w:p>
+      <w:pPr>
+        <w:widowControl w:val="0"/>
+        <w:spacing w:line="324" w:lineRule="auto"/>
+        <w:ind w:left="18" w:right="-14" w:firstLine="5"/>
+        <w:rPr>
+          <w:lang w:val="es-CO"/>
+        </w:rPr>
+      </w:pPr>
+      <w:r>
+        <w:rPr>
+          <w:lang w:val="es-CO"/>
+        </w:rPr>
+        <w:t xml:space="preserve">├── </w:t>
+      </w:r>
+      <w:proofErr w:type="spellStart"/>
+      <w:r>
+        <w:rPr>
+          <w:lang w:val="es-CO"/>
+        </w:rPr>
+        <w:t>Dockerfile</w:t>
+      </w:r>
+      <w:proofErr w:type="spellEnd"/>
+      <w:r>
+        <w:rPr>
+          <w:lang w:val="es-CO"/>
+        </w:rPr>
+        <w:t xml:space="preserve">            </w:t>
+      </w:r>
+      <w:r>
+        <w:rPr>
+          <w:sz w:val="20"/>
+          <w:szCs w:val="20"/>
+          <w:lang w:val="es-CO"/>
+        </w:rPr>
+        <w:t xml:space="preserve"> # Configuración para despliegue del sistema mediante contenedores </w:t>
+      </w:r>
+      <w:proofErr w:type="spellStart"/>
+      <w:r>
+        <w:rPr>
+          <w:sz w:val="20"/>
+          <w:szCs w:val="20"/>
+          <w:lang w:val="es-CO"/>
+        </w:rPr>
+        <w:t>Docker</w:t>
+      </w:r>
+      <w:proofErr w:type="spellEnd"/>
+    </w:p>
+    <w:p>
+      <w:pPr>
+        <w:widowControl w:val="0"/>
+        <w:spacing w:line="324" w:lineRule="auto"/>
+        <w:ind w:left="18" w:right="-14" w:firstLine="5"/>
+      </w:pPr>
+      <w:r>
+        <w:t>│</w:t>
+      </w:r>
     </w:p>
     <w:p>
       <w:pPr>
@@ -6321,6 +6053,13 @@
           <w:lang w:val="es-CO"/>
         </w:rPr>
       </w:pPr>
+      <w:r>
+        <w:rPr>
+          <w:lang w:val="es-CO"/>
+        </w:rPr>
+        <w:lastRenderedPageBreak/>
+        <w:t>└── README.md              # Documentación general del proyecto</w:t>
+      </w:r>
     </w:p>
     <w:p>
       <w:pPr>
@@ -6335,19 +6074,6 @@
           <w:lang w:val="es-CO"/>
         </w:rPr>
       </w:pPr>
-    </w:p>
-    <w:p>
-      <w:pPr>
-        <w:rPr>
-          <w:lang w:val="es-CO"/>
-        </w:rPr>
-      </w:pPr>
-      <w:r>
-        <w:rPr>
-          <w:lang w:val="es-CO"/>
-        </w:rPr>
-        <w:t>Esta estructura facilita la colaboración entre equipos, la escalabilidad del proyecto y la incorporación de nuevas funcionalidades de manera organizada.</w:t>
-      </w:r>
     </w:p>
     <w:p>
       <w:pPr>
@@ -6362,12 +6088,58 @@
         <w:spacing w:line="324" w:lineRule="auto"/>
         <w:ind w:left="18" w:right="-14"/>
         <w:rPr>
+          <w:lang w:val="es-CO"/>
+        </w:rPr>
+      </w:pPr>
+      <w:r>
+        <w:rPr>
+          <w:lang w:val="es-CO"/>
+        </w:rPr>
+        <w:t>Esta estructura permite mantener una clara separación entre la lógica del negocio, la presentación y el control del flujo de la aplicación, siguiendo las buenas prácticas del desarrollo de software basado en arquitectura MVC.</w:t>
+      </w:r>
+    </w:p>
+    <w:p>
+      <w:pPr>
+        <w:widowControl w:val="0"/>
+        <w:pBdr>
+          <w:top w:val="nil"/>
+          <w:left w:val="nil"/>
+          <w:bottom w:val="nil"/>
+          <w:right w:val="nil"/>
+          <w:between w:val="nil"/>
+        </w:pBdr>
+        <w:spacing w:line="324" w:lineRule="auto"/>
+        <w:ind w:left="18" w:right="-14"/>
+        <w:rPr>
+          <w:lang w:val="es-CO"/>
+        </w:rPr>
+      </w:pPr>
+    </w:p>
+    <w:p>
+      <w:pPr>
+        <w:widowControl w:val="0"/>
+        <w:pBdr>
+          <w:top w:val="nil"/>
+          <w:left w:val="nil"/>
+          <w:bottom w:val="nil"/>
+          <w:right w:val="nil"/>
+          <w:between w:val="nil"/>
+        </w:pBdr>
+        <w:spacing w:line="324" w:lineRule="auto"/>
+        <w:ind w:left="18" w:right="-14"/>
+        <w:rPr>
           <w:color w:val="333333"/>
           <w:sz w:val="25"/>
           <w:szCs w:val="25"/>
           <w:lang w:val="es-CO"/>
         </w:rPr>
       </w:pPr>
+      <w:r>
+        <w:rPr>
+          <w:lang w:val="es-CO"/>
+        </w:rPr>
+        <w:t>Además, facilita el trabajo colaborativo entre los miembros del equipo de desarrollo, permitiendo que cada componente pueda evolucionar de manera independiente y que nuevas funcionalidades puedan integrarse al sistema de forma organizada.</w:t>
+      </w:r>
     </w:p>
     <w:p>
       <w:pPr>
@@ -6379,14 +6151,16 @@
           <w:lang w:val="es-CO"/>
         </w:rPr>
       </w:pPr>
-      <w:bookmarkStart w:id="26" w:name="_bhfx82l7fu5x" w:colFirst="0" w:colLast="0"/>
+      <w:bookmarkStart w:id="25" w:name="_bhfx82l7fu5x" w:colFirst="0" w:colLast="0"/>
+      <w:bookmarkEnd w:id="25"/>
+      <w:r>
+        <w:rPr>
+          <w:lang w:val="es-CO"/>
+        </w:rPr>
+        <w:t xml:space="preserve">7.  Dependencias Clave </w:t>
+      </w:r>
+      <w:bookmarkStart w:id="26" w:name="_GoBack"/>
       <w:bookmarkEnd w:id="26"/>
-      <w:r>
-        <w:rPr>
-          <w:lang w:val="es-CO"/>
-        </w:rPr>
-        <w:t xml:space="preserve">7.  Dependencias Clave </w:t>
-      </w:r>
     </w:p>
     <w:p>
       <w:pPr>

--- a/Manual Técnico Sena Contigo.docx
+++ b/Manual Técnico Sena Contigo.docx
@@ -5355,25 +5355,26 @@
         <w:rPr>
           <w:lang w:val="es-CO"/>
         </w:rPr>
-        <w:t xml:space="preserve">A continuación se presenta la estructura principal del </w:t>
-      </w:r>
-      <w:proofErr w:type="gramStart"/>
+        <w:t xml:space="preserve">A </w:t>
+      </w:r>
+      <w:r>
+        <w:rPr>
+          <w:lang w:val="es-CO"/>
+        </w:rPr>
+        <w:t>continuación,</w:t>
+      </w:r>
+      <w:r>
+        <w:rPr>
+          <w:lang w:val="es-CO"/>
+        </w:rPr>
+        <w:t xml:space="preserve"> se presenta la estructura principal del </w:t>
+      </w:r>
       <w:r>
         <w:rPr>
           <w:lang w:val="es-CO"/>
         </w:rPr>
         <w:t>proyecto:</w:t>
       </w:r>
-      <w:r>
-        <w:rPr>
-          <w:color w:val="333333"/>
-          <w:sz w:val="19"/>
-          <w:szCs w:val="19"/>
-          <w:lang w:val="es-CO"/>
-        </w:rPr>
-        <w:t>.</w:t>
-      </w:r>
-      <w:proofErr w:type="gramEnd"/>
       <w:r>
         <w:rPr>
           <w:color w:val="333333"/>
@@ -6035,8 +6036,14 @@
         <w:widowControl w:val="0"/>
         <w:spacing w:line="324" w:lineRule="auto"/>
         <w:ind w:left="18" w:right="-14" w:firstLine="5"/>
-      </w:pPr>
-      <w:r>
+        <w:rPr>
+          <w:lang w:val="es-CO"/>
+        </w:rPr>
+      </w:pPr>
+      <w:r>
+        <w:rPr>
+          <w:lang w:val="es-CO"/>
+        </w:rPr>
         <w:t>│</w:t>
       </w:r>
     </w:p>
@@ -6159,7 +6166,1234 @@
         </w:rPr>
         <w:t xml:space="preserve">7.  Dependencias Clave </w:t>
       </w:r>
-      <w:bookmarkStart w:id="26" w:name="_GoBack"/>
+    </w:p>
+    <w:p>
+      <w:pPr>
+        <w:rPr>
+          <w:lang w:val="es-CO"/>
+        </w:rPr>
+      </w:pPr>
+      <w:r>
+        <w:rPr>
+          <w:lang w:val="es-CO"/>
+        </w:rPr>
+        <w:t xml:space="preserve">El proyecto SENA Contigo se apoya en un conjunto de tecnologías y librerías que permiten garantizar el correcto funcionamiento del sistema, mejorar la productividad en el desarrollo y asegurar una arquitectura </w:t>
+      </w:r>
+      <w:proofErr w:type="spellStart"/>
+      <w:r>
+        <w:rPr>
+          <w:lang w:val="es-CO"/>
+        </w:rPr>
+        <w:t>mantenible</w:t>
+      </w:r>
+      <w:proofErr w:type="spellEnd"/>
+      <w:r>
+        <w:rPr>
+          <w:lang w:val="es-CO"/>
+        </w:rPr>
+        <w:t xml:space="preserve"> y escalable. Estas dependencias permiten implementar funcionalidades como gestión de datos, envío de correos electrónicos, importación de archivos Excel y comunicación con la base de datos.</w:t>
+      </w:r>
+    </w:p>
+    <w:p>
+      <w:pPr>
+        <w:rPr>
+          <w:lang w:val="es-CO"/>
+        </w:rPr>
+      </w:pPr>
+    </w:p>
+    <w:p>
+      <w:pPr>
+        <w:rPr>
+          <w:lang w:val="es-CO"/>
+        </w:rPr>
+      </w:pPr>
+      <w:r>
+        <w:rPr>
+          <w:lang w:val="es-CO"/>
+        </w:rPr>
+        <w:t>A continuación, se describen las principales dependencias utilizad</w:t>
+      </w:r>
+      <w:r>
+        <w:rPr>
+          <w:lang w:val="es-CO"/>
+        </w:rPr>
+        <w:t>as en el desarrollo del sistema:</w:t>
+      </w:r>
+    </w:p>
+    <w:p>
+      <w:pPr>
+        <w:rPr>
+          <w:lang w:val="es-CO"/>
+        </w:rPr>
+      </w:pPr>
+    </w:p>
+    <w:p>
+      <w:pPr>
+        <w:rPr>
+          <w:lang w:val="es-CO"/>
+        </w:rPr>
+      </w:pPr>
+      <w:r>
+        <w:rPr>
+          <w:b/>
+          <w:bCs/>
+          <w:lang w:val="es-CO"/>
+        </w:rPr>
+        <w:t>PHP</w:t>
+      </w:r>
+      <w:r>
+        <w:rPr>
+          <w:b/>
+          <w:bCs/>
+          <w:lang w:val="es-CO"/>
+        </w:rPr>
+        <w:t xml:space="preserve">: </w:t>
+      </w:r>
+      <w:r>
+        <w:rPr>
+          <w:lang w:val="es-CO"/>
+        </w:rPr>
+        <w:t xml:space="preserve">PHP es el lenguaje de programación principal utilizado para el desarrollo del </w:t>
+      </w:r>
+      <w:proofErr w:type="spellStart"/>
+      <w:r>
+        <w:rPr>
+          <w:lang w:val="es-CO"/>
+        </w:rPr>
+        <w:t>backend</w:t>
+      </w:r>
+      <w:proofErr w:type="spellEnd"/>
+      <w:r>
+        <w:rPr>
+          <w:lang w:val="es-CO"/>
+        </w:rPr>
+        <w:t xml:space="preserve"> del sistema. Permite procesar las solicitudes del usuario, gestionar la lógica de negocio y comunicarse con la base de datos.</w:t>
+      </w:r>
+    </w:p>
+    <w:p>
+      <w:pPr>
+        <w:rPr>
+          <w:lang w:val="es-CO"/>
+        </w:rPr>
+      </w:pPr>
+    </w:p>
+    <w:p>
+      <w:pPr>
+        <w:rPr>
+          <w:b/>
+          <w:bCs/>
+          <w:lang w:val="es-CO"/>
+        </w:rPr>
+      </w:pPr>
+      <w:r>
+        <w:rPr>
+          <w:lang w:val="es-CO"/>
+        </w:rPr>
+        <w:t>En el proyecto SENA Contigo, PHP se implementa bajo el patrón de arquitectura MVC, separando la lógica del sistema en modelos, vistas y controladores, lo que facilita el mantenimiento del código y la escalabilidad de la aplicación.</w:t>
+      </w:r>
+    </w:p>
+    <w:p>
+      <w:pPr>
+        <w:rPr>
+          <w:lang w:val="es-CO"/>
+        </w:rPr>
+      </w:pPr>
+    </w:p>
+    <w:p>
+      <w:pPr>
+        <w:rPr>
+          <w:lang w:val="es-CO"/>
+        </w:rPr>
+      </w:pPr>
+      <w:proofErr w:type="spellStart"/>
+      <w:r>
+        <w:rPr>
+          <w:b/>
+          <w:bCs/>
+          <w:lang w:val="es-CO"/>
+        </w:rPr>
+        <w:t>PostgreSQL</w:t>
+      </w:r>
+      <w:proofErr w:type="spellEnd"/>
+      <w:r>
+        <w:rPr>
+          <w:b/>
+          <w:bCs/>
+          <w:lang w:val="es-CO"/>
+        </w:rPr>
+        <w:t>:</w:t>
+      </w:r>
+      <w:r>
+        <w:rPr>
+          <w:lang w:val="es-CO"/>
+        </w:rPr>
+        <w:t xml:space="preserve"> </w:t>
+      </w:r>
+      <w:proofErr w:type="spellStart"/>
+      <w:r>
+        <w:rPr>
+          <w:rStyle w:val="Textoennegrita"/>
+          <w:b w:val="0"/>
+          <w:lang w:val="es-CO"/>
+        </w:rPr>
+        <w:t>PostgreSQL</w:t>
+      </w:r>
+      <w:proofErr w:type="spellEnd"/>
+      <w:r>
+        <w:rPr>
+          <w:lang w:val="es-CO"/>
+        </w:rPr>
+        <w:t xml:space="preserve"> es el sistema de gestión de bases de datos relacional utilizado en el proyecto. Se caracteriza por su robustez, seguridad y capacidad para manejar grandes volúmenes de </w:t>
+      </w:r>
+      <w:r>
+        <w:rPr>
+          <w:lang w:val="es-CO"/>
+        </w:rPr>
+        <w:t>información.</w:t>
+      </w:r>
+      <w:r>
+        <w:rPr>
+          <w:lang w:val="es-CO"/>
+        </w:rPr>
+        <w:t xml:space="preserve"> </w:t>
+      </w:r>
+    </w:p>
+    <w:p>
+      <w:pPr>
+        <w:rPr>
+          <w:lang w:val="es-CO"/>
+        </w:rPr>
+      </w:pPr>
+    </w:p>
+    <w:p>
+      <w:pPr>
+        <w:rPr>
+          <w:lang w:val="es-CO"/>
+        </w:rPr>
+      </w:pPr>
+      <w:r>
+        <w:rPr>
+          <w:lang w:val="es-CO"/>
+        </w:rPr>
+        <w:t xml:space="preserve">En el sistema SENA Contigo, </w:t>
+      </w:r>
+      <w:proofErr w:type="spellStart"/>
+      <w:r>
+        <w:rPr>
+          <w:lang w:val="es-CO"/>
+        </w:rPr>
+        <w:t>PostgreSQL</w:t>
+      </w:r>
+      <w:proofErr w:type="spellEnd"/>
+      <w:r>
+        <w:rPr>
+          <w:lang w:val="es-CO"/>
+        </w:rPr>
+        <w:t xml:space="preserve"> almacena información relacionada con:</w:t>
+      </w:r>
+    </w:p>
+    <w:p>
+      <w:pPr>
+        <w:rPr>
+          <w:lang w:val="es-CO"/>
+        </w:rPr>
+      </w:pPr>
+    </w:p>
+    <w:p>
+      <w:pPr>
+        <w:pStyle w:val="Prrafodelista"/>
+        <w:numPr>
+          <w:ilvl w:val="0"/>
+          <w:numId w:val="9"/>
+        </w:numPr>
+        <w:rPr>
+          <w:lang w:val="es-CO"/>
+        </w:rPr>
+      </w:pPr>
+      <w:r>
+        <w:rPr>
+          <w:lang w:val="es-CO"/>
+        </w:rPr>
+        <w:t>Usuarios del sistema</w:t>
+      </w:r>
+    </w:p>
+    <w:p>
+      <w:pPr>
+        <w:pStyle w:val="Prrafodelista"/>
+        <w:numPr>
+          <w:ilvl w:val="0"/>
+          <w:numId w:val="9"/>
+        </w:numPr>
+        <w:rPr>
+          <w:lang w:val="es-CO"/>
+        </w:rPr>
+      </w:pPr>
+      <w:r>
+        <w:rPr>
+          <w:lang w:val="es-CO"/>
+        </w:rPr>
+        <w:t>Programas de formación</w:t>
+      </w:r>
+    </w:p>
+    <w:p>
+      <w:pPr>
+        <w:pStyle w:val="Prrafodelista"/>
+        <w:numPr>
+          <w:ilvl w:val="0"/>
+          <w:numId w:val="9"/>
+        </w:numPr>
+        <w:rPr>
+          <w:lang w:val="es-CO"/>
+        </w:rPr>
+      </w:pPr>
+      <w:r>
+        <w:rPr>
+          <w:lang w:val="es-CO"/>
+        </w:rPr>
+        <w:t>Grupos y fichas</w:t>
+      </w:r>
+    </w:p>
+    <w:p>
+      <w:pPr>
+        <w:pStyle w:val="Prrafodelista"/>
+        <w:numPr>
+          <w:ilvl w:val="0"/>
+          <w:numId w:val="9"/>
+        </w:numPr>
+        <w:rPr>
+          <w:lang w:val="es-CO"/>
+        </w:rPr>
+      </w:pPr>
+      <w:r>
+        <w:rPr>
+          <w:lang w:val="es-CO"/>
+        </w:rPr>
+        <w:t>Aprendices</w:t>
+      </w:r>
+    </w:p>
+    <w:p>
+      <w:pPr>
+        <w:pStyle w:val="Prrafodelista"/>
+        <w:numPr>
+          <w:ilvl w:val="0"/>
+          <w:numId w:val="9"/>
+        </w:numPr>
+        <w:rPr>
+          <w:lang w:val="es-CO"/>
+        </w:rPr>
+      </w:pPr>
+      <w:r>
+        <w:rPr>
+          <w:lang w:val="es-CO"/>
+        </w:rPr>
+        <w:t>Categorías y causas de deserción</w:t>
+      </w:r>
+    </w:p>
+    <w:p>
+      <w:pPr>
+        <w:rPr>
+          <w:lang w:val="es-CO"/>
+        </w:rPr>
+      </w:pPr>
+    </w:p>
+    <w:p>
+      <w:pPr>
+        <w:pStyle w:val="Prrafodelista"/>
+        <w:numPr>
+          <w:ilvl w:val="0"/>
+          <w:numId w:val="9"/>
+        </w:numPr>
+        <w:rPr>
+          <w:lang w:val="es-CO"/>
+        </w:rPr>
+      </w:pPr>
+      <w:r>
+        <w:rPr>
+          <w:lang w:val="es-CO"/>
+        </w:rPr>
+        <w:lastRenderedPageBreak/>
+        <w:t>Reportes de riesgo</w:t>
+      </w:r>
+    </w:p>
+    <w:p>
+      <w:pPr>
+        <w:pStyle w:val="Prrafodelista"/>
+        <w:numPr>
+          <w:ilvl w:val="0"/>
+          <w:numId w:val="9"/>
+        </w:numPr>
+        <w:rPr>
+          <w:lang w:val="es-CO"/>
+        </w:rPr>
+      </w:pPr>
+      <w:r>
+        <w:rPr>
+          <w:lang w:val="es-CO"/>
+        </w:rPr>
+        <w:t>Estrategias de intervención</w:t>
+      </w:r>
+    </w:p>
+    <w:p>
+      <w:pPr>
+        <w:pStyle w:val="Prrafodelista"/>
+        <w:numPr>
+          <w:ilvl w:val="0"/>
+          <w:numId w:val="9"/>
+        </w:numPr>
+        <w:rPr>
+          <w:lang w:val="es-CO"/>
+        </w:rPr>
+      </w:pPr>
+      <w:r>
+        <w:rPr>
+          <w:lang w:val="es-CO"/>
+        </w:rPr>
+        <w:t>Historial de seguimiento académico</w:t>
+      </w:r>
+    </w:p>
+    <w:p>
+      <w:pPr>
+        <w:rPr>
+          <w:lang w:val="es-CO"/>
+        </w:rPr>
+      </w:pPr>
+    </w:p>
+    <w:p>
+      <w:pPr>
+        <w:rPr>
+          <w:lang w:val="es-CO"/>
+        </w:rPr>
+      </w:pPr>
+      <w:r>
+        <w:rPr>
+          <w:lang w:val="es-CO"/>
+        </w:rPr>
+        <w:t xml:space="preserve">La comunicación entre PHP y </w:t>
+      </w:r>
+      <w:proofErr w:type="spellStart"/>
+      <w:r>
+        <w:rPr>
+          <w:lang w:val="es-CO"/>
+        </w:rPr>
+        <w:t>PostgreSQL</w:t>
+      </w:r>
+      <w:proofErr w:type="spellEnd"/>
+      <w:r>
+        <w:rPr>
+          <w:lang w:val="es-CO"/>
+        </w:rPr>
+        <w:t xml:space="preserve"> se realiza mediante PDO (PHP Data </w:t>
+      </w:r>
+      <w:proofErr w:type="spellStart"/>
+      <w:r>
+        <w:rPr>
+          <w:lang w:val="es-CO"/>
+        </w:rPr>
+        <w:t>Objects</w:t>
+      </w:r>
+      <w:proofErr w:type="spellEnd"/>
+      <w:r>
+        <w:rPr>
+          <w:lang w:val="es-CO"/>
+        </w:rPr>
+        <w:t>), lo que permite una conexión segura y portable entre diferentes motores de bases de datos.</w:t>
+      </w:r>
+    </w:p>
+    <w:p>
+      <w:pPr>
+        <w:rPr>
+          <w:lang w:val="es-CO"/>
+        </w:rPr>
+      </w:pPr>
+    </w:p>
+    <w:p>
+      <w:pPr>
+        <w:rPr>
+          <w:lang w:val="es-CO"/>
+        </w:rPr>
+      </w:pPr>
+      <w:r>
+        <w:rPr>
+          <w:b/>
+          <w:bCs/>
+          <w:lang w:val="es-CO"/>
+        </w:rPr>
+        <w:t>JavaScript</w:t>
+      </w:r>
+      <w:r>
+        <w:rPr>
+          <w:b/>
+          <w:bCs/>
+          <w:lang w:val="es-CO"/>
+        </w:rPr>
+        <w:t>:</w:t>
+      </w:r>
+      <w:r>
+        <w:rPr>
+          <w:lang w:val="es-CO"/>
+        </w:rPr>
+        <w:t xml:space="preserve"> </w:t>
+      </w:r>
+      <w:r>
+        <w:rPr>
+          <w:lang w:val="es-CO"/>
+        </w:rPr>
+        <w:t>JavaScript se utiliza para mejorar la interactividad de la interfaz de usuario en el lado del cliente. Permite validar formularios, manejar eventos dinámicos y mejorar la experiencia de usuario dentro del sistema.</w:t>
+      </w:r>
+    </w:p>
+    <w:p>
+      <w:pPr>
+        <w:rPr>
+          <w:lang w:val="es-CO"/>
+        </w:rPr>
+      </w:pPr>
+    </w:p>
+    <w:p>
+      <w:pPr>
+        <w:rPr>
+          <w:lang w:val="es-CO"/>
+        </w:rPr>
+      </w:pPr>
+      <w:r>
+        <w:rPr>
+          <w:lang w:val="es-CO"/>
+        </w:rPr>
+        <w:t>Su uso permite que las páginas del sistema respondan de forma más rápida a las acciones del usuario sin necesidad de recargar completamente la página.</w:t>
+      </w:r>
+    </w:p>
+    <w:p>
+      <w:pPr>
+        <w:rPr>
+          <w:lang w:val="es-CO"/>
+        </w:rPr>
+      </w:pPr>
+    </w:p>
+    <w:p>
+      <w:pPr>
+        <w:rPr>
+          <w:lang w:val="es-CO"/>
+        </w:rPr>
+      </w:pPr>
+      <w:r>
+        <w:rPr>
+          <w:b/>
+          <w:bCs/>
+          <w:lang w:val="es-CO"/>
+        </w:rPr>
+        <w:t>CSS</w:t>
+      </w:r>
+      <w:r>
+        <w:rPr>
+          <w:b/>
+          <w:bCs/>
+          <w:lang w:val="es-CO"/>
+        </w:rPr>
+        <w:t xml:space="preserve">: </w:t>
+      </w:r>
+      <w:r>
+        <w:rPr>
+          <w:lang w:val="es-CO"/>
+        </w:rPr>
+        <w:t>CSS (</w:t>
+      </w:r>
+      <w:proofErr w:type="spellStart"/>
+      <w:r>
+        <w:rPr>
+          <w:lang w:val="es-CO"/>
+        </w:rPr>
+        <w:t>Cascading</w:t>
+      </w:r>
+      <w:proofErr w:type="spellEnd"/>
+      <w:r>
+        <w:rPr>
+          <w:lang w:val="es-CO"/>
+        </w:rPr>
+        <w:t xml:space="preserve"> Style </w:t>
+      </w:r>
+      <w:proofErr w:type="spellStart"/>
+      <w:r>
+        <w:rPr>
+          <w:lang w:val="es-CO"/>
+        </w:rPr>
+        <w:t>Sheets</w:t>
+      </w:r>
+      <w:proofErr w:type="spellEnd"/>
+      <w:r>
+        <w:rPr>
+          <w:lang w:val="es-CO"/>
+        </w:rPr>
+        <w:t>) se emplea para el diseño visual de la aplicación web. Permite definir estilos, colores, tipografías y la estructura visual de las páginas del sistema.</w:t>
+      </w:r>
+    </w:p>
+    <w:p>
+      <w:pPr>
+        <w:rPr>
+          <w:lang w:val="es-CO"/>
+        </w:rPr>
+      </w:pPr>
+    </w:p>
+    <w:p>
+      <w:pPr>
+        <w:rPr>
+          <w:lang w:val="es-CO"/>
+        </w:rPr>
+      </w:pPr>
+      <w:r>
+        <w:rPr>
+          <w:lang w:val="es-CO"/>
+        </w:rPr>
+        <w:t>Gracias al uso de CSS, la plataforma SENA Contigo ofrece una interfaz clara, organizada y fácil de utilizar para los diferentes roles del sistema.</w:t>
+      </w:r>
+    </w:p>
+    <w:p>
+      <w:pPr>
+        <w:rPr>
+          <w:lang w:val="es-CO"/>
+        </w:rPr>
+      </w:pPr>
+    </w:p>
+    <w:p>
+      <w:pPr>
+        <w:rPr>
+          <w:lang w:val="es-CO"/>
+        </w:rPr>
+      </w:pPr>
+      <w:proofErr w:type="spellStart"/>
+      <w:r>
+        <w:rPr>
+          <w:b/>
+          <w:bCs/>
+          <w:lang w:val="es-CO"/>
+        </w:rPr>
+        <w:t>PHPMailer</w:t>
+      </w:r>
+      <w:proofErr w:type="spellEnd"/>
+      <w:r>
+        <w:rPr>
+          <w:b/>
+          <w:bCs/>
+          <w:lang w:val="es-CO"/>
+        </w:rPr>
+        <w:t>:</w:t>
+      </w:r>
+      <w:r>
+        <w:rPr>
+          <w:lang w:val="es-CO"/>
+        </w:rPr>
+        <w:t xml:space="preserve"> </w:t>
+      </w:r>
+      <w:proofErr w:type="spellStart"/>
+      <w:r>
+        <w:rPr>
+          <w:lang w:val="es-CO"/>
+        </w:rPr>
+        <w:t>PHPMailer</w:t>
+      </w:r>
+      <w:proofErr w:type="spellEnd"/>
+      <w:r>
+        <w:rPr>
+          <w:lang w:val="es-CO"/>
+        </w:rPr>
+        <w:t xml:space="preserve"> es una librería ampliamente utilizada en PHP para el envío de correos electrónicos desde aplicaciones web.</w:t>
+      </w:r>
+    </w:p>
+    <w:p>
+      <w:pPr>
+        <w:rPr>
+          <w:lang w:val="es-CO"/>
+        </w:rPr>
+      </w:pPr>
+    </w:p>
+    <w:p>
+      <w:pPr>
+        <w:rPr>
+          <w:lang w:val="es-CO"/>
+        </w:rPr>
+      </w:pPr>
+      <w:r>
+        <w:rPr>
+          <w:lang w:val="es-CO"/>
+        </w:rPr>
+        <w:t>En el proyecto SENA Contigo, esta librería se utiliza para enviar notificaciones automáticas a los usuarios del sistema, tales como:</w:t>
+      </w:r>
+    </w:p>
+    <w:p>
+      <w:pPr>
+        <w:rPr>
+          <w:lang w:val="es-CO"/>
+        </w:rPr>
+      </w:pPr>
+    </w:p>
+    <w:p>
+      <w:pPr>
+        <w:pStyle w:val="Prrafodelista"/>
+        <w:numPr>
+          <w:ilvl w:val="0"/>
+          <w:numId w:val="10"/>
+        </w:numPr>
+        <w:rPr>
+          <w:lang w:val="es-CO"/>
+        </w:rPr>
+      </w:pPr>
+      <w:r>
+        <w:rPr>
+          <w:lang w:val="es-CO"/>
+        </w:rPr>
+        <w:t>Alertas de aprendices en riesgo de deserción</w:t>
+      </w:r>
+    </w:p>
+    <w:p>
+      <w:pPr>
+        <w:pStyle w:val="Prrafodelista"/>
+        <w:numPr>
+          <w:ilvl w:val="0"/>
+          <w:numId w:val="10"/>
+        </w:numPr>
+        <w:rPr>
+          <w:lang w:val="es-CO"/>
+        </w:rPr>
+      </w:pPr>
+      <w:r>
+        <w:rPr>
+          <w:lang w:val="es-CO"/>
+        </w:rPr>
+        <w:t>Notificaciones a coordinadores académicos</w:t>
+      </w:r>
+    </w:p>
+    <w:p>
+      <w:pPr>
+        <w:pStyle w:val="Prrafodelista"/>
+        <w:numPr>
+          <w:ilvl w:val="0"/>
+          <w:numId w:val="10"/>
+        </w:numPr>
+        <w:rPr>
+          <w:lang w:val="es-CO"/>
+        </w:rPr>
+      </w:pPr>
+      <w:r>
+        <w:rPr>
+          <w:lang w:val="es-CO"/>
+        </w:rPr>
+        <w:t>Comunicaciones con profesionales de bienestar</w:t>
+      </w:r>
+    </w:p>
+    <w:p>
+      <w:pPr>
+        <w:pStyle w:val="Prrafodelista"/>
+        <w:numPr>
+          <w:ilvl w:val="0"/>
+          <w:numId w:val="10"/>
+        </w:numPr>
+        <w:rPr>
+          <w:lang w:val="es-CO"/>
+        </w:rPr>
+      </w:pPr>
+      <w:r>
+        <w:rPr>
+          <w:lang w:val="es-CO"/>
+        </w:rPr>
+        <w:t>Confirmaciones de acciones realizadas en el sistema</w:t>
+      </w:r>
+    </w:p>
+    <w:p>
+      <w:pPr>
+        <w:rPr>
+          <w:lang w:val="es-CO"/>
+        </w:rPr>
+      </w:pPr>
+    </w:p>
+    <w:p>
+      <w:pPr>
+        <w:rPr>
+          <w:lang w:val="es-CO"/>
+        </w:rPr>
+      </w:pPr>
+      <w:r>
+        <w:rPr>
+          <w:lang w:val="es-CO"/>
+        </w:rPr>
+        <w:t>Esto permite mejorar la comunicación y el seguimiento oportuno de los casos reportados.</w:t>
+      </w:r>
+    </w:p>
+    <w:p>
+      <w:pPr>
+        <w:rPr>
+          <w:lang w:val="es-CO"/>
+        </w:rPr>
+      </w:pPr>
+    </w:p>
+    <w:p>
+      <w:pPr>
+        <w:rPr>
+          <w:lang w:val="es-CO"/>
+        </w:rPr>
+      </w:pPr>
+      <w:proofErr w:type="spellStart"/>
+      <w:r>
+        <w:rPr>
+          <w:b/>
+          <w:bCs/>
+          <w:lang w:val="es-CO"/>
+        </w:rPr>
+        <w:t>PhpSpreadsheet</w:t>
+      </w:r>
+      <w:proofErr w:type="spellEnd"/>
+      <w:r>
+        <w:rPr>
+          <w:b/>
+          <w:bCs/>
+          <w:lang w:val="es-CO"/>
+        </w:rPr>
+        <w:t xml:space="preserve">: </w:t>
+      </w:r>
+      <w:proofErr w:type="spellStart"/>
+      <w:r>
+        <w:rPr>
+          <w:lang w:val="es-CO"/>
+        </w:rPr>
+        <w:t>PhpSpreadsheet</w:t>
+      </w:r>
+      <w:proofErr w:type="spellEnd"/>
+      <w:r>
+        <w:rPr>
+          <w:lang w:val="es-CO"/>
+        </w:rPr>
+        <w:t xml:space="preserve"> es una librería de PHP utilizada para la manipulación de archivos de hojas de cálculo, como Excel (.</w:t>
+      </w:r>
+      <w:proofErr w:type="spellStart"/>
+      <w:r>
+        <w:rPr>
+          <w:lang w:val="es-CO"/>
+        </w:rPr>
+        <w:t>xlsx</w:t>
+      </w:r>
+      <w:proofErr w:type="spellEnd"/>
+      <w:r>
+        <w:rPr>
+          <w:lang w:val="es-CO"/>
+        </w:rPr>
+        <w:t>).</w:t>
+      </w:r>
+    </w:p>
+    <w:p>
+      <w:pPr>
+        <w:rPr>
+          <w:lang w:val="es-CO"/>
+        </w:rPr>
+      </w:pPr>
+    </w:p>
+    <w:p>
+      <w:pPr>
+        <w:rPr>
+          <w:lang w:val="es-CO"/>
+        </w:rPr>
+      </w:pPr>
+      <w:r>
+        <w:rPr>
+          <w:lang w:val="es-CO"/>
+        </w:rPr>
+        <w:t>Dentro del sistema SENA Contigo, esta herramienta permite:</w:t>
+      </w:r>
+    </w:p>
+    <w:p>
+      <w:pPr>
+        <w:rPr>
+          <w:lang w:val="es-CO"/>
+        </w:rPr>
+      </w:pPr>
+    </w:p>
+    <w:p>
+      <w:pPr>
+        <w:pStyle w:val="Prrafodelista"/>
+        <w:numPr>
+          <w:ilvl w:val="0"/>
+          <w:numId w:val="11"/>
+        </w:numPr>
+        <w:rPr>
+          <w:lang w:val="es-CO"/>
+        </w:rPr>
+      </w:pPr>
+      <w:r>
+        <w:rPr>
+          <w:lang w:val="es-CO"/>
+        </w:rPr>
+        <w:t>Importar datos masivos de aprendices</w:t>
+      </w:r>
+      <w:r>
+        <w:rPr>
+          <w:lang w:val="es-CO"/>
+        </w:rPr>
+        <w:t>, instructores, programas de formación y grupos de formación</w:t>
+      </w:r>
+      <w:r>
+        <w:rPr>
+          <w:lang w:val="es-CO"/>
+        </w:rPr>
+        <w:t xml:space="preserve"> desde archivos Excel</w:t>
+      </w:r>
+    </w:p>
+    <w:p>
+      <w:pPr>
+        <w:rPr>
+          <w:lang w:val="es-CO"/>
+        </w:rPr>
+      </w:pPr>
+    </w:p>
+    <w:p>
+      <w:pPr>
+        <w:rPr>
+          <w:lang w:val="es-CO"/>
+        </w:rPr>
+      </w:pPr>
+      <w:r>
+        <w:rPr>
+          <w:lang w:val="es-CO"/>
+        </w:rPr>
+        <w:lastRenderedPageBreak/>
+        <w:t>Esta funcionalidad facilita la gestión de grandes volúmenes de información y optimi</w:t>
+      </w:r>
+      <w:r>
+        <w:rPr>
+          <w:lang w:val="es-CO"/>
+        </w:rPr>
+        <w:t>za los procesos administrativos</w:t>
+      </w:r>
+      <w:r>
+        <w:rPr>
+          <w:lang w:val="es-CO"/>
+        </w:rPr>
+        <w:t xml:space="preserve">. </w:t>
+      </w:r>
+    </w:p>
+    <w:p>
+      <w:pPr>
+        <w:rPr>
+          <w:lang w:val="es-CO"/>
+        </w:rPr>
+      </w:pPr>
+    </w:p>
+    <w:p>
+      <w:pPr>
+        <w:rPr>
+          <w:lang w:val="es-CO"/>
+        </w:rPr>
+      </w:pPr>
+      <w:proofErr w:type="spellStart"/>
+      <w:r>
+        <w:rPr>
+          <w:b/>
+          <w:bCs/>
+          <w:lang w:val="es-CO"/>
+        </w:rPr>
+        <w:t>Composer</w:t>
+      </w:r>
+      <w:proofErr w:type="spellEnd"/>
+      <w:r>
+        <w:rPr>
+          <w:b/>
+          <w:bCs/>
+          <w:lang w:val="es-CO"/>
+        </w:rPr>
+        <w:t xml:space="preserve">: </w:t>
+      </w:r>
+      <w:proofErr w:type="spellStart"/>
+      <w:r>
+        <w:rPr>
+          <w:lang w:val="es-CO"/>
+        </w:rPr>
+        <w:t>Composer</w:t>
+      </w:r>
+      <w:proofErr w:type="spellEnd"/>
+      <w:r>
+        <w:rPr>
+          <w:lang w:val="es-CO"/>
+        </w:rPr>
+        <w:t xml:space="preserve"> es el gestor de dependencias utilizado en el proyecto para instalar y administrar librerías externas como </w:t>
+      </w:r>
+      <w:proofErr w:type="spellStart"/>
+      <w:r>
+        <w:rPr>
+          <w:lang w:val="es-CO"/>
+        </w:rPr>
+        <w:t>PHPMailer</w:t>
+      </w:r>
+      <w:proofErr w:type="spellEnd"/>
+      <w:r>
+        <w:rPr>
+          <w:lang w:val="es-CO"/>
+        </w:rPr>
+        <w:t xml:space="preserve"> y </w:t>
+      </w:r>
+      <w:proofErr w:type="spellStart"/>
+      <w:r>
+        <w:rPr>
+          <w:lang w:val="es-CO"/>
+        </w:rPr>
+        <w:t>PhpSpreadsheet</w:t>
+      </w:r>
+      <w:proofErr w:type="spellEnd"/>
+      <w:r>
+        <w:rPr>
+          <w:lang w:val="es-CO"/>
+        </w:rPr>
+        <w:t>.</w:t>
+      </w:r>
+    </w:p>
+    <w:p>
+      <w:pPr>
+        <w:rPr>
+          <w:lang w:val="es-CO"/>
+        </w:rPr>
+      </w:pPr>
+    </w:p>
+    <w:p>
+      <w:pPr>
+        <w:rPr>
+          <w:lang w:val="es-CO"/>
+        </w:rPr>
+      </w:pPr>
+      <w:r>
+        <w:rPr>
+          <w:lang w:val="es-CO"/>
+        </w:rPr>
+        <w:t xml:space="preserve">Permite mantener el proyecto organizado y facilita la actualización o incorporación de nuevas dependencias sin afectar el funcionamiento del </w:t>
+      </w:r>
+      <w:proofErr w:type="gramStart"/>
+      <w:r>
+        <w:rPr>
+          <w:lang w:val="es-CO"/>
+        </w:rPr>
+        <w:t>sistema.</w:t>
+      </w:r>
+      <w:r>
+        <w:rPr>
+          <w:lang w:val="es-CO"/>
+        </w:rPr>
+        <w:t>.</w:t>
+      </w:r>
+      <w:proofErr w:type="gramEnd"/>
+      <w:r>
+        <w:rPr>
+          <w:lang w:val="es-CO"/>
+        </w:rPr>
+        <w:t xml:space="preserve"> </w:t>
+      </w:r>
+    </w:p>
+    <w:p>
+      <w:pPr>
+        <w:rPr>
+          <w:lang w:val="es-CO"/>
+        </w:rPr>
+      </w:pPr>
+    </w:p>
+    <w:p>
+      <w:pPr>
+        <w:rPr>
+          <w:lang w:val="es-CO"/>
+        </w:rPr>
+      </w:pPr>
+      <w:r>
+        <w:rPr>
+          <w:b/>
+          <w:bCs/>
+          <w:lang w:val="es-CO"/>
+        </w:rPr>
+        <w:t>Apache / Servidor Web</w:t>
+      </w:r>
+      <w:r>
+        <w:rPr>
+          <w:b/>
+          <w:bCs/>
+          <w:lang w:val="es-CO"/>
+        </w:rPr>
+        <w:t>:</w:t>
+      </w:r>
+      <w:r>
+        <w:rPr>
+          <w:lang w:val="es-CO"/>
+        </w:rPr>
+        <w:t xml:space="preserve"> </w:t>
+      </w:r>
+      <w:r>
+        <w:rPr>
+          <w:lang w:val="es-CO"/>
+        </w:rPr>
+        <w:t>El sistema se ejecuta sobre un servidor web Apache, el cual permite procesar las solicitudes HTTP realizadas por los usuarios desde el navegador.</w:t>
+      </w:r>
+    </w:p>
+    <w:p>
+      <w:pPr>
+        <w:rPr>
+          <w:lang w:val="es-CO"/>
+        </w:rPr>
+      </w:pPr>
+    </w:p>
+    <w:p>
+      <w:pPr>
+        <w:rPr>
+          <w:lang w:val="es-CO"/>
+        </w:rPr>
+      </w:pPr>
+      <w:r>
+        <w:rPr>
+          <w:lang w:val="es-CO"/>
+        </w:rPr>
+        <w:t>Apache trabaja junto con PHP para interpretar los archivos del sistema y devolver las respuestas correspondientes al cliente.</w:t>
+      </w:r>
+    </w:p>
+    <w:p>
+      <w:pPr>
+        <w:rPr>
+          <w:b/>
+          <w:bCs/>
+          <w:lang w:val="es-CO"/>
+        </w:rPr>
+      </w:pPr>
+    </w:p>
+    <w:p>
+      <w:pPr>
+        <w:rPr>
+          <w:lang w:val="es-CO"/>
+        </w:rPr>
+      </w:pPr>
+      <w:proofErr w:type="spellStart"/>
+      <w:r>
+        <w:rPr>
+          <w:b/>
+          <w:bCs/>
+          <w:lang w:val="es-CO"/>
+        </w:rPr>
+        <w:t>Docker</w:t>
+      </w:r>
+      <w:proofErr w:type="spellEnd"/>
+      <w:r>
+        <w:rPr>
+          <w:b/>
+          <w:bCs/>
+          <w:lang w:val="es-CO"/>
+        </w:rPr>
+        <w:t xml:space="preserve"> (Opcional para despliegue)</w:t>
+      </w:r>
+      <w:r>
+        <w:rPr>
+          <w:b/>
+          <w:bCs/>
+          <w:lang w:val="es-CO"/>
+        </w:rPr>
+        <w:t>:</w:t>
+      </w:r>
+      <w:r>
+        <w:rPr>
+          <w:lang w:val="es-CO"/>
+        </w:rPr>
+        <w:t xml:space="preserve"> </w:t>
+      </w:r>
+      <w:r>
+        <w:rPr>
+          <w:lang w:val="es-CO"/>
+        </w:rPr>
+        <w:t xml:space="preserve">El proyecto incluye un </w:t>
+      </w:r>
+      <w:proofErr w:type="spellStart"/>
+      <w:r>
+        <w:rPr>
+          <w:rStyle w:val="Textoennegrita"/>
+          <w:lang w:val="es-CO"/>
+        </w:rPr>
+        <w:t>Dockerfile</w:t>
+      </w:r>
+      <w:proofErr w:type="spellEnd"/>
+      <w:r>
+        <w:rPr>
+          <w:lang w:val="es-CO"/>
+        </w:rPr>
+        <w:t xml:space="preserve"> que permite ejecutar la aplicación dentro de un contenedor. Esto facilita la portabilidad del sistema y simplifica su despliegue en diferentes entornos de desarrollo o producción.</w:t>
+      </w:r>
+    </w:p>
+    <w:p>
+      <w:pPr>
+        <w:rPr>
+          <w:lang w:val="es-CO"/>
+        </w:rPr>
+      </w:pPr>
+    </w:p>
+    <w:p>
+      <w:pPr>
+        <w:rPr>
+          <w:b/>
+          <w:lang w:val="es-CO"/>
+        </w:rPr>
+      </w:pPr>
+      <w:r>
+        <w:rPr>
+          <w:b/>
+          <w:lang w:val="es-CO"/>
+        </w:rPr>
+        <w:t xml:space="preserve">En Resumen: </w:t>
+      </w:r>
+    </w:p>
+    <w:p>
+      <w:pPr>
+        <w:rPr>
+          <w:lang w:val="es-CO"/>
+        </w:rPr>
+      </w:pPr>
+    </w:p>
+    <w:p>
+      <w:pPr>
+        <w:rPr>
+          <w:lang w:val="es-CO"/>
+        </w:rPr>
+      </w:pPr>
+      <w:r>
+        <w:rPr>
+          <w:lang w:val="es-CO"/>
+        </w:rPr>
+        <w:t>Estas dependencias conforman el ecosistema tecnológico del sistema SENA Contigo, permitiendo el desarrollo de una aplicación web robusta orientada a la prevención de la deserción estudiantil.</w:t>
+      </w:r>
+    </w:p>
+    <w:p>
+      <w:pPr>
+        <w:rPr>
+          <w:lang w:val="es-CO"/>
+        </w:rPr>
+      </w:pPr>
+    </w:p>
+    <w:p>
+      <w:pPr>
+        <w:rPr>
+          <w:lang w:val="es-CO"/>
+        </w:rPr>
+      </w:pPr>
+      <w:r>
+        <w:rPr>
+          <w:lang w:val="es-CO"/>
+        </w:rPr>
+        <w:t xml:space="preserve">La combinación de PHP, </w:t>
+      </w:r>
+      <w:proofErr w:type="spellStart"/>
+      <w:r>
+        <w:rPr>
+          <w:lang w:val="es-CO"/>
+        </w:rPr>
+        <w:t>PostgreSQL</w:t>
+      </w:r>
+      <w:proofErr w:type="spellEnd"/>
+      <w:r>
+        <w:rPr>
+          <w:lang w:val="es-CO"/>
+        </w:rPr>
+        <w:t>, JavaScript, CSS y librerías especializadas permite implementar funcionalidades avanzadas de gestión académica, automatización de procesos y generación de reportes, contribuyendo al fortalecimiento del acompañamiento institucional a los aprendices.</w:t>
+      </w:r>
+    </w:p>
+    <w:p>
+      <w:pPr>
+        <w:rPr>
+          <w:lang w:val="es-CO"/>
+        </w:rPr>
+      </w:pPr>
+      <w:bookmarkStart w:id="26" w:name="_gpu8v59qqepg" w:colFirst="0" w:colLast="0"/>
       <w:bookmarkEnd w:id="26"/>
     </w:p>
     <w:p>
@@ -6168,1284 +7402,147 @@
           <w:lang w:val="es-CO"/>
         </w:rPr>
       </w:pPr>
-      <w:r>
-        <w:rPr>
-          <w:lang w:val="es-CO"/>
-        </w:rPr>
-        <w:t xml:space="preserve">El proyecto </w:t>
-      </w:r>
-      <w:proofErr w:type="spellStart"/>
-      <w:r>
-        <w:rPr>
-          <w:lang w:val="es-CO"/>
-        </w:rPr>
-        <w:t>NombreProyecto</w:t>
-      </w:r>
-      <w:proofErr w:type="spellEnd"/>
-      <w:r>
-        <w:rPr>
-          <w:lang w:val="es-CO"/>
-        </w:rPr>
-        <w:t xml:space="preserve"> se apoya en un conjunto de librerías y </w:t>
-      </w:r>
-      <w:proofErr w:type="spellStart"/>
-      <w:r>
-        <w:rPr>
-          <w:lang w:val="es-CO"/>
-        </w:rPr>
-        <w:t>frameworks</w:t>
-      </w:r>
-      <w:proofErr w:type="spellEnd"/>
-      <w:r>
-        <w:rPr>
-          <w:lang w:val="es-CO"/>
-        </w:rPr>
-        <w:t xml:space="preserve"> modernos que garantizan su funcionalidad, rendimiento y mantenibilidad. A continuación, se detallan las dependencias principales utilizadas en el desarrollo: </w:t>
-      </w:r>
-    </w:p>
-    <w:p>
-      <w:pPr>
-        <w:rPr>
-          <w:lang w:val="es-CO"/>
-        </w:rPr>
-      </w:pPr>
-    </w:p>
-    <w:p>
-      <w:pPr>
-        <w:rPr>
-          <w:lang w:val="es-CO"/>
-        </w:rPr>
-      </w:pPr>
-      <w:r>
-        <w:rPr>
-          <w:b/>
-          <w:bCs/>
-          <w:lang w:val="es-CO"/>
-        </w:rPr>
-        <w:t xml:space="preserve">Next.js (versión 15): </w:t>
-      </w:r>
-      <w:r>
-        <w:rPr>
-          <w:lang w:val="es-CO"/>
-        </w:rPr>
-        <w:t xml:space="preserve">Framework de </w:t>
-      </w:r>
-      <w:proofErr w:type="spellStart"/>
-      <w:r>
-        <w:rPr>
-          <w:lang w:val="es-CO"/>
-        </w:rPr>
-        <w:t>React</w:t>
-      </w:r>
-      <w:proofErr w:type="spellEnd"/>
-      <w:r>
-        <w:rPr>
-          <w:lang w:val="es-CO"/>
-        </w:rPr>
-        <w:t xml:space="preserve"> para la construcción de aplicaciones web full-</w:t>
-      </w:r>
-      <w:proofErr w:type="spellStart"/>
-      <w:r>
-        <w:rPr>
-          <w:lang w:val="es-CO"/>
-        </w:rPr>
-        <w:t>stack</w:t>
-      </w:r>
-      <w:proofErr w:type="spellEnd"/>
-      <w:r>
-        <w:rPr>
-          <w:lang w:val="es-CO"/>
-        </w:rPr>
-        <w:t xml:space="preserve">, que soporta </w:t>
-      </w:r>
-      <w:proofErr w:type="spellStart"/>
-      <w:r>
-        <w:rPr>
-          <w:lang w:val="es-CO"/>
-        </w:rPr>
-        <w:t>renderizado</w:t>
-      </w:r>
-      <w:proofErr w:type="spellEnd"/>
-      <w:r>
-        <w:rPr>
-          <w:lang w:val="es-CO"/>
-        </w:rPr>
-        <w:t xml:space="preserve"> del lado del servidor (SSR), generación de sitios estáticos (SSG) y rutas de API. Es el pilar fundamental de la arquitectura de la aplicación. </w:t>
-      </w:r>
-    </w:p>
-    <w:p>
-      <w:pPr>
-        <w:rPr>
-          <w:lang w:val="es-CO"/>
-        </w:rPr>
-      </w:pPr>
-    </w:p>
-    <w:p>
-      <w:pPr>
-        <w:rPr>
-          <w:lang w:val="es-CO"/>
-        </w:rPr>
-      </w:pPr>
-      <w:proofErr w:type="spellStart"/>
-      <w:r>
-        <w:rPr>
-          <w:b/>
-          <w:bCs/>
-          <w:lang w:val="es-CO"/>
-        </w:rPr>
-        <w:t>React</w:t>
-      </w:r>
-      <w:proofErr w:type="spellEnd"/>
-      <w:r>
-        <w:rPr>
-          <w:b/>
-          <w:bCs/>
-          <w:lang w:val="es-CO"/>
-        </w:rPr>
-        <w:t xml:space="preserve"> (versión 18):</w:t>
-      </w:r>
-      <w:r>
-        <w:rPr>
-          <w:lang w:val="es-CO"/>
-        </w:rPr>
-        <w:t xml:space="preserve"> Librería de JavaScript para la construcción de interfaces de usuario interactivas y eficientes. Es la base del </w:t>
-      </w:r>
-      <w:proofErr w:type="spellStart"/>
-      <w:r>
-        <w:rPr>
-          <w:lang w:val="es-CO"/>
-        </w:rPr>
-        <w:t>frontend</w:t>
-      </w:r>
-      <w:proofErr w:type="spellEnd"/>
-      <w:r>
-        <w:rPr>
-          <w:lang w:val="es-CO"/>
-        </w:rPr>
-        <w:t xml:space="preserve"> de </w:t>
-      </w:r>
-      <w:proofErr w:type="spellStart"/>
-      <w:r>
-        <w:rPr>
-          <w:lang w:val="es-CO"/>
-        </w:rPr>
-        <w:t>NombreProyecto</w:t>
-      </w:r>
-      <w:proofErr w:type="spellEnd"/>
-      <w:r>
-        <w:rPr>
-          <w:lang w:val="es-CO"/>
-        </w:rPr>
-        <w:t xml:space="preserve">. </w:t>
-      </w:r>
-    </w:p>
-    <w:p>
-      <w:pPr>
-        <w:rPr>
-          <w:lang w:val="es-CO"/>
-        </w:rPr>
-      </w:pPr>
-    </w:p>
-    <w:p>
-      <w:pPr>
-        <w:rPr>
-          <w:lang w:val="es-CO"/>
-        </w:rPr>
-      </w:pPr>
-      <w:proofErr w:type="spellStart"/>
-      <w:r>
-        <w:rPr>
-          <w:b/>
-          <w:bCs/>
-          <w:lang w:val="es-CO"/>
-        </w:rPr>
-        <w:t>TypeScript</w:t>
-      </w:r>
-      <w:proofErr w:type="spellEnd"/>
-      <w:r>
-        <w:rPr>
-          <w:b/>
-          <w:bCs/>
-          <w:lang w:val="es-CO"/>
-        </w:rPr>
-        <w:t>:</w:t>
-      </w:r>
-      <w:r>
-        <w:rPr>
-          <w:lang w:val="es-CO"/>
-        </w:rPr>
-        <w:t xml:space="preserve"> Un </w:t>
-      </w:r>
-      <w:proofErr w:type="spellStart"/>
-      <w:r>
-        <w:rPr>
-          <w:lang w:val="es-CO"/>
-        </w:rPr>
-        <w:t>superset</w:t>
-      </w:r>
-      <w:proofErr w:type="spellEnd"/>
-      <w:r>
-        <w:rPr>
-          <w:lang w:val="es-CO"/>
-        </w:rPr>
-        <w:t xml:space="preserve"> de JavaScript que añade </w:t>
-      </w:r>
-      <w:proofErr w:type="spellStart"/>
-      <w:r>
-        <w:rPr>
-          <w:lang w:val="es-CO"/>
-        </w:rPr>
-        <w:t>tipado</w:t>
-      </w:r>
-      <w:proofErr w:type="spellEnd"/>
-      <w:r>
-        <w:rPr>
-          <w:lang w:val="es-CO"/>
-        </w:rPr>
-        <w:t xml:space="preserve"> estático al lenguaje, mejorando la robustez del código, facilitando la detección de errores en tiempo de desarrollo y optimizando la colaboración en equipos grandes. </w:t>
-      </w:r>
-    </w:p>
-    <w:p>
-      <w:pPr>
-        <w:rPr>
-          <w:lang w:val="es-CO"/>
-        </w:rPr>
-      </w:pPr>
-    </w:p>
-    <w:p>
-      <w:pPr>
-        <w:rPr>
-          <w:lang w:val="es-CO"/>
-        </w:rPr>
-      </w:pPr>
-      <w:r>
-        <w:rPr>
-          <w:b/>
-          <w:bCs/>
-          <w:lang w:val="es-CO"/>
-        </w:rPr>
-        <w:t xml:space="preserve">Prisma ORM: </w:t>
-      </w:r>
-      <w:r>
-        <w:rPr>
-          <w:lang w:val="es-CO"/>
-        </w:rPr>
-        <w:t xml:space="preserve">Un </w:t>
-      </w:r>
-      <w:proofErr w:type="spellStart"/>
-      <w:r>
-        <w:rPr>
-          <w:lang w:val="es-CO"/>
-        </w:rPr>
-        <w:t>Object-Relational</w:t>
-      </w:r>
-      <w:proofErr w:type="spellEnd"/>
-      <w:r>
-        <w:rPr>
-          <w:lang w:val="es-CO"/>
-        </w:rPr>
-        <w:t xml:space="preserve"> </w:t>
-      </w:r>
-      <w:proofErr w:type="spellStart"/>
-      <w:r>
-        <w:rPr>
-          <w:lang w:val="es-CO"/>
-        </w:rPr>
-        <w:t>Mapper</w:t>
-      </w:r>
-      <w:proofErr w:type="spellEnd"/>
-      <w:r>
-        <w:rPr>
-          <w:lang w:val="es-CO"/>
-        </w:rPr>
-        <w:t xml:space="preserve"> de próxima generación para Node.js y </w:t>
-      </w:r>
-      <w:proofErr w:type="spellStart"/>
-      <w:r>
-        <w:rPr>
-          <w:lang w:val="es-CO"/>
-        </w:rPr>
-        <w:t>TypeScript</w:t>
-      </w:r>
-      <w:proofErr w:type="spellEnd"/>
-      <w:r>
-        <w:rPr>
-          <w:lang w:val="es-CO"/>
-        </w:rPr>
-        <w:t xml:space="preserve">. Facilita la interacción con la base de datos </w:t>
-      </w:r>
-      <w:proofErr w:type="spellStart"/>
-      <w:r>
-        <w:rPr>
-          <w:lang w:val="es-CO"/>
-        </w:rPr>
-        <w:t>PostgreSQL</w:t>
-      </w:r>
-      <w:proofErr w:type="spellEnd"/>
-      <w:r>
-        <w:rPr>
-          <w:lang w:val="es-CO"/>
-        </w:rPr>
-        <w:t xml:space="preserve"> de manera segura y </w:t>
-      </w:r>
-      <w:proofErr w:type="spellStart"/>
-      <w:r>
-        <w:rPr>
-          <w:lang w:val="es-CO"/>
-        </w:rPr>
-        <w:t>tipada</w:t>
-      </w:r>
-      <w:proofErr w:type="spellEnd"/>
-      <w:r>
-        <w:rPr>
-          <w:lang w:val="es-CO"/>
-        </w:rPr>
-        <w:t xml:space="preserve">, simplificando las operaciones CRUD y la gestión de esquemas. </w:t>
-      </w:r>
-    </w:p>
-    <w:p>
-      <w:pPr>
-        <w:rPr>
-          <w:lang w:val="es-CO"/>
-        </w:rPr>
-      </w:pPr>
-    </w:p>
-    <w:p>
-      <w:pPr>
-        <w:rPr>
-          <w:lang w:val="es-CO"/>
-        </w:rPr>
-      </w:pPr>
-      <w:r>
-        <w:rPr>
-          <w:b/>
-          <w:bCs/>
-          <w:lang w:val="es-CO"/>
-        </w:rPr>
-        <w:t>NextAuth.js (versión 5):</w:t>
-      </w:r>
-      <w:r>
-        <w:rPr>
-          <w:lang w:val="es-CO"/>
-        </w:rPr>
-        <w:t xml:space="preserve"> Una solución completa y flexible para la autenticación en aplicaciones Next.js. Permite gestionar sesiones de usuario, integración con diversos proveedores de autenticación y un sistema de roles para el control de acceso. </w:t>
-      </w:r>
-    </w:p>
-    <w:p>
-      <w:pPr>
-        <w:rPr>
-          <w:lang w:val="es-CO"/>
-        </w:rPr>
-      </w:pPr>
-    </w:p>
-    <w:p>
-      <w:pPr>
-        <w:rPr>
-          <w:lang w:val="es-CO"/>
-        </w:rPr>
-      </w:pPr>
-      <w:proofErr w:type="spellStart"/>
-      <w:r>
-        <w:rPr>
-          <w:b/>
-          <w:bCs/>
-          <w:lang w:val="es-CO"/>
-        </w:rPr>
-        <w:t>Zustand</w:t>
-      </w:r>
-      <w:proofErr w:type="spellEnd"/>
-      <w:r>
-        <w:rPr>
-          <w:b/>
-          <w:bCs/>
-          <w:lang w:val="es-CO"/>
-        </w:rPr>
-        <w:t xml:space="preserve">: </w:t>
-      </w:r>
-      <w:r>
-        <w:rPr>
-          <w:lang w:val="es-CO"/>
-        </w:rPr>
-        <w:t xml:space="preserve">Una librería ligera y rápida para la gestión de estado global en aplicaciones </w:t>
-      </w:r>
-      <w:proofErr w:type="spellStart"/>
-      <w:r>
-        <w:rPr>
-          <w:lang w:val="es-CO"/>
-        </w:rPr>
-        <w:t>React</w:t>
-      </w:r>
-      <w:proofErr w:type="spellEnd"/>
-      <w:r>
-        <w:rPr>
-          <w:lang w:val="es-CO"/>
-        </w:rPr>
-        <w:t xml:space="preserve">. Se utiliza para manejar el estado del carrito de compras y otras informaciones compartidas de manera eficiente. </w:t>
-      </w:r>
-    </w:p>
-    <w:p>
-      <w:pPr>
-        <w:rPr>
-          <w:lang w:val="es-CO"/>
-        </w:rPr>
-      </w:pPr>
-    </w:p>
-    <w:p>
-      <w:pPr>
-        <w:rPr>
-          <w:lang w:val="es-CO"/>
-        </w:rPr>
-      </w:pPr>
-      <w:proofErr w:type="spellStart"/>
-      <w:r>
-        <w:rPr>
-          <w:b/>
-          <w:bCs/>
-          <w:lang w:val="es-CO"/>
-        </w:rPr>
-        <w:lastRenderedPageBreak/>
-        <w:t>Tailwind</w:t>
-      </w:r>
-      <w:proofErr w:type="spellEnd"/>
-      <w:r>
-        <w:rPr>
-          <w:b/>
-          <w:bCs/>
-          <w:lang w:val="es-CO"/>
-        </w:rPr>
-        <w:t xml:space="preserve"> CSS: </w:t>
-      </w:r>
-      <w:r>
-        <w:rPr>
-          <w:lang w:val="es-CO"/>
-        </w:rPr>
-        <w:t xml:space="preserve">Un </w:t>
-      </w:r>
-      <w:proofErr w:type="spellStart"/>
-      <w:r>
-        <w:rPr>
-          <w:lang w:val="es-CO"/>
-        </w:rPr>
-        <w:t>framework</w:t>
-      </w:r>
-      <w:proofErr w:type="spellEnd"/>
-      <w:r>
-        <w:rPr>
-          <w:lang w:val="es-CO"/>
-        </w:rPr>
-        <w:t xml:space="preserve"> CSS </w:t>
-      </w:r>
-      <w:proofErr w:type="spellStart"/>
-      <w:r>
-        <w:rPr>
-          <w:lang w:val="es-CO"/>
-        </w:rPr>
-        <w:t>utility-first</w:t>
-      </w:r>
-      <w:proofErr w:type="spellEnd"/>
-      <w:r>
-        <w:rPr>
-          <w:lang w:val="es-CO"/>
-        </w:rPr>
-        <w:t xml:space="preserve"> que permite construir diseños personalizados rápidamente, aplicando estilos directamente en el marcado HTML. Contribuye a un desarrollo </w:t>
-      </w:r>
-      <w:proofErr w:type="spellStart"/>
-      <w:r>
-        <w:rPr>
-          <w:lang w:val="es-CO"/>
-        </w:rPr>
-        <w:t>frontend</w:t>
-      </w:r>
-      <w:proofErr w:type="spellEnd"/>
-      <w:r>
-        <w:rPr>
-          <w:lang w:val="es-CO"/>
-        </w:rPr>
-        <w:t xml:space="preserve"> ágil y consistente. </w:t>
-      </w:r>
-    </w:p>
-    <w:p>
-      <w:pPr>
-        <w:rPr>
-          <w:lang w:val="es-CO"/>
-        </w:rPr>
-      </w:pPr>
-    </w:p>
-    <w:p>
-      <w:pPr>
-        <w:rPr>
-          <w:lang w:val="es-CO"/>
-        </w:rPr>
-      </w:pPr>
-      <w:proofErr w:type="spellStart"/>
-      <w:r>
-        <w:rPr>
-          <w:b/>
-          <w:bCs/>
-          <w:lang w:val="es-CO"/>
-        </w:rPr>
-        <w:t>Shadcn</w:t>
-      </w:r>
-      <w:proofErr w:type="spellEnd"/>
-      <w:r>
-        <w:rPr>
-          <w:b/>
-          <w:bCs/>
-          <w:lang w:val="es-CO"/>
-        </w:rPr>
-        <w:t>/</w:t>
-      </w:r>
-      <w:proofErr w:type="spellStart"/>
-      <w:r>
-        <w:rPr>
-          <w:b/>
-          <w:bCs/>
-          <w:lang w:val="es-CO"/>
-        </w:rPr>
-        <w:t>ui</w:t>
-      </w:r>
-      <w:proofErr w:type="spellEnd"/>
-      <w:r>
-        <w:rPr>
-          <w:b/>
-          <w:bCs/>
-          <w:lang w:val="es-CO"/>
-        </w:rPr>
-        <w:t>:</w:t>
-      </w:r>
-      <w:r>
-        <w:rPr>
-          <w:lang w:val="es-CO"/>
-        </w:rPr>
-        <w:t xml:space="preserve"> Una colección de componentes de interfaz de usuario accesibles y reutilizables, construidos sobre </w:t>
-      </w:r>
-      <w:proofErr w:type="spellStart"/>
-      <w:r>
-        <w:rPr>
-          <w:lang w:val="es-CO"/>
-        </w:rPr>
-        <w:t>Tailwind</w:t>
-      </w:r>
-      <w:proofErr w:type="spellEnd"/>
-      <w:r>
-        <w:rPr>
-          <w:lang w:val="es-CO"/>
-        </w:rPr>
-        <w:t xml:space="preserve"> CSS y </w:t>
-      </w:r>
-      <w:proofErr w:type="spellStart"/>
-      <w:r>
-        <w:rPr>
-          <w:lang w:val="es-CO"/>
-        </w:rPr>
-        <w:t>Radix</w:t>
-      </w:r>
-      <w:proofErr w:type="spellEnd"/>
-      <w:r>
-        <w:rPr>
-          <w:lang w:val="es-CO"/>
-        </w:rPr>
-        <w:t xml:space="preserve"> UI. Proporciona una base</w:t>
-      </w:r>
-    </w:p>
-    <w:p>
-      <w:pPr>
-        <w:rPr>
-          <w:lang w:val="es-CO"/>
-        </w:rPr>
-      </w:pPr>
-      <w:r>
-        <w:rPr>
-          <w:lang w:val="es-CO"/>
-        </w:rPr>
-        <w:t xml:space="preserve">sólida para el diseño de la UI de </w:t>
-      </w:r>
-      <w:proofErr w:type="spellStart"/>
-      <w:r>
-        <w:rPr>
-          <w:lang w:val="es-CO"/>
-        </w:rPr>
-        <w:t>NombreProyecto</w:t>
-      </w:r>
-      <w:proofErr w:type="spellEnd"/>
-      <w:r>
-        <w:rPr>
-          <w:lang w:val="es-CO"/>
-        </w:rPr>
-        <w:t xml:space="preserve">. </w:t>
-      </w:r>
-    </w:p>
-    <w:p>
-      <w:pPr>
-        <w:rPr>
-          <w:b/>
-          <w:bCs/>
-          <w:lang w:val="es-CO"/>
-        </w:rPr>
-      </w:pPr>
-    </w:p>
-    <w:p>
-      <w:pPr>
-        <w:rPr>
-          <w:lang w:val="es-CO"/>
-        </w:rPr>
-      </w:pPr>
-      <w:proofErr w:type="spellStart"/>
-      <w:r>
-        <w:rPr>
-          <w:b/>
-          <w:bCs/>
-          <w:lang w:val="es-CO"/>
-        </w:rPr>
-        <w:t>Tiptap</w:t>
-      </w:r>
-      <w:proofErr w:type="spellEnd"/>
-      <w:r>
-        <w:rPr>
-          <w:b/>
-          <w:bCs/>
-          <w:lang w:val="es-CO"/>
-        </w:rPr>
-        <w:t>:</w:t>
-      </w:r>
-      <w:r>
-        <w:rPr>
-          <w:lang w:val="es-CO"/>
-        </w:rPr>
-        <w:t xml:space="preserve"> Un editor de texto enriquecido (WYSIWYG) basado en </w:t>
-      </w:r>
-      <w:proofErr w:type="spellStart"/>
-      <w:r>
-        <w:rPr>
-          <w:lang w:val="es-CO"/>
-        </w:rPr>
-        <w:t>ProseMirror</w:t>
-      </w:r>
-      <w:proofErr w:type="spellEnd"/>
-      <w:r>
-        <w:rPr>
-          <w:lang w:val="es-CO"/>
-        </w:rPr>
-        <w:t xml:space="preserve">, integrado en </w:t>
-      </w:r>
-      <w:proofErr w:type="spellStart"/>
-      <w:r>
-        <w:rPr>
-          <w:lang w:val="es-CO"/>
-        </w:rPr>
-        <w:t>React</w:t>
-      </w:r>
-      <w:proofErr w:type="spellEnd"/>
-      <w:r>
-        <w:rPr>
-          <w:lang w:val="es-CO"/>
-        </w:rPr>
-        <w:t xml:space="preserve">. Permite a los usuarios crear y editar contenido con formato avanzado, como descripciones de productos o lecciones de cursos. </w:t>
-      </w:r>
-    </w:p>
-    <w:p>
-      <w:pPr>
-        <w:rPr>
-          <w:lang w:val="es-CO"/>
-        </w:rPr>
-      </w:pPr>
-    </w:p>
-    <w:p>
-      <w:pPr>
-        <w:rPr>
-          <w:lang w:val="es-CO"/>
-        </w:rPr>
-      </w:pPr>
-      <w:proofErr w:type="spellStart"/>
-      <w:r>
-        <w:rPr>
-          <w:b/>
-          <w:bCs/>
-          <w:lang w:val="es-CO"/>
-        </w:rPr>
-        <w:t>MercadoPago</w:t>
-      </w:r>
-      <w:proofErr w:type="spellEnd"/>
-      <w:r>
-        <w:rPr>
-          <w:b/>
-          <w:bCs/>
-          <w:lang w:val="es-CO"/>
-        </w:rPr>
-        <w:t xml:space="preserve"> SDK:</w:t>
-      </w:r>
-      <w:r>
-        <w:rPr>
-          <w:lang w:val="es-CO"/>
-        </w:rPr>
-        <w:t xml:space="preserve"> El kit de desarrollo de software para la integración con la pasarela de pagos de </w:t>
-      </w:r>
-      <w:proofErr w:type="spellStart"/>
-      <w:r>
-        <w:rPr>
-          <w:lang w:val="es-CO"/>
-        </w:rPr>
-        <w:t>MercadoPago</w:t>
-      </w:r>
-      <w:proofErr w:type="spellEnd"/>
-      <w:r>
-        <w:rPr>
-          <w:lang w:val="es-CO"/>
-        </w:rPr>
-        <w:t xml:space="preserve">. Facilita el procesamiento seguro de transacciones dentro de la Tienda. </w:t>
-      </w:r>
-    </w:p>
-    <w:p>
-      <w:pPr>
-        <w:rPr>
-          <w:lang w:val="es-CO"/>
-        </w:rPr>
-      </w:pPr>
-    </w:p>
-    <w:p>
-      <w:pPr>
-        <w:rPr>
-          <w:lang w:val="es-CO"/>
-        </w:rPr>
-      </w:pPr>
-      <w:proofErr w:type="spellStart"/>
-      <w:r>
-        <w:rPr>
-          <w:b/>
-          <w:bCs/>
-          <w:lang w:val="es-CO"/>
-        </w:rPr>
-        <w:t>UploadThing</w:t>
-      </w:r>
-      <w:proofErr w:type="spellEnd"/>
-      <w:r>
-        <w:rPr>
-          <w:b/>
-          <w:bCs/>
-          <w:lang w:val="es-CO"/>
-        </w:rPr>
-        <w:t>:</w:t>
-      </w:r>
-      <w:r>
-        <w:rPr>
-          <w:lang w:val="es-CO"/>
-        </w:rPr>
-        <w:t xml:space="preserve"> Un servicio y cliente para la gestión de la subida y el almacenamiento de archivos e imágenes. Simplifica la interacción con el almacenamiento en la nube para el contenido multimedia de la aplicación. </w:t>
-      </w:r>
-    </w:p>
-    <w:p>
-      <w:pPr>
-        <w:rPr>
-          <w:lang w:val="es-CO"/>
-        </w:rPr>
-      </w:pPr>
-    </w:p>
-    <w:p>
-      <w:pPr>
-        <w:rPr>
-          <w:lang w:val="es-CO"/>
-        </w:rPr>
-      </w:pPr>
-      <w:proofErr w:type="spellStart"/>
-      <w:r>
-        <w:rPr>
-          <w:b/>
-          <w:bCs/>
-          <w:lang w:val="es-CO"/>
-        </w:rPr>
-        <w:t>Resend</w:t>
-      </w:r>
-      <w:proofErr w:type="spellEnd"/>
-      <w:r>
-        <w:rPr>
-          <w:b/>
-          <w:bCs/>
-          <w:lang w:val="es-CO"/>
-        </w:rPr>
-        <w:t>:</w:t>
-      </w:r>
-      <w:r>
-        <w:rPr>
-          <w:lang w:val="es-CO"/>
-        </w:rPr>
-        <w:t xml:space="preserve"> Una API para el envío de correos electrónicos transaccionales. Se utiliza para notificaciones de pedidos, confirmaciones de cuenta y otras comunicaciones importantes con los usuarios. </w:t>
-      </w:r>
-    </w:p>
-    <w:p>
-      <w:pPr>
-        <w:rPr>
-          <w:lang w:val="es-CO"/>
-        </w:rPr>
-      </w:pPr>
-      <w:proofErr w:type="spellStart"/>
-      <w:r>
-        <w:rPr>
-          <w:b/>
-          <w:bCs/>
-          <w:lang w:val="es-CO"/>
-        </w:rPr>
-        <w:t>Zod</w:t>
-      </w:r>
-      <w:proofErr w:type="spellEnd"/>
-      <w:r>
-        <w:rPr>
-          <w:b/>
-          <w:bCs/>
-          <w:lang w:val="es-CO"/>
-        </w:rPr>
-        <w:t xml:space="preserve">: </w:t>
-      </w:r>
-      <w:r>
-        <w:rPr>
-          <w:lang w:val="es-CO"/>
-        </w:rPr>
-        <w:t xml:space="preserve">Una librería de validación de esquemas que permite definir y validar estructuras de datos de manera declarativa y segura. Es fundamental para la validación de entradas en el </w:t>
-      </w:r>
-      <w:proofErr w:type="spellStart"/>
-      <w:r>
-        <w:rPr>
-          <w:lang w:val="es-CO"/>
-        </w:rPr>
-        <w:t>backend</w:t>
-      </w:r>
-      <w:proofErr w:type="spellEnd"/>
-      <w:r>
-        <w:rPr>
-          <w:lang w:val="es-CO"/>
-        </w:rPr>
-        <w:t xml:space="preserve">. </w:t>
-      </w:r>
-    </w:p>
-    <w:p>
-      <w:pPr>
-        <w:rPr>
-          <w:lang w:val="es-CO"/>
-        </w:rPr>
-      </w:pPr>
-    </w:p>
-    <w:p>
-      <w:pPr>
-        <w:rPr>
-          <w:lang w:val="es-CO"/>
-        </w:rPr>
-      </w:pPr>
-      <w:proofErr w:type="spellStart"/>
-      <w:r>
-        <w:rPr>
-          <w:b/>
-          <w:bCs/>
-          <w:lang w:val="es-CO"/>
-        </w:rPr>
-        <w:t>React</w:t>
-      </w:r>
-      <w:proofErr w:type="spellEnd"/>
-      <w:r>
-        <w:rPr>
-          <w:b/>
-          <w:bCs/>
-          <w:lang w:val="es-CO"/>
-        </w:rPr>
-        <w:t xml:space="preserve"> Hook </w:t>
-      </w:r>
-      <w:proofErr w:type="spellStart"/>
-      <w:r>
-        <w:rPr>
-          <w:b/>
-          <w:bCs/>
-          <w:lang w:val="es-CO"/>
-        </w:rPr>
-        <w:t>Form</w:t>
-      </w:r>
-      <w:proofErr w:type="spellEnd"/>
-      <w:r>
-        <w:rPr>
-          <w:b/>
-          <w:bCs/>
-          <w:lang w:val="es-CO"/>
-        </w:rPr>
-        <w:t>:</w:t>
-      </w:r>
-      <w:r>
-        <w:rPr>
-          <w:lang w:val="es-CO"/>
-        </w:rPr>
-        <w:t xml:space="preserve"> Una librería para la gestión de formularios en </w:t>
-      </w:r>
-      <w:proofErr w:type="spellStart"/>
-      <w:r>
-        <w:rPr>
-          <w:lang w:val="es-CO"/>
-        </w:rPr>
-        <w:t>React</w:t>
-      </w:r>
-      <w:proofErr w:type="spellEnd"/>
-      <w:r>
-        <w:rPr>
-          <w:lang w:val="es-CO"/>
-        </w:rPr>
-        <w:t xml:space="preserve">, que simplifica la creación de formularios complejos, la validación y el manejo de estados. </w:t>
-      </w:r>
-    </w:p>
-    <w:p>
-      <w:pPr>
-        <w:rPr>
-          <w:lang w:val="es-CO"/>
-        </w:rPr>
-      </w:pPr>
-    </w:p>
-    <w:p>
-      <w:pPr>
-        <w:rPr>
-          <w:lang w:val="es-CO"/>
-        </w:rPr>
-      </w:pPr>
-      <w:proofErr w:type="spellStart"/>
-      <w:r>
-        <w:rPr>
-          <w:b/>
-          <w:bCs/>
-          <w:lang w:val="es-CO"/>
-        </w:rPr>
-        <w:t>Radix</w:t>
-      </w:r>
-      <w:proofErr w:type="spellEnd"/>
-      <w:r>
-        <w:rPr>
-          <w:b/>
-          <w:bCs/>
-          <w:lang w:val="es-CO"/>
-        </w:rPr>
-        <w:t xml:space="preserve"> UI:</w:t>
-      </w:r>
-      <w:r>
-        <w:rPr>
-          <w:lang w:val="es-CO"/>
-        </w:rPr>
-        <w:t xml:space="preserve"> Una colección de componentes de UI sin estilo que proporcionan primitivas accesibles y de alto rendimiento para construir sistemas de diseño. </w:t>
-      </w:r>
-      <w:proofErr w:type="spellStart"/>
-      <w:r>
-        <w:rPr>
-          <w:lang w:val="es-CO"/>
-        </w:rPr>
-        <w:t>Shadcn</w:t>
-      </w:r>
-      <w:proofErr w:type="spellEnd"/>
-      <w:r>
-        <w:rPr>
-          <w:lang w:val="es-CO"/>
-        </w:rPr>
-        <w:t>/</w:t>
-      </w:r>
-      <w:proofErr w:type="spellStart"/>
-      <w:r>
-        <w:rPr>
-          <w:lang w:val="es-CO"/>
-        </w:rPr>
-        <w:t>ui</w:t>
-      </w:r>
-      <w:proofErr w:type="spellEnd"/>
-      <w:r>
-        <w:rPr>
-          <w:lang w:val="es-CO"/>
-        </w:rPr>
-        <w:t xml:space="preserve"> se basa en </w:t>
-      </w:r>
-      <w:proofErr w:type="spellStart"/>
-      <w:r>
-        <w:rPr>
-          <w:lang w:val="es-CO"/>
-        </w:rPr>
-        <w:t>Radix</w:t>
-      </w:r>
-      <w:proofErr w:type="spellEnd"/>
-      <w:r>
-        <w:rPr>
-          <w:lang w:val="es-CO"/>
-        </w:rPr>
-        <w:t xml:space="preserve"> UI. </w:t>
-      </w:r>
-    </w:p>
-    <w:p>
-      <w:pPr>
-        <w:rPr>
-          <w:lang w:val="es-CO"/>
-        </w:rPr>
-      </w:pPr>
-    </w:p>
-    <w:p>
-      <w:pPr>
-        <w:rPr>
-          <w:lang w:val="es-CO"/>
-        </w:rPr>
-      </w:pPr>
-      <w:proofErr w:type="spellStart"/>
-      <w:r>
-        <w:rPr>
-          <w:b/>
-          <w:bCs/>
-          <w:lang w:val="es-CO"/>
-        </w:rPr>
-        <w:t>Lucide</w:t>
-      </w:r>
-      <w:proofErr w:type="spellEnd"/>
-      <w:r>
-        <w:rPr>
-          <w:b/>
-          <w:bCs/>
-          <w:lang w:val="es-CO"/>
-        </w:rPr>
-        <w:t xml:space="preserve"> </w:t>
-      </w:r>
-      <w:proofErr w:type="spellStart"/>
-      <w:r>
-        <w:rPr>
-          <w:b/>
-          <w:bCs/>
-          <w:lang w:val="es-CO"/>
-        </w:rPr>
-        <w:t>React</w:t>
-      </w:r>
-      <w:proofErr w:type="spellEnd"/>
-      <w:r>
-        <w:rPr>
-          <w:b/>
-          <w:bCs/>
-          <w:lang w:val="es-CO"/>
-        </w:rPr>
-        <w:t>:</w:t>
-      </w:r>
-      <w:r>
-        <w:rPr>
-          <w:lang w:val="es-CO"/>
-        </w:rPr>
-        <w:t xml:space="preserve"> Una librería de iconos que proporciona una amplia gama de iconos vectoriales para la interfaz de usuario. </w:t>
-      </w:r>
-    </w:p>
-    <w:p>
-      <w:pPr>
-        <w:rPr>
-          <w:lang w:val="es-CO"/>
-        </w:rPr>
-      </w:pPr>
-    </w:p>
-    <w:p>
-      <w:pPr>
-        <w:rPr>
-          <w:lang w:val="es-CO"/>
-        </w:rPr>
-      </w:pPr>
-      <w:r>
-        <w:rPr>
-          <w:b/>
-          <w:bCs/>
-          <w:lang w:val="es-CO"/>
-        </w:rPr>
-        <w:t>date-</w:t>
-      </w:r>
-      <w:proofErr w:type="spellStart"/>
-      <w:r>
-        <w:rPr>
-          <w:b/>
-          <w:bCs/>
-          <w:lang w:val="es-CO"/>
-        </w:rPr>
-        <w:t>fns</w:t>
-      </w:r>
-      <w:proofErr w:type="spellEnd"/>
-      <w:r>
-        <w:rPr>
-          <w:b/>
-          <w:bCs/>
-          <w:lang w:val="es-CO"/>
-        </w:rPr>
-        <w:t>:</w:t>
-      </w:r>
-      <w:r>
-        <w:rPr>
-          <w:lang w:val="es-CO"/>
-        </w:rPr>
-        <w:t xml:space="preserve"> Una librería moderna de utilidades para la manipulación de fechas en JavaScript, utilizada para formatear y operar con fechas de manera eficiente. </w:t>
-      </w:r>
-    </w:p>
-    <w:p>
-      <w:pPr>
-        <w:rPr>
-          <w:lang w:val="es-CO"/>
-        </w:rPr>
-      </w:pPr>
-    </w:p>
-    <w:p>
-      <w:pPr>
-        <w:rPr>
-          <w:lang w:val="es-CO"/>
-        </w:rPr>
-      </w:pPr>
-      <w:proofErr w:type="spellStart"/>
-      <w:r>
-        <w:rPr>
-          <w:b/>
-          <w:bCs/>
-          <w:lang w:val="es-CO"/>
-        </w:rPr>
-        <w:t>recharts</w:t>
-      </w:r>
-      <w:proofErr w:type="spellEnd"/>
-      <w:r>
-        <w:rPr>
-          <w:b/>
-          <w:bCs/>
-          <w:lang w:val="es-CO"/>
-        </w:rPr>
-        <w:t>:</w:t>
-      </w:r>
-      <w:r>
-        <w:rPr>
-          <w:lang w:val="es-CO"/>
-        </w:rPr>
-        <w:t xml:space="preserve"> Una librería de gráficos construida con </w:t>
-      </w:r>
-      <w:proofErr w:type="spellStart"/>
-      <w:r>
-        <w:rPr>
-          <w:lang w:val="es-CO"/>
-        </w:rPr>
-        <w:t>React</w:t>
-      </w:r>
-      <w:proofErr w:type="spellEnd"/>
-      <w:r>
-        <w:rPr>
-          <w:lang w:val="es-CO"/>
-        </w:rPr>
-        <w:t xml:space="preserve"> y D3.js, utilizada para la visualización de datos en el panel de administración y otras secciones que requieran gráficos. </w:t>
-      </w:r>
-    </w:p>
-    <w:p>
-      <w:pPr>
-        <w:rPr>
-          <w:lang w:val="es-CO"/>
-        </w:rPr>
-      </w:pPr>
-    </w:p>
-    <w:p>
-      <w:pPr>
-        <w:rPr>
-          <w:lang w:val="es-CO"/>
-        </w:rPr>
-      </w:pPr>
-      <w:r>
-        <w:rPr>
-          <w:lang w:val="es-CO"/>
-        </w:rPr>
-        <w:t xml:space="preserve">Estas dependencias, en conjunto, forman el ecosistema tecnológico de </w:t>
-      </w:r>
-      <w:proofErr w:type="spellStart"/>
-      <w:r>
-        <w:rPr>
-          <w:lang w:val="es-CO"/>
-        </w:rPr>
-        <w:t>NombreProyecto</w:t>
-      </w:r>
-      <w:proofErr w:type="spellEnd"/>
-      <w:r>
-        <w:rPr>
-          <w:lang w:val="es-CO"/>
-        </w:rPr>
-        <w:t>, permitiendo un desarrollo eficiente y la entrega de una aplicación robusta y rica en</w:t>
-      </w:r>
-    </w:p>
-    <w:p>
-      <w:proofErr w:type="spellStart"/>
-      <w:r>
-        <w:t>funcionalidades</w:t>
-      </w:r>
-      <w:proofErr w:type="spellEnd"/>
-      <w:r>
-        <w:t xml:space="preserve">. </w:t>
-      </w:r>
+    </w:p>
+    <w:p>
+      <w:pPr>
+        <w:rPr>
+          <w:lang w:val="es-CO"/>
+        </w:rPr>
+      </w:pPr>
+    </w:p>
+    <w:p>
+      <w:pPr>
+        <w:rPr>
+          <w:lang w:val="es-CO"/>
+        </w:rPr>
+      </w:pPr>
+    </w:p>
+    <w:p>
+      <w:pPr>
+        <w:rPr>
+          <w:lang w:val="es-CO"/>
+        </w:rPr>
+      </w:pPr>
+    </w:p>
+    <w:p>
+      <w:pPr>
+        <w:rPr>
+          <w:lang w:val="es-CO"/>
+        </w:rPr>
+      </w:pPr>
+    </w:p>
+    <w:p>
+      <w:pPr>
+        <w:rPr>
+          <w:lang w:val="es-CO"/>
+        </w:rPr>
+      </w:pPr>
+    </w:p>
+    <w:p>
+      <w:pPr>
+        <w:rPr>
+          <w:lang w:val="es-CO"/>
+        </w:rPr>
+      </w:pPr>
+    </w:p>
+    <w:p>
+      <w:pPr>
+        <w:rPr>
+          <w:lang w:val="es-CO"/>
+        </w:rPr>
+      </w:pPr>
+    </w:p>
+    <w:p>
+      <w:pPr>
+        <w:rPr>
+          <w:lang w:val="es-CO"/>
+        </w:rPr>
+      </w:pPr>
     </w:p>
     <w:p>
       <w:pPr>
         <w:pStyle w:val="Ttulo1"/>
         <w:widowControl w:val="0"/>
+        <w:numPr>
+          <w:ilvl w:val="0"/>
+          <w:numId w:val="6"/>
+        </w:numPr>
         <w:spacing w:before="679"/>
-        <w:ind w:left="9"/>
-      </w:pPr>
-      <w:bookmarkStart w:id="27" w:name="_gpu8v59qqepg" w:colFirst="0" w:colLast="0"/>
+        <w:rPr>
+          <w:lang w:val="es-CO"/>
+        </w:rPr>
+      </w:pPr>
+      <w:r>
+        <w:rPr>
+          <w:lang w:val="es-CO"/>
+        </w:rPr>
+        <w:lastRenderedPageBreak/>
+        <w:t>Componentes del Patrón MVC</w:t>
+      </w:r>
+    </w:p>
+    <w:p>
+      <w:pPr>
+        <w:rPr>
+          <w:lang w:val="es-CO"/>
+        </w:rPr>
+      </w:pPr>
+    </w:p>
+    <w:p>
+      <w:pPr>
+        <w:rPr>
+          <w:lang w:val="es-CO"/>
+        </w:rPr>
+      </w:pPr>
+      <w:r>
+        <w:rPr>
+          <w:lang w:val="es-CO"/>
+        </w:rPr>
+        <w:t xml:space="preserve">El proyecto SENA Contigo está desarrollado utilizando el patrón de arquitectura MVC (Modelo – Vista – Controlador). Este patrón permite separar las responsabilidades del sistema en tres componentes principales, facilitando la organización del código, el </w:t>
+      </w:r>
+      <w:bookmarkStart w:id="27" w:name="_GoBack"/>
       <w:bookmarkEnd w:id="27"/>
       <w:r>
-        <w:t xml:space="preserve">8.  </w:t>
-      </w:r>
-      <w:proofErr w:type="spellStart"/>
-      <w:r>
-        <w:t>Módulos</w:t>
-      </w:r>
-      <w:proofErr w:type="spellEnd"/>
-      <w:r>
-        <w:t xml:space="preserve"> y </w:t>
-      </w:r>
-      <w:proofErr w:type="spellStart"/>
-      <w:r>
-        <w:t>Componentes</w:t>
-      </w:r>
-      <w:proofErr w:type="spellEnd"/>
-      <w:r>
-        <w:t xml:space="preserve"> </w:t>
-      </w:r>
-      <w:proofErr w:type="spellStart"/>
-      <w:r>
-        <w:t>Principales</w:t>
-      </w:r>
-      <w:proofErr w:type="spellEnd"/>
-      <w:r>
-        <w:t xml:space="preserve"> </w:t>
-      </w:r>
-    </w:p>
-    <w:p>
-      <w:pPr>
-        <w:rPr>
-          <w:lang w:val="es-CO"/>
-        </w:rPr>
-      </w:pPr>
-      <w:r>
-        <w:rPr>
-          <w:lang w:val="es-CO"/>
-        </w:rPr>
-        <w:t xml:space="preserve">El proyecto </w:t>
-      </w:r>
-      <w:proofErr w:type="spellStart"/>
-      <w:r>
-        <w:rPr>
-          <w:lang w:val="es-CO"/>
-        </w:rPr>
-        <w:t>NombreProyecto</w:t>
-      </w:r>
-      <w:proofErr w:type="spellEnd"/>
-      <w:r>
-        <w:rPr>
-          <w:lang w:val="es-CO"/>
-        </w:rPr>
-        <w:t xml:space="preserve"> está estructurado en varios módulos lógicos, cada uno con responsabilidades específicas y componentes asociados que facilitan la organización y el desarrollo. </w:t>
-      </w:r>
-      <w:proofErr w:type="gramStart"/>
-      <w:r>
-        <w:rPr>
-          <w:lang w:val="es-CO"/>
-        </w:rPr>
-        <w:t>Esta modularidad</w:t>
-      </w:r>
-      <w:proofErr w:type="gramEnd"/>
-      <w:r>
-        <w:rPr>
-          <w:lang w:val="es-CO"/>
-        </w:rPr>
-        <w:t xml:space="preserve"> permite una clara separación de intereses y una mayor mantenibilidad del código. </w:t>
-      </w:r>
-    </w:p>
-    <w:p>
-      <w:pPr>
-        <w:pStyle w:val="Ttulo2"/>
-        <w:rPr>
+        <w:rPr>
+          <w:lang w:val="es-CO"/>
+        </w:rPr>
+        <w:t>mantenimiento del software y la escalabilidad del proyecto.</w:t>
+      </w:r>
+    </w:p>
+    <w:p>
+      <w:pPr>
+        <w:rPr>
+          <w:lang w:val="es-CO"/>
+        </w:rPr>
+      </w:pPr>
+    </w:p>
+    <w:p>
+      <w:pPr>
+        <w:rPr>
+          <w:lang w:val="es-CO"/>
+        </w:rPr>
+      </w:pPr>
+      <w:r>
+        <w:rPr>
+          <w:lang w:val="es-CO"/>
+        </w:rPr>
+        <w:t>Cada uno de estos componentes cumple una función específica dentro de la aplicación.</w:t>
+      </w:r>
+    </w:p>
+    <w:p>
+      <w:pPr>
+        <w:rPr>
+          <w:lang w:val="es-CO"/>
+        </w:rPr>
+      </w:pPr>
+    </w:p>
+    <w:p>
+      <w:pPr>
+        <w:rPr>
+          <w:b/>
+          <w:bCs/>
+          <w:color w:val="333333"/>
+          <w:sz w:val="28"/>
+          <w:szCs w:val="28"/>
           <w:lang w:val="es-CO"/>
         </w:rPr>
       </w:pPr>
@@ -7453,163 +7550,380 @@
       <w:bookmarkEnd w:id="28"/>
       <w:r>
         <w:rPr>
-          <w:lang w:val="es-CO"/>
-        </w:rPr>
-        <w:t xml:space="preserve">8.1. Módulo de Autenticación y Usuarios </w:t>
-      </w:r>
-    </w:p>
-    <w:p>
-      <w:pPr>
-        <w:rPr>
-          <w:lang w:val="es-CO"/>
-        </w:rPr>
-      </w:pPr>
-    </w:p>
-    <w:p>
-      <w:pPr>
-        <w:rPr>
-          <w:b/>
-          <w:bCs/>
-          <w:lang w:val="es-CO"/>
-        </w:rPr>
-      </w:pPr>
-      <w:r>
-        <w:rPr>
-          <w:lang w:val="es-CO"/>
-        </w:rPr>
-        <w:t xml:space="preserve">Este módulo se encarga de toda la lógica relacionada con la gestión de usuarios, la autenticación y la autorización. Utiliza </w:t>
-      </w:r>
-      <w:proofErr w:type="spellStart"/>
-      <w:r>
-        <w:rPr>
-          <w:lang w:val="es-CO"/>
-        </w:rPr>
-        <w:t>next-auth</w:t>
-      </w:r>
-      <w:proofErr w:type="spellEnd"/>
-      <w:r>
-        <w:rPr>
-          <w:lang w:val="es-CO"/>
-        </w:rPr>
-        <w:t xml:space="preserve"> para manejar las sesiones de usuario y los proveedores de autenticación. La configuración y lógica personalizada de autenticación se encuentra en </w:t>
-      </w:r>
-      <w:proofErr w:type="spellStart"/>
-      <w:r>
-        <w:rPr>
-          <w:lang w:val="es-CO"/>
-        </w:rPr>
-        <w:t>lib</w:t>
-      </w:r>
-      <w:proofErr w:type="spellEnd"/>
-      <w:r>
-        <w:rPr>
-          <w:lang w:val="es-CO"/>
-        </w:rPr>
-        <w:t>/</w:t>
-      </w:r>
-      <w:proofErr w:type="spellStart"/>
-      <w:r>
-        <w:rPr>
-          <w:lang w:val="es-CO"/>
-        </w:rPr>
-        <w:t>auth.</w:t>
-      </w:r>
-      <w:proofErr w:type="gramStart"/>
-      <w:r>
-        <w:rPr>
-          <w:lang w:val="es-CO"/>
-        </w:rPr>
-        <w:t>ts</w:t>
-      </w:r>
-      <w:proofErr w:type="spellEnd"/>
-      <w:r>
-        <w:rPr>
-          <w:lang w:val="es-CO"/>
-        </w:rPr>
-        <w:t xml:space="preserve"> .</w:t>
-      </w:r>
-      <w:proofErr w:type="gramEnd"/>
-      <w:r>
-        <w:rPr>
-          <w:lang w:val="es-CO"/>
-        </w:rPr>
-        <w:t xml:space="preserve"> Los componentes de interfaz de usuario para la gestión de usuarios, perfiles y direcciones se agrupan en </w:t>
-      </w:r>
-      <w:r>
-        <w:rPr>
-          <w:b/>
-          <w:bCs/>
-          <w:lang w:val="es-CO"/>
-        </w:rPr>
-        <w:t>/</w:t>
-      </w:r>
-      <w:proofErr w:type="spellStart"/>
-      <w:r>
-        <w:rPr>
-          <w:b/>
-          <w:bCs/>
-          <w:lang w:val="es-CO"/>
-        </w:rPr>
-        <w:t>src</w:t>
-      </w:r>
-      <w:proofErr w:type="spellEnd"/>
-      <w:r>
-        <w:rPr>
-          <w:b/>
-          <w:bCs/>
-          <w:lang w:val="es-CO"/>
-        </w:rPr>
-        <w:t>/</w:t>
-      </w:r>
-      <w:proofErr w:type="spellStart"/>
-      <w:r>
-        <w:rPr>
-          <w:b/>
-          <w:bCs/>
-          <w:lang w:val="es-CO"/>
-        </w:rPr>
-        <w:t>components</w:t>
-      </w:r>
-      <w:proofErr w:type="spellEnd"/>
-      <w:r>
-        <w:rPr>
-          <w:b/>
-          <w:bCs/>
-          <w:lang w:val="es-CO"/>
-        </w:rPr>
-        <w:t>/user</w:t>
-      </w:r>
-      <w:proofErr w:type="gramStart"/>
-      <w:r>
-        <w:rPr>
-          <w:b/>
-          <w:bCs/>
-          <w:lang w:val="es-CO"/>
-        </w:rPr>
-        <w:t>/ .</w:t>
-      </w:r>
-      <w:proofErr w:type="gramEnd"/>
-      <w:r>
-        <w:rPr>
-          <w:b/>
-          <w:bCs/>
-          <w:lang w:val="es-CO"/>
-        </w:rPr>
-        <w:t xml:space="preserve"> </w:t>
-      </w:r>
-    </w:p>
-    <w:p>
-      <w:pPr>
-        <w:pStyle w:val="Ttulo2"/>
-        <w:rPr>
-          <w:lang w:val="es-CO"/>
-        </w:rPr>
-      </w:pPr>
+          <w:b/>
+          <w:bCs/>
+          <w:color w:val="333333"/>
+          <w:sz w:val="28"/>
+          <w:szCs w:val="28"/>
+          <w:lang w:val="es-CO"/>
+        </w:rPr>
+        <w:t>8.1 Modelos (</w:t>
+      </w:r>
+      <w:proofErr w:type="spellStart"/>
+      <w:r>
+        <w:rPr>
+          <w:b/>
+          <w:bCs/>
+          <w:color w:val="333333"/>
+          <w:sz w:val="28"/>
+          <w:szCs w:val="28"/>
+          <w:lang w:val="es-CO"/>
+        </w:rPr>
+        <w:t>Models</w:t>
+      </w:r>
+      <w:proofErr w:type="spellEnd"/>
+      <w:r>
+        <w:rPr>
+          <w:b/>
+          <w:bCs/>
+          <w:color w:val="333333"/>
+          <w:sz w:val="28"/>
+          <w:szCs w:val="28"/>
+          <w:lang w:val="es-CO"/>
+        </w:rPr>
+        <w:t>)</w:t>
+      </w:r>
       <w:bookmarkStart w:id="29" w:name="_3e6agw1ig94n" w:colFirst="0" w:colLast="0"/>
       <w:bookmarkEnd w:id="29"/>
     </w:p>
     <w:p>
       <w:pPr>
+        <w:rPr>
+          <w:b/>
+          <w:bCs/>
+          <w:color w:val="333333"/>
+          <w:sz w:val="28"/>
+          <w:szCs w:val="28"/>
+          <w:lang w:val="es-CO"/>
+        </w:rPr>
+      </w:pPr>
+    </w:p>
+    <w:p>
+      <w:pPr>
+        <w:rPr>
+          <w:bCs/>
+          <w:color w:val="333333"/>
+          <w:lang w:val="es-CO"/>
+        </w:rPr>
+      </w:pPr>
+      <w:r>
+        <w:rPr>
+          <w:bCs/>
+          <w:color w:val="333333"/>
+          <w:lang w:val="es-CO"/>
+        </w:rPr>
+        <w:t>Los Modelos son los encargados de gestionar la interacción con la base de datos. En esta capa se define la estructura de las entidades del sistema y se implementan las operaciones necesarias para consultar, insertar, actualizar y eliminar información.</w:t>
+      </w:r>
+    </w:p>
+    <w:p>
+      <w:pPr>
+        <w:rPr>
+          <w:bCs/>
+          <w:color w:val="333333"/>
+          <w:lang w:val="es-CO"/>
+        </w:rPr>
+      </w:pPr>
+    </w:p>
+    <w:p>
+      <w:pPr>
+        <w:rPr>
+          <w:bCs/>
+          <w:color w:val="333333"/>
+          <w:lang w:val="es-CO"/>
+        </w:rPr>
+      </w:pPr>
+      <w:r>
+        <w:rPr>
+          <w:bCs/>
+          <w:color w:val="333333"/>
+          <w:lang w:val="es-CO"/>
+        </w:rPr>
+        <w:t xml:space="preserve">En el proyecto SENA Contigo, los modelos establecen la conexión con la base de datos </w:t>
+      </w:r>
+      <w:proofErr w:type="spellStart"/>
+      <w:r>
+        <w:rPr>
+          <w:bCs/>
+          <w:color w:val="333333"/>
+          <w:lang w:val="es-CO"/>
+        </w:rPr>
+        <w:t>PostgreSQL</w:t>
+      </w:r>
+      <w:proofErr w:type="spellEnd"/>
+      <w:r>
+        <w:rPr>
+          <w:bCs/>
+          <w:color w:val="333333"/>
+          <w:lang w:val="es-CO"/>
+        </w:rPr>
+        <w:t xml:space="preserve"> mediante PDO, permitiendo realizar consultas seguras y estructuradas.</w:t>
+      </w:r>
+    </w:p>
+    <w:p>
+      <w:pPr>
+        <w:rPr>
+          <w:bCs/>
+          <w:color w:val="333333"/>
+          <w:lang w:val="es-CO"/>
+        </w:rPr>
+      </w:pPr>
+    </w:p>
+    <w:p>
+      <w:pPr>
+        <w:rPr>
+          <w:bCs/>
+          <w:color w:val="333333"/>
+          <w:lang w:val="es-CO"/>
+        </w:rPr>
+      </w:pPr>
+      <w:r>
+        <w:rPr>
+          <w:bCs/>
+          <w:color w:val="333333"/>
+          <w:lang w:val="es-CO"/>
+        </w:rPr>
+        <w:t xml:space="preserve">En el proyecto SENA Contigo, los modelos establecen la conexión con la base de datos </w:t>
+      </w:r>
+      <w:proofErr w:type="spellStart"/>
+      <w:r>
+        <w:rPr>
+          <w:bCs/>
+          <w:color w:val="333333"/>
+          <w:lang w:val="es-CO"/>
+        </w:rPr>
+        <w:t>PostgreSQL</w:t>
+      </w:r>
+      <w:proofErr w:type="spellEnd"/>
+      <w:r>
+        <w:rPr>
+          <w:bCs/>
+          <w:color w:val="333333"/>
+          <w:lang w:val="es-CO"/>
+        </w:rPr>
+        <w:t xml:space="preserve"> mediante PDO, permitiendo realizar consultas seguras y estructuradas.</w:t>
+      </w:r>
+    </w:p>
+    <w:p>
+      <w:pPr>
+        <w:rPr>
+          <w:bCs/>
+          <w:color w:val="333333"/>
+          <w:lang w:val="es-CO"/>
+        </w:rPr>
+      </w:pPr>
+    </w:p>
+    <w:p>
+      <w:pPr>
+        <w:pStyle w:val="Prrafodelista"/>
+        <w:numPr>
+          <w:ilvl w:val="0"/>
+          <w:numId w:val="11"/>
+        </w:numPr>
+        <w:rPr>
+          <w:bCs/>
+          <w:color w:val="333333"/>
+          <w:lang w:val="es-CO"/>
+        </w:rPr>
+      </w:pPr>
+      <w:r>
+        <w:rPr>
+          <w:bCs/>
+          <w:color w:val="333333"/>
+          <w:lang w:val="es-CO"/>
+        </w:rPr>
+        <w:t>Entre sus principales responsabilidades se encuentran:</w:t>
+      </w:r>
+    </w:p>
+    <w:p>
+      <w:pPr>
+        <w:pStyle w:val="Prrafodelista"/>
+        <w:numPr>
+          <w:ilvl w:val="0"/>
+          <w:numId w:val="11"/>
+        </w:numPr>
+        <w:rPr>
+          <w:bCs/>
+          <w:color w:val="333333"/>
+          <w:lang w:val="es-CO"/>
+        </w:rPr>
+      </w:pPr>
+      <w:r>
+        <w:rPr>
+          <w:bCs/>
+          <w:color w:val="333333"/>
+          <w:lang w:val="es-CO"/>
+        </w:rPr>
+        <w:t>Conexión con la base de datos</w:t>
+      </w:r>
+    </w:p>
+    <w:p>
+      <w:pPr>
+        <w:pStyle w:val="Prrafodelista"/>
+        <w:numPr>
+          <w:ilvl w:val="0"/>
+          <w:numId w:val="11"/>
+        </w:numPr>
+        <w:rPr>
+          <w:bCs/>
+          <w:color w:val="333333"/>
+          <w:lang w:val="es-CO"/>
+        </w:rPr>
+      </w:pPr>
+      <w:r>
+        <w:rPr>
+          <w:bCs/>
+          <w:color w:val="333333"/>
+          <w:lang w:val="es-CO"/>
+        </w:rPr>
+        <w:t>Consultas a las tablas del sistema</w:t>
+      </w:r>
+    </w:p>
+    <w:p>
+      <w:pPr>
+        <w:pStyle w:val="Prrafodelista"/>
+        <w:numPr>
+          <w:ilvl w:val="0"/>
+          <w:numId w:val="11"/>
+        </w:numPr>
+        <w:rPr>
+          <w:bCs/>
+          <w:color w:val="333333"/>
+          <w:lang w:val="es-CO"/>
+        </w:rPr>
+      </w:pPr>
+      <w:r>
+        <w:rPr>
+          <w:bCs/>
+          <w:color w:val="333333"/>
+          <w:lang w:val="es-CO"/>
+        </w:rPr>
+        <w:t>Operaciones CRUD (Crear, Leer, Actualizar y Eliminar)</w:t>
+      </w:r>
+    </w:p>
+    <w:p>
+      <w:pPr>
+        <w:pStyle w:val="Prrafodelista"/>
+        <w:numPr>
+          <w:ilvl w:val="0"/>
+          <w:numId w:val="11"/>
+        </w:numPr>
+        <w:rPr>
+          <w:bCs/>
+          <w:color w:val="333333"/>
+          <w:lang w:val="es-CO"/>
+        </w:rPr>
+      </w:pPr>
+      <w:r>
+        <w:rPr>
+          <w:bCs/>
+          <w:color w:val="333333"/>
+          <w:lang w:val="es-CO"/>
+        </w:rPr>
+        <w:t>Gestión de la lógica de acceso a datos</w:t>
+      </w:r>
+    </w:p>
+    <w:p>
+      <w:pPr>
+        <w:rPr>
+          <w:bCs/>
+          <w:color w:val="333333"/>
+          <w:lang w:val="es-CO"/>
+        </w:rPr>
+      </w:pPr>
+    </w:p>
+    <w:p>
+      <w:pPr>
+        <w:rPr>
+          <w:bCs/>
+          <w:color w:val="333333"/>
+          <w:lang w:val="es-CO"/>
+        </w:rPr>
+      </w:pPr>
+      <w:r>
+        <w:rPr>
+          <w:bCs/>
+          <w:color w:val="333333"/>
+          <w:lang w:val="es-CO"/>
+        </w:rPr>
+        <w:t>Los archivos correspondientes se encuentran en:</w:t>
+      </w:r>
+    </w:p>
+    <w:p>
+      <w:pPr>
+        <w:rPr>
+          <w:bCs/>
+          <w:color w:val="333333"/>
+          <w:lang w:val="es-CO"/>
+        </w:rPr>
+      </w:pPr>
+    </w:p>
+    <w:p>
+      <w:pPr>
+        <w:rPr>
+          <w:b/>
+          <w:bCs/>
+          <w:color w:val="333333"/>
+          <w:lang w:val="es-CO"/>
+        </w:rPr>
+      </w:pPr>
+      <w:r>
+        <w:rPr>
+          <w:b/>
+          <w:bCs/>
+          <w:color w:val="333333"/>
+          <w:lang w:val="es-CO"/>
+        </w:rPr>
+        <w:t>app/</w:t>
+      </w:r>
+      <w:proofErr w:type="spellStart"/>
+      <w:r>
+        <w:rPr>
+          <w:b/>
+          <w:bCs/>
+          <w:color w:val="333333"/>
+          <w:lang w:val="es-CO"/>
+        </w:rPr>
+        <w:t>models</w:t>
+      </w:r>
+      <w:proofErr w:type="spellEnd"/>
+      <w:r>
+        <w:rPr>
+          <w:b/>
+          <w:bCs/>
+          <w:color w:val="333333"/>
+          <w:lang w:val="es-CO"/>
+        </w:rPr>
+        <w:t xml:space="preserve">/ </w:t>
+      </w:r>
+    </w:p>
+    <w:p>
+      <w:pPr>
+        <w:rPr>
+          <w:bCs/>
+          <w:color w:val="333333"/>
+          <w:lang w:val="es-CO"/>
+        </w:rPr>
+      </w:pPr>
+    </w:p>
+    <w:p>
+      <w:pPr>
+        <w:rPr>
+          <w:bCs/>
+          <w:color w:val="333333"/>
+          <w:lang w:val="es-CO"/>
+        </w:rPr>
+      </w:pPr>
+      <w:r>
+        <w:rPr>
+          <w:bCs/>
+          <w:color w:val="333333"/>
+          <w:lang w:val="es-CO"/>
+        </w:rPr>
+        <w:t>Aquí se encuentra cada tabla de la base de datos del sistema donde se realiza cada CRUD.</w:t>
+      </w:r>
+    </w:p>
+    <w:p>
+      <w:pPr>
         <w:pStyle w:val="Ttulo2"/>
         <w:rPr>
           <w:lang w:val="es-CO"/>
@@ -7621,237 +7935,270 @@
         <w:rPr>
           <w:lang w:val="es-CO"/>
         </w:rPr>
-        <w:t xml:space="preserve">8.2. Módulo de Productos y Catálogo </w:t>
-      </w:r>
-    </w:p>
-    <w:p>
-      <w:pPr>
-        <w:rPr>
-          <w:lang w:val="es-CO"/>
-        </w:rPr>
-      </w:pPr>
-    </w:p>
-    <w:p>
-      <w:pPr>
-        <w:rPr>
-          <w:lang w:val="es-CO"/>
-        </w:rPr>
-      </w:pPr>
-      <w:r>
-        <w:rPr>
-          <w:lang w:val="es-CO"/>
-        </w:rPr>
-        <w:t xml:space="preserve">Responsable de la gestión y visualización de los productos disponibles en la Tienda. La estructura de datos de los productos se define en </w:t>
-      </w:r>
-      <w:r>
-        <w:rPr>
-          <w:b/>
-          <w:bCs/>
+        <w:t>8.2 Controladores (</w:t>
+      </w:r>
+      <w:proofErr w:type="spellStart"/>
+      <w:r>
+        <w:rPr>
+          <w:lang w:val="es-CO"/>
+        </w:rPr>
+        <w:t>Controllers</w:t>
+      </w:r>
+      <w:proofErr w:type="spellEnd"/>
+      <w:r>
+        <w:rPr>
+          <w:lang w:val="es-CO"/>
+        </w:rPr>
+        <w:t>)</w:t>
+      </w:r>
+      <w:r>
+        <w:rPr>
+          <w:lang w:val="es-CO"/>
+        </w:rPr>
+        <w:t xml:space="preserve"> </w:t>
+      </w:r>
+    </w:p>
+    <w:p>
+      <w:pPr>
+        <w:rPr>
+          <w:lang w:val="es-CO"/>
+        </w:rPr>
+      </w:pPr>
+    </w:p>
+    <w:p>
+      <w:pPr>
+        <w:rPr>
+          <w:lang w:val="es-CO"/>
+        </w:rPr>
+      </w:pPr>
+      <w:r>
+        <w:rPr>
+          <w:lang w:val="es-CO"/>
+        </w:rPr>
+        <w:t xml:space="preserve">Los </w:t>
+      </w:r>
+      <w:r>
+        <w:rPr>
+          <w:b/>
+          <w:lang w:val="es-CO"/>
+        </w:rPr>
+        <w:t>Controladores</w:t>
+      </w:r>
+      <w:r>
+        <w:rPr>
+          <w:lang w:val="es-CO"/>
+        </w:rPr>
+        <w:t xml:space="preserve"> actúan como intermediarios entre los modelos y las vistas. Su función principal es recibir las solicitudes del usuario, procesar la lógica necesaria y coordinar la interacción con los modelos para obtener o modificar información.</w:t>
+      </w:r>
+    </w:p>
+    <w:p>
+      <w:pPr>
+        <w:rPr>
+          <w:lang w:val="es-CO"/>
+        </w:rPr>
+      </w:pPr>
+    </w:p>
+    <w:p>
+      <w:pPr>
+        <w:rPr>
+          <w:lang w:val="es-CO"/>
+        </w:rPr>
+      </w:pPr>
+      <w:r>
+        <w:rPr>
+          <w:lang w:val="es-CO"/>
+        </w:rPr>
+        <w:lastRenderedPageBreak/>
+        <w:t>Posteriormente, los controladores envían los datos necesarios a las vistas para que puedan ser presentados al usuario.</w:t>
+      </w:r>
+    </w:p>
+    <w:p>
+      <w:pPr>
+        <w:rPr>
+          <w:lang w:val="es-CO"/>
+        </w:rPr>
+      </w:pPr>
+    </w:p>
+    <w:p>
+      <w:pPr>
+        <w:rPr>
+          <w:lang w:val="es-CO"/>
+        </w:rPr>
+      </w:pPr>
+      <w:r>
+        <w:rPr>
+          <w:lang w:val="es-CO"/>
+        </w:rPr>
+        <w:t>Entre sus responsabilidades principales se encuentran:</w:t>
+      </w:r>
+    </w:p>
+    <w:p>
+      <w:pPr>
+        <w:rPr>
+          <w:lang w:val="es-CO"/>
+        </w:rPr>
+      </w:pPr>
+    </w:p>
+    <w:p>
+      <w:pPr>
+        <w:pStyle w:val="Prrafodelista"/>
+        <w:numPr>
+          <w:ilvl w:val="0"/>
+          <w:numId w:val="12"/>
+        </w:numPr>
+        <w:rPr>
+          <w:lang w:val="es-CO"/>
+        </w:rPr>
+      </w:pPr>
+      <w:r>
+        <w:rPr>
+          <w:lang w:val="es-CO"/>
+        </w:rPr>
+        <w:t>Procesar solicitudes del usuario</w:t>
+      </w:r>
+    </w:p>
+    <w:p>
+      <w:pPr>
+        <w:pStyle w:val="Prrafodelista"/>
+        <w:numPr>
+          <w:ilvl w:val="0"/>
+          <w:numId w:val="12"/>
+        </w:numPr>
+        <w:rPr>
+          <w:lang w:val="es-CO"/>
+        </w:rPr>
+      </w:pPr>
+      <w:r>
+        <w:rPr>
+          <w:lang w:val="es-CO"/>
+        </w:rPr>
+        <w:t>Invocar métodos de los modelos</w:t>
+      </w:r>
+    </w:p>
+    <w:p>
+      <w:pPr>
+        <w:pStyle w:val="Prrafodelista"/>
+        <w:numPr>
+          <w:ilvl w:val="0"/>
+          <w:numId w:val="12"/>
+        </w:numPr>
+        <w:rPr>
+          <w:lang w:val="es-CO"/>
+        </w:rPr>
+      </w:pPr>
+      <w:r>
+        <w:rPr>
+          <w:lang w:val="es-CO"/>
+        </w:rPr>
+        <w:t>Gestionar la lógica de la aplicación</w:t>
+      </w:r>
+    </w:p>
+    <w:p>
+      <w:pPr>
+        <w:pStyle w:val="Prrafodelista"/>
+        <w:numPr>
+          <w:ilvl w:val="0"/>
+          <w:numId w:val="12"/>
+        </w:numPr>
+        <w:rPr>
+          <w:lang w:val="es-CO"/>
+        </w:rPr>
+      </w:pPr>
+      <w:proofErr w:type="spellStart"/>
+      <w:r>
+        <w:rPr>
+          <w:lang w:val="es-CO"/>
+        </w:rPr>
+        <w:t>Renderizar</w:t>
+      </w:r>
+      <w:proofErr w:type="spellEnd"/>
+      <w:r>
+        <w:rPr>
+          <w:lang w:val="es-CO"/>
+        </w:rPr>
+        <w:t xml:space="preserve"> las vistas correspondientes</w:t>
+      </w:r>
+      <w:r>
+        <w:rPr>
+          <w:lang w:val="es-CO"/>
+        </w:rPr>
+        <w:t xml:space="preserve"> </w:t>
+      </w:r>
+    </w:p>
+    <w:p>
+      <w:pPr>
+        <w:rPr>
+          <w:lang w:val="es-CO"/>
+        </w:rPr>
+      </w:pPr>
+    </w:p>
+    <w:p>
+      <w:pPr>
+        <w:rPr>
+          <w:lang w:val="es-CO"/>
+        </w:rPr>
+      </w:pPr>
+      <w:r>
+        <w:rPr>
+          <w:lang w:val="es-CO"/>
+        </w:rPr>
+        <w:t>Los controladores del sistema se encuentran en:</w:t>
+      </w:r>
+    </w:p>
+    <w:p>
+      <w:pPr>
+        <w:rPr>
+          <w:lang w:val="es-CO"/>
+        </w:rPr>
+      </w:pPr>
+    </w:p>
+    <w:p>
+      <w:pPr>
+        <w:rPr>
+          <w:b/>
+          <w:lang w:val="es-CO"/>
+        </w:rPr>
+      </w:pPr>
+      <w:r>
+        <w:rPr>
+          <w:b/>
+          <w:lang w:val="es-CO"/>
+        </w:rPr>
+        <w:t>app/</w:t>
+      </w:r>
+      <w:proofErr w:type="spellStart"/>
+      <w:r>
+        <w:rPr>
+          <w:b/>
+          <w:lang w:val="es-CO"/>
+        </w:rPr>
+        <w:t>controllers</w:t>
+      </w:r>
+      <w:proofErr w:type="spellEnd"/>
+      <w:r>
+        <w:rPr>
+          <w:b/>
           <w:lang w:val="es-CO"/>
         </w:rPr>
         <w:t>/</w:t>
       </w:r>
-      <w:proofErr w:type="spellStart"/>
-      <w:r>
-        <w:rPr>
-          <w:b/>
-          <w:bCs/>
-          <w:lang w:val="es-CO"/>
-        </w:rPr>
-        <w:t>src</w:t>
-      </w:r>
-      <w:proofErr w:type="spellEnd"/>
-      <w:r>
-        <w:rPr>
-          <w:b/>
-          <w:bCs/>
-          <w:lang w:val="es-CO"/>
-        </w:rPr>
-        <w:t>/</w:t>
-      </w:r>
-      <w:proofErr w:type="spellStart"/>
-      <w:r>
-        <w:rPr>
-          <w:b/>
-          <w:bCs/>
-          <w:lang w:val="es-CO"/>
-        </w:rPr>
-        <w:t>types</w:t>
-      </w:r>
-      <w:proofErr w:type="spellEnd"/>
-      <w:r>
-        <w:rPr>
-          <w:b/>
-          <w:bCs/>
-          <w:lang w:val="es-CO"/>
-        </w:rPr>
-        <w:t>/</w:t>
-      </w:r>
-      <w:proofErr w:type="spellStart"/>
-      <w:r>
-        <w:rPr>
-          <w:b/>
-          <w:bCs/>
-          <w:lang w:val="es-CO"/>
-        </w:rPr>
-        <w:t>product.</w:t>
-      </w:r>
-      <w:proofErr w:type="gramStart"/>
-      <w:r>
-        <w:rPr>
-          <w:b/>
-          <w:bCs/>
-          <w:lang w:val="es-CO"/>
-        </w:rPr>
-        <w:t>ts</w:t>
-      </w:r>
-      <w:proofErr w:type="spellEnd"/>
-      <w:r>
-        <w:rPr>
-          <w:b/>
-          <w:bCs/>
-          <w:lang w:val="es-CO"/>
-        </w:rPr>
-        <w:t xml:space="preserve"> </w:t>
-      </w:r>
-      <w:r>
-        <w:rPr>
-          <w:lang w:val="es-CO"/>
-        </w:rPr>
-        <w:t>,</w:t>
-      </w:r>
-      <w:proofErr w:type="gramEnd"/>
-      <w:r>
-        <w:rPr>
-          <w:lang w:val="es-CO"/>
-        </w:rPr>
-        <w:t xml:space="preserve"> asegurando un </w:t>
-      </w:r>
-      <w:proofErr w:type="spellStart"/>
-      <w:r>
-        <w:rPr>
-          <w:lang w:val="es-CO"/>
-        </w:rPr>
-        <w:t>tipado</w:t>
-      </w:r>
-      <w:proofErr w:type="spellEnd"/>
-      <w:r>
-        <w:rPr>
-          <w:lang w:val="es-CO"/>
-        </w:rPr>
-        <w:t xml:space="preserve"> consistente. Los componentes para la visualización y gestión de productos se encuentran en</w:t>
-      </w:r>
-      <w:r>
-        <w:rPr>
-          <w:b/>
-          <w:bCs/>
-          <w:lang w:val="es-CO"/>
-        </w:rPr>
-        <w:t xml:space="preserve"> /</w:t>
-      </w:r>
-      <w:proofErr w:type="spellStart"/>
-      <w:r>
-        <w:rPr>
-          <w:b/>
-          <w:bCs/>
-          <w:lang w:val="es-CO"/>
-        </w:rPr>
-        <w:t>src</w:t>
-      </w:r>
-      <w:proofErr w:type="spellEnd"/>
-      <w:r>
-        <w:rPr>
-          <w:b/>
-          <w:bCs/>
-          <w:lang w:val="es-CO"/>
-        </w:rPr>
-        <w:t>/</w:t>
-      </w:r>
-      <w:proofErr w:type="spellStart"/>
-      <w:r>
-        <w:rPr>
-          <w:b/>
-          <w:bCs/>
-          <w:lang w:val="es-CO"/>
-        </w:rPr>
-        <w:t>components</w:t>
-      </w:r>
-      <w:proofErr w:type="spellEnd"/>
-      <w:r>
-        <w:rPr>
-          <w:b/>
-          <w:bCs/>
-          <w:lang w:val="es-CO"/>
-        </w:rPr>
-        <w:t>/</w:t>
-      </w:r>
-      <w:proofErr w:type="spellStart"/>
-      <w:r>
-        <w:rPr>
-          <w:b/>
-          <w:bCs/>
-          <w:lang w:val="es-CO"/>
-        </w:rPr>
-        <w:t>product</w:t>
-      </w:r>
-      <w:proofErr w:type="spellEnd"/>
-      <w:proofErr w:type="gramStart"/>
-      <w:r>
-        <w:rPr>
-          <w:b/>
-          <w:bCs/>
-          <w:lang w:val="es-CO"/>
-        </w:rPr>
-        <w:t>/</w:t>
-      </w:r>
-      <w:r>
-        <w:rPr>
-          <w:lang w:val="es-CO"/>
-        </w:rPr>
-        <w:t xml:space="preserve"> .</w:t>
-      </w:r>
-      <w:proofErr w:type="gramEnd"/>
-      <w:r>
-        <w:rPr>
-          <w:lang w:val="es-CO"/>
-        </w:rPr>
-        <w:t xml:space="preserve"> El modelo de datos para los productos en la base de datos se define en </w:t>
-      </w:r>
-      <w:proofErr w:type="gramStart"/>
-      <w:r>
-        <w:rPr>
-          <w:lang w:val="es-CO"/>
-        </w:rPr>
-        <w:t>prisma/</w:t>
-      </w:r>
-      <w:proofErr w:type="spellStart"/>
-      <w:r>
-        <w:rPr>
-          <w:lang w:val="es-CO"/>
-        </w:rPr>
-        <w:t>schema.prisma</w:t>
-      </w:r>
-      <w:proofErr w:type="spellEnd"/>
-      <w:r>
-        <w:rPr>
-          <w:lang w:val="es-CO"/>
-        </w:rPr>
-        <w:t xml:space="preserve"> ,</w:t>
-      </w:r>
-      <w:proofErr w:type="gramEnd"/>
-      <w:r>
-        <w:rPr>
-          <w:lang w:val="es-CO"/>
-        </w:rPr>
-        <w:t xml:space="preserve"> que incluye soporte para variantes (talla, color), categorías y colecciones. </w:t>
-      </w:r>
-    </w:p>
-    <w:p>
-      <w:pPr>
-        <w:pStyle w:val="Ttulo2"/>
-        <w:widowControl w:val="0"/>
-        <w:spacing w:before="459"/>
-        <w:rPr>
+    </w:p>
+    <w:p>
+      <w:pPr>
+        <w:rPr>
+          <w:b/>
+          <w:lang w:val="es-CO"/>
+        </w:rPr>
+      </w:pPr>
+    </w:p>
+    <w:p>
+      <w:pPr>
+        <w:rPr>
+          <w:b/>
+          <w:bCs/>
+          <w:color w:val="333333"/>
+          <w:sz w:val="28"/>
+          <w:szCs w:val="28"/>
           <w:lang w:val="es-CO"/>
         </w:rPr>
       </w:pPr>
@@ -7859,269 +8206,38 @@
       <w:bookmarkEnd w:id="31"/>
       <w:r>
         <w:rPr>
-          <w:lang w:val="es-CO"/>
-        </w:rPr>
-        <w:t xml:space="preserve">8.3. Módulo de Carrito de Compras y Pedidos </w:t>
-      </w:r>
-    </w:p>
-    <w:p>
-      <w:pPr>
-        <w:rPr>
-          <w:lang w:val="es-CO"/>
-        </w:rPr>
-      </w:pPr>
-    </w:p>
-    <w:p>
-      <w:pPr>
-        <w:rPr>
-          <w:lang w:val="es-CO"/>
-        </w:rPr>
-      </w:pPr>
-      <w:r>
-        <w:rPr>
-          <w:lang w:val="es-CO"/>
-        </w:rPr>
-        <w:t xml:space="preserve">Este módulo gestiona el ciclo de vida del carrito de compras y los pedidos. La gestión del estado del carrito se realiza con </w:t>
-      </w:r>
-      <w:proofErr w:type="spellStart"/>
-      <w:r>
-        <w:rPr>
-          <w:lang w:val="es-CO"/>
-        </w:rPr>
-        <w:t>Zustand</w:t>
-      </w:r>
-      <w:proofErr w:type="spellEnd"/>
-      <w:r>
-        <w:rPr>
-          <w:lang w:val="es-CO"/>
-        </w:rPr>
-        <w:t>, específicamente en</w:t>
-      </w:r>
-      <w:r>
-        <w:rPr>
-          <w:b/>
-          <w:bCs/>
-          <w:lang w:val="es-CO"/>
-        </w:rPr>
-        <w:t xml:space="preserve"> /</w:t>
-      </w:r>
-      <w:proofErr w:type="spellStart"/>
-      <w:r>
-        <w:rPr>
-          <w:b/>
-          <w:bCs/>
-          <w:lang w:val="es-CO"/>
-        </w:rPr>
-        <w:t>src</w:t>
-      </w:r>
-      <w:proofErr w:type="spellEnd"/>
-      <w:r>
-        <w:rPr>
-          <w:b/>
-          <w:bCs/>
-          <w:lang w:val="es-CO"/>
-        </w:rPr>
-        <w:t>/store/</w:t>
-      </w:r>
-      <w:proofErr w:type="spellStart"/>
-      <w:r>
-        <w:rPr>
-          <w:b/>
-          <w:bCs/>
-          <w:lang w:val="es-CO"/>
-        </w:rPr>
-        <w:t>cart.</w:t>
-      </w:r>
-      <w:proofErr w:type="gramStart"/>
-      <w:r>
-        <w:rPr>
-          <w:b/>
-          <w:bCs/>
-          <w:lang w:val="es-CO"/>
-        </w:rPr>
-        <w:t>ts</w:t>
-      </w:r>
-      <w:proofErr w:type="spellEnd"/>
-      <w:r>
-        <w:rPr>
-          <w:b/>
-          <w:bCs/>
-          <w:lang w:val="es-CO"/>
-        </w:rPr>
-        <w:t xml:space="preserve"> </w:t>
-      </w:r>
-      <w:r>
-        <w:rPr>
-          <w:lang w:val="es-CO"/>
-        </w:rPr>
-        <w:t>.</w:t>
-      </w:r>
-      <w:proofErr w:type="gramEnd"/>
-      <w:r>
-        <w:rPr>
-          <w:lang w:val="es-CO"/>
-        </w:rPr>
-        <w:t xml:space="preserve"> La definición de la estructura de datos de los pedidos se encuentra en </w:t>
-      </w:r>
-      <w:proofErr w:type="spellStart"/>
-      <w:r>
-        <w:rPr>
-          <w:lang w:val="es-CO"/>
-        </w:rPr>
-        <w:t>types</w:t>
-      </w:r>
-      <w:proofErr w:type="spellEnd"/>
-      <w:r>
-        <w:rPr>
-          <w:lang w:val="es-CO"/>
-        </w:rPr>
-        <w:t>/</w:t>
-      </w:r>
-      <w:proofErr w:type="spellStart"/>
-      <w:r>
-        <w:rPr>
-          <w:lang w:val="es-CO"/>
-        </w:rPr>
-        <w:t>order.</w:t>
-      </w:r>
-      <w:proofErr w:type="gramStart"/>
-      <w:r>
-        <w:rPr>
-          <w:lang w:val="es-CO"/>
-        </w:rPr>
-        <w:t>ts</w:t>
-      </w:r>
-      <w:proofErr w:type="spellEnd"/>
-      <w:r>
-        <w:rPr>
-          <w:lang w:val="es-CO"/>
-        </w:rPr>
-        <w:t xml:space="preserve"> .</w:t>
-      </w:r>
-      <w:proofErr w:type="gramEnd"/>
-      <w:r>
-        <w:rPr>
-          <w:lang w:val="es-CO"/>
-        </w:rPr>
-        <w:t xml:space="preserve"> Los componentes relacionados con la funcionalidad del carrito de compras se ubican en </w:t>
-      </w:r>
-      <w:r>
-        <w:rPr>
-          <w:b/>
-          <w:bCs/>
-          <w:lang w:val="es-CO"/>
-        </w:rPr>
-        <w:t>/</w:t>
-      </w:r>
-      <w:proofErr w:type="spellStart"/>
-      <w:r>
-        <w:rPr>
-          <w:b/>
-          <w:bCs/>
-          <w:lang w:val="es-CO"/>
-        </w:rPr>
-        <w:t>src</w:t>
-      </w:r>
-      <w:proofErr w:type="spellEnd"/>
-      <w:r>
-        <w:rPr>
-          <w:b/>
-          <w:bCs/>
-          <w:lang w:val="es-CO"/>
-        </w:rPr>
-        <w:t>/</w:t>
-      </w:r>
-      <w:proofErr w:type="spellStart"/>
-      <w:r>
-        <w:rPr>
-          <w:b/>
-          <w:bCs/>
-          <w:lang w:val="es-CO"/>
-        </w:rPr>
-        <w:t>components</w:t>
-      </w:r>
-      <w:proofErr w:type="spellEnd"/>
-      <w:r>
-        <w:rPr>
-          <w:b/>
-          <w:bCs/>
-          <w:lang w:val="es-CO"/>
-        </w:rPr>
-        <w:t>/</w:t>
-      </w:r>
-      <w:proofErr w:type="spellStart"/>
-      <w:r>
-        <w:rPr>
-          <w:b/>
-          <w:bCs/>
-          <w:lang w:val="es-CO"/>
-        </w:rPr>
-        <w:t>cart</w:t>
-      </w:r>
-      <w:proofErr w:type="spellEnd"/>
-      <w:proofErr w:type="gramStart"/>
-      <w:r>
-        <w:rPr>
-          <w:b/>
-          <w:bCs/>
-          <w:lang w:val="es-CO"/>
-        </w:rPr>
-        <w:t>/</w:t>
-      </w:r>
-      <w:r>
-        <w:rPr>
-          <w:lang w:val="es-CO"/>
-        </w:rPr>
-        <w:t xml:space="preserve"> ,</w:t>
-      </w:r>
-      <w:proofErr w:type="gramEnd"/>
-      <w:r>
-        <w:rPr>
-          <w:lang w:val="es-CO"/>
-        </w:rPr>
-        <w:t xml:space="preserve"> mientras que los componentes para la visualización y gestión de pedidos se encuentran en </w:t>
-      </w:r>
-      <w:proofErr w:type="spellStart"/>
-      <w:r>
-        <w:rPr>
-          <w:b/>
-          <w:bCs/>
-          <w:lang w:val="es-CO"/>
-        </w:rPr>
-        <w:t>components</w:t>
-      </w:r>
-      <w:proofErr w:type="spellEnd"/>
-      <w:r>
-        <w:rPr>
-          <w:b/>
-          <w:bCs/>
-          <w:lang w:val="es-CO"/>
-        </w:rPr>
-        <w:t>/</w:t>
-      </w:r>
-      <w:proofErr w:type="spellStart"/>
-      <w:r>
-        <w:rPr>
-          <w:b/>
-          <w:bCs/>
-          <w:lang w:val="es-CO"/>
-        </w:rPr>
-        <w:t>order</w:t>
-      </w:r>
-      <w:proofErr w:type="spellEnd"/>
-      <w:r>
-        <w:rPr>
-          <w:b/>
-          <w:bCs/>
-          <w:lang w:val="es-CO"/>
-        </w:rPr>
-        <w:t>/</w:t>
-      </w:r>
-      <w:r>
-        <w:rPr>
-          <w:lang w:val="es-CO"/>
-        </w:rPr>
-        <w:t xml:space="preserve"> .</w:t>
+          <w:b/>
+          <w:bCs/>
+          <w:color w:val="333333"/>
+          <w:sz w:val="28"/>
+          <w:szCs w:val="28"/>
+          <w:lang w:val="es-CO"/>
+        </w:rPr>
+        <w:t>8.3 Vistas (</w:t>
+      </w:r>
+      <w:proofErr w:type="spellStart"/>
+      <w:r>
+        <w:rPr>
+          <w:b/>
+          <w:bCs/>
+          <w:color w:val="333333"/>
+          <w:sz w:val="28"/>
+          <w:szCs w:val="28"/>
+          <w:lang w:val="es-CO"/>
+        </w:rPr>
+        <w:t>Views</w:t>
+      </w:r>
+      <w:proofErr w:type="spellEnd"/>
+      <w:r>
+        <w:rPr>
+          <w:b/>
+          <w:bCs/>
+          <w:color w:val="333333"/>
+          <w:sz w:val="28"/>
+          <w:szCs w:val="28"/>
+          <w:lang w:val="es-CO"/>
+        </w:rPr>
+        <w:t>)</w:t>
       </w:r>
     </w:p>
     <w:p>
@@ -8138,422 +8254,20 @@
         <w:ind w:left="12" w:right="-18" w:firstLine="11"/>
         <w:jc w:val="both"/>
         <w:rPr>
-          <w:rFonts w:ascii="Noto Sans" w:eastAsia="Noto Sans" w:hAnsi="Noto Sans" w:cs="Noto Sans"/>
-          <w:color w:val="333333"/>
-          <w:sz w:val="23"/>
-          <w:szCs w:val="23"/>
-          <w:lang w:val="es-CO"/>
-        </w:rPr>
-      </w:pPr>
-    </w:p>
-    <w:p>
-      <w:pPr>
-        <w:pStyle w:val="Ttulo2"/>
-        <w:widowControl w:val="0"/>
-        <w:rPr>
-          <w:lang w:val="es-CO"/>
-        </w:rPr>
-      </w:pPr>
-      <w:bookmarkStart w:id="32" w:name="_8kjbll1mdemy" w:colFirst="0" w:colLast="0"/>
-      <w:bookmarkEnd w:id="32"/>
-      <w:r>
-        <w:rPr>
-          <w:lang w:val="es-CO"/>
-        </w:rPr>
-        <w:t xml:space="preserve">8.4. Módulo de Pagos </w:t>
-      </w:r>
-    </w:p>
-    <w:p>
-      <w:pPr>
-        <w:rPr>
-          <w:lang w:val="es-CO"/>
-        </w:rPr>
-      </w:pPr>
-      <w:r>
-        <w:rPr>
-          <w:lang w:val="es-CO"/>
-        </w:rPr>
-        <w:t xml:space="preserve">Encargado de la integración con la pasarela de pagos. La lógica para la integración con </w:t>
-      </w:r>
-      <w:proofErr w:type="spellStart"/>
-      <w:r>
-        <w:rPr>
-          <w:lang w:val="es-CO"/>
-        </w:rPr>
-        <w:t>MercadoPago</w:t>
-      </w:r>
-      <w:proofErr w:type="spellEnd"/>
-      <w:r>
-        <w:rPr>
-          <w:lang w:val="es-CO"/>
-        </w:rPr>
-        <w:t xml:space="preserve"> se encuentra en</w:t>
-      </w:r>
-      <w:r>
-        <w:rPr>
-          <w:b/>
-          <w:bCs/>
-          <w:lang w:val="es-CO"/>
-        </w:rPr>
-        <w:t xml:space="preserve"> /</w:t>
-      </w:r>
-      <w:proofErr w:type="spellStart"/>
-      <w:r>
-        <w:rPr>
-          <w:b/>
-          <w:bCs/>
-          <w:lang w:val="es-CO"/>
-        </w:rPr>
-        <w:t>src</w:t>
-      </w:r>
-      <w:proofErr w:type="spellEnd"/>
-      <w:r>
-        <w:rPr>
-          <w:b/>
-          <w:bCs/>
-          <w:lang w:val="es-CO"/>
-        </w:rPr>
-        <w:t>/</w:t>
-      </w:r>
-      <w:proofErr w:type="spellStart"/>
-      <w:r>
-        <w:rPr>
-          <w:b/>
-          <w:bCs/>
-          <w:lang w:val="es-CO"/>
-        </w:rPr>
-        <w:t>lib</w:t>
-      </w:r>
-      <w:proofErr w:type="spellEnd"/>
-      <w:r>
-        <w:rPr>
-          <w:b/>
-          <w:bCs/>
-          <w:lang w:val="es-CO"/>
-        </w:rPr>
-        <w:t>/</w:t>
-      </w:r>
-      <w:proofErr w:type="spellStart"/>
-      <w:r>
-        <w:rPr>
-          <w:b/>
-          <w:bCs/>
-          <w:lang w:val="es-CO"/>
-        </w:rPr>
-        <w:t>mercadopago.</w:t>
-      </w:r>
-      <w:proofErr w:type="gramStart"/>
-      <w:r>
-        <w:rPr>
-          <w:b/>
-          <w:bCs/>
-          <w:lang w:val="es-CO"/>
-        </w:rPr>
-        <w:t>ts</w:t>
-      </w:r>
-      <w:proofErr w:type="spellEnd"/>
-      <w:r>
-        <w:rPr>
-          <w:lang w:val="es-CO"/>
-        </w:rPr>
-        <w:t xml:space="preserve"> ,</w:t>
-      </w:r>
-      <w:proofErr w:type="gramEnd"/>
-      <w:r>
-        <w:rPr>
-          <w:lang w:val="es-CO"/>
-        </w:rPr>
-        <w:t xml:space="preserve"> facilitando el procesamiento seguro de las transacciones. </w:t>
-      </w:r>
-    </w:p>
-    <w:p>
-      <w:pPr>
-        <w:pStyle w:val="Ttulo2"/>
-        <w:widowControl w:val="0"/>
-        <w:spacing w:before="443"/>
-        <w:rPr>
-          <w:lang w:val="es-CO"/>
-        </w:rPr>
-      </w:pPr>
-      <w:bookmarkStart w:id="33" w:name="_918osefs915v" w:colFirst="0" w:colLast="0"/>
-      <w:bookmarkEnd w:id="33"/>
-    </w:p>
-    <w:p>
-      <w:pPr>
-        <w:pStyle w:val="Ttulo2"/>
-        <w:widowControl w:val="0"/>
-        <w:spacing w:before="443"/>
-        <w:rPr>
-          <w:lang w:val="es-CO"/>
-        </w:rPr>
-      </w:pPr>
-      <w:bookmarkStart w:id="34" w:name="_2m6qzi74x14" w:colFirst="0" w:colLast="0"/>
-      <w:bookmarkEnd w:id="34"/>
-      <w:r>
-        <w:rPr>
-          <w:lang w:val="es-CO"/>
-        </w:rPr>
-        <w:t>8.5. Módulo de Administración (</w:t>
-      </w:r>
-      <w:proofErr w:type="spellStart"/>
-      <w:r>
-        <w:rPr>
-          <w:lang w:val="es-CO"/>
-        </w:rPr>
-        <w:t>Dashboard</w:t>
-      </w:r>
-      <w:proofErr w:type="spellEnd"/>
-      <w:r>
-        <w:rPr>
-          <w:lang w:val="es-CO"/>
-        </w:rPr>
-        <w:t xml:space="preserve">) </w:t>
-      </w:r>
-    </w:p>
-    <w:p>
-      <w:pPr>
-        <w:rPr>
-          <w:lang w:val="es-CO"/>
-        </w:rPr>
-      </w:pPr>
-    </w:p>
-    <w:p>
-      <w:pPr>
-        <w:rPr>
-          <w:lang w:val="es-CO"/>
-        </w:rPr>
-      </w:pPr>
-      <w:r>
-        <w:rPr>
-          <w:lang w:val="es-CO"/>
-        </w:rPr>
-        <w:t>Proporciona una interfaz para la gestión interna de la aplicación por parte de los administradores. Las rutas y componentes para el panel de administración se encuentran en</w:t>
-      </w:r>
-      <w:r>
-        <w:rPr>
-          <w:b/>
-          <w:bCs/>
-          <w:lang w:val="es-CO"/>
-        </w:rPr>
-        <w:t xml:space="preserve"> /</w:t>
-      </w:r>
-      <w:proofErr w:type="spellStart"/>
-      <w:r>
-        <w:rPr>
-          <w:b/>
-          <w:bCs/>
-          <w:lang w:val="es-CO"/>
-        </w:rPr>
-        <w:t>src</w:t>
-      </w:r>
-      <w:proofErr w:type="spellEnd"/>
-      <w:r>
-        <w:rPr>
-          <w:b/>
-          <w:bCs/>
-          <w:lang w:val="es-CO"/>
-        </w:rPr>
-        <w:t>/app/(</w:t>
-      </w:r>
-      <w:proofErr w:type="spellStart"/>
-      <w:r>
-        <w:rPr>
-          <w:b/>
-          <w:bCs/>
-          <w:lang w:val="es-CO"/>
-        </w:rPr>
-        <w:t>dashboard</w:t>
-      </w:r>
-      <w:proofErr w:type="spellEnd"/>
-      <w:r>
-        <w:rPr>
-          <w:b/>
-          <w:bCs/>
-          <w:lang w:val="es-CO"/>
-        </w:rPr>
-        <w:t>)</w:t>
-      </w:r>
-      <w:proofErr w:type="gramStart"/>
-      <w:r>
-        <w:rPr>
-          <w:b/>
-          <w:bCs/>
-          <w:lang w:val="es-CO"/>
-        </w:rPr>
-        <w:t xml:space="preserve">/ </w:t>
-      </w:r>
-      <w:r>
-        <w:rPr>
-          <w:lang w:val="es-CO"/>
-        </w:rPr>
-        <w:t>.</w:t>
-      </w:r>
-      <w:proofErr w:type="gramEnd"/>
-      <w:r>
-        <w:rPr>
-          <w:lang w:val="es-CO"/>
-        </w:rPr>
-        <w:t xml:space="preserve"> Los componentes específicos del </w:t>
-      </w:r>
-      <w:proofErr w:type="spellStart"/>
-      <w:r>
-        <w:rPr>
-          <w:lang w:val="es-CO"/>
-        </w:rPr>
-        <w:t>dashboard</w:t>
-      </w:r>
-      <w:proofErr w:type="spellEnd"/>
-      <w:r>
-        <w:rPr>
-          <w:lang w:val="es-CO"/>
-        </w:rPr>
-        <w:t xml:space="preserve"> se agrupan en </w:t>
-      </w:r>
-      <w:r>
-        <w:rPr>
-          <w:b/>
-          <w:bCs/>
-          <w:lang w:val="es-CO"/>
-        </w:rPr>
-        <w:t>/</w:t>
-      </w:r>
-      <w:proofErr w:type="spellStart"/>
-      <w:r>
-        <w:rPr>
-          <w:b/>
-          <w:bCs/>
-          <w:lang w:val="es-CO"/>
-        </w:rPr>
-        <w:t>src</w:t>
-      </w:r>
-      <w:proofErr w:type="spellEnd"/>
-      <w:r>
-        <w:rPr>
-          <w:b/>
-          <w:bCs/>
-          <w:lang w:val="es-CO"/>
-        </w:rPr>
-        <w:t>/</w:t>
-      </w:r>
-      <w:proofErr w:type="spellStart"/>
-      <w:r>
-        <w:rPr>
-          <w:b/>
-          <w:bCs/>
-          <w:lang w:val="es-CO"/>
-        </w:rPr>
-        <w:t>components</w:t>
-      </w:r>
-      <w:proofErr w:type="spellEnd"/>
-      <w:r>
-        <w:rPr>
-          <w:b/>
-          <w:bCs/>
-          <w:lang w:val="es-CO"/>
-        </w:rPr>
-        <w:t>/</w:t>
-      </w:r>
-      <w:proofErr w:type="spellStart"/>
-      <w:r>
-        <w:rPr>
-          <w:b/>
-          <w:bCs/>
-          <w:lang w:val="es-CO"/>
-        </w:rPr>
-        <w:t>dashboard</w:t>
-      </w:r>
-      <w:proofErr w:type="spellEnd"/>
-      <w:proofErr w:type="gramStart"/>
-      <w:r>
-        <w:rPr>
-          <w:b/>
-          <w:bCs/>
-          <w:lang w:val="es-CO"/>
-        </w:rPr>
-        <w:t>/</w:t>
-      </w:r>
-      <w:r>
-        <w:rPr>
-          <w:lang w:val="es-CO"/>
-        </w:rPr>
-        <w:t xml:space="preserve"> .</w:t>
-      </w:r>
-      <w:proofErr w:type="gramEnd"/>
-      <w:r>
-        <w:rPr>
-          <w:lang w:val="es-CO"/>
-        </w:rPr>
-        <w:t xml:space="preserve"> La configuración del menú y las rutas del </w:t>
-      </w:r>
-      <w:proofErr w:type="spellStart"/>
-      <w:r>
-        <w:rPr>
-          <w:lang w:val="es-CO"/>
-        </w:rPr>
-        <w:t>dashboard</w:t>
-      </w:r>
-      <w:proofErr w:type="spellEnd"/>
-      <w:r>
-        <w:rPr>
-          <w:lang w:val="es-CO"/>
-        </w:rPr>
-        <w:t xml:space="preserve"> se definen en </w:t>
-      </w:r>
-      <w:proofErr w:type="spellStart"/>
-      <w:r>
-        <w:rPr>
-          <w:lang w:val="es-CO"/>
-        </w:rPr>
-        <w:t>src</w:t>
-      </w:r>
-      <w:proofErr w:type="spellEnd"/>
-      <w:r>
-        <w:rPr>
-          <w:lang w:val="es-CO"/>
-        </w:rPr>
-        <w:t>/</w:t>
-      </w:r>
-      <w:proofErr w:type="spellStart"/>
-      <w:r>
-        <w:rPr>
-          <w:lang w:val="es-CO"/>
-        </w:rPr>
-        <w:t>config</w:t>
-      </w:r>
-      <w:proofErr w:type="spellEnd"/>
-      <w:r>
-        <w:rPr>
-          <w:lang w:val="es-CO"/>
-        </w:rPr>
-        <w:t>/</w:t>
-      </w:r>
-      <w:proofErr w:type="spellStart"/>
-      <w:r>
-        <w:rPr>
-          <w:lang w:val="es-CO"/>
-        </w:rPr>
-        <w:t>dashboard.</w:t>
-      </w:r>
-      <w:proofErr w:type="gramStart"/>
-      <w:r>
-        <w:rPr>
-          <w:lang w:val="es-CO"/>
-        </w:rPr>
-        <w:t>ts</w:t>
-      </w:r>
-      <w:proofErr w:type="spellEnd"/>
-      <w:r>
-        <w:rPr>
-          <w:lang w:val="es-CO"/>
-        </w:rPr>
-        <w:t xml:space="preserve"> .</w:t>
-      </w:r>
-      <w:proofErr w:type="gramEnd"/>
-      <w:r>
-        <w:rPr>
-          <w:lang w:val="es-CO"/>
-        </w:rPr>
-        <w:t xml:space="preserve"> </w:t>
+          <w:lang w:val="es-CO"/>
+        </w:rPr>
+      </w:pPr>
+      <w:r>
+        <w:rPr>
+          <w:lang w:val="es-CO"/>
+        </w:rPr>
+        <w:t>Las Vistas corresponden a la capa de presentación del sistema. Son las encargadas de mostrar la información al usuario mediante la int</w:t>
+      </w:r>
+      <w:r>
+        <w:rPr>
+          <w:lang w:val="es-CO"/>
+        </w:rPr>
+        <w:t xml:space="preserve">erfaz gráfica de la aplicación. </w:t>
       </w:r>
     </w:p>
     <w:p>
@@ -8566,709 +8280,287 @@
           <w:right w:val="nil"/>
           <w:between w:val="nil"/>
         </w:pBdr>
-        <w:spacing w:before="343" w:line="327" w:lineRule="auto"/>
-        <w:ind w:left="12" w:right="-13" w:firstLine="11"/>
+        <w:spacing w:before="328" w:line="332" w:lineRule="auto"/>
+        <w:ind w:left="12" w:right="-18" w:firstLine="11"/>
         <w:jc w:val="both"/>
         <w:rPr>
-          <w:rFonts w:ascii="Noto Sans" w:eastAsia="Noto Sans" w:hAnsi="Noto Sans" w:cs="Noto Sans"/>
-          <w:color w:val="333333"/>
-          <w:sz w:val="23"/>
-          <w:szCs w:val="23"/>
-          <w:lang w:val="es-CO"/>
-        </w:rPr>
-      </w:pPr>
-    </w:p>
-    <w:p>
-      <w:pPr>
-        <w:pStyle w:val="Ttulo2"/>
+          <w:lang w:val="es-CO"/>
+        </w:rPr>
+      </w:pPr>
+      <w:r>
+        <w:rPr>
+          <w:lang w:val="es-CO"/>
+        </w:rPr>
+        <w:t xml:space="preserve">En el proyecto </w:t>
+      </w:r>
+      <w:r>
+        <w:rPr>
+          <w:b/>
+          <w:lang w:val="es-CO"/>
+        </w:rPr>
+        <w:t>SENA Contigo</w:t>
+      </w:r>
+      <w:r>
+        <w:rPr>
+          <w:lang w:val="es-CO"/>
+        </w:rPr>
+        <w:t>, las vistas están desarrolladas utilizando tecnologías web como HTML, CSS y JavaScript, permitiendo crear interfaces dinámicas y fáciles de usar para los diferentes roles del sistema.</w:t>
+      </w:r>
+    </w:p>
+    <w:p>
+      <w:pPr>
         <w:widowControl w:val="0"/>
-        <w:rPr>
-          <w:lang w:val="es-CO"/>
-        </w:rPr>
-      </w:pPr>
-      <w:bookmarkStart w:id="35" w:name="_r9mleiythy79" w:colFirst="0" w:colLast="0"/>
-      <w:bookmarkEnd w:id="35"/>
-      <w:r>
-        <w:rPr>
-          <w:lang w:val="es-CO"/>
-        </w:rPr>
-        <w:t>8.6. Módulo de Cursos (E-</w:t>
-      </w:r>
-      <w:proofErr w:type="spellStart"/>
-      <w:r>
-        <w:rPr>
-          <w:lang w:val="es-CO"/>
-        </w:rPr>
-        <w:t>learning</w:t>
-      </w:r>
-      <w:proofErr w:type="spellEnd"/>
-      <w:r>
-        <w:rPr>
-          <w:lang w:val="es-CO"/>
-        </w:rPr>
-        <w:t xml:space="preserve">) </w:t>
-      </w:r>
-    </w:p>
-    <w:p>
-      <w:pPr>
-        <w:rPr>
-          <w:lang w:val="es-CO"/>
-        </w:rPr>
-      </w:pPr>
-    </w:p>
-    <w:p>
-      <w:pPr>
-        <w:rPr>
-          <w:lang w:val="es-CO"/>
-        </w:rPr>
-      </w:pPr>
-      <w:r>
-        <w:rPr>
-          <w:lang w:val="es-CO"/>
-        </w:rPr>
-        <w:t>Este módulo es fundamental para la plataforma de e-</w:t>
-      </w:r>
-      <w:proofErr w:type="spellStart"/>
-      <w:r>
-        <w:rPr>
-          <w:lang w:val="es-CO"/>
-        </w:rPr>
-        <w:t>learning</w:t>
-      </w:r>
-      <w:proofErr w:type="spellEnd"/>
-      <w:r>
-        <w:rPr>
-          <w:lang w:val="es-CO"/>
-        </w:rPr>
-        <w:t xml:space="preserve">, gestionando los cursos, lecciones, exámenes y el seguimiento del progreso del usuario. Sus rutas y componentes se encuentran en </w:t>
-      </w:r>
-      <w:proofErr w:type="spellStart"/>
-      <w:r>
-        <w:rPr>
-          <w:b/>
-          <w:bCs/>
-          <w:lang w:val="es-CO"/>
-        </w:rPr>
-        <w:t>src</w:t>
-      </w:r>
-      <w:proofErr w:type="spellEnd"/>
-      <w:r>
-        <w:rPr>
-          <w:b/>
-          <w:bCs/>
-          <w:lang w:val="es-CO"/>
-        </w:rPr>
-        <w:t>/app/cursos</w:t>
-      </w:r>
-      <w:proofErr w:type="gramStart"/>
-      <w:r>
-        <w:rPr>
-          <w:b/>
-          <w:bCs/>
-          <w:lang w:val="es-CO"/>
-        </w:rPr>
-        <w:t xml:space="preserve">/ </w:t>
-      </w:r>
-      <w:r>
-        <w:rPr>
-          <w:lang w:val="es-CO"/>
-        </w:rPr>
-        <w:t>.</w:t>
-      </w:r>
-      <w:proofErr w:type="gramEnd"/>
-      <w:r>
-        <w:rPr>
-          <w:lang w:val="es-CO"/>
-        </w:rPr>
-        <w:t xml:space="preserve"> </w:t>
-      </w:r>
-    </w:p>
-    <w:p>
-      <w:pPr>
-        <w:pStyle w:val="Ttulo2"/>
+        <w:pBdr>
+          <w:top w:val="nil"/>
+          <w:left w:val="nil"/>
+          <w:bottom w:val="nil"/>
+          <w:right w:val="nil"/>
+          <w:between w:val="nil"/>
+        </w:pBdr>
+        <w:spacing w:before="328" w:line="332" w:lineRule="auto"/>
+        <w:ind w:left="12" w:right="-18" w:firstLine="11"/>
+        <w:jc w:val="both"/>
+        <w:rPr>
+          <w:lang w:val="es-CO"/>
+        </w:rPr>
+      </w:pPr>
+      <w:r>
+        <w:rPr>
+          <w:lang w:val="es-CO"/>
+        </w:rPr>
+        <w:t>Entre sus funciones principales se encuentran:</w:t>
+      </w:r>
+    </w:p>
+    <w:p>
+      <w:pPr>
+        <w:pStyle w:val="Prrafodelista"/>
         <w:widowControl w:val="0"/>
-        <w:spacing w:before="485"/>
-        <w:rPr>
-          <w:lang w:val="es-CO"/>
-        </w:rPr>
-      </w:pPr>
-      <w:bookmarkStart w:id="36" w:name="_n5pbvvup9acb" w:colFirst="0" w:colLast="0"/>
-      <w:bookmarkEnd w:id="36"/>
-      <w:r>
-        <w:rPr>
-          <w:lang w:val="es-CO"/>
-        </w:rPr>
-        <w:t xml:space="preserve">8.7. Módulo de Noticias de Moda (Blog) </w:t>
-      </w:r>
-    </w:p>
-    <w:p>
-      <w:pPr>
-        <w:rPr>
-          <w:lang w:val="es-CO"/>
-        </w:rPr>
-      </w:pPr>
-      <w:r>
-        <w:rPr>
-          <w:lang w:val="es-CO"/>
-        </w:rPr>
-        <w:t xml:space="preserve">Permite la publicación y visualización de artículos relacionados con noticias de moda. Las rutas y componentes para este blog se encuentran en </w:t>
-      </w:r>
-      <w:proofErr w:type="spellStart"/>
-      <w:r>
-        <w:rPr>
-          <w:b/>
-          <w:bCs/>
-          <w:lang w:val="es-CO"/>
-        </w:rPr>
-        <w:t>src</w:t>
-      </w:r>
-      <w:proofErr w:type="spellEnd"/>
-      <w:r>
-        <w:rPr>
-          <w:b/>
-          <w:bCs/>
-          <w:lang w:val="es-CO"/>
-        </w:rPr>
-        <w:t>/app/</w:t>
-      </w:r>
-      <w:proofErr w:type="spellStart"/>
-      <w:r>
-        <w:rPr>
-          <w:b/>
-          <w:bCs/>
-          <w:lang w:val="es-CO"/>
-        </w:rPr>
-        <w:t>fashion-news</w:t>
-      </w:r>
-      <w:proofErr w:type="spellEnd"/>
-      <w:proofErr w:type="gramStart"/>
-      <w:r>
-        <w:rPr>
-          <w:b/>
-          <w:bCs/>
-          <w:lang w:val="es-CO"/>
-        </w:rPr>
-        <w:t>/</w:t>
-      </w:r>
-      <w:r>
-        <w:rPr>
-          <w:lang w:val="es-CO"/>
-        </w:rPr>
-        <w:t xml:space="preserve"> .</w:t>
-      </w:r>
-      <w:proofErr w:type="gramEnd"/>
-      <w:r>
-        <w:rPr>
-          <w:lang w:val="es-CO"/>
-        </w:rPr>
-        <w:t xml:space="preserve"> </w:t>
-      </w:r>
-    </w:p>
-    <w:p>
-      <w:pPr>
-        <w:pStyle w:val="Ttulo2"/>
+        <w:numPr>
+          <w:ilvl w:val="0"/>
+          <w:numId w:val="13"/>
+        </w:numPr>
+        <w:pBdr>
+          <w:top w:val="nil"/>
+          <w:left w:val="nil"/>
+          <w:bottom w:val="nil"/>
+          <w:right w:val="nil"/>
+          <w:between w:val="nil"/>
+        </w:pBdr>
+        <w:spacing w:before="328" w:line="332" w:lineRule="auto"/>
+        <w:ind w:right="-18"/>
+        <w:jc w:val="both"/>
+        <w:rPr>
+          <w:lang w:val="es-CO"/>
+        </w:rPr>
+      </w:pPr>
+      <w:r>
+        <w:rPr>
+          <w:lang w:val="es-CO"/>
+        </w:rPr>
+        <w:t xml:space="preserve">Mostrar información al </w:t>
+      </w:r>
+      <w:proofErr w:type="spellStart"/>
+      <w:r>
+        <w:rPr>
+          <w:lang w:val="es-CO"/>
+        </w:rPr>
+        <w:t>usuario</w:t>
+      </w:r>
+      <w:proofErr w:type="spellEnd"/>
+    </w:p>
+    <w:p>
+      <w:pPr>
+        <w:pStyle w:val="Prrafodelista"/>
         <w:widowControl w:val="0"/>
-        <w:spacing w:before="506"/>
-        <w:rPr>
-          <w:lang w:val="es-CO"/>
-        </w:rPr>
-      </w:pPr>
-      <w:bookmarkStart w:id="37" w:name="_dypjhbxv5q3n" w:colFirst="0" w:colLast="0"/>
-      <w:bookmarkEnd w:id="37"/>
-      <w:r>
-        <w:rPr>
-          <w:lang w:val="es-CO"/>
-        </w:rPr>
-        <w:t xml:space="preserve">8.8. Módulo de Foro y Comunidad </w:t>
-      </w:r>
-    </w:p>
-    <w:p>
-      <w:pPr>
-        <w:rPr>
-          <w:lang w:val="es-CO"/>
-        </w:rPr>
-      </w:pPr>
-    </w:p>
-    <w:p>
-      <w:pPr>
-        <w:rPr>
-          <w:lang w:val="es-CO"/>
-        </w:rPr>
-      </w:pPr>
-      <w:r>
-        <w:rPr>
-          <w:lang w:val="es-CO"/>
-        </w:rPr>
-        <w:t xml:space="preserve">Facilita la interacción entre usuarios a través de un foro y una comunidad. Las rutas y componentes para esta funcionalidad se encuentran en </w:t>
-      </w:r>
-      <w:proofErr w:type="spellStart"/>
-      <w:r>
-        <w:rPr>
-          <w:b/>
-          <w:bCs/>
-          <w:lang w:val="es-CO"/>
-        </w:rPr>
-        <w:t>src</w:t>
-      </w:r>
-      <w:proofErr w:type="spellEnd"/>
-      <w:r>
-        <w:rPr>
-          <w:b/>
-          <w:bCs/>
-          <w:lang w:val="es-CO"/>
-        </w:rPr>
-        <w:t>/app/</w:t>
-      </w:r>
-      <w:proofErr w:type="spellStart"/>
-      <w:r>
-        <w:rPr>
-          <w:b/>
-          <w:bCs/>
-          <w:lang w:val="es-CO"/>
-        </w:rPr>
-        <w:t>fundacion</w:t>
-      </w:r>
-      <w:proofErr w:type="spellEnd"/>
-      <w:proofErr w:type="gramStart"/>
-      <w:r>
-        <w:rPr>
-          <w:b/>
-          <w:bCs/>
-          <w:lang w:val="es-CO"/>
-        </w:rPr>
-        <w:t>/</w:t>
-      </w:r>
-      <w:r>
-        <w:rPr>
-          <w:lang w:val="es-CO"/>
-        </w:rPr>
-        <w:t xml:space="preserve"> .</w:t>
-      </w:r>
-      <w:proofErr w:type="gramEnd"/>
-      <w:r>
-        <w:rPr>
-          <w:lang w:val="es-CO"/>
-        </w:rPr>
-        <w:t xml:space="preserve"> </w:t>
-      </w:r>
-    </w:p>
-    <w:p>
-      <w:pPr>
-        <w:pStyle w:val="Ttulo2"/>
+        <w:numPr>
+          <w:ilvl w:val="0"/>
+          <w:numId w:val="13"/>
+        </w:numPr>
+        <w:pBdr>
+          <w:top w:val="nil"/>
+          <w:left w:val="nil"/>
+          <w:bottom w:val="nil"/>
+          <w:right w:val="nil"/>
+          <w:between w:val="nil"/>
+        </w:pBdr>
+        <w:spacing w:before="328" w:line="332" w:lineRule="auto"/>
+        <w:ind w:right="-18"/>
+        <w:jc w:val="both"/>
+        <w:rPr>
+          <w:lang w:val="es-CO"/>
+        </w:rPr>
+      </w:pPr>
+      <w:proofErr w:type="spellStart"/>
+      <w:r>
+        <w:rPr>
+          <w:lang w:val="es-CO"/>
+        </w:rPr>
+        <w:t>Renderizar</w:t>
+      </w:r>
+      <w:proofErr w:type="spellEnd"/>
+      <w:r>
+        <w:rPr>
+          <w:lang w:val="es-CO"/>
+        </w:rPr>
+        <w:t xml:space="preserve"> formularios y tablas de datos</w:t>
+      </w:r>
+    </w:p>
+    <w:p>
+      <w:pPr>
+        <w:pStyle w:val="Prrafodelista"/>
         <w:widowControl w:val="0"/>
-        <w:spacing w:before="479"/>
-        <w:rPr>
-          <w:lang w:val="es-CO"/>
-        </w:rPr>
-      </w:pPr>
-      <w:bookmarkStart w:id="38" w:name="_ci0w7nfdwqr8" w:colFirst="0" w:colLast="0"/>
-      <w:bookmarkEnd w:id="38"/>
-      <w:r>
-        <w:rPr>
-          <w:lang w:val="es-CO"/>
-        </w:rPr>
-        <w:t xml:space="preserve">8.9. Módulo de Utilidades y Servicios </w:t>
-      </w:r>
-    </w:p>
-    <w:p>
-      <w:pPr>
-        <w:rPr>
-          <w:lang w:val="es-CO"/>
-        </w:rPr>
-      </w:pPr>
-    </w:p>
-    <w:p>
-      <w:pPr>
-        <w:rPr>
-          <w:lang w:val="es-CO"/>
-        </w:rPr>
-      </w:pPr>
-      <w:r>
-        <w:rPr>
-          <w:lang w:val="es-CO"/>
-        </w:rPr>
-        <w:t xml:space="preserve">Contiene funciones de utilidad generales </w:t>
-      </w:r>
-      <w:proofErr w:type="gramStart"/>
-      <w:r>
-        <w:rPr>
-          <w:b/>
-          <w:bCs/>
-          <w:lang w:val="es-CO"/>
-        </w:rPr>
-        <w:t>( /</w:t>
-      </w:r>
-      <w:proofErr w:type="spellStart"/>
-      <w:proofErr w:type="gramEnd"/>
-      <w:r>
-        <w:rPr>
-          <w:b/>
-          <w:bCs/>
-          <w:lang w:val="es-CO"/>
-        </w:rPr>
-        <w:t>src</w:t>
-      </w:r>
-      <w:proofErr w:type="spellEnd"/>
-      <w:r>
-        <w:rPr>
-          <w:b/>
-          <w:bCs/>
-          <w:lang w:val="es-CO"/>
-        </w:rPr>
-        <w:t>/</w:t>
-      </w:r>
-      <w:proofErr w:type="spellStart"/>
-      <w:r>
-        <w:rPr>
-          <w:b/>
-          <w:bCs/>
-          <w:lang w:val="es-CO"/>
-        </w:rPr>
-        <w:t>lib</w:t>
-      </w:r>
-      <w:proofErr w:type="spellEnd"/>
-      <w:r>
-        <w:rPr>
-          <w:b/>
-          <w:bCs/>
-          <w:lang w:val="es-CO"/>
-        </w:rPr>
-        <w:t>/</w:t>
-      </w:r>
-      <w:proofErr w:type="spellStart"/>
-      <w:r>
-        <w:rPr>
-          <w:b/>
-          <w:bCs/>
-          <w:lang w:val="es-CO"/>
-        </w:rPr>
-        <w:t>utils.ts</w:t>
-      </w:r>
-      <w:proofErr w:type="spellEnd"/>
-      <w:r>
-        <w:rPr>
-          <w:b/>
-          <w:bCs/>
-          <w:lang w:val="es-CO"/>
-        </w:rPr>
-        <w:t xml:space="preserve"> )</w:t>
-      </w:r>
-      <w:r>
-        <w:rPr>
-          <w:lang w:val="es-CO"/>
-        </w:rPr>
-        <w:t xml:space="preserve">, servicios para interactuar con </w:t>
-      </w:r>
-      <w:proofErr w:type="spellStart"/>
-      <w:r>
-        <w:rPr>
-          <w:lang w:val="es-CO"/>
-        </w:rPr>
-        <w:t>APIs</w:t>
-      </w:r>
-      <w:proofErr w:type="spellEnd"/>
-      <w:r>
-        <w:rPr>
-          <w:lang w:val="es-CO"/>
-        </w:rPr>
-        <w:t xml:space="preserve"> externas o lógica de negocio específica</w:t>
-      </w:r>
-      <w:r>
-        <w:rPr>
-          <w:b/>
-          <w:bCs/>
-          <w:lang w:val="es-CO"/>
-        </w:rPr>
-        <w:t xml:space="preserve"> ( /</w:t>
-      </w:r>
-      <w:proofErr w:type="spellStart"/>
-      <w:r>
-        <w:rPr>
-          <w:b/>
-          <w:bCs/>
-          <w:lang w:val="es-CO"/>
-        </w:rPr>
-        <w:t>src</w:t>
-      </w:r>
-      <w:proofErr w:type="spellEnd"/>
-      <w:r>
-        <w:rPr>
-          <w:b/>
-          <w:bCs/>
-          <w:lang w:val="es-CO"/>
-        </w:rPr>
-        <w:t>/</w:t>
-      </w:r>
-      <w:proofErr w:type="spellStart"/>
-      <w:r>
-        <w:rPr>
-          <w:b/>
-          <w:bCs/>
-          <w:lang w:val="es-CO"/>
-        </w:rPr>
-        <w:t>lib</w:t>
-      </w:r>
-      <w:proofErr w:type="spellEnd"/>
-      <w:r>
-        <w:rPr>
-          <w:b/>
-          <w:bCs/>
-          <w:lang w:val="es-CO"/>
-        </w:rPr>
-        <w:t>/</w:t>
-      </w:r>
-      <w:proofErr w:type="spellStart"/>
-      <w:r>
-        <w:rPr>
-          <w:b/>
-          <w:bCs/>
-          <w:lang w:val="es-CO"/>
-        </w:rPr>
-        <w:t>services</w:t>
-      </w:r>
-      <w:proofErr w:type="spellEnd"/>
-      <w:r>
-        <w:rPr>
-          <w:b/>
-          <w:bCs/>
-          <w:lang w:val="es-CO"/>
-        </w:rPr>
-        <w:t>/ )</w:t>
-      </w:r>
-      <w:r>
-        <w:rPr>
-          <w:lang w:val="es-CO"/>
-        </w:rPr>
-        <w:t>, y esquemas de validación de datos ( /</w:t>
-      </w:r>
-      <w:proofErr w:type="spellStart"/>
-      <w:r>
-        <w:rPr>
-          <w:lang w:val="es-CO"/>
-        </w:rPr>
-        <w:t>src</w:t>
-      </w:r>
-      <w:proofErr w:type="spellEnd"/>
-      <w:r>
-        <w:rPr>
-          <w:lang w:val="es-CO"/>
-        </w:rPr>
-        <w:t>/</w:t>
-      </w:r>
-      <w:proofErr w:type="spellStart"/>
-      <w:r>
-        <w:rPr>
-          <w:lang w:val="es-CO"/>
-        </w:rPr>
-        <w:t>lib</w:t>
-      </w:r>
-      <w:proofErr w:type="spellEnd"/>
-      <w:r>
-        <w:rPr>
-          <w:lang w:val="es-CO"/>
-        </w:rPr>
-        <w:t>/</w:t>
-      </w:r>
-      <w:proofErr w:type="spellStart"/>
-      <w:r>
-        <w:rPr>
-          <w:lang w:val="es-CO"/>
-        </w:rPr>
-        <w:t>validations</w:t>
-      </w:r>
-      <w:proofErr w:type="spellEnd"/>
-      <w:r>
-        <w:rPr>
-          <w:lang w:val="es-CO"/>
-        </w:rPr>
-        <w:t xml:space="preserve">/ , típicamente usando </w:t>
-      </w:r>
-      <w:proofErr w:type="spellStart"/>
-      <w:r>
-        <w:rPr>
-          <w:lang w:val="es-CO"/>
-        </w:rPr>
-        <w:t>Zod</w:t>
-      </w:r>
-      <w:proofErr w:type="spellEnd"/>
-      <w:r>
-        <w:rPr>
-          <w:lang w:val="es-CO"/>
-        </w:rPr>
-        <w:t xml:space="preserve">). La configuración y el </w:t>
-      </w:r>
-      <w:r>
-        <w:rPr>
-          <w:lang w:val="es-CO"/>
-        </w:rPr>
-        <w:lastRenderedPageBreak/>
-        <w:t xml:space="preserve">cliente de Prisma para la base de datos se encuentran en </w:t>
-      </w:r>
-      <w:r>
-        <w:rPr>
-          <w:b/>
-          <w:bCs/>
-          <w:lang w:val="es-CO"/>
-        </w:rPr>
-        <w:t>/</w:t>
-      </w:r>
-      <w:proofErr w:type="spellStart"/>
-      <w:r>
-        <w:rPr>
-          <w:b/>
-          <w:bCs/>
-          <w:lang w:val="es-CO"/>
-        </w:rPr>
-        <w:t>src</w:t>
-      </w:r>
-      <w:proofErr w:type="spellEnd"/>
-      <w:r>
-        <w:rPr>
-          <w:b/>
-          <w:bCs/>
-          <w:lang w:val="es-CO"/>
-        </w:rPr>
-        <w:t>/</w:t>
-      </w:r>
-      <w:proofErr w:type="spellStart"/>
-      <w:r>
-        <w:rPr>
-          <w:b/>
-          <w:bCs/>
-          <w:lang w:val="es-CO"/>
-        </w:rPr>
-        <w:t>lib</w:t>
-      </w:r>
-      <w:proofErr w:type="spellEnd"/>
-      <w:r>
-        <w:rPr>
-          <w:b/>
-          <w:bCs/>
-          <w:lang w:val="es-CO"/>
-        </w:rPr>
-        <w:t>/</w:t>
-      </w:r>
-      <w:proofErr w:type="spellStart"/>
-      <w:r>
-        <w:rPr>
-          <w:b/>
-          <w:bCs/>
-          <w:lang w:val="es-CO"/>
-        </w:rPr>
-        <w:t>db.ts</w:t>
-      </w:r>
-      <w:proofErr w:type="spellEnd"/>
-      <w:r>
-        <w:rPr>
-          <w:lang w:val="es-CO"/>
-        </w:rPr>
-        <w:t xml:space="preserve"> y</w:t>
-      </w:r>
-      <w:r>
-        <w:rPr>
-          <w:b/>
-          <w:bCs/>
-          <w:lang w:val="es-CO"/>
-        </w:rPr>
-        <w:t xml:space="preserve"> /</w:t>
-      </w:r>
-      <w:proofErr w:type="spellStart"/>
-      <w:r>
-        <w:rPr>
-          <w:b/>
-          <w:bCs/>
-          <w:lang w:val="es-CO"/>
-        </w:rPr>
-        <w:t>src</w:t>
-      </w:r>
-      <w:proofErr w:type="spellEnd"/>
-      <w:r>
-        <w:rPr>
-          <w:b/>
-          <w:bCs/>
-          <w:lang w:val="es-CO"/>
-        </w:rPr>
-        <w:t>/</w:t>
-      </w:r>
-      <w:proofErr w:type="spellStart"/>
-      <w:r>
-        <w:rPr>
-          <w:b/>
-          <w:bCs/>
-          <w:lang w:val="es-CO"/>
-        </w:rPr>
-        <w:t>lib</w:t>
-      </w:r>
-      <w:proofErr w:type="spellEnd"/>
-      <w:r>
-        <w:rPr>
-          <w:b/>
-          <w:bCs/>
-          <w:lang w:val="es-CO"/>
-        </w:rPr>
-        <w:t>/</w:t>
-      </w:r>
-      <w:proofErr w:type="spellStart"/>
-      <w:r>
-        <w:rPr>
-          <w:b/>
-          <w:bCs/>
-          <w:lang w:val="es-CO"/>
-        </w:rPr>
-        <w:t>prisma.</w:t>
-      </w:r>
-      <w:proofErr w:type="gramStart"/>
-      <w:r>
-        <w:rPr>
-          <w:b/>
-          <w:bCs/>
-          <w:lang w:val="es-CO"/>
-        </w:rPr>
-        <w:t>ts</w:t>
-      </w:r>
-      <w:proofErr w:type="spellEnd"/>
-      <w:r>
-        <w:rPr>
-          <w:b/>
-          <w:bCs/>
-          <w:lang w:val="es-CO"/>
-        </w:rPr>
-        <w:t xml:space="preserve"> </w:t>
-      </w:r>
-      <w:r>
-        <w:rPr>
-          <w:lang w:val="es-CO"/>
-        </w:rPr>
-        <w:t>.</w:t>
-      </w:r>
-      <w:proofErr w:type="gramEnd"/>
-    </w:p>
-    <w:p>
-      <w:pPr>
-        <w:rPr>
-          <w:lang w:val="es-CO"/>
-        </w:rPr>
-      </w:pPr>
-      <w:r>
-        <w:rPr>
-          <w:lang w:val="es-CO"/>
-        </w:rPr>
-        <w:t xml:space="preserve">Cada uno de estos módulos contribuye a la funcionalidad integral de </w:t>
-      </w:r>
-      <w:proofErr w:type="spellStart"/>
-      <w:r>
-        <w:rPr>
-          <w:lang w:val="es-CO"/>
-        </w:rPr>
-        <w:t>NombreProyecto</w:t>
-      </w:r>
-      <w:proofErr w:type="spellEnd"/>
-      <w:r>
-        <w:rPr>
-          <w:lang w:val="es-CO"/>
-        </w:rPr>
-        <w:t xml:space="preserve">, permitiendo un desarrollo organizado y una fácil escalabilidad de la aplicación. </w:t>
-      </w:r>
+        <w:numPr>
+          <w:ilvl w:val="0"/>
+          <w:numId w:val="13"/>
+        </w:numPr>
+        <w:pBdr>
+          <w:top w:val="nil"/>
+          <w:left w:val="nil"/>
+          <w:bottom w:val="nil"/>
+          <w:right w:val="nil"/>
+          <w:between w:val="nil"/>
+        </w:pBdr>
+        <w:spacing w:before="328" w:line="332" w:lineRule="auto"/>
+        <w:ind w:right="-18"/>
+        <w:jc w:val="both"/>
+        <w:rPr>
+          <w:lang w:val="es-CO"/>
+        </w:rPr>
+      </w:pPr>
+      <w:r>
+        <w:rPr>
+          <w:lang w:val="es-CO"/>
+        </w:rPr>
+        <w:t>Permitir la interacción del usuario con el sistema</w:t>
+      </w:r>
+      <w:r>
+        <w:rPr>
+          <w:lang w:val="es-CO"/>
+        </w:rPr>
+        <w:t xml:space="preserve"> realizando sus respectivos CRUDS.</w:t>
+      </w:r>
+    </w:p>
+    <w:p>
+      <w:pPr>
+        <w:widowControl w:val="0"/>
+        <w:pBdr>
+          <w:top w:val="nil"/>
+          <w:left w:val="nil"/>
+          <w:bottom w:val="nil"/>
+          <w:right w:val="nil"/>
+          <w:between w:val="nil"/>
+        </w:pBdr>
+        <w:spacing w:before="328" w:line="332" w:lineRule="auto"/>
+        <w:ind w:right="-18"/>
+        <w:jc w:val="both"/>
+        <w:rPr>
+          <w:lang w:val="es-CO"/>
+        </w:rPr>
+      </w:pPr>
+      <w:r>
+        <w:rPr>
+          <w:lang w:val="es-CO"/>
+        </w:rPr>
+        <w:t>Las vistas del proyecto se encuentran en:</w:t>
+      </w:r>
+    </w:p>
+    <w:p>
+      <w:pPr>
+        <w:widowControl w:val="0"/>
+        <w:pBdr>
+          <w:top w:val="nil"/>
+          <w:left w:val="nil"/>
+          <w:bottom w:val="nil"/>
+          <w:right w:val="nil"/>
+          <w:between w:val="nil"/>
+        </w:pBdr>
+        <w:spacing w:before="328" w:line="332" w:lineRule="auto"/>
+        <w:ind w:right="-18"/>
+        <w:jc w:val="both"/>
+        <w:rPr>
+          <w:b/>
+        </w:rPr>
+      </w:pPr>
+      <w:r>
+        <w:rPr>
+          <w:b/>
+        </w:rPr>
+        <w:t>app/views/</w:t>
+      </w:r>
+    </w:p>
+    <w:p>
+      <w:pPr>
+        <w:widowControl w:val="0"/>
+        <w:pBdr>
+          <w:top w:val="nil"/>
+          <w:left w:val="nil"/>
+          <w:bottom w:val="nil"/>
+          <w:right w:val="nil"/>
+          <w:between w:val="nil"/>
+        </w:pBdr>
+        <w:spacing w:before="328" w:line="332" w:lineRule="auto"/>
+        <w:ind w:right="-18"/>
+        <w:jc w:val="both"/>
+        <w:rPr>
+          <w:b/>
+        </w:rPr>
+      </w:pPr>
+    </w:p>
+    <w:p>
+      <w:pPr>
+        <w:widowControl w:val="0"/>
+        <w:pBdr>
+          <w:top w:val="nil"/>
+          <w:left w:val="nil"/>
+          <w:bottom w:val="nil"/>
+          <w:right w:val="nil"/>
+          <w:between w:val="nil"/>
+        </w:pBdr>
+        <w:spacing w:before="328" w:line="332" w:lineRule="auto"/>
+        <w:ind w:right="-18"/>
+        <w:jc w:val="both"/>
+        <w:rPr>
+          <w:lang w:val="es-CO"/>
+        </w:rPr>
+      </w:pPr>
+      <w:r>
+        <w:rPr>
+          <w:lang w:val="es-CO"/>
+        </w:rPr>
+        <w:t xml:space="preserve">La implementación del patrón </w:t>
+      </w:r>
+      <w:r>
+        <w:rPr>
+          <w:b/>
+          <w:lang w:val="es-CO"/>
+        </w:rPr>
+        <w:t>MVC</w:t>
+      </w:r>
+      <w:r>
+        <w:rPr>
+          <w:lang w:val="es-CO"/>
+        </w:rPr>
+        <w:t xml:space="preserve"> en el proyecto </w:t>
+      </w:r>
+      <w:r>
+        <w:rPr>
+          <w:b/>
+          <w:lang w:val="es-CO"/>
+        </w:rPr>
+        <w:t>SENA Contigo</w:t>
+      </w:r>
+      <w:r>
+        <w:rPr>
+          <w:lang w:val="es-CO"/>
+        </w:rPr>
+        <w:t xml:space="preserve"> permite una clara separación entre la lógica de negocio, el acceso a datos y la interfaz de usuario. Esta arquitectura facilita el mantenimiento del sistema, mejora la organización del código y permite la incorporación de nuevas funcionalidades de manera estructurada.</w:t>
+      </w:r>
+      <w:bookmarkStart w:id="32" w:name="_8kjbll1mdemy" w:colFirst="0" w:colLast="0"/>
+      <w:bookmarkStart w:id="33" w:name="_918osefs915v" w:colFirst="0" w:colLast="0"/>
+      <w:bookmarkStart w:id="34" w:name="_2m6qzi74x14" w:colFirst="0" w:colLast="0"/>
+      <w:bookmarkEnd w:id="32"/>
+      <w:bookmarkEnd w:id="33"/>
+      <w:bookmarkEnd w:id="34"/>
     </w:p>
     <w:p>
       <w:pPr>
@@ -9280,12 +8572,15 @@
           <w:lang w:val="es-CO"/>
         </w:rPr>
       </w:pPr>
-      <w:bookmarkStart w:id="39" w:name="_sxgihj2fdkjp" w:colFirst="0" w:colLast="0"/>
-      <w:bookmarkEnd w:id="39"/>
-      <w:r>
-        <w:rPr>
-          <w:lang w:val="es-CO"/>
-        </w:rPr>
+      <w:bookmarkStart w:id="35" w:name="_r9mleiythy79" w:colFirst="0" w:colLast="0"/>
+      <w:bookmarkStart w:id="36" w:name="_sxgihj2fdkjp" w:colFirst="0" w:colLast="0"/>
+      <w:bookmarkEnd w:id="35"/>
+      <w:bookmarkEnd w:id="36"/>
+      <w:r>
+        <w:rPr>
+          <w:lang w:val="es-CO"/>
+        </w:rPr>
+        <w:lastRenderedPageBreak/>
         <w:t xml:space="preserve">9.  Requerimientos del Sistema </w:t>
       </w:r>
     </w:p>
@@ -9333,8 +8628,8 @@
           <w:lang w:val="es-CO"/>
         </w:rPr>
       </w:pPr>
-      <w:bookmarkStart w:id="40" w:name="_x9nea6mbmshv" w:colFirst="0" w:colLast="0"/>
-      <w:bookmarkEnd w:id="40"/>
+      <w:bookmarkStart w:id="37" w:name="_x9nea6mbmshv" w:colFirst="0" w:colLast="0"/>
+      <w:bookmarkEnd w:id="37"/>
       <w:r>
         <w:rPr>
           <w:lang w:val="es-CO"/>
@@ -9621,8 +8916,8 @@
           <w:lang w:val="es-CO"/>
         </w:rPr>
       </w:pPr>
-      <w:bookmarkStart w:id="41" w:name="_bs9msp37u6ws" w:colFirst="0" w:colLast="0"/>
-      <w:bookmarkEnd w:id="41"/>
+      <w:bookmarkStart w:id="38" w:name="_bs9msp37u6ws" w:colFirst="0" w:colLast="0"/>
+      <w:bookmarkEnd w:id="38"/>
       <w:r>
         <w:rPr>
           <w:lang w:val="es-CO"/>
@@ -9664,63 +8959,63 @@
           <w:bCs/>
           <w:lang w:val="es-CO"/>
         </w:rPr>
+        <w:t xml:space="preserve">CPU: </w:t>
+      </w:r>
+      <w:r>
+        <w:rPr>
+          <w:lang w:val="es-CO"/>
+        </w:rPr>
+        <w:t xml:space="preserve">Un procesador con 2 núcleos o más. Esto asegura la capacidad de procesamiento necesaria para manejar las solicitudes del servidor y las operaciones de la base de datos. </w:t>
+      </w:r>
+    </w:p>
+    <w:p>
+      <w:pPr>
+        <w:rPr>
+          <w:lang w:val="es-CO"/>
+        </w:rPr>
+      </w:pPr>
+    </w:p>
+    <w:p>
+      <w:pPr>
+        <w:rPr>
+          <w:lang w:val="es-CO"/>
+        </w:rPr>
+      </w:pPr>
+      <w:r>
+        <w:rPr>
+          <w:b/>
+          <w:bCs/>
+          <w:lang w:val="es-CO"/>
+        </w:rPr>
+        <w:t xml:space="preserve">RAM: </w:t>
+      </w:r>
+      <w:r>
+        <w:rPr>
+          <w:lang w:val="es-CO"/>
+        </w:rPr>
+        <w:t xml:space="preserve">4GB de memoria RAM o más. Una cantidad suficiente de memoria es crucial para el rendimiento de la aplicación, especialmente bajo carga, y para el funcionamiento eficiente de la base de datos. </w:t>
+      </w:r>
+    </w:p>
+    <w:p>
+      <w:pPr>
+        <w:rPr>
+          <w:lang w:val="es-CO"/>
+        </w:rPr>
+      </w:pPr>
+    </w:p>
+    <w:p>
+      <w:pPr>
+        <w:rPr>
+          <w:lang w:val="es-CO"/>
+        </w:rPr>
+      </w:pPr>
+      <w:r>
+        <w:rPr>
+          <w:b/>
+          <w:bCs/>
+          <w:lang w:val="es-CO"/>
+        </w:rPr>
         <w:lastRenderedPageBreak/>
-        <w:t xml:space="preserve">CPU: </w:t>
-      </w:r>
-      <w:r>
-        <w:rPr>
-          <w:lang w:val="es-CO"/>
-        </w:rPr>
-        <w:t xml:space="preserve">Un procesador con 2 núcleos o más. Esto asegura la capacidad de procesamiento necesaria para manejar las solicitudes del servidor y las operaciones de la base de datos. </w:t>
-      </w:r>
-    </w:p>
-    <w:p>
-      <w:pPr>
-        <w:rPr>
-          <w:lang w:val="es-CO"/>
-        </w:rPr>
-      </w:pPr>
-    </w:p>
-    <w:p>
-      <w:pPr>
-        <w:rPr>
-          <w:lang w:val="es-CO"/>
-        </w:rPr>
-      </w:pPr>
-      <w:r>
-        <w:rPr>
-          <w:b/>
-          <w:bCs/>
-          <w:lang w:val="es-CO"/>
-        </w:rPr>
-        <w:t xml:space="preserve">RAM: </w:t>
-      </w:r>
-      <w:r>
-        <w:rPr>
-          <w:lang w:val="es-CO"/>
-        </w:rPr>
-        <w:t xml:space="preserve">4GB de memoria RAM o más. Una cantidad suficiente de memoria es crucial para el rendimiento de la aplicación, especialmente bajo carga, y para el funcionamiento eficiente de la base de datos. </w:t>
-      </w:r>
-    </w:p>
-    <w:p>
-      <w:pPr>
-        <w:rPr>
-          <w:lang w:val="es-CO"/>
-        </w:rPr>
-      </w:pPr>
-    </w:p>
-    <w:p>
-      <w:pPr>
-        <w:rPr>
-          <w:lang w:val="es-CO"/>
-        </w:rPr>
-      </w:pPr>
-      <w:r>
-        <w:rPr>
-          <w:b/>
-          <w:bCs/>
-          <w:lang w:val="es-CO"/>
-        </w:rPr>
         <w:t>Almacenamiento:</w:t>
       </w:r>
       <w:r>
@@ -9767,8 +9062,8 @@
           <w:lang w:val="es-CO"/>
         </w:rPr>
       </w:pPr>
-      <w:bookmarkStart w:id="42" w:name="_jdwerysxayrd" w:colFirst="0" w:colLast="0"/>
-      <w:bookmarkEnd w:id="42"/>
+      <w:bookmarkStart w:id="39" w:name="_jdwerysxayrd" w:colFirst="0" w:colLast="0"/>
+      <w:bookmarkEnd w:id="39"/>
       <w:r>
         <w:rPr>
           <w:lang w:val="es-CO"/>
@@ -9813,8 +9108,8 @@
           <w:lang w:val="es-CO"/>
         </w:rPr>
       </w:pPr>
-      <w:bookmarkStart w:id="43" w:name="_fzxmjn8zjh4i" w:colFirst="0" w:colLast="0"/>
-      <w:bookmarkEnd w:id="43"/>
+      <w:bookmarkStart w:id="40" w:name="_fzxmjn8zjh4i" w:colFirst="0" w:colLast="0"/>
+      <w:bookmarkEnd w:id="40"/>
       <w:r>
         <w:rPr>
           <w:lang w:val="es-CO"/>
@@ -9957,8 +9252,8 @@
           <w:lang w:val="es-CO"/>
         </w:rPr>
       </w:pPr>
-      <w:bookmarkStart w:id="44" w:name="_lcpnzzhgzg9i" w:colFirst="0" w:colLast="0"/>
-      <w:bookmarkEnd w:id="44"/>
+      <w:bookmarkStart w:id="41" w:name="_lcpnzzhgzg9i" w:colFirst="0" w:colLast="0"/>
+      <w:bookmarkEnd w:id="41"/>
       <w:r>
         <w:rPr>
           <w:lang w:val="es-CO"/>
@@ -10081,8 +9376,8 @@
           <w:lang w:val="es-CO"/>
         </w:rPr>
       </w:pPr>
-      <w:bookmarkStart w:id="45" w:name="_vctqmckac8rd" w:colFirst="0" w:colLast="0"/>
-      <w:bookmarkEnd w:id="45"/>
+      <w:bookmarkStart w:id="42" w:name="_vctqmckac8rd" w:colFirst="0" w:colLast="0"/>
+      <w:bookmarkEnd w:id="42"/>
       <w:r>
         <w:rPr>
           <w:lang w:val="es-CO"/>
@@ -10203,7 +9498,6 @@
           <w:szCs w:val="19"/>
           <w:lang w:val="es-CO"/>
         </w:rPr>
-        <w:lastRenderedPageBreak/>
         <w:t xml:space="preserve"># Base de Datos (Prisma) </w:t>
       </w:r>
     </w:p>
@@ -10535,6 +9829,7 @@
           <w:sz w:val="19"/>
           <w:szCs w:val="19"/>
         </w:rPr>
+        <w:lastRenderedPageBreak/>
         <w:t>MERCADOPAGO_ACCESS_TOKEN</w:t>
       </w:r>
       <w:r>
@@ -11155,8 +10450,8 @@
           <w:lang w:val="es-CO"/>
         </w:rPr>
       </w:pPr>
-      <w:bookmarkStart w:id="46" w:name="_kbbd3t58egim" w:colFirst="0" w:colLast="0"/>
-      <w:bookmarkEnd w:id="46"/>
+      <w:bookmarkStart w:id="43" w:name="_kbbd3t58egim" w:colFirst="0" w:colLast="0"/>
+      <w:bookmarkEnd w:id="43"/>
       <w:r>
         <w:rPr>
           <w:lang w:val="es-CO"/>
@@ -11485,13 +10780,12 @@
           <w:lang w:val="es-CO"/>
         </w:rPr>
       </w:pPr>
-      <w:bookmarkStart w:id="47" w:name="_k5i7t1902npq" w:colFirst="0" w:colLast="0"/>
-      <w:bookmarkEnd w:id="47"/>
-      <w:r>
-        <w:rPr>
-          <w:lang w:val="es-CO"/>
-        </w:rPr>
-        <w:lastRenderedPageBreak/>
+      <w:bookmarkStart w:id="44" w:name="_k5i7t1902npq" w:colFirst="0" w:colLast="0"/>
+      <w:bookmarkEnd w:id="44"/>
+      <w:r>
+        <w:rPr>
+          <w:lang w:val="es-CO"/>
+        </w:rPr>
         <w:t xml:space="preserve">10.5. Iniciar el Servidor de Desarrollo </w:t>
       </w:r>
     </w:p>
@@ -11561,6 +10855,7 @@
           <w:shd w:val="clear" w:color="auto" w:fill="F8F8F8"/>
           <w:lang w:val="es-CO"/>
         </w:rPr>
+        <w:lastRenderedPageBreak/>
         <w:t>pnpm</w:t>
       </w:r>
       <w:proofErr w:type="spellEnd"/>
@@ -11635,8 +10930,8 @@
           <w:lang w:val="es-CO"/>
         </w:rPr>
       </w:pPr>
-      <w:bookmarkStart w:id="48" w:name="_p7tq4ybdjlcg" w:colFirst="0" w:colLast="0"/>
-      <w:bookmarkEnd w:id="48"/>
+      <w:bookmarkStart w:id="45" w:name="_p7tq4ybdjlcg" w:colFirst="0" w:colLast="0"/>
+      <w:bookmarkEnd w:id="45"/>
       <w:r>
         <w:rPr>
           <w:lang w:val="es-CO"/>
@@ -11709,8 +11004,8 @@
           <w:lang w:val="es-CO"/>
         </w:rPr>
       </w:pPr>
-      <w:bookmarkStart w:id="49" w:name="_87zzlbmlw7x0" w:colFirst="0" w:colLast="0"/>
-      <w:bookmarkEnd w:id="49"/>
+      <w:bookmarkStart w:id="46" w:name="_87zzlbmlw7x0" w:colFirst="0" w:colLast="0"/>
+      <w:bookmarkEnd w:id="46"/>
       <w:r>
         <w:rPr>
           <w:lang w:val="es-CO"/>
@@ -12015,130 +11310,130 @@
           <w:bCs/>
           <w:lang w:val="es-CO"/>
         </w:rPr>
+        <w:t>ForumTopic</w:t>
+      </w:r>
+      <w:proofErr w:type="spellEnd"/>
+      <w:r>
+        <w:rPr>
+          <w:b/>
+          <w:bCs/>
+          <w:lang w:val="es-CO"/>
+        </w:rPr>
+        <w:t xml:space="preserve"> / </w:t>
+      </w:r>
+      <w:proofErr w:type="spellStart"/>
+      <w:r>
+        <w:rPr>
+          <w:b/>
+          <w:bCs/>
+          <w:lang w:val="es-CO"/>
+        </w:rPr>
+        <w:t>ForumPost</w:t>
+      </w:r>
+      <w:proofErr w:type="spellEnd"/>
+      <w:r>
+        <w:rPr>
+          <w:b/>
+          <w:bCs/>
+          <w:lang w:val="es-CO"/>
+        </w:rPr>
+        <w:t>:</w:t>
+      </w:r>
+      <w:r>
+        <w:rPr>
+          <w:lang w:val="es-CO"/>
+        </w:rPr>
+        <w:t xml:space="preserve"> Estructura para el foro de la comunidad, permitiendo la creación de temas y publicaciones por parte de los usuarios. </w:t>
+      </w:r>
+    </w:p>
+    <w:p>
+      <w:pPr>
+        <w:rPr>
+          <w:lang w:val="es-CO"/>
+        </w:rPr>
+      </w:pPr>
+    </w:p>
+    <w:p>
+      <w:pPr>
+        <w:rPr>
+          <w:lang w:val="es-CO"/>
+        </w:rPr>
+      </w:pPr>
+      <w:proofErr w:type="spellStart"/>
+      <w:r>
+        <w:rPr>
+          <w:b/>
+          <w:bCs/>
+          <w:lang w:val="es-CO"/>
+        </w:rPr>
+        <w:t>Discount</w:t>
+      </w:r>
+      <w:proofErr w:type="spellEnd"/>
+      <w:r>
+        <w:rPr>
+          <w:b/>
+          <w:bCs/>
+          <w:lang w:val="es-CO"/>
+        </w:rPr>
+        <w:t>:</w:t>
+      </w:r>
+      <w:r>
+        <w:rPr>
+          <w:lang w:val="es-CO"/>
+        </w:rPr>
+        <w:t xml:space="preserve"> Almacena los códigos de descuento que pueden ser aplicados a los pedidos. </w:t>
+      </w:r>
+    </w:p>
+    <w:p>
+      <w:pPr>
+        <w:rPr>
+          <w:b/>
+          <w:bCs/>
+          <w:lang w:val="es-CO"/>
+        </w:rPr>
+      </w:pPr>
+    </w:p>
+    <w:p>
+      <w:pPr>
+        <w:rPr>
+          <w:lang w:val="es-CO"/>
+        </w:rPr>
+      </w:pPr>
+      <w:r>
+        <w:rPr>
+          <w:b/>
+          <w:bCs/>
+          <w:lang w:val="es-CO"/>
+        </w:rPr>
+        <w:t>PQRS:</w:t>
+      </w:r>
+      <w:r>
+        <w:rPr>
+          <w:lang w:val="es-CO"/>
+        </w:rPr>
+        <w:t xml:space="preserve"> Implementa un sistema para la gestión de Peticiones, Quejas, Reclamos y Sugerencias de los usuarios. </w:t>
+      </w:r>
+    </w:p>
+    <w:p>
+      <w:pPr>
+        <w:rPr>
+          <w:lang w:val="es-CO"/>
+        </w:rPr>
+      </w:pPr>
+    </w:p>
+    <w:p>
+      <w:pPr>
+        <w:rPr>
+          <w:lang w:val="es-CO"/>
+        </w:rPr>
+      </w:pPr>
+      <w:r>
+        <w:rPr>
+          <w:b/>
+          <w:bCs/>
+          <w:lang w:val="es-CO"/>
+        </w:rPr>
         <w:lastRenderedPageBreak/>
-        <w:t>ForumTopic</w:t>
-      </w:r>
-      <w:proofErr w:type="spellEnd"/>
-      <w:r>
-        <w:rPr>
-          <w:b/>
-          <w:bCs/>
-          <w:lang w:val="es-CO"/>
-        </w:rPr>
-        <w:t xml:space="preserve"> / </w:t>
-      </w:r>
-      <w:proofErr w:type="spellStart"/>
-      <w:r>
-        <w:rPr>
-          <w:b/>
-          <w:bCs/>
-          <w:lang w:val="es-CO"/>
-        </w:rPr>
-        <w:t>ForumPost</w:t>
-      </w:r>
-      <w:proofErr w:type="spellEnd"/>
-      <w:r>
-        <w:rPr>
-          <w:b/>
-          <w:bCs/>
-          <w:lang w:val="es-CO"/>
-        </w:rPr>
-        <w:t>:</w:t>
-      </w:r>
-      <w:r>
-        <w:rPr>
-          <w:lang w:val="es-CO"/>
-        </w:rPr>
-        <w:t xml:space="preserve"> Estructura para el foro de la comunidad, permitiendo la creación de temas y publicaciones por parte de los usuarios. </w:t>
-      </w:r>
-    </w:p>
-    <w:p>
-      <w:pPr>
-        <w:rPr>
-          <w:lang w:val="es-CO"/>
-        </w:rPr>
-      </w:pPr>
-    </w:p>
-    <w:p>
-      <w:pPr>
-        <w:rPr>
-          <w:lang w:val="es-CO"/>
-        </w:rPr>
-      </w:pPr>
-      <w:proofErr w:type="spellStart"/>
-      <w:r>
-        <w:rPr>
-          <w:b/>
-          <w:bCs/>
-          <w:lang w:val="es-CO"/>
-        </w:rPr>
-        <w:t>Discount</w:t>
-      </w:r>
-      <w:proofErr w:type="spellEnd"/>
-      <w:r>
-        <w:rPr>
-          <w:b/>
-          <w:bCs/>
-          <w:lang w:val="es-CO"/>
-        </w:rPr>
-        <w:t>:</w:t>
-      </w:r>
-      <w:r>
-        <w:rPr>
-          <w:lang w:val="es-CO"/>
-        </w:rPr>
-        <w:t xml:space="preserve"> Almacena los códigos de descuento que pueden ser aplicados a los pedidos. </w:t>
-      </w:r>
-    </w:p>
-    <w:p>
-      <w:pPr>
-        <w:rPr>
-          <w:b/>
-          <w:bCs/>
-          <w:lang w:val="es-CO"/>
-        </w:rPr>
-      </w:pPr>
-    </w:p>
-    <w:p>
-      <w:pPr>
-        <w:rPr>
-          <w:lang w:val="es-CO"/>
-        </w:rPr>
-      </w:pPr>
-      <w:r>
-        <w:rPr>
-          <w:b/>
-          <w:bCs/>
-          <w:lang w:val="es-CO"/>
-        </w:rPr>
-        <w:t>PQRS:</w:t>
-      </w:r>
-      <w:r>
-        <w:rPr>
-          <w:lang w:val="es-CO"/>
-        </w:rPr>
-        <w:t xml:space="preserve"> Implementa un sistema para la gestión de Peticiones, Quejas, Reclamos y Sugerencias de los usuarios. </w:t>
-      </w:r>
-    </w:p>
-    <w:p>
-      <w:pPr>
-        <w:rPr>
-          <w:lang w:val="es-CO"/>
-        </w:rPr>
-      </w:pPr>
-    </w:p>
-    <w:p>
-      <w:pPr>
-        <w:rPr>
-          <w:lang w:val="es-CO"/>
-        </w:rPr>
-      </w:pPr>
-      <w:r>
-        <w:rPr>
-          <w:b/>
-          <w:bCs/>
-          <w:lang w:val="es-CO"/>
-        </w:rPr>
         <w:t xml:space="preserve">Banner: </w:t>
       </w:r>
       <w:r>
@@ -12181,8 +11476,8 @@
           <w:lang w:val="es-CO"/>
         </w:rPr>
       </w:pPr>
-      <w:bookmarkStart w:id="50" w:name="_z7kvcwsj1x0f" w:colFirst="0" w:colLast="0"/>
-      <w:bookmarkEnd w:id="50"/>
+      <w:bookmarkStart w:id="47" w:name="_z7kvcwsj1x0f" w:colFirst="0" w:colLast="0"/>
+      <w:bookmarkEnd w:id="47"/>
       <w:r>
         <w:rPr>
           <w:lang w:val="es-CO"/>
@@ -12424,8 +11719,8 @@
           <w:lang w:val="es-CO"/>
         </w:rPr>
       </w:pPr>
-      <w:bookmarkStart w:id="51" w:name="_7ezdygeharm" w:colFirst="0" w:colLast="0"/>
-      <w:bookmarkEnd w:id="51"/>
+      <w:bookmarkStart w:id="48" w:name="_7ezdygeharm" w:colFirst="0" w:colLast="0"/>
+      <w:bookmarkEnd w:id="48"/>
       <w:r>
         <w:rPr>
           <w:lang w:val="es-CO"/>
@@ -12623,8 +11918,8 @@
           <w:lang w:val="es-CO"/>
         </w:rPr>
       </w:pPr>
-      <w:bookmarkStart w:id="52" w:name="_ts84jrsexw9n" w:colFirst="0" w:colLast="0"/>
-      <w:bookmarkEnd w:id="52"/>
+      <w:bookmarkStart w:id="49" w:name="_ts84jrsexw9n" w:colFirst="0" w:colLast="0"/>
+      <w:bookmarkEnd w:id="49"/>
       <w:r>
         <w:rPr>
           <w:lang w:val="es-CO"/>
@@ -12649,7 +11944,6 @@
         <w:rPr>
           <w:lang w:val="es-CO"/>
         </w:rPr>
-        <w:lastRenderedPageBreak/>
         <w:t xml:space="preserve">Esta sección describe los aspectos clave relacionados con el desarrollo de la aplicación </w:t>
       </w:r>
       <w:proofErr w:type="spellStart"/>
@@ -12700,12 +11994,13 @@
           <w:lang w:val="es-CO"/>
         </w:rPr>
       </w:pPr>
-      <w:bookmarkStart w:id="53" w:name="_op0zjuk1b3ri" w:colFirst="0" w:colLast="0"/>
-      <w:bookmarkEnd w:id="53"/>
-      <w:r>
-        <w:rPr>
-          <w:lang w:val="es-CO"/>
-        </w:rPr>
+      <w:bookmarkStart w:id="50" w:name="_op0zjuk1b3ri" w:colFirst="0" w:colLast="0"/>
+      <w:bookmarkEnd w:id="50"/>
+      <w:r>
+        <w:rPr>
+          <w:lang w:val="es-CO"/>
+        </w:rPr>
+        <w:lastRenderedPageBreak/>
         <w:t xml:space="preserve">12.1. Servidor de Desarrollo </w:t>
       </w:r>
     </w:p>
@@ -12900,8 +12195,8 @@
           <w:lang w:val="es-CO"/>
         </w:rPr>
       </w:pPr>
-      <w:bookmarkStart w:id="54" w:name="_gu1dl9uyspeo" w:colFirst="0" w:colLast="0"/>
-      <w:bookmarkEnd w:id="54"/>
+      <w:bookmarkStart w:id="51" w:name="_gu1dl9uyspeo" w:colFirst="0" w:colLast="0"/>
+      <w:bookmarkEnd w:id="51"/>
       <w:r>
         <w:rPr>
           <w:lang w:val="es-CO"/>
@@ -13289,8 +12584,8 @@
           <w:lang w:val="es-CO"/>
         </w:rPr>
       </w:pPr>
-      <w:bookmarkStart w:id="55" w:name="_uvwkkfghchk" w:colFirst="0" w:colLast="0"/>
-      <w:bookmarkEnd w:id="55"/>
+      <w:bookmarkStart w:id="52" w:name="_uvwkkfghchk" w:colFirst="0" w:colLast="0"/>
+      <w:bookmarkEnd w:id="52"/>
       <w:r>
         <w:rPr>
           <w:lang w:val="es-CO"/>
@@ -13315,7 +12610,6 @@
         <w:rPr>
           <w:lang w:val="es-CO"/>
         </w:rPr>
-        <w:lastRenderedPageBreak/>
         <w:t xml:space="preserve">La seguridad y el control de acceso son aspectos críticos en </w:t>
       </w:r>
       <w:proofErr w:type="spellStart"/>
@@ -13343,8 +12637,8 @@
           <w:lang w:val="es-CO"/>
         </w:rPr>
       </w:pPr>
-      <w:bookmarkStart w:id="56" w:name="_4le1sndhsxii" w:colFirst="0" w:colLast="0"/>
-      <w:bookmarkEnd w:id="56"/>
+      <w:bookmarkStart w:id="53" w:name="_4le1sndhsxii" w:colFirst="0" w:colLast="0"/>
+      <w:bookmarkEnd w:id="53"/>
       <w:r>
         <w:rPr>
           <w:lang w:val="es-CO"/>
@@ -13369,6 +12663,7 @@
         <w:rPr>
           <w:lang w:val="es-CO"/>
         </w:rPr>
+        <w:lastRenderedPageBreak/>
         <w:t xml:space="preserve">La autenticación de usuarios en </w:t>
       </w:r>
       <w:proofErr w:type="spellStart"/>
@@ -13474,8 +12769,8 @@
           <w:lang w:val="es-CO"/>
         </w:rPr>
       </w:pPr>
-      <w:bookmarkStart w:id="57" w:name="_il1c64en7u08" w:colFirst="0" w:colLast="0"/>
-      <w:bookmarkEnd w:id="57"/>
+      <w:bookmarkStart w:id="54" w:name="_il1c64en7u08" w:colFirst="0" w:colLast="0"/>
+      <w:bookmarkEnd w:id="54"/>
       <w:r>
         <w:rPr>
           <w:lang w:val="es-CO"/>
@@ -13575,8 +12870,8 @@
           <w:lang w:val="es-CO"/>
         </w:rPr>
       </w:pPr>
-      <w:bookmarkStart w:id="58" w:name="_mssg76ct0byn" w:colFirst="0" w:colLast="0"/>
-      <w:bookmarkEnd w:id="58"/>
+      <w:bookmarkStart w:id="55" w:name="_mssg76ct0byn" w:colFirst="0" w:colLast="0"/>
+      <w:bookmarkEnd w:id="55"/>
       <w:r>
         <w:rPr>
           <w:lang w:val="es-CO"/>
@@ -13677,8 +12972,8 @@
           <w:lang w:val="es-CO"/>
         </w:rPr>
       </w:pPr>
-      <w:bookmarkStart w:id="59" w:name="_qg65be9gao6x" w:colFirst="0" w:colLast="0"/>
-      <w:bookmarkEnd w:id="59"/>
+      <w:bookmarkStart w:id="56" w:name="_qg65be9gao6x" w:colFirst="0" w:colLast="0"/>
+      <w:bookmarkEnd w:id="56"/>
       <w:r>
         <w:rPr>
           <w:lang w:val="es-CO"/>
@@ -13710,7 +13005,6 @@
         <w:rPr>
           <w:lang w:val="es-CO"/>
         </w:rPr>
-        <w:lastRenderedPageBreak/>
         <w:t xml:space="preserve">El despliegue de </w:t>
       </w:r>
       <w:proofErr w:type="spellStart"/>
@@ -13738,8 +13032,8 @@
           <w:lang w:val="es-CO"/>
         </w:rPr>
       </w:pPr>
-      <w:bookmarkStart w:id="60" w:name="_6i560uxgbzn0" w:colFirst="0" w:colLast="0"/>
-      <w:bookmarkEnd w:id="60"/>
+      <w:bookmarkStart w:id="57" w:name="_6i560uxgbzn0" w:colFirst="0" w:colLast="0"/>
+      <w:bookmarkEnd w:id="57"/>
       <w:r>
         <w:rPr>
           <w:lang w:val="es-CO"/>
@@ -14097,8 +13391,8 @@
           <w:lang w:val="es-CO"/>
         </w:rPr>
       </w:pPr>
-      <w:bookmarkStart w:id="61" w:name="_nndxs84ebpr5" w:colFirst="0" w:colLast="0"/>
-      <w:bookmarkEnd w:id="61"/>
+      <w:bookmarkStart w:id="58" w:name="_nndxs84ebpr5" w:colFirst="0" w:colLast="0"/>
+      <w:bookmarkEnd w:id="58"/>
       <w:r>
         <w:rPr>
           <w:lang w:val="es-CO"/>
@@ -14438,27 +13732,313 @@
           <w:lang w:val="es-CO"/>
         </w:rPr>
       </w:pPr>
-      <w:bookmarkStart w:id="62" w:name="_bbf11o5wolke" w:colFirst="0" w:colLast="0"/>
-      <w:bookmarkEnd w:id="62"/>
+      <w:bookmarkStart w:id="59" w:name="_bbf11o5wolke" w:colFirst="0" w:colLast="0"/>
+      <w:bookmarkEnd w:id="59"/>
+      <w:r>
+        <w:rPr>
+          <w:lang w:val="es-CO"/>
+        </w:rPr>
+        <w:t xml:space="preserve">15. Seguridad </w:t>
+      </w:r>
+    </w:p>
+    <w:p>
+      <w:pPr>
+        <w:rPr>
+          <w:lang w:val="es-CO"/>
+        </w:rPr>
+      </w:pPr>
+      <w:r>
+        <w:rPr>
+          <w:lang w:val="es-CO"/>
+        </w:rPr>
+        <w:t xml:space="preserve">La seguridad es una prioridad fundamental en el diseño y desarrollo de </w:t>
+      </w:r>
+      <w:proofErr w:type="spellStart"/>
+      <w:r>
+        <w:rPr>
+          <w:lang w:val="es-CO"/>
+        </w:rPr>
+        <w:t>NombreProyecto</w:t>
+      </w:r>
+      <w:proofErr w:type="spellEnd"/>
+      <w:r>
+        <w:rPr>
+          <w:lang w:val="es-CO"/>
+        </w:rPr>
+        <w:t xml:space="preserve">. Se han implementado diversas medidas y prácticas para proteger la aplicación y los datos de los usuarios contra vulnerabilidades y ataques. A continuación, se detallan las principales estrategias de seguridad adoptadas: </w:t>
+      </w:r>
+    </w:p>
+    <w:p>
+      <w:pPr>
+        <w:rPr>
+          <w:lang w:val="es-CO"/>
+        </w:rPr>
+      </w:pPr>
+    </w:p>
+    <w:p>
+      <w:pPr>
+        <w:rPr>
+          <w:lang w:val="es-CO"/>
+        </w:rPr>
+      </w:pPr>
+      <w:r>
+        <w:rPr>
+          <w:b/>
+          <w:bCs/>
+          <w:lang w:val="es-CO"/>
+        </w:rPr>
+        <w:t xml:space="preserve">Control de Acceso Basado en Roles (RBAC): </w:t>
+      </w:r>
+      <w:r>
+        <w:rPr>
+          <w:lang w:val="es-CO"/>
+        </w:rPr>
+        <w:t xml:space="preserve">Se ha implementado un sistema RBAC robusto que restringe el acceso a funcionalidades críticas y datos sensibles. Este control </w:t>
+      </w:r>
       <w:r>
         <w:rPr>
           <w:lang w:val="es-CO"/>
         </w:rPr>
         <w:lastRenderedPageBreak/>
-        <w:t xml:space="preserve">15. Seguridad </w:t>
-      </w:r>
-    </w:p>
-    <w:p>
-      <w:pPr>
-        <w:rPr>
-          <w:lang w:val="es-CO"/>
-        </w:rPr>
-      </w:pPr>
-      <w:r>
-        <w:rPr>
-          <w:lang w:val="es-CO"/>
-        </w:rPr>
-        <w:t xml:space="preserve">La seguridad es una prioridad fundamental en el diseño y desarrollo de </w:t>
+        <w:t xml:space="preserve">se aplica tanto a través del middleware de Next.js como directamente en las API </w:t>
+      </w:r>
+      <w:proofErr w:type="spellStart"/>
+      <w:r>
+        <w:rPr>
+          <w:lang w:val="es-CO"/>
+        </w:rPr>
+        <w:t>Routes</w:t>
+      </w:r>
+      <w:proofErr w:type="spellEnd"/>
+      <w:r>
+        <w:rPr>
+          <w:lang w:val="es-CO"/>
+        </w:rPr>
+        <w:t xml:space="preserve"> del </w:t>
+      </w:r>
+      <w:proofErr w:type="spellStart"/>
+      <w:r>
+        <w:rPr>
+          <w:lang w:val="es-CO"/>
+        </w:rPr>
+        <w:t>backend</w:t>
+      </w:r>
+      <w:proofErr w:type="spellEnd"/>
+      <w:r>
+        <w:rPr>
+          <w:lang w:val="es-CO"/>
+        </w:rPr>
+        <w:t xml:space="preserve">, asegurando que solo los usuarios con los roles y permisos adecuados puedan realizar ciertas acciones. </w:t>
+      </w:r>
+    </w:p>
+    <w:p>
+      <w:pPr>
+        <w:rPr>
+          <w:lang w:val="es-CO"/>
+        </w:rPr>
+      </w:pPr>
+    </w:p>
+    <w:p>
+      <w:pPr>
+        <w:rPr>
+          <w:lang w:val="es-CO"/>
+        </w:rPr>
+      </w:pPr>
+      <w:r>
+        <w:rPr>
+          <w:b/>
+          <w:bCs/>
+          <w:lang w:val="es-CO"/>
+        </w:rPr>
+        <w:t>Validación de Entradas</w:t>
+      </w:r>
+      <w:r>
+        <w:rPr>
+          <w:lang w:val="es-CO"/>
+        </w:rPr>
+        <w:t xml:space="preserve">: Todos los datos que provienen del cliente son rigurosamente validados en el </w:t>
+      </w:r>
+      <w:proofErr w:type="spellStart"/>
+      <w:r>
+        <w:rPr>
+          <w:lang w:val="es-CO"/>
+        </w:rPr>
+        <w:t>backend</w:t>
+      </w:r>
+      <w:proofErr w:type="spellEnd"/>
+      <w:r>
+        <w:rPr>
+          <w:lang w:val="es-CO"/>
+        </w:rPr>
+        <w:t xml:space="preserve"> antes de ser procesados. Para ello, se utiliza la librería </w:t>
+      </w:r>
+      <w:proofErr w:type="spellStart"/>
+      <w:r>
+        <w:rPr>
+          <w:lang w:val="es-CO"/>
+        </w:rPr>
+        <w:t>Zod</w:t>
+      </w:r>
+      <w:proofErr w:type="spellEnd"/>
+      <w:r>
+        <w:rPr>
+          <w:lang w:val="es-CO"/>
+        </w:rPr>
+        <w:t xml:space="preserve">, que permite definir esquemas de validación de manera declarativa y segura, previniendo ataques como la inyección de código o la manipulación de datos. </w:t>
+      </w:r>
+    </w:p>
+    <w:p>
+      <w:pPr>
+        <w:rPr>
+          <w:lang w:val="es-CO"/>
+        </w:rPr>
+      </w:pPr>
+    </w:p>
+    <w:p>
+      <w:pPr>
+        <w:rPr>
+          <w:lang w:val="es-CO"/>
+        </w:rPr>
+      </w:pPr>
+      <w:r>
+        <w:rPr>
+          <w:b/>
+          <w:bCs/>
+          <w:lang w:val="es-CO"/>
+        </w:rPr>
+        <w:t>Seguridad de contraseñas:</w:t>
+      </w:r>
+      <w:r>
+        <w:rPr>
+          <w:lang w:val="es-CO"/>
+        </w:rPr>
+        <w:t xml:space="preserve"> Las contraseñas de los usuarios nunca se almacenan en texto plano. Antes de ser guardadas en la base de datos, se </w:t>
+      </w:r>
+      <w:proofErr w:type="spellStart"/>
+      <w:r>
+        <w:rPr>
+          <w:lang w:val="es-CO"/>
+        </w:rPr>
+        <w:t>hashean</w:t>
+      </w:r>
+      <w:proofErr w:type="spellEnd"/>
+      <w:r>
+        <w:rPr>
+          <w:lang w:val="es-CO"/>
+        </w:rPr>
+        <w:t xml:space="preserve"> utilizando una función criptográfica fuerte como </w:t>
+      </w:r>
+      <w:proofErr w:type="spellStart"/>
+      <w:proofErr w:type="gramStart"/>
+      <w:r>
+        <w:rPr>
+          <w:lang w:val="es-CO"/>
+        </w:rPr>
+        <w:t>bcrypt</w:t>
+      </w:r>
+      <w:proofErr w:type="spellEnd"/>
+      <w:r>
+        <w:rPr>
+          <w:lang w:val="es-CO"/>
+        </w:rPr>
+        <w:t xml:space="preserve"> .</w:t>
+      </w:r>
+      <w:proofErr w:type="gramEnd"/>
+      <w:r>
+        <w:rPr>
+          <w:lang w:val="es-CO"/>
+        </w:rPr>
+        <w:t xml:space="preserve"> Esto protege las contraseñas incluso en caso de una brecha de seguridad en la base de datos.</w:t>
+      </w:r>
+    </w:p>
+    <w:p>
+      <w:pPr>
+        <w:rPr>
+          <w:lang w:val="es-CO"/>
+        </w:rPr>
+      </w:pPr>
+    </w:p>
+    <w:p>
+      <w:pPr>
+        <w:rPr>
+          <w:lang w:val="es-CO"/>
+        </w:rPr>
+      </w:pPr>
+      <w:r>
+        <w:rPr>
+          <w:b/>
+          <w:bCs/>
+          <w:lang w:val="es-CO"/>
+        </w:rPr>
+        <w:t>Variables de Entorno:</w:t>
+      </w:r>
+      <w:r>
+        <w:rPr>
+          <w:lang w:val="es-CO"/>
+        </w:rPr>
+        <w:t xml:space="preserve"> Todas las claves secretas, credenciales de API y otra información sensible se gestionan exclusivamente a través de variables de entorno. Esto asegura que dicha información no sea incluida en el control de versiones del código fuente, reduciendo significativamente el riesgo de exposición accidental. </w:t>
+      </w:r>
+    </w:p>
+    <w:p>
+      <w:pPr>
+        <w:rPr>
+          <w:lang w:val="es-CO"/>
+        </w:rPr>
+      </w:pPr>
+    </w:p>
+    <w:p>
+      <w:pPr>
+        <w:rPr>
+          <w:lang w:val="es-CO"/>
+        </w:rPr>
+      </w:pPr>
+      <w:r>
+        <w:rPr>
+          <w:b/>
+          <w:bCs/>
+          <w:lang w:val="es-CO"/>
+        </w:rPr>
+        <w:t>Protección CSRF:</w:t>
+      </w:r>
+      <w:r>
+        <w:rPr>
+          <w:lang w:val="es-CO"/>
+        </w:rPr>
+        <w:t xml:space="preserve"> </w:t>
+      </w:r>
+      <w:proofErr w:type="gramStart"/>
+      <w:r>
+        <w:rPr>
+          <w:lang w:val="es-CO"/>
+        </w:rPr>
+        <w:t>NextAuth.js ,</w:t>
+      </w:r>
+      <w:proofErr w:type="gramEnd"/>
+      <w:r>
+        <w:rPr>
+          <w:lang w:val="es-CO"/>
+        </w:rPr>
+        <w:t xml:space="preserve"> la solución de autenticación utilizada, proporciona protección integrada contra ataques de Falsificación de Peticiones en Sitios Cruzados (CSRF) por defecto. Esto ayuda a prevenir que atacantes engañen a los usuarios para que realicen acciones no deseadas en la aplicación. </w:t>
+      </w:r>
+    </w:p>
+    <w:p>
+      <w:pPr>
+        <w:rPr>
+          <w:lang w:val="es-CO"/>
+        </w:rPr>
+      </w:pPr>
+    </w:p>
+    <w:p>
+      <w:pPr>
+        <w:rPr>
+          <w:lang w:val="es-CO"/>
+        </w:rPr>
+      </w:pPr>
+      <w:r>
+        <w:rPr>
+          <w:lang w:val="es-CO"/>
+        </w:rPr>
+        <w:t xml:space="preserve">Estas medidas de seguridad, combinadas con una vigilancia continua y la aplicación de las mejores prácticas de desarrollo seguro, contribuyen a mantener la integridad y confidencialidad de </w:t>
       </w:r>
       <w:proofErr w:type="spellStart"/>
       <w:r>
@@ -14472,286 +14052,6 @@
         <w:rPr>
           <w:lang w:val="es-CO"/>
         </w:rPr>
-        <w:t xml:space="preserve">. Se han implementado diversas medidas y prácticas para proteger la aplicación y los datos de los usuarios contra vulnerabilidades y ataques. A continuación, se detallan las principales estrategias de seguridad adoptadas: </w:t>
-      </w:r>
-    </w:p>
-    <w:p>
-      <w:pPr>
-        <w:rPr>
-          <w:lang w:val="es-CO"/>
-        </w:rPr>
-      </w:pPr>
-    </w:p>
-    <w:p>
-      <w:pPr>
-        <w:rPr>
-          <w:lang w:val="es-CO"/>
-        </w:rPr>
-      </w:pPr>
-      <w:r>
-        <w:rPr>
-          <w:b/>
-          <w:bCs/>
-          <w:lang w:val="es-CO"/>
-        </w:rPr>
-        <w:t xml:space="preserve">Control de Acceso Basado en Roles (RBAC): </w:t>
-      </w:r>
-      <w:r>
-        <w:rPr>
-          <w:lang w:val="es-CO"/>
-        </w:rPr>
-        <w:t xml:space="preserve">Se ha implementado un sistema RBAC robusto que restringe el acceso a funcionalidades críticas y datos sensibles. Este control se aplica tanto a través del middleware de Next.js como directamente en las API </w:t>
-      </w:r>
-      <w:proofErr w:type="spellStart"/>
-      <w:r>
-        <w:rPr>
-          <w:lang w:val="es-CO"/>
-        </w:rPr>
-        <w:t>Routes</w:t>
-      </w:r>
-      <w:proofErr w:type="spellEnd"/>
-      <w:r>
-        <w:rPr>
-          <w:lang w:val="es-CO"/>
-        </w:rPr>
-        <w:t xml:space="preserve"> del </w:t>
-      </w:r>
-      <w:proofErr w:type="spellStart"/>
-      <w:r>
-        <w:rPr>
-          <w:lang w:val="es-CO"/>
-        </w:rPr>
-        <w:t>backend</w:t>
-      </w:r>
-      <w:proofErr w:type="spellEnd"/>
-      <w:r>
-        <w:rPr>
-          <w:lang w:val="es-CO"/>
-        </w:rPr>
-        <w:t xml:space="preserve">, asegurando que solo los usuarios con los roles y permisos adecuados puedan realizar ciertas acciones. </w:t>
-      </w:r>
-    </w:p>
-    <w:p>
-      <w:pPr>
-        <w:rPr>
-          <w:lang w:val="es-CO"/>
-        </w:rPr>
-      </w:pPr>
-    </w:p>
-    <w:p>
-      <w:pPr>
-        <w:rPr>
-          <w:lang w:val="es-CO"/>
-        </w:rPr>
-      </w:pPr>
-      <w:r>
-        <w:rPr>
-          <w:b/>
-          <w:bCs/>
-          <w:lang w:val="es-CO"/>
-        </w:rPr>
-        <w:t>Validación de Entradas</w:t>
-      </w:r>
-      <w:r>
-        <w:rPr>
-          <w:lang w:val="es-CO"/>
-        </w:rPr>
-        <w:t xml:space="preserve">: Todos los datos que provienen del cliente son rigurosamente validados en el </w:t>
-      </w:r>
-      <w:proofErr w:type="spellStart"/>
-      <w:r>
-        <w:rPr>
-          <w:lang w:val="es-CO"/>
-        </w:rPr>
-        <w:t>backend</w:t>
-      </w:r>
-      <w:proofErr w:type="spellEnd"/>
-      <w:r>
-        <w:rPr>
-          <w:lang w:val="es-CO"/>
-        </w:rPr>
-        <w:t xml:space="preserve"> antes de ser procesados. Para ello, se utiliza la librería </w:t>
-      </w:r>
-      <w:proofErr w:type="spellStart"/>
-      <w:r>
-        <w:rPr>
-          <w:lang w:val="es-CO"/>
-        </w:rPr>
-        <w:t>Zod</w:t>
-      </w:r>
-      <w:proofErr w:type="spellEnd"/>
-      <w:r>
-        <w:rPr>
-          <w:lang w:val="es-CO"/>
-        </w:rPr>
-        <w:t xml:space="preserve">, que permite definir esquemas de validación de manera declarativa y segura, previniendo ataques como la inyección de código o la manipulación de datos. </w:t>
-      </w:r>
-    </w:p>
-    <w:p>
-      <w:pPr>
-        <w:rPr>
-          <w:lang w:val="es-CO"/>
-        </w:rPr>
-      </w:pPr>
-    </w:p>
-    <w:p>
-      <w:pPr>
-        <w:rPr>
-          <w:lang w:val="es-CO"/>
-        </w:rPr>
-      </w:pPr>
-      <w:r>
-        <w:rPr>
-          <w:b/>
-          <w:bCs/>
-          <w:lang w:val="es-CO"/>
-        </w:rPr>
-        <w:t>Seguridad de contraseñas:</w:t>
-      </w:r>
-      <w:r>
-        <w:rPr>
-          <w:lang w:val="es-CO"/>
-        </w:rPr>
-        <w:t xml:space="preserve"> Las contraseñas de los usuarios nunca se almacenan en texto plano. Antes de ser guardadas en la base de datos, se </w:t>
-      </w:r>
-      <w:proofErr w:type="spellStart"/>
-      <w:r>
-        <w:rPr>
-          <w:lang w:val="es-CO"/>
-        </w:rPr>
-        <w:t>hashean</w:t>
-      </w:r>
-      <w:proofErr w:type="spellEnd"/>
-      <w:r>
-        <w:rPr>
-          <w:lang w:val="es-CO"/>
-        </w:rPr>
-        <w:t xml:space="preserve"> utilizando una función criptográfica fuerte como </w:t>
-      </w:r>
-      <w:proofErr w:type="spellStart"/>
-      <w:proofErr w:type="gramStart"/>
-      <w:r>
-        <w:rPr>
-          <w:lang w:val="es-CO"/>
-        </w:rPr>
-        <w:t>bcrypt</w:t>
-      </w:r>
-      <w:proofErr w:type="spellEnd"/>
-      <w:r>
-        <w:rPr>
-          <w:lang w:val="es-CO"/>
-        </w:rPr>
-        <w:t xml:space="preserve"> .</w:t>
-      </w:r>
-      <w:proofErr w:type="gramEnd"/>
-      <w:r>
-        <w:rPr>
-          <w:lang w:val="es-CO"/>
-        </w:rPr>
-        <w:t xml:space="preserve"> Esto protege las contraseñas incluso en caso de una brecha de seguridad en la base de datos.</w:t>
-      </w:r>
-    </w:p>
-    <w:p>
-      <w:pPr>
-        <w:rPr>
-          <w:lang w:val="es-CO"/>
-        </w:rPr>
-      </w:pPr>
-    </w:p>
-    <w:p>
-      <w:pPr>
-        <w:rPr>
-          <w:lang w:val="es-CO"/>
-        </w:rPr>
-      </w:pPr>
-      <w:r>
-        <w:rPr>
-          <w:b/>
-          <w:bCs/>
-          <w:lang w:val="es-CO"/>
-        </w:rPr>
-        <w:t>Variables de Entorno:</w:t>
-      </w:r>
-      <w:r>
-        <w:rPr>
-          <w:lang w:val="es-CO"/>
-        </w:rPr>
-        <w:t xml:space="preserve"> Todas las claves secretas, credenciales de API y otra información sensible se gestionan exclusivamente a través de variables de entorno. Esto asegura que dicha información no sea incluida en el control de versiones del código fuente, reduciendo significativamente el riesgo de exposición accidental. </w:t>
-      </w:r>
-    </w:p>
-    <w:p>
-      <w:pPr>
-        <w:rPr>
-          <w:lang w:val="es-CO"/>
-        </w:rPr>
-      </w:pPr>
-    </w:p>
-    <w:p>
-      <w:pPr>
-        <w:rPr>
-          <w:lang w:val="es-CO"/>
-        </w:rPr>
-      </w:pPr>
-      <w:r>
-        <w:rPr>
-          <w:b/>
-          <w:bCs/>
-          <w:lang w:val="es-CO"/>
-        </w:rPr>
-        <w:t>Protección CSRF:</w:t>
-      </w:r>
-      <w:r>
-        <w:rPr>
-          <w:lang w:val="es-CO"/>
-        </w:rPr>
-        <w:t xml:space="preserve"> </w:t>
-      </w:r>
-      <w:proofErr w:type="gramStart"/>
-      <w:r>
-        <w:rPr>
-          <w:lang w:val="es-CO"/>
-        </w:rPr>
-        <w:t>NextAuth.js ,</w:t>
-      </w:r>
-      <w:proofErr w:type="gramEnd"/>
-      <w:r>
-        <w:rPr>
-          <w:lang w:val="es-CO"/>
-        </w:rPr>
-        <w:t xml:space="preserve"> la solución de autenticación utilizada, proporciona protección integrada contra ataques de Falsificación de Peticiones en Sitios Cruzados (CSRF) por defecto. Esto ayuda a prevenir que atacantes engañen a los usuarios para que realicen acciones no deseadas en la aplicación. </w:t>
-      </w:r>
-    </w:p>
-    <w:p>
-      <w:pPr>
-        <w:rPr>
-          <w:lang w:val="es-CO"/>
-        </w:rPr>
-      </w:pPr>
-    </w:p>
-    <w:p>
-      <w:pPr>
-        <w:rPr>
-          <w:lang w:val="es-CO"/>
-        </w:rPr>
-      </w:pPr>
-      <w:r>
-        <w:rPr>
-          <w:lang w:val="es-CO"/>
-        </w:rPr>
-        <w:t xml:space="preserve">Estas medidas de seguridad, combinadas con una vigilancia continua y la aplicación de las mejores prácticas de desarrollo seguro, contribuyen a mantener la integridad y confidencialidad de </w:t>
-      </w:r>
-      <w:proofErr w:type="spellStart"/>
-      <w:r>
-        <w:rPr>
-          <w:lang w:val="es-CO"/>
-        </w:rPr>
-        <w:t>NombreProyecto</w:t>
-      </w:r>
-      <w:proofErr w:type="spellEnd"/>
-      <w:r>
-        <w:rPr>
-          <w:lang w:val="es-CO"/>
-        </w:rPr>
         <w:t xml:space="preserve"> y sus usuarios. </w:t>
       </w:r>
     </w:p>
@@ -14759,8 +14059,8 @@
       <w:pPr>
         <w:pStyle w:val="Ttulo1"/>
       </w:pPr>
-      <w:bookmarkStart w:id="63" w:name="_odq05kw6gd0x" w:colFirst="0" w:colLast="0"/>
-      <w:bookmarkEnd w:id="63"/>
+      <w:bookmarkStart w:id="60" w:name="_odq05kw6gd0x" w:colFirst="0" w:colLast="0"/>
+      <w:bookmarkEnd w:id="60"/>
       <w:r>
         <w:t xml:space="preserve">16. </w:t>
       </w:r>
@@ -15229,6 +14529,345 @@
     </w:lvl>
   </w:abstractNum>
   <w:abstractNum w:abstractNumId="3" w15:restartNumberingAfterBreak="0">
+    <w:nsid w:val="21696583"/>
+    <w:multiLevelType w:val="hybridMultilevel"/>
+    <w:tmpl w:val="3D16C40E"/>
+    <w:lvl w:ilvl="0" w:tplc="04090001">
+      <w:start w:val="1"/>
+      <w:numFmt w:val="bullet"/>
+      <w:lvlText w:val=""/>
+      <w:lvlJc w:val="left"/>
+      <w:pPr>
+        <w:ind w:left="720" w:hanging="360"/>
+      </w:pPr>
+      <w:rPr>
+        <w:rFonts w:ascii="Symbol" w:hAnsi="Symbol" w:hint="default"/>
+      </w:rPr>
+    </w:lvl>
+    <w:lvl w:ilvl="1" w:tplc="04090003" w:tentative="1">
+      <w:start w:val="1"/>
+      <w:numFmt w:val="bullet"/>
+      <w:lvlText w:val="o"/>
+      <w:lvlJc w:val="left"/>
+      <w:pPr>
+        <w:ind w:left="1440" w:hanging="360"/>
+      </w:pPr>
+      <w:rPr>
+        <w:rFonts w:ascii="Courier New" w:hAnsi="Courier New" w:cs="Courier New" w:hint="default"/>
+      </w:rPr>
+    </w:lvl>
+    <w:lvl w:ilvl="2" w:tplc="04090005" w:tentative="1">
+      <w:start w:val="1"/>
+      <w:numFmt w:val="bullet"/>
+      <w:lvlText w:val=""/>
+      <w:lvlJc w:val="left"/>
+      <w:pPr>
+        <w:ind w:left="2160" w:hanging="360"/>
+      </w:pPr>
+      <w:rPr>
+        <w:rFonts w:ascii="Wingdings" w:hAnsi="Wingdings" w:hint="default"/>
+      </w:rPr>
+    </w:lvl>
+    <w:lvl w:ilvl="3" w:tplc="04090001" w:tentative="1">
+      <w:start w:val="1"/>
+      <w:numFmt w:val="bullet"/>
+      <w:lvlText w:val=""/>
+      <w:lvlJc w:val="left"/>
+      <w:pPr>
+        <w:ind w:left="2880" w:hanging="360"/>
+      </w:pPr>
+      <w:rPr>
+        <w:rFonts w:ascii="Symbol" w:hAnsi="Symbol" w:hint="default"/>
+      </w:rPr>
+    </w:lvl>
+    <w:lvl w:ilvl="4" w:tplc="04090003" w:tentative="1">
+      <w:start w:val="1"/>
+      <w:numFmt w:val="bullet"/>
+      <w:lvlText w:val="o"/>
+      <w:lvlJc w:val="left"/>
+      <w:pPr>
+        <w:ind w:left="3600" w:hanging="360"/>
+      </w:pPr>
+      <w:rPr>
+        <w:rFonts w:ascii="Courier New" w:hAnsi="Courier New" w:cs="Courier New" w:hint="default"/>
+      </w:rPr>
+    </w:lvl>
+    <w:lvl w:ilvl="5" w:tplc="04090005" w:tentative="1">
+      <w:start w:val="1"/>
+      <w:numFmt w:val="bullet"/>
+      <w:lvlText w:val=""/>
+      <w:lvlJc w:val="left"/>
+      <w:pPr>
+        <w:ind w:left="4320" w:hanging="360"/>
+      </w:pPr>
+      <w:rPr>
+        <w:rFonts w:ascii="Wingdings" w:hAnsi="Wingdings" w:hint="default"/>
+      </w:rPr>
+    </w:lvl>
+    <w:lvl w:ilvl="6" w:tplc="04090001" w:tentative="1">
+      <w:start w:val="1"/>
+      <w:numFmt w:val="bullet"/>
+      <w:lvlText w:val=""/>
+      <w:lvlJc w:val="left"/>
+      <w:pPr>
+        <w:ind w:left="5040" w:hanging="360"/>
+      </w:pPr>
+      <w:rPr>
+        <w:rFonts w:ascii="Symbol" w:hAnsi="Symbol" w:hint="default"/>
+      </w:rPr>
+    </w:lvl>
+    <w:lvl w:ilvl="7" w:tplc="04090003" w:tentative="1">
+      <w:start w:val="1"/>
+      <w:numFmt w:val="bullet"/>
+      <w:lvlText w:val="o"/>
+      <w:lvlJc w:val="left"/>
+      <w:pPr>
+        <w:ind w:left="5760" w:hanging="360"/>
+      </w:pPr>
+      <w:rPr>
+        <w:rFonts w:ascii="Courier New" w:hAnsi="Courier New" w:cs="Courier New" w:hint="default"/>
+      </w:rPr>
+    </w:lvl>
+    <w:lvl w:ilvl="8" w:tplc="04090005" w:tentative="1">
+      <w:start w:val="1"/>
+      <w:numFmt w:val="bullet"/>
+      <w:lvlText w:val=""/>
+      <w:lvlJc w:val="left"/>
+      <w:pPr>
+        <w:ind w:left="6480" w:hanging="360"/>
+      </w:pPr>
+      <w:rPr>
+        <w:rFonts w:ascii="Wingdings" w:hAnsi="Wingdings" w:hint="default"/>
+      </w:rPr>
+    </w:lvl>
+  </w:abstractNum>
+  <w:abstractNum w:abstractNumId="4" w15:restartNumberingAfterBreak="0">
+    <w:nsid w:val="23C14DD6"/>
+    <w:multiLevelType w:val="hybridMultilevel"/>
+    <w:tmpl w:val="9A3EE8FA"/>
+    <w:lvl w:ilvl="0" w:tplc="04090001">
+      <w:start w:val="1"/>
+      <w:numFmt w:val="bullet"/>
+      <w:lvlText w:val=""/>
+      <w:lvlJc w:val="left"/>
+      <w:pPr>
+        <w:ind w:left="720" w:hanging="360"/>
+      </w:pPr>
+      <w:rPr>
+        <w:rFonts w:ascii="Symbol" w:hAnsi="Symbol" w:hint="default"/>
+      </w:rPr>
+    </w:lvl>
+    <w:lvl w:ilvl="1" w:tplc="04090003" w:tentative="1">
+      <w:start w:val="1"/>
+      <w:numFmt w:val="bullet"/>
+      <w:lvlText w:val="o"/>
+      <w:lvlJc w:val="left"/>
+      <w:pPr>
+        <w:ind w:left="1440" w:hanging="360"/>
+      </w:pPr>
+      <w:rPr>
+        <w:rFonts w:ascii="Courier New" w:hAnsi="Courier New" w:cs="Courier New" w:hint="default"/>
+      </w:rPr>
+    </w:lvl>
+    <w:lvl w:ilvl="2" w:tplc="04090005" w:tentative="1">
+      <w:start w:val="1"/>
+      <w:numFmt w:val="bullet"/>
+      <w:lvlText w:val=""/>
+      <w:lvlJc w:val="left"/>
+      <w:pPr>
+        <w:ind w:left="2160" w:hanging="360"/>
+      </w:pPr>
+      <w:rPr>
+        <w:rFonts w:ascii="Wingdings" w:hAnsi="Wingdings" w:hint="default"/>
+      </w:rPr>
+    </w:lvl>
+    <w:lvl w:ilvl="3" w:tplc="04090001" w:tentative="1">
+      <w:start w:val="1"/>
+      <w:numFmt w:val="bullet"/>
+      <w:lvlText w:val=""/>
+      <w:lvlJc w:val="left"/>
+      <w:pPr>
+        <w:ind w:left="2880" w:hanging="360"/>
+      </w:pPr>
+      <w:rPr>
+        <w:rFonts w:ascii="Symbol" w:hAnsi="Symbol" w:hint="default"/>
+      </w:rPr>
+    </w:lvl>
+    <w:lvl w:ilvl="4" w:tplc="04090003" w:tentative="1">
+      <w:start w:val="1"/>
+      <w:numFmt w:val="bullet"/>
+      <w:lvlText w:val="o"/>
+      <w:lvlJc w:val="left"/>
+      <w:pPr>
+        <w:ind w:left="3600" w:hanging="360"/>
+      </w:pPr>
+      <w:rPr>
+        <w:rFonts w:ascii="Courier New" w:hAnsi="Courier New" w:cs="Courier New" w:hint="default"/>
+      </w:rPr>
+    </w:lvl>
+    <w:lvl w:ilvl="5" w:tplc="04090005" w:tentative="1">
+      <w:start w:val="1"/>
+      <w:numFmt w:val="bullet"/>
+      <w:lvlText w:val=""/>
+      <w:lvlJc w:val="left"/>
+      <w:pPr>
+        <w:ind w:left="4320" w:hanging="360"/>
+      </w:pPr>
+      <w:rPr>
+        <w:rFonts w:ascii="Wingdings" w:hAnsi="Wingdings" w:hint="default"/>
+      </w:rPr>
+    </w:lvl>
+    <w:lvl w:ilvl="6" w:tplc="04090001" w:tentative="1">
+      <w:start w:val="1"/>
+      <w:numFmt w:val="bullet"/>
+      <w:lvlText w:val=""/>
+      <w:lvlJc w:val="left"/>
+      <w:pPr>
+        <w:ind w:left="5040" w:hanging="360"/>
+      </w:pPr>
+      <w:rPr>
+        <w:rFonts w:ascii="Symbol" w:hAnsi="Symbol" w:hint="default"/>
+      </w:rPr>
+    </w:lvl>
+    <w:lvl w:ilvl="7" w:tplc="04090003" w:tentative="1">
+      <w:start w:val="1"/>
+      <w:numFmt w:val="bullet"/>
+      <w:lvlText w:val="o"/>
+      <w:lvlJc w:val="left"/>
+      <w:pPr>
+        <w:ind w:left="5760" w:hanging="360"/>
+      </w:pPr>
+      <w:rPr>
+        <w:rFonts w:ascii="Courier New" w:hAnsi="Courier New" w:cs="Courier New" w:hint="default"/>
+      </w:rPr>
+    </w:lvl>
+    <w:lvl w:ilvl="8" w:tplc="04090005" w:tentative="1">
+      <w:start w:val="1"/>
+      <w:numFmt w:val="bullet"/>
+      <w:lvlText w:val=""/>
+      <w:lvlJc w:val="left"/>
+      <w:pPr>
+        <w:ind w:left="6480" w:hanging="360"/>
+      </w:pPr>
+      <w:rPr>
+        <w:rFonts w:ascii="Wingdings" w:hAnsi="Wingdings" w:hint="default"/>
+      </w:rPr>
+    </w:lvl>
+  </w:abstractNum>
+  <w:abstractNum w:abstractNumId="5" w15:restartNumberingAfterBreak="0">
+    <w:nsid w:val="27E10C6E"/>
+    <w:multiLevelType w:val="hybridMultilevel"/>
+    <w:tmpl w:val="1C4A94BA"/>
+    <w:lvl w:ilvl="0" w:tplc="04090001">
+      <w:start w:val="1"/>
+      <w:numFmt w:val="bullet"/>
+      <w:lvlText w:val=""/>
+      <w:lvlJc w:val="left"/>
+      <w:pPr>
+        <w:ind w:left="720" w:hanging="360"/>
+      </w:pPr>
+      <w:rPr>
+        <w:rFonts w:ascii="Symbol" w:hAnsi="Symbol" w:hint="default"/>
+      </w:rPr>
+    </w:lvl>
+    <w:lvl w:ilvl="1" w:tplc="04090003" w:tentative="1">
+      <w:start w:val="1"/>
+      <w:numFmt w:val="bullet"/>
+      <w:lvlText w:val="o"/>
+      <w:lvlJc w:val="left"/>
+      <w:pPr>
+        <w:ind w:left="1440" w:hanging="360"/>
+      </w:pPr>
+      <w:rPr>
+        <w:rFonts w:ascii="Courier New" w:hAnsi="Courier New" w:cs="Courier New" w:hint="default"/>
+      </w:rPr>
+    </w:lvl>
+    <w:lvl w:ilvl="2" w:tplc="04090005" w:tentative="1">
+      <w:start w:val="1"/>
+      <w:numFmt w:val="bullet"/>
+      <w:lvlText w:val=""/>
+      <w:lvlJc w:val="left"/>
+      <w:pPr>
+        <w:ind w:left="2160" w:hanging="360"/>
+      </w:pPr>
+      <w:rPr>
+        <w:rFonts w:ascii="Wingdings" w:hAnsi="Wingdings" w:hint="default"/>
+      </w:rPr>
+    </w:lvl>
+    <w:lvl w:ilvl="3" w:tplc="04090001" w:tentative="1">
+      <w:start w:val="1"/>
+      <w:numFmt w:val="bullet"/>
+      <w:lvlText w:val=""/>
+      <w:lvlJc w:val="left"/>
+      <w:pPr>
+        <w:ind w:left="2880" w:hanging="360"/>
+      </w:pPr>
+      <w:rPr>
+        <w:rFonts w:ascii="Symbol" w:hAnsi="Symbol" w:hint="default"/>
+      </w:rPr>
+    </w:lvl>
+    <w:lvl w:ilvl="4" w:tplc="04090003" w:tentative="1">
+      <w:start w:val="1"/>
+      <w:numFmt w:val="bullet"/>
+      <w:lvlText w:val="o"/>
+      <w:lvlJc w:val="left"/>
+      <w:pPr>
+        <w:ind w:left="3600" w:hanging="360"/>
+      </w:pPr>
+      <w:rPr>
+        <w:rFonts w:ascii="Courier New" w:hAnsi="Courier New" w:cs="Courier New" w:hint="default"/>
+      </w:rPr>
+    </w:lvl>
+    <w:lvl w:ilvl="5" w:tplc="04090005" w:tentative="1">
+      <w:start w:val="1"/>
+      <w:numFmt w:val="bullet"/>
+      <w:lvlText w:val=""/>
+      <w:lvlJc w:val="left"/>
+      <w:pPr>
+        <w:ind w:left="4320" w:hanging="360"/>
+      </w:pPr>
+      <w:rPr>
+        <w:rFonts w:ascii="Wingdings" w:hAnsi="Wingdings" w:hint="default"/>
+      </w:rPr>
+    </w:lvl>
+    <w:lvl w:ilvl="6" w:tplc="04090001" w:tentative="1">
+      <w:start w:val="1"/>
+      <w:numFmt w:val="bullet"/>
+      <w:lvlText w:val=""/>
+      <w:lvlJc w:val="left"/>
+      <w:pPr>
+        <w:ind w:left="5040" w:hanging="360"/>
+      </w:pPr>
+      <w:rPr>
+        <w:rFonts w:ascii="Symbol" w:hAnsi="Symbol" w:hint="default"/>
+      </w:rPr>
+    </w:lvl>
+    <w:lvl w:ilvl="7" w:tplc="04090003" w:tentative="1">
+      <w:start w:val="1"/>
+      <w:numFmt w:val="bullet"/>
+      <w:lvlText w:val="o"/>
+      <w:lvlJc w:val="left"/>
+      <w:pPr>
+        <w:ind w:left="5760" w:hanging="360"/>
+      </w:pPr>
+      <w:rPr>
+        <w:rFonts w:ascii="Courier New" w:hAnsi="Courier New" w:cs="Courier New" w:hint="default"/>
+      </w:rPr>
+    </w:lvl>
+    <w:lvl w:ilvl="8" w:tplc="04090005" w:tentative="1">
+      <w:start w:val="1"/>
+      <w:numFmt w:val="bullet"/>
+      <w:lvlText w:val=""/>
+      <w:lvlJc w:val="left"/>
+      <w:pPr>
+        <w:ind w:left="6480" w:hanging="360"/>
+      </w:pPr>
+      <w:rPr>
+        <w:rFonts w:ascii="Wingdings" w:hAnsi="Wingdings" w:hint="default"/>
+      </w:rPr>
+    </w:lvl>
+  </w:abstractNum>
+  <w:abstractNum w:abstractNumId="6" w15:restartNumberingAfterBreak="0">
     <w:nsid w:val="3C36244C"/>
     <w:multiLevelType w:val="multilevel"/>
     <w:tmpl w:val="6E66C814"/>
@@ -15341,7 +14980,120 @@
       </w:rPr>
     </w:lvl>
   </w:abstractNum>
-  <w:abstractNum w:abstractNumId="4" w15:restartNumberingAfterBreak="0">
+  <w:abstractNum w:abstractNumId="7" w15:restartNumberingAfterBreak="0">
+    <w:nsid w:val="3D3D0CDD"/>
+    <w:multiLevelType w:val="hybridMultilevel"/>
+    <w:tmpl w:val="68A8911C"/>
+    <w:lvl w:ilvl="0" w:tplc="04090001">
+      <w:start w:val="1"/>
+      <w:numFmt w:val="bullet"/>
+      <w:lvlText w:val=""/>
+      <w:lvlJc w:val="left"/>
+      <w:pPr>
+        <w:ind w:left="720" w:hanging="360"/>
+      </w:pPr>
+      <w:rPr>
+        <w:rFonts w:ascii="Symbol" w:hAnsi="Symbol" w:hint="default"/>
+      </w:rPr>
+    </w:lvl>
+    <w:lvl w:ilvl="1" w:tplc="04090003" w:tentative="1">
+      <w:start w:val="1"/>
+      <w:numFmt w:val="bullet"/>
+      <w:lvlText w:val="o"/>
+      <w:lvlJc w:val="left"/>
+      <w:pPr>
+        <w:ind w:left="1440" w:hanging="360"/>
+      </w:pPr>
+      <w:rPr>
+        <w:rFonts w:ascii="Courier New" w:hAnsi="Courier New" w:cs="Courier New" w:hint="default"/>
+      </w:rPr>
+    </w:lvl>
+    <w:lvl w:ilvl="2" w:tplc="04090005" w:tentative="1">
+      <w:start w:val="1"/>
+      <w:numFmt w:val="bullet"/>
+      <w:lvlText w:val=""/>
+      <w:lvlJc w:val="left"/>
+      <w:pPr>
+        <w:ind w:left="2160" w:hanging="360"/>
+      </w:pPr>
+      <w:rPr>
+        <w:rFonts w:ascii="Wingdings" w:hAnsi="Wingdings" w:hint="default"/>
+      </w:rPr>
+    </w:lvl>
+    <w:lvl w:ilvl="3" w:tplc="04090001" w:tentative="1">
+      <w:start w:val="1"/>
+      <w:numFmt w:val="bullet"/>
+      <w:lvlText w:val=""/>
+      <w:lvlJc w:val="left"/>
+      <w:pPr>
+        <w:ind w:left="2880" w:hanging="360"/>
+      </w:pPr>
+      <w:rPr>
+        <w:rFonts w:ascii="Symbol" w:hAnsi="Symbol" w:hint="default"/>
+      </w:rPr>
+    </w:lvl>
+    <w:lvl w:ilvl="4" w:tplc="04090003" w:tentative="1">
+      <w:start w:val="1"/>
+      <w:numFmt w:val="bullet"/>
+      <w:lvlText w:val="o"/>
+      <w:lvlJc w:val="left"/>
+      <w:pPr>
+        <w:ind w:left="3600" w:hanging="360"/>
+      </w:pPr>
+      <w:rPr>
+        <w:rFonts w:ascii="Courier New" w:hAnsi="Courier New" w:cs="Courier New" w:hint="default"/>
+      </w:rPr>
+    </w:lvl>
+    <w:lvl w:ilvl="5" w:tplc="04090005" w:tentative="1">
+      <w:start w:val="1"/>
+      <w:numFmt w:val="bullet"/>
+      <w:lvlText w:val=""/>
+      <w:lvlJc w:val="left"/>
+      <w:pPr>
+        <w:ind w:left="4320" w:hanging="360"/>
+      </w:pPr>
+      <w:rPr>
+        <w:rFonts w:ascii="Wingdings" w:hAnsi="Wingdings" w:hint="default"/>
+      </w:rPr>
+    </w:lvl>
+    <w:lvl w:ilvl="6" w:tplc="04090001" w:tentative="1">
+      <w:start w:val="1"/>
+      <w:numFmt w:val="bullet"/>
+      <w:lvlText w:val=""/>
+      <w:lvlJc w:val="left"/>
+      <w:pPr>
+        <w:ind w:left="5040" w:hanging="360"/>
+      </w:pPr>
+      <w:rPr>
+        <w:rFonts w:ascii="Symbol" w:hAnsi="Symbol" w:hint="default"/>
+      </w:rPr>
+    </w:lvl>
+    <w:lvl w:ilvl="7" w:tplc="04090003" w:tentative="1">
+      <w:start w:val="1"/>
+      <w:numFmt w:val="bullet"/>
+      <w:lvlText w:val="o"/>
+      <w:lvlJc w:val="left"/>
+      <w:pPr>
+        <w:ind w:left="5760" w:hanging="360"/>
+      </w:pPr>
+      <w:rPr>
+        <w:rFonts w:ascii="Courier New" w:hAnsi="Courier New" w:cs="Courier New" w:hint="default"/>
+      </w:rPr>
+    </w:lvl>
+    <w:lvl w:ilvl="8" w:tplc="04090005" w:tentative="1">
+      <w:start w:val="1"/>
+      <w:numFmt w:val="bullet"/>
+      <w:lvlText w:val=""/>
+      <w:lvlJc w:val="left"/>
+      <w:pPr>
+        <w:ind w:left="6480" w:hanging="360"/>
+      </w:pPr>
+      <w:rPr>
+        <w:rFonts w:ascii="Wingdings" w:hAnsi="Wingdings" w:hint="default"/>
+      </w:rPr>
+    </w:lvl>
+  </w:abstractNum>
+  <w:abstractNum w:abstractNumId="8" w15:restartNumberingAfterBreak="0">
     <w:nsid w:val="4B8147D7"/>
     <w:multiLevelType w:val="hybridMultilevel"/>
     <w:tmpl w:val="A41EAEC4"/>
@@ -15427,7 +15179,7 @@
       </w:pPr>
     </w:lvl>
   </w:abstractNum>
-  <w:abstractNum w:abstractNumId="5" w15:restartNumberingAfterBreak="0">
+  <w:abstractNum w:abstractNumId="9" w15:restartNumberingAfterBreak="0">
     <w:nsid w:val="585F0520"/>
     <w:multiLevelType w:val="hybridMultilevel"/>
     <w:tmpl w:val="7FF44AE8"/>
@@ -15516,7 +15268,7 @@
       </w:pPr>
     </w:lvl>
   </w:abstractNum>
-  <w:abstractNum w:abstractNumId="6" w15:restartNumberingAfterBreak="0">
+  <w:abstractNum w:abstractNumId="10" w15:restartNumberingAfterBreak="0">
     <w:nsid w:val="5D45571C"/>
     <w:multiLevelType w:val="hybridMultilevel"/>
     <w:tmpl w:val="19649354"/>
@@ -15629,7 +15381,120 @@
       </w:rPr>
     </w:lvl>
   </w:abstractNum>
-  <w:abstractNum w:abstractNumId="7" w15:restartNumberingAfterBreak="0">
+  <w:abstractNum w:abstractNumId="11" w15:restartNumberingAfterBreak="0">
+    <w:nsid w:val="73880B04"/>
+    <w:multiLevelType w:val="hybridMultilevel"/>
+    <w:tmpl w:val="AF1656EE"/>
+    <w:lvl w:ilvl="0" w:tplc="04090001">
+      <w:start w:val="1"/>
+      <w:numFmt w:val="bullet"/>
+      <w:lvlText w:val=""/>
+      <w:lvlJc w:val="left"/>
+      <w:pPr>
+        <w:ind w:left="720" w:hanging="360"/>
+      </w:pPr>
+      <w:rPr>
+        <w:rFonts w:ascii="Symbol" w:hAnsi="Symbol" w:hint="default"/>
+      </w:rPr>
+    </w:lvl>
+    <w:lvl w:ilvl="1" w:tplc="04090003" w:tentative="1">
+      <w:start w:val="1"/>
+      <w:numFmt w:val="bullet"/>
+      <w:lvlText w:val="o"/>
+      <w:lvlJc w:val="left"/>
+      <w:pPr>
+        <w:ind w:left="1440" w:hanging="360"/>
+      </w:pPr>
+      <w:rPr>
+        <w:rFonts w:ascii="Courier New" w:hAnsi="Courier New" w:cs="Courier New" w:hint="default"/>
+      </w:rPr>
+    </w:lvl>
+    <w:lvl w:ilvl="2" w:tplc="04090005" w:tentative="1">
+      <w:start w:val="1"/>
+      <w:numFmt w:val="bullet"/>
+      <w:lvlText w:val=""/>
+      <w:lvlJc w:val="left"/>
+      <w:pPr>
+        <w:ind w:left="2160" w:hanging="360"/>
+      </w:pPr>
+      <w:rPr>
+        <w:rFonts w:ascii="Wingdings" w:hAnsi="Wingdings" w:hint="default"/>
+      </w:rPr>
+    </w:lvl>
+    <w:lvl w:ilvl="3" w:tplc="04090001" w:tentative="1">
+      <w:start w:val="1"/>
+      <w:numFmt w:val="bullet"/>
+      <w:lvlText w:val=""/>
+      <w:lvlJc w:val="left"/>
+      <w:pPr>
+        <w:ind w:left="2880" w:hanging="360"/>
+      </w:pPr>
+      <w:rPr>
+        <w:rFonts w:ascii="Symbol" w:hAnsi="Symbol" w:hint="default"/>
+      </w:rPr>
+    </w:lvl>
+    <w:lvl w:ilvl="4" w:tplc="04090003" w:tentative="1">
+      <w:start w:val="1"/>
+      <w:numFmt w:val="bullet"/>
+      <w:lvlText w:val="o"/>
+      <w:lvlJc w:val="left"/>
+      <w:pPr>
+        <w:ind w:left="3600" w:hanging="360"/>
+      </w:pPr>
+      <w:rPr>
+        <w:rFonts w:ascii="Courier New" w:hAnsi="Courier New" w:cs="Courier New" w:hint="default"/>
+      </w:rPr>
+    </w:lvl>
+    <w:lvl w:ilvl="5" w:tplc="04090005" w:tentative="1">
+      <w:start w:val="1"/>
+      <w:numFmt w:val="bullet"/>
+      <w:lvlText w:val=""/>
+      <w:lvlJc w:val="left"/>
+      <w:pPr>
+        <w:ind w:left="4320" w:hanging="360"/>
+      </w:pPr>
+      <w:rPr>
+        <w:rFonts w:ascii="Wingdings" w:hAnsi="Wingdings" w:hint="default"/>
+      </w:rPr>
+    </w:lvl>
+    <w:lvl w:ilvl="6" w:tplc="04090001" w:tentative="1">
+      <w:start w:val="1"/>
+      <w:numFmt w:val="bullet"/>
+      <w:lvlText w:val=""/>
+      <w:lvlJc w:val="left"/>
+      <w:pPr>
+        <w:ind w:left="5040" w:hanging="360"/>
+      </w:pPr>
+      <w:rPr>
+        <w:rFonts w:ascii="Symbol" w:hAnsi="Symbol" w:hint="default"/>
+      </w:rPr>
+    </w:lvl>
+    <w:lvl w:ilvl="7" w:tplc="04090003" w:tentative="1">
+      <w:start w:val="1"/>
+      <w:numFmt w:val="bullet"/>
+      <w:lvlText w:val="o"/>
+      <w:lvlJc w:val="left"/>
+      <w:pPr>
+        <w:ind w:left="5760" w:hanging="360"/>
+      </w:pPr>
+      <w:rPr>
+        <w:rFonts w:ascii="Courier New" w:hAnsi="Courier New" w:cs="Courier New" w:hint="default"/>
+      </w:rPr>
+    </w:lvl>
+    <w:lvl w:ilvl="8" w:tplc="04090005" w:tentative="1">
+      <w:start w:val="1"/>
+      <w:numFmt w:val="bullet"/>
+      <w:lvlText w:val=""/>
+      <w:lvlJc w:val="left"/>
+      <w:pPr>
+        <w:ind w:left="6480" w:hanging="360"/>
+      </w:pPr>
+      <w:rPr>
+        <w:rFonts w:ascii="Wingdings" w:hAnsi="Wingdings" w:hint="default"/>
+      </w:rPr>
+    </w:lvl>
+  </w:abstractNum>
+  <w:abstractNum w:abstractNumId="12" w15:restartNumberingAfterBreak="0">
     <w:nsid w:val="77815316"/>
     <w:multiLevelType w:val="multilevel"/>
     <w:tmpl w:val="96DE393C"/>
@@ -15743,27 +15608,42 @@
     </w:lvl>
   </w:abstractNum>
   <w:num w:numId="1">
-    <w:abstractNumId w:val="7"/>
+    <w:abstractNumId w:val="12"/>
   </w:num>
   <w:num w:numId="2">
     <w:abstractNumId w:val="0"/>
   </w:num>
   <w:num w:numId="3">
-    <w:abstractNumId w:val="3"/>
+    <w:abstractNumId w:val="6"/>
   </w:num>
   <w:num w:numId="4">
     <w:abstractNumId w:val="1"/>
   </w:num>
   <w:num w:numId="5">
-    <w:abstractNumId w:val="6"/>
+    <w:abstractNumId w:val="10"/>
   </w:num>
   <w:num w:numId="6">
     <w:abstractNumId w:val="2"/>
   </w:num>
   <w:num w:numId="7">
+    <w:abstractNumId w:val="8"/>
+  </w:num>
+  <w:num w:numId="8">
+    <w:abstractNumId w:val="9"/>
+  </w:num>
+  <w:num w:numId="9">
+    <w:abstractNumId w:val="7"/>
+  </w:num>
+  <w:num w:numId="10">
+    <w:abstractNumId w:val="3"/>
+  </w:num>
+  <w:num w:numId="11">
     <w:abstractNumId w:val="4"/>
   </w:num>
-  <w:num w:numId="8">
+  <w:num w:numId="12">
+    <w:abstractNumId w:val="11"/>
+  </w:num>
+  <w:num w:numId="13">
     <w:abstractNumId w:val="5"/>
   </w:num>
 </w:numbering>
@@ -16407,6 +16287,17 @@
       <w:contextualSpacing/>
     </w:pPr>
   </w:style>
+  <w:style w:type="character" w:styleId="Textoennegrita">
+    <w:name w:val="Strong"/>
+    <w:basedOn w:val="Fuentedeprrafopredeter"/>
+    <w:uiPriority w:val="22"/>
+    <w:qFormat/>
+    <w:rsid w:val="006642E0"/>
+    <w:rPr>
+      <w:b/>
+      <w:bCs/>
+    </w:rPr>
+  </w:style>
 </w:styles>
 </file>
 

--- a/Manual Técnico Sena Contigo.docx
+++ b/Manual Técnico Sena Contigo.docx
@@ -7497,15 +7497,7 @@
         <w:rPr>
           <w:lang w:val="es-CO"/>
         </w:rPr>
-        <w:t xml:space="preserve">El proyecto SENA Contigo está desarrollado utilizando el patrón de arquitectura MVC (Modelo – Vista – Controlador). Este patrón permite separar las responsabilidades del sistema en tres componentes principales, facilitando la organización del código, el </w:t>
-      </w:r>
-      <w:bookmarkStart w:id="27" w:name="_GoBack"/>
-      <w:bookmarkEnd w:id="27"/>
-      <w:r>
-        <w:rPr>
-          <w:lang w:val="es-CO"/>
-        </w:rPr>
-        <w:t>mantenimiento del software y la escalabilidad del proyecto.</w:t>
+        <w:t>El proyecto SENA Contigo está desarrollado utilizando el patrón de arquitectura MVC (Modelo – Vista – Controlador). Este patrón permite separar las responsabilidades del sistema en tres componentes principales, facilitando la organización del código, el mantenimiento del software y la escalabilidad del proyecto.</w:t>
       </w:r>
     </w:p>
     <w:p>
@@ -7546,8 +7538,8 @@
           <w:lang w:val="es-CO"/>
         </w:rPr>
       </w:pPr>
-      <w:bookmarkStart w:id="28" w:name="_e6bt7efzq33p" w:colFirst="0" w:colLast="0"/>
-      <w:bookmarkEnd w:id="28"/>
+      <w:bookmarkStart w:id="27" w:name="_e6bt7efzq33p" w:colFirst="0" w:colLast="0"/>
+      <w:bookmarkEnd w:id="27"/>
       <w:r>
         <w:rPr>
           <w:b/>
@@ -7583,8 +7575,8 @@
         </w:rPr>
         <w:t>)</w:t>
       </w:r>
-      <w:bookmarkStart w:id="29" w:name="_3e6agw1ig94n" w:colFirst="0" w:colLast="0"/>
-      <w:bookmarkEnd w:id="29"/>
+      <w:bookmarkStart w:id="28" w:name="_3e6agw1ig94n" w:colFirst="0" w:colLast="0"/>
+      <w:bookmarkEnd w:id="28"/>
     </w:p>
     <w:p>
       <w:pPr>
@@ -7929,8 +7921,8 @@
           <w:lang w:val="es-CO"/>
         </w:rPr>
       </w:pPr>
-      <w:bookmarkStart w:id="30" w:name="_wooymd6kgvc4" w:colFirst="0" w:colLast="0"/>
-      <w:bookmarkEnd w:id="30"/>
+      <w:bookmarkStart w:id="29" w:name="_wooymd6kgvc4" w:colFirst="0" w:colLast="0"/>
+      <w:bookmarkEnd w:id="29"/>
       <w:r>
         <w:rPr>
           <w:lang w:val="es-CO"/>
@@ -8202,8 +8194,8 @@
           <w:lang w:val="es-CO"/>
         </w:rPr>
       </w:pPr>
-      <w:bookmarkStart w:id="31" w:name="_426qo2qc4zri" w:colFirst="0" w:colLast="0"/>
-      <w:bookmarkEnd w:id="31"/>
+      <w:bookmarkStart w:id="30" w:name="_426qo2qc4zri" w:colFirst="0" w:colLast="0"/>
+      <w:bookmarkEnd w:id="30"/>
       <w:r>
         <w:rPr>
           <w:b/>
@@ -8555,12 +8547,12 @@
         </w:rPr>
         <w:t xml:space="preserve"> permite una clara separación entre la lógica de negocio, el acceso a datos y la interfaz de usuario. Esta arquitectura facilita el mantenimiento del sistema, mejora la organización del código y permite la incorporación de nuevas funcionalidades de manera estructurada.</w:t>
       </w:r>
-      <w:bookmarkStart w:id="32" w:name="_8kjbll1mdemy" w:colFirst="0" w:colLast="0"/>
-      <w:bookmarkStart w:id="33" w:name="_918osefs915v" w:colFirst="0" w:colLast="0"/>
-      <w:bookmarkStart w:id="34" w:name="_2m6qzi74x14" w:colFirst="0" w:colLast="0"/>
+      <w:bookmarkStart w:id="31" w:name="_8kjbll1mdemy" w:colFirst="0" w:colLast="0"/>
+      <w:bookmarkStart w:id="32" w:name="_918osefs915v" w:colFirst="0" w:colLast="0"/>
+      <w:bookmarkStart w:id="33" w:name="_2m6qzi74x14" w:colFirst="0" w:colLast="0"/>
+      <w:bookmarkEnd w:id="31"/>
       <w:bookmarkEnd w:id="32"/>
       <w:bookmarkEnd w:id="33"/>
-      <w:bookmarkEnd w:id="34"/>
     </w:p>
     <w:p>
       <w:pPr>
@@ -8572,10 +8564,10 @@
           <w:lang w:val="es-CO"/>
         </w:rPr>
       </w:pPr>
-      <w:bookmarkStart w:id="35" w:name="_r9mleiythy79" w:colFirst="0" w:colLast="0"/>
-      <w:bookmarkStart w:id="36" w:name="_sxgihj2fdkjp" w:colFirst="0" w:colLast="0"/>
+      <w:bookmarkStart w:id="34" w:name="_r9mleiythy79" w:colFirst="0" w:colLast="0"/>
+      <w:bookmarkStart w:id="35" w:name="_sxgihj2fdkjp" w:colFirst="0" w:colLast="0"/>
+      <w:bookmarkEnd w:id="34"/>
       <w:bookmarkEnd w:id="35"/>
-      <w:bookmarkEnd w:id="36"/>
       <w:r>
         <w:rPr>
           <w:lang w:val="es-CO"/>
@@ -8601,21 +8593,20 @@
         <w:rPr>
           <w:lang w:val="es-CO"/>
         </w:rPr>
-        <w:t xml:space="preserve">Para asegurar el correcto funcionamiento y desarrollo del proyecto </w:t>
-      </w:r>
-      <w:proofErr w:type="spellStart"/>
-      <w:r>
-        <w:rPr>
-          <w:lang w:val="es-CO"/>
-        </w:rPr>
-        <w:t>NombreProyecto</w:t>
-      </w:r>
-      <w:proofErr w:type="spellEnd"/>
-      <w:r>
-        <w:rPr>
-          <w:lang w:val="es-CO"/>
-        </w:rPr>
-        <w:t xml:space="preserve">, es fundamental cumplir con una serie de requisitos de software y hardware. Estos requisitos están diseñados para proporcionar un entorno de desarrollo consistente y un rendimiento óptimo en producción. </w:t>
+        <w:t xml:space="preserve">Para garantizar el correcto funcionamiento del sistema </w:t>
+      </w:r>
+      <w:r>
+        <w:rPr>
+          <w:b/>
+          <w:lang w:val="es-CO"/>
+        </w:rPr>
+        <w:t>SENA Contigo</w:t>
+      </w:r>
+      <w:r>
+        <w:rPr>
+          <w:lang w:val="es-CO"/>
+        </w:rPr>
+        <w:t>, es necesario contar con ciertos requisitos de software y hardware que permitan el desarrollo, ejecución y despliegue de la aplicación web. Estos requerimientos aseguran un entorno estable para el desarrollo del proyecto y un rendimiento adecuado durante su uso.</w:t>
       </w:r>
     </w:p>
     <w:p>
@@ -8628,98 +8619,215 @@
           <w:lang w:val="es-CO"/>
         </w:rPr>
       </w:pPr>
-      <w:bookmarkStart w:id="37" w:name="_x9nea6mbmshv" w:colFirst="0" w:colLast="0"/>
-      <w:bookmarkEnd w:id="37"/>
-      <w:r>
-        <w:rPr>
-          <w:lang w:val="es-CO"/>
-        </w:rPr>
-        <w:t xml:space="preserve">9.1. Software </w:t>
-      </w:r>
-    </w:p>
-    <w:p>
-      <w:pPr>
-        <w:rPr>
-          <w:lang w:val="es-CO"/>
-        </w:rPr>
-      </w:pPr>
-    </w:p>
-    <w:p>
-      <w:pPr>
-        <w:rPr>
-          <w:lang w:val="es-CO"/>
-        </w:rPr>
-      </w:pPr>
-      <w:r>
-        <w:rPr>
-          <w:lang w:val="es-CO"/>
-        </w:rPr>
-        <w:t xml:space="preserve">Los siguientes componentes de software son necesarios para el desarrollo y la ejecución de </w:t>
-      </w:r>
-      <w:proofErr w:type="spellStart"/>
-      <w:r>
-        <w:rPr>
-          <w:lang w:val="es-CO"/>
-        </w:rPr>
-        <w:t>NombreProyecto</w:t>
-      </w:r>
-      <w:proofErr w:type="spellEnd"/>
-      <w:r>
-        <w:rPr>
+      <w:bookmarkStart w:id="36" w:name="_x9nea6mbmshv" w:colFirst="0" w:colLast="0"/>
+      <w:bookmarkEnd w:id="36"/>
+      <w:r>
+        <w:rPr>
+          <w:lang w:val="es-CO"/>
+        </w:rPr>
+        <w:t>9.1 Requerimientos de Software</w:t>
+      </w:r>
+    </w:p>
+    <w:p>
+      <w:pPr>
+        <w:rPr>
+          <w:lang w:val="es-CO"/>
+        </w:rPr>
+      </w:pPr>
+    </w:p>
+    <w:p>
+      <w:pPr>
+        <w:rPr>
+          <w:lang w:val="es-CO"/>
+        </w:rPr>
+      </w:pPr>
+      <w:r>
+        <w:rPr>
+          <w:lang w:val="es-CO"/>
+        </w:rPr>
+        <w:t xml:space="preserve">Los siguientes componentes de software son necesarios para el desarrollo y ejecución del sistema </w:t>
+      </w:r>
+      <w:r>
+        <w:rPr>
+          <w:b/>
+          <w:lang w:val="es-CO"/>
+        </w:rPr>
+        <w:t>SENA Contigo</w:t>
+      </w:r>
+      <w:r>
+        <w:rPr>
+          <w:lang w:val="es-CO"/>
+        </w:rPr>
+        <w:t>:</w:t>
+      </w:r>
+    </w:p>
+    <w:p>
+      <w:pPr>
+        <w:rPr>
+          <w:lang w:val="es-CO"/>
+        </w:rPr>
+      </w:pPr>
+    </w:p>
+    <w:p>
+      <w:pPr>
+        <w:rPr>
+          <w:lang w:val="es-CO"/>
+        </w:rPr>
+      </w:pPr>
+      <w:r>
+        <w:rPr>
+          <w:b/>
+          <w:bCs/>
+          <w:lang w:val="es-CO"/>
+        </w:rPr>
+        <w:t>PHP</w:t>
+      </w:r>
+      <w:r>
+        <w:rPr>
+          <w:b/>
+          <w:bCs/>
+          <w:lang w:val="es-CO"/>
+        </w:rPr>
+        <w:t>:</w:t>
+      </w:r>
+      <w:r>
+        <w:rPr>
+          <w:lang w:val="es-CO"/>
+        </w:rPr>
+        <w:t xml:space="preserve"> </w:t>
+      </w:r>
+      <w:r>
+        <w:rPr>
+          <w:lang w:val="es-CO"/>
+        </w:rPr>
+        <w:t>Se requiere PHP versión 8.0 o superior, ya que es el lenguaje de programación utilizado para desarrollar la lógica del sistema bajo el patrón de arquitectura MVC (Modelo – Vista – Controlador).</w:t>
+      </w:r>
+    </w:p>
+    <w:p>
+      <w:pPr>
+        <w:rPr>
+          <w:lang w:val="es-CO"/>
+        </w:rPr>
+      </w:pPr>
+    </w:p>
+    <w:p>
+      <w:pPr>
+        <w:rPr>
+          <w:lang w:val="es-CO"/>
+        </w:rPr>
+      </w:pPr>
+      <w:r>
+        <w:rPr>
+          <w:lang w:val="es-CO"/>
+        </w:rPr>
+        <w:t>PHP permite procesar las solicitudes del usuario, gestionar la lógica de negocio y comunicarse con la base de datos.</w:t>
+      </w:r>
+    </w:p>
+    <w:p>
+      <w:pPr>
+        <w:rPr>
+          <w:lang w:val="es-CO"/>
+        </w:rPr>
+      </w:pPr>
+    </w:p>
+    <w:p>
+      <w:pPr>
+        <w:rPr>
+          <w:lang w:val="es-CO"/>
+        </w:rPr>
+      </w:pPr>
+      <w:r>
+        <w:rPr>
+          <w:b/>
+          <w:bCs/>
+          <w:lang w:val="es-CO"/>
+        </w:rPr>
+        <w:t>Servidor Web (Apache)</w:t>
+      </w:r>
+      <w:r>
+        <w:rPr>
+          <w:b/>
+          <w:bCs/>
           <w:lang w:val="es-CO"/>
         </w:rPr>
         <w:t xml:space="preserve">: </w:t>
       </w:r>
-    </w:p>
-    <w:p>
-      <w:pPr>
-        <w:rPr>
-          <w:lang w:val="es-CO"/>
-        </w:rPr>
-      </w:pPr>
-    </w:p>
-    <w:p>
-      <w:pPr>
-        <w:rPr>
-          <w:lang w:val="es-CO"/>
-        </w:rPr>
-      </w:pPr>
-      <w:r>
-        <w:rPr>
-          <w:b/>
-          <w:bCs/>
-          <w:lang w:val="es-CO"/>
-        </w:rPr>
-        <w:t>Node.js:</w:t>
-      </w:r>
-      <w:r>
-        <w:rPr>
-          <w:lang w:val="es-CO"/>
-        </w:rPr>
-        <w:t xml:space="preserve"> Se requiere la versión 18.17 o superior. Node.js es el entorno de ejecución de JavaScript que permite ejecutar el código del lado del servidor de Next.js y las herramientas de desarrollo. </w:t>
-      </w:r>
-    </w:p>
-    <w:p>
-      <w:pPr>
-        <w:rPr>
-          <w:lang w:val="es-CO"/>
-        </w:rPr>
-      </w:pPr>
-    </w:p>
-    <w:p>
-      <w:pPr>
-        <w:rPr>
-          <w:lang w:val="es-CO"/>
-        </w:rPr>
-      </w:pPr>
-      <w:proofErr w:type="spellStart"/>
-      <w:r>
-        <w:rPr>
-          <w:b/>
-          <w:bCs/>
-          <w:lang w:val="es-CO"/>
-        </w:rPr>
-        <w:t>pnpm</w:t>
+      <w:r>
+        <w:rPr>
+          <w:lang w:val="es-CO"/>
+        </w:rPr>
+        <w:t>El sistema requiere un servidor web como Apache, el cual permite interpretar los archivos PHP y gestionar las solicitudes HTTP realizadas por los usuarios desde el navegador.</w:t>
+      </w:r>
+    </w:p>
+    <w:p>
+      <w:pPr>
+        <w:rPr>
+          <w:lang w:val="es-CO"/>
+        </w:rPr>
+      </w:pPr>
+    </w:p>
+    <w:p>
+      <w:pPr>
+        <w:rPr>
+          <w:lang w:val="es-CO"/>
+        </w:rPr>
+      </w:pPr>
+      <w:r>
+        <w:rPr>
+          <w:lang w:val="es-CO"/>
+        </w:rPr>
+        <w:t>Durante el desarrollo se puede utilizar entornos como:</w:t>
+      </w:r>
+    </w:p>
+    <w:p>
+      <w:pPr>
+        <w:rPr>
+          <w:lang w:val="es-CO"/>
+        </w:rPr>
+      </w:pPr>
+    </w:p>
+    <w:p>
+      <w:pPr>
+        <w:pStyle w:val="Prrafodelista"/>
+        <w:numPr>
+          <w:ilvl w:val="0"/>
+          <w:numId w:val="14"/>
+        </w:numPr>
+        <w:rPr>
+          <w:lang w:val="es-CO"/>
+        </w:rPr>
+      </w:pPr>
+      <w:r>
+        <w:t>XAMPP</w:t>
+      </w:r>
+      <w:r>
+        <w:rPr>
+          <w:lang w:val="es-CO"/>
+        </w:rPr>
+        <w:t xml:space="preserve"> </w:t>
+      </w:r>
+    </w:p>
+    <w:p>
+      <w:pPr>
+        <w:rPr>
+          <w:lang w:val="es-CO"/>
+        </w:rPr>
+      </w:pPr>
+    </w:p>
+    <w:p>
+      <w:pPr>
+        <w:rPr>
+          <w:lang w:val="es-CO"/>
+        </w:rPr>
+      </w:pPr>
+      <w:proofErr w:type="spellStart"/>
+      <w:r>
+        <w:rPr>
+          <w:b/>
+          <w:bCs/>
+          <w:lang w:val="es-CO"/>
+        </w:rPr>
+        <w:t>PostgreSQL</w:t>
       </w:r>
       <w:proofErr w:type="spellEnd"/>
       <w:r>
@@ -8734,83 +8842,11 @@
         <w:rPr>
           <w:lang w:val="es-CO"/>
         </w:rPr>
-        <w:t xml:space="preserve">Aunque </w:t>
-      </w:r>
-      <w:proofErr w:type="spellStart"/>
-      <w:r>
-        <w:rPr>
-          <w:lang w:val="es-CO"/>
-        </w:rPr>
-        <w:t>npm</w:t>
-      </w:r>
-      <w:proofErr w:type="spellEnd"/>
-      <w:r>
-        <w:rPr>
-          <w:lang w:val="es-CO"/>
-        </w:rPr>
-        <w:t xml:space="preserve"> o </w:t>
-      </w:r>
-      <w:proofErr w:type="spellStart"/>
-      <w:r>
-        <w:rPr>
-          <w:lang w:val="es-CO"/>
-        </w:rPr>
-        <w:t>yarn</w:t>
-      </w:r>
-      <w:proofErr w:type="spellEnd"/>
-      <w:r>
-        <w:rPr>
-          <w:lang w:val="es-CO"/>
-        </w:rPr>
-        <w:t xml:space="preserve"> también son compatibles, se recomienda encarecidamente el uso de </w:t>
-      </w:r>
-      <w:proofErr w:type="spellStart"/>
-      <w:r>
-        <w:rPr>
-          <w:lang w:val="es-CO"/>
-        </w:rPr>
-        <w:t>pnpm</w:t>
-      </w:r>
-      <w:proofErr w:type="spellEnd"/>
-      <w:r>
-        <w:rPr>
-          <w:lang w:val="es-CO"/>
-        </w:rPr>
-        <w:t xml:space="preserve"> como gestor de paquetes. </w:t>
-      </w:r>
-      <w:proofErr w:type="spellStart"/>
-      <w:r>
-        <w:rPr>
-          <w:lang w:val="es-CO"/>
-        </w:rPr>
-        <w:t>pnpm</w:t>
-      </w:r>
-      <w:proofErr w:type="spellEnd"/>
-      <w:r>
-        <w:rPr>
-          <w:lang w:val="es-CO"/>
-        </w:rPr>
-        <w:t xml:space="preserve"> es conocido por su eficiencia en el uso del espacio en disco y su velocidad en la instalación de dependencias. </w:t>
-      </w:r>
-    </w:p>
-    <w:p>
-      <w:pPr>
-        <w:rPr>
-          <w:lang w:val="es-CO"/>
-        </w:rPr>
-      </w:pPr>
-    </w:p>
-    <w:p>
-      <w:pPr>
-        <w:rPr>
-          <w:lang w:val="es-CO"/>
-        </w:rPr>
-      </w:pPr>
-      <w:proofErr w:type="spellStart"/>
-      <w:r>
-        <w:rPr>
-          <w:b/>
-          <w:bCs/>
+        <w:t xml:space="preserve">El sistema utiliza </w:t>
+      </w:r>
+      <w:proofErr w:type="spellStart"/>
+      <w:r>
+        <w:rPr>
           <w:lang w:val="es-CO"/>
         </w:rPr>
         <w:t>PostgreSQL</w:t>
@@ -8818,31 +8854,359 @@
       <w:proofErr w:type="spellEnd"/>
       <w:r>
         <w:rPr>
-          <w:b/>
-          <w:bCs/>
+          <w:lang w:val="es-CO"/>
+        </w:rPr>
+        <w:t xml:space="preserve"> versión 14 o superior como gestor de base de datos relacional.</w:t>
+      </w:r>
+    </w:p>
+    <w:p>
+      <w:pPr>
+        <w:rPr>
+          <w:lang w:val="es-CO"/>
+        </w:rPr>
+      </w:pPr>
+    </w:p>
+    <w:p>
+      <w:pPr>
+        <w:rPr>
+          <w:lang w:val="es-CO"/>
+        </w:rPr>
+      </w:pPr>
+      <w:r>
+        <w:rPr>
+          <w:lang w:val="es-CO"/>
+        </w:rPr>
+        <w:t>Esta base de datos permite almacenar y gestionar la información del sistema, incluyendo:</w:t>
+      </w:r>
+    </w:p>
+    <w:p>
+      <w:pPr>
+        <w:rPr>
+          <w:lang w:val="es-CO"/>
+        </w:rPr>
+      </w:pPr>
+    </w:p>
+    <w:p>
+      <w:pPr>
+        <w:pStyle w:val="Prrafodelista"/>
+        <w:numPr>
+          <w:ilvl w:val="0"/>
+          <w:numId w:val="14"/>
+        </w:numPr>
+        <w:rPr>
+          <w:lang w:val="es-CO"/>
+        </w:rPr>
+      </w:pPr>
+      <w:r>
+        <w:rPr>
+          <w:lang w:val="es-CO"/>
+        </w:rPr>
+        <w:t>Usuarios</w:t>
+      </w:r>
+    </w:p>
+    <w:p>
+      <w:pPr>
+        <w:pStyle w:val="Prrafodelista"/>
+        <w:numPr>
+          <w:ilvl w:val="0"/>
+          <w:numId w:val="14"/>
+        </w:numPr>
+        <w:rPr>
+          <w:lang w:val="es-CO"/>
+        </w:rPr>
+      </w:pPr>
+      <w:r>
+        <w:rPr>
+          <w:lang w:val="es-CO"/>
+        </w:rPr>
+        <w:t>Programas de formación</w:t>
+      </w:r>
+    </w:p>
+    <w:p>
+      <w:pPr>
+        <w:pStyle w:val="Prrafodelista"/>
+        <w:numPr>
+          <w:ilvl w:val="0"/>
+          <w:numId w:val="14"/>
+        </w:numPr>
+        <w:rPr>
+          <w:lang w:val="es-CO"/>
+        </w:rPr>
+      </w:pPr>
+      <w:r>
+        <w:rPr>
+          <w:lang w:val="es-CO"/>
+        </w:rPr>
+        <w:t>Grupos o fichas</w:t>
+      </w:r>
+    </w:p>
+    <w:p>
+      <w:pPr>
+        <w:pStyle w:val="Prrafodelista"/>
+        <w:numPr>
+          <w:ilvl w:val="0"/>
+          <w:numId w:val="14"/>
+        </w:numPr>
+        <w:rPr>
+          <w:lang w:val="es-CO"/>
+        </w:rPr>
+      </w:pPr>
+      <w:r>
+        <w:rPr>
+          <w:lang w:val="es-CO"/>
+        </w:rPr>
+        <w:t>Aprendices</w:t>
+      </w:r>
+    </w:p>
+    <w:p>
+      <w:pPr>
+        <w:pStyle w:val="Prrafodelista"/>
+        <w:numPr>
+          <w:ilvl w:val="0"/>
+          <w:numId w:val="14"/>
+        </w:numPr>
+        <w:rPr>
+          <w:lang w:val="es-CO"/>
+        </w:rPr>
+      </w:pPr>
+      <w:r>
+        <w:rPr>
+          <w:lang w:val="es-CO"/>
+        </w:rPr>
+        <w:t>Reportes de riesgo</w:t>
+      </w:r>
+    </w:p>
+    <w:p>
+      <w:pPr>
+        <w:pStyle w:val="Prrafodelista"/>
+        <w:numPr>
+          <w:ilvl w:val="0"/>
+          <w:numId w:val="14"/>
+        </w:numPr>
+        <w:rPr>
+          <w:lang w:val="es-CO"/>
+        </w:rPr>
+      </w:pPr>
+      <w:r>
+        <w:rPr>
+          <w:lang w:val="es-CO"/>
+        </w:rPr>
+        <w:t>Estrategias de intervención</w:t>
+      </w:r>
+    </w:p>
+    <w:p>
+      <w:pPr>
+        <w:pStyle w:val="Prrafodelista"/>
+        <w:numPr>
+          <w:ilvl w:val="0"/>
+          <w:numId w:val="14"/>
+        </w:numPr>
+        <w:rPr>
+          <w:lang w:val="es-CO"/>
+        </w:rPr>
+      </w:pPr>
+      <w:r>
+        <w:rPr>
+          <w:lang w:val="es-CO"/>
+        </w:rPr>
+        <w:t>Historial de seguimiento</w:t>
+      </w:r>
+    </w:p>
+    <w:p>
+      <w:pPr>
+        <w:rPr>
+          <w:lang w:val="es-CO"/>
+        </w:rPr>
+      </w:pPr>
+    </w:p>
+    <w:p>
+      <w:pPr>
+        <w:rPr>
+          <w:lang w:val="es-CO"/>
+        </w:rPr>
+      </w:pPr>
+      <w:r>
+        <w:rPr>
+          <w:lang w:val="es-CO"/>
+        </w:rPr>
+        <w:t xml:space="preserve">La conexión entre la aplicación y la base de datos se realiza mediante PDO (PHP Data </w:t>
+      </w:r>
+      <w:proofErr w:type="spellStart"/>
+      <w:r>
+        <w:rPr>
+          <w:lang w:val="es-CO"/>
+        </w:rPr>
+        <w:t>Objects</w:t>
+      </w:r>
+      <w:proofErr w:type="spellEnd"/>
+      <w:r>
+        <w:rPr>
+          <w:lang w:val="es-CO"/>
+        </w:rPr>
+        <w:t>)</w:t>
+      </w:r>
+      <w:r>
+        <w:rPr>
+          <w:lang w:val="es-CO"/>
+        </w:rPr>
+        <w:t xml:space="preserve"> del archivo </w:t>
+      </w:r>
+      <w:proofErr w:type="spellStart"/>
+      <w:r>
+        <w:rPr>
+          <w:lang w:val="es-CO"/>
+        </w:rPr>
+        <w:t>Config</w:t>
+      </w:r>
+      <w:proofErr w:type="spellEnd"/>
+      <w:r>
+        <w:rPr>
+          <w:lang w:val="es-CO"/>
+        </w:rPr>
+        <w:t xml:space="preserve"> y el Modelo</w:t>
+      </w:r>
+      <w:r>
+        <w:rPr>
+          <w:lang w:val="es-CO"/>
+        </w:rPr>
+        <w:t>.</w:t>
+      </w:r>
+    </w:p>
+    <w:p>
+      <w:pPr>
+        <w:rPr>
+          <w:lang w:val="es-CO"/>
+        </w:rPr>
+      </w:pPr>
+      <w:proofErr w:type="spellStart"/>
+      <w:r>
+        <w:rPr>
+          <w:b/>
+          <w:lang w:val="es-CO"/>
+        </w:rPr>
+        <w:lastRenderedPageBreak/>
+        <w:t>Composer</w:t>
+      </w:r>
+      <w:proofErr w:type="spellEnd"/>
+      <w:r>
+        <w:rPr>
+          <w:b/>
           <w:lang w:val="es-CO"/>
         </w:rPr>
         <w:t xml:space="preserve">: </w:t>
       </w:r>
-      <w:r>
-        <w:rPr>
-          <w:lang w:val="es-CO"/>
-        </w:rPr>
-        <w:t xml:space="preserve">Se necesita la versión 14 o superior de </w:t>
-      </w:r>
-      <w:proofErr w:type="spellStart"/>
-      <w:r>
-        <w:rPr>
-          <w:lang w:val="es-CO"/>
-        </w:rPr>
-        <w:t>PostgreSQL</w:t>
-      </w:r>
-      <w:proofErr w:type="spellEnd"/>
-      <w:r>
-        <w:rPr>
-          <w:lang w:val="es-CO"/>
-        </w:rPr>
-        <w:t xml:space="preserve">. Esta base de datos relacional es utilizada por Prisma para almacenar toda la información transaccional y de usuarios de la aplicación. </w:t>
+      <w:proofErr w:type="spellStart"/>
+      <w:r>
+        <w:rPr>
+          <w:lang w:val="es-CO"/>
+        </w:rPr>
+        <w:t>Composer</w:t>
+      </w:r>
+      <w:proofErr w:type="spellEnd"/>
+      <w:r>
+        <w:rPr>
+          <w:lang w:val="es-CO"/>
+        </w:rPr>
+        <w:t xml:space="preserve"> es el gestor de dependencias utilizado en el proyecto para instalar y administrar librerías externas necesarias para el funcionamiento del sistema.</w:t>
+      </w:r>
+    </w:p>
+    <w:p>
+      <w:pPr>
+        <w:rPr>
+          <w:lang w:val="es-CO"/>
+        </w:rPr>
+      </w:pPr>
+    </w:p>
+    <w:p>
+      <w:pPr>
+        <w:rPr>
+          <w:lang w:val="es-CO"/>
+        </w:rPr>
+      </w:pPr>
+      <w:r>
+        <w:rPr>
+          <w:lang w:val="es-CO"/>
+        </w:rPr>
+        <w:t xml:space="preserve">Entre las librerías instaladas mediante </w:t>
+      </w:r>
+      <w:proofErr w:type="spellStart"/>
+      <w:r>
+        <w:rPr>
+          <w:lang w:val="es-CO"/>
+        </w:rPr>
+        <w:t>Composer</w:t>
+      </w:r>
+      <w:proofErr w:type="spellEnd"/>
+      <w:r>
+        <w:rPr>
+          <w:lang w:val="es-CO"/>
+        </w:rPr>
+        <w:t xml:space="preserve"> se encuentran:</w:t>
+      </w:r>
+    </w:p>
+    <w:p>
+      <w:pPr>
+        <w:rPr>
+          <w:lang w:val="es-CO"/>
+        </w:rPr>
+      </w:pPr>
+    </w:p>
+    <w:p>
+      <w:pPr>
+        <w:pStyle w:val="Prrafodelista"/>
+        <w:numPr>
+          <w:ilvl w:val="0"/>
+          <w:numId w:val="15"/>
+        </w:numPr>
+        <w:rPr>
+          <w:lang w:val="es-CO"/>
+        </w:rPr>
+      </w:pPr>
+      <w:proofErr w:type="spellStart"/>
+      <w:r>
+        <w:rPr>
+          <w:lang w:val="es-CO"/>
+        </w:rPr>
+        <w:t>PHPMailer</w:t>
+      </w:r>
+      <w:proofErr w:type="spellEnd"/>
+      <w:r>
+        <w:rPr>
+          <w:lang w:val="es-CO"/>
+        </w:rPr>
+        <w:t xml:space="preserve"> </w:t>
+      </w:r>
+      <w:r>
+        <w:rPr>
+          <w:lang w:val="es-CO"/>
+        </w:rPr>
+        <w:t>(envío de correos electrónicos)</w:t>
+      </w:r>
+    </w:p>
+    <w:p>
+      <w:pPr>
+        <w:pStyle w:val="Prrafodelista"/>
+        <w:numPr>
+          <w:ilvl w:val="0"/>
+          <w:numId w:val="15"/>
+        </w:numPr>
+        <w:rPr>
+          <w:lang w:val="es-CO"/>
+        </w:rPr>
+      </w:pPr>
+      <w:proofErr w:type="spellStart"/>
+      <w:r>
+        <w:rPr>
+          <w:lang w:val="es-CO"/>
+        </w:rPr>
+        <w:t>PhpSpreadsheet</w:t>
+      </w:r>
+      <w:proofErr w:type="spellEnd"/>
+      <w:r>
+        <w:rPr>
+          <w:lang w:val="es-CO"/>
+        </w:rPr>
+        <w:t xml:space="preserve"> (importación y exportación de archivos Excel)</w:t>
       </w:r>
     </w:p>
     <w:p>
@@ -8880,7 +9244,41 @@
         <w:rPr>
           <w:lang w:val="es-CO"/>
         </w:rPr>
-        <w:t xml:space="preserve"> Es indispensable para el control de versiones del código fuente. Permite clonar el repositorio, gestionar los cambios y colaborar con otros desarrolladores. </w:t>
+        <w:t xml:space="preserve"> </w:t>
+      </w:r>
+      <w:proofErr w:type="spellStart"/>
+      <w:r>
+        <w:rPr>
+          <w:lang w:val="es-CO"/>
+        </w:rPr>
+        <w:t>Git</w:t>
+      </w:r>
+      <w:proofErr w:type="spellEnd"/>
+      <w:r>
+        <w:rPr>
+          <w:lang w:val="es-CO"/>
+        </w:rPr>
+        <w:t xml:space="preserve"> es el sistema de control de versiones utilizado para gestionar el código fuente del proyecto.</w:t>
+      </w:r>
+    </w:p>
+    <w:p>
+      <w:pPr>
+        <w:rPr>
+          <w:lang w:val="es-CO"/>
+        </w:rPr>
+      </w:pPr>
+    </w:p>
+    <w:p>
+      <w:pPr>
+        <w:rPr>
+          <w:lang w:val="es-CO"/>
+        </w:rPr>
+      </w:pPr>
+      <w:r>
+        <w:rPr>
+          <w:lang w:val="es-CO"/>
+        </w:rPr>
+        <w:t>Permite llevar un registro de los cambios realizados en el sistema, facilitar el trabajo colaborativo entre desarrolladores y mantener un historial de versiones del software.</w:t>
       </w:r>
     </w:p>
     <w:p>
@@ -8896,7 +9294,146 @@
         <w:spacing w:before="470" w:line="240" w:lineRule="auto"/>
         <w:ind w:left="13"/>
         <w:rPr>
-          <w:rFonts w:ascii="Noto Sans" w:eastAsia="Noto Sans" w:hAnsi="Noto Sans" w:cs="Noto Sans"/>
+          <w:lang w:val="es-CO"/>
+        </w:rPr>
+      </w:pPr>
+      <w:r>
+        <w:rPr>
+          <w:b/>
+          <w:lang w:val="es-CO"/>
+        </w:rPr>
+        <w:t>Navegador Web</w:t>
+      </w:r>
+      <w:r>
+        <w:rPr>
+          <w:b/>
+          <w:lang w:val="es-CO"/>
+        </w:rPr>
+        <w:t xml:space="preserve">: </w:t>
+      </w:r>
+      <w:r>
+        <w:rPr>
+          <w:lang w:val="es-CO"/>
+        </w:rPr>
+        <w:t xml:space="preserve">Para acceder al sistema se requiere un navegador web moderno compatible con los estándares actuales de desarrollo web, </w:t>
+      </w:r>
+      <w:r>
+        <w:rPr>
+          <w:lang w:val="es-CO"/>
+        </w:rPr>
+        <w:t>como,</w:t>
+      </w:r>
+      <w:r>
+        <w:rPr>
+          <w:lang w:val="es-CO"/>
+        </w:rPr>
+        <w:t xml:space="preserve"> por ejemplo:</w:t>
+      </w:r>
+    </w:p>
+    <w:p>
+      <w:pPr>
+        <w:pStyle w:val="Prrafodelista"/>
+        <w:widowControl w:val="0"/>
+        <w:numPr>
+          <w:ilvl w:val="0"/>
+          <w:numId w:val="16"/>
+        </w:numPr>
+        <w:pBdr>
+          <w:top w:val="nil"/>
+          <w:left w:val="nil"/>
+          <w:bottom w:val="nil"/>
+          <w:right w:val="nil"/>
+          <w:between w:val="nil"/>
+        </w:pBdr>
+        <w:spacing w:before="470" w:line="240" w:lineRule="auto"/>
+      </w:pPr>
+      <w:r>
+        <w:t>Google Chrome</w:t>
+      </w:r>
+    </w:p>
+    <w:p>
+      <w:pPr>
+        <w:pStyle w:val="Prrafodelista"/>
+        <w:widowControl w:val="0"/>
+        <w:numPr>
+          <w:ilvl w:val="0"/>
+          <w:numId w:val="16"/>
+        </w:numPr>
+        <w:pBdr>
+          <w:top w:val="nil"/>
+          <w:left w:val="nil"/>
+          <w:bottom w:val="nil"/>
+          <w:right w:val="nil"/>
+          <w:between w:val="nil"/>
+        </w:pBdr>
+        <w:spacing w:before="470" w:line="240" w:lineRule="auto"/>
+      </w:pPr>
+      <w:r>
+        <w:t>Mozilla Firefox</w:t>
+      </w:r>
+    </w:p>
+    <w:p>
+      <w:pPr>
+        <w:pStyle w:val="Prrafodelista"/>
+        <w:widowControl w:val="0"/>
+        <w:numPr>
+          <w:ilvl w:val="0"/>
+          <w:numId w:val="16"/>
+        </w:numPr>
+        <w:pBdr>
+          <w:top w:val="nil"/>
+          <w:left w:val="nil"/>
+          <w:bottom w:val="nil"/>
+          <w:right w:val="nil"/>
+          <w:between w:val="nil"/>
+        </w:pBdr>
+        <w:spacing w:before="470" w:line="240" w:lineRule="auto"/>
+      </w:pPr>
+      <w:r>
+        <w:t>Microsoft Edge</w:t>
+      </w:r>
+    </w:p>
+    <w:p>
+      <w:pPr>
+        <w:widowControl w:val="0"/>
+        <w:pBdr>
+          <w:top w:val="nil"/>
+          <w:left w:val="nil"/>
+          <w:bottom w:val="nil"/>
+          <w:right w:val="nil"/>
+          <w:between w:val="nil"/>
+        </w:pBdr>
+        <w:spacing w:before="470" w:line="240" w:lineRule="auto"/>
+        <w:rPr>
+          <w:lang w:val="es-CO"/>
+        </w:rPr>
+      </w:pPr>
+      <w:r>
+        <w:rPr>
+          <w:lang w:val="es-CO"/>
+        </w:rPr>
+        <w:t>Estos navegadores permiten ejecutar correctamente las funcionalidades desarrolladas con HTML, CSS y JavaScript.</w:t>
+      </w:r>
+    </w:p>
+    <w:p>
+      <w:pPr>
+        <w:widowControl w:val="0"/>
+        <w:pBdr>
+          <w:top w:val="nil"/>
+          <w:left w:val="nil"/>
+          <w:bottom w:val="nil"/>
+          <w:right w:val="nil"/>
+          <w:between w:val="nil"/>
+        </w:pBdr>
+        <w:spacing w:before="470" w:line="240" w:lineRule="auto"/>
+        <w:rPr>
+          <w:lang w:val="es-CO"/>
+        </w:rPr>
+      </w:pPr>
+    </w:p>
+    <w:p>
+      <w:pPr>
+        <w:rPr>
           <w:b/>
           <w:bCs/>
           <w:color w:val="333333"/>
@@ -8905,152 +9442,227 @@
           <w:lang w:val="es-CO"/>
         </w:rPr>
       </w:pPr>
-    </w:p>
-    <w:p>
-      <w:pPr>
-        <w:pStyle w:val="Ttulo2"/>
-        <w:widowControl w:val="0"/>
-        <w:spacing w:before="470"/>
-        <w:ind w:left="13"/>
-        <w:rPr>
-          <w:lang w:val="es-CO"/>
-        </w:rPr>
-      </w:pPr>
-      <w:bookmarkStart w:id="38" w:name="_bs9msp37u6ws" w:colFirst="0" w:colLast="0"/>
-      <w:bookmarkEnd w:id="38"/>
-      <w:r>
-        <w:rPr>
-          <w:lang w:val="es-CO"/>
-        </w:rPr>
-        <w:t xml:space="preserve">9.2. Hardware (Recomendado para Producción) </w:t>
-      </w:r>
-    </w:p>
-    <w:p>
-      <w:pPr>
-        <w:rPr>
-          <w:lang w:val="es-CO"/>
-        </w:rPr>
-      </w:pPr>
-      <w:r>
-        <w:rPr>
-          <w:lang w:val="es-CO"/>
-        </w:rPr>
-        <w:t>Para un despliegue en un entorno de producción que garantice un rendimiento adecuado y la capacidad de manejar la carga de usuarios, se recomiendan las siguientes especificaciones de hardware:</w:t>
-      </w:r>
-    </w:p>
-    <w:p>
-      <w:pPr>
-        <w:rPr>
-          <w:b/>
-          <w:bCs/>
-          <w:lang w:val="es-CO"/>
-        </w:rPr>
-      </w:pPr>
-    </w:p>
-    <w:p>
-      <w:pPr>
-        <w:rPr>
-          <w:lang w:val="es-CO"/>
-        </w:rPr>
-      </w:pPr>
-      <w:r>
-        <w:rPr>
-          <w:b/>
-          <w:bCs/>
-          <w:lang w:val="es-CO"/>
-        </w:rPr>
-        <w:t xml:space="preserve">CPU: </w:t>
-      </w:r>
-      <w:r>
-        <w:rPr>
-          <w:lang w:val="es-CO"/>
-        </w:rPr>
-        <w:t xml:space="preserve">Un procesador con 2 núcleos o más. Esto asegura la capacidad de procesamiento necesaria para manejar las solicitudes del servidor y las operaciones de la base de datos. </w:t>
-      </w:r>
-    </w:p>
-    <w:p>
-      <w:pPr>
-        <w:rPr>
-          <w:lang w:val="es-CO"/>
-        </w:rPr>
-      </w:pPr>
-    </w:p>
-    <w:p>
-      <w:pPr>
-        <w:rPr>
-          <w:lang w:val="es-CO"/>
-        </w:rPr>
-      </w:pPr>
-      <w:r>
-        <w:rPr>
-          <w:b/>
-          <w:bCs/>
-          <w:lang w:val="es-CO"/>
-        </w:rPr>
-        <w:t xml:space="preserve">RAM: </w:t>
-      </w:r>
-      <w:r>
-        <w:rPr>
-          <w:lang w:val="es-CO"/>
-        </w:rPr>
-        <w:t xml:space="preserve">4GB de memoria RAM o más. Una cantidad suficiente de memoria es crucial para el rendimiento de la aplicación, especialmente bajo carga, y para el funcionamiento eficiente de la base de datos. </w:t>
-      </w:r>
-    </w:p>
-    <w:p>
-      <w:pPr>
-        <w:rPr>
-          <w:lang w:val="es-CO"/>
-        </w:rPr>
-      </w:pPr>
-    </w:p>
-    <w:p>
-      <w:pPr>
-        <w:rPr>
-          <w:lang w:val="es-CO"/>
-        </w:rPr>
-      </w:pPr>
-      <w:r>
-        <w:rPr>
-          <w:b/>
+      <w:bookmarkStart w:id="37" w:name="_bs9msp37u6ws" w:colFirst="0" w:colLast="0"/>
+      <w:bookmarkEnd w:id="37"/>
+      <w:r>
+        <w:rPr>
+          <w:b/>
+          <w:bCs/>
+          <w:color w:val="333333"/>
+          <w:sz w:val="28"/>
+          <w:szCs w:val="28"/>
+          <w:lang w:val="es-CO"/>
+        </w:rPr>
+        <w:t>9.2 Requerimientos de Hardware (Recomendado)</w:t>
+      </w:r>
+      <w:r>
+        <w:rPr>
+          <w:b/>
+          <w:bCs/>
+          <w:color w:val="333333"/>
+          <w:sz w:val="28"/>
+          <w:szCs w:val="28"/>
+          <w:lang w:val="es-CO"/>
+        </w:rPr>
+        <w:t>:</w:t>
+      </w:r>
+    </w:p>
+    <w:p>
+      <w:pPr>
+        <w:rPr>
+          <w:b/>
+          <w:bCs/>
+          <w:color w:val="333333"/>
+          <w:sz w:val="28"/>
+          <w:szCs w:val="28"/>
+          <w:lang w:val="es-CO"/>
+        </w:rPr>
+      </w:pPr>
+    </w:p>
+    <w:p>
+      <w:pPr>
+        <w:rPr>
+          <w:lang w:val="es-CO"/>
+        </w:rPr>
+      </w:pPr>
+      <w:r>
+        <w:rPr>
+          <w:lang w:val="es-CO"/>
+        </w:rPr>
+        <w:t>Para garantizar un rendimiento adecuado del sistema, especialmente en entornos de producción, se recomienda contar con las siguientes especificaciones de hardware.</w:t>
+      </w:r>
+    </w:p>
+    <w:p>
+      <w:pPr>
+        <w:rPr>
+          <w:lang w:val="es-CO"/>
+        </w:rPr>
+      </w:pPr>
+    </w:p>
+    <w:p>
+      <w:pPr>
+        <w:rPr>
+          <w:b/>
+          <w:bCs/>
+          <w:lang w:val="es-CO"/>
+        </w:rPr>
+      </w:pPr>
+      <w:r>
+        <w:rPr>
+          <w:b/>
+          <w:bCs/>
+          <w:lang w:val="es-CO"/>
+        </w:rPr>
+        <w:t xml:space="preserve">Procesador (CPU): </w:t>
+      </w:r>
+      <w:r>
+        <w:rPr>
+          <w:bCs/>
+          <w:lang w:val="es-CO"/>
+        </w:rPr>
+        <w:t>Se recomienda un procesador con mínimo 2 núcleos, capaz de manejar múltiples solicitudes de usuarios y procesar las operaciones del servidor.</w:t>
+      </w:r>
+    </w:p>
+    <w:p>
+      <w:pPr>
+        <w:rPr>
+          <w:bCs/>
+          <w:lang w:val="es-CO"/>
+        </w:rPr>
+      </w:pPr>
+    </w:p>
+    <w:p>
+      <w:pPr>
+        <w:rPr>
+          <w:bCs/>
+          <w:lang w:val="es-CO"/>
+        </w:rPr>
+      </w:pPr>
+      <w:r>
+        <w:rPr>
+          <w:b/>
+          <w:bCs/>
+          <w:lang w:val="es-CO"/>
+        </w:rPr>
+        <w:t xml:space="preserve">Memoria RAM: </w:t>
+      </w:r>
+      <w:r>
+        <w:rPr>
+          <w:bCs/>
+          <w:lang w:val="es-CO"/>
+        </w:rPr>
+        <w:t>Se recomienda contar con mínimo 4 GB de memoria RAM, lo cual permite ejecutar correctamente el servidor web, la base de datos y los procesos del sistema sin afectar el rendimiento.</w:t>
+      </w:r>
+    </w:p>
+    <w:p>
+      <w:pPr>
+        <w:rPr>
+          <w:b/>
+          <w:bCs/>
+          <w:lang w:val="es-CO"/>
+        </w:rPr>
+      </w:pPr>
+    </w:p>
+    <w:p>
+      <w:pPr>
+        <w:rPr>
+          <w:b/>
+          <w:bCs/>
+          <w:lang w:val="es-CO"/>
+        </w:rPr>
+      </w:pPr>
+      <w:r>
+        <w:rPr>
+          <w:b/>
+          <w:bCs/>
+          <w:lang w:val="es-CO"/>
+        </w:rPr>
+        <w:t>Almacenamiento</w:t>
+      </w:r>
+      <w:r>
+        <w:rPr>
+          <w:b/>
+          <w:bCs/>
+          <w:lang w:val="es-CO"/>
+        </w:rPr>
+        <w:t xml:space="preserve">: </w:t>
+      </w:r>
+      <w:r>
+        <w:rPr>
+          <w:bCs/>
+          <w:lang w:val="es-CO"/>
+        </w:rPr>
+        <w:t>Se recomienda disponer de 20 GB de almacenamiento en disco SSD o superior.</w:t>
+      </w:r>
+    </w:p>
+    <w:p>
+      <w:pPr>
+        <w:rPr>
+          <w:bCs/>
+          <w:lang w:val="es-CO"/>
+        </w:rPr>
+      </w:pPr>
+    </w:p>
+    <w:p>
+      <w:pPr>
+        <w:rPr>
+          <w:bCs/>
+          <w:lang w:val="es-CO"/>
+        </w:rPr>
+      </w:pPr>
+      <w:r>
+        <w:rPr>
+          <w:bCs/>
+          <w:lang w:val="es-CO"/>
+        </w:rPr>
+        <w:t>El uso de unidades SSD mejora significativamente la velocidad de lectura y escritura de datos, lo cual beneficia el rendimiento del sistema y de la base de datos.</w:t>
+      </w:r>
+    </w:p>
+    <w:p>
+      <w:pPr>
+        <w:rPr>
+          <w:bCs/>
+          <w:lang w:val="es-CO"/>
+        </w:rPr>
+      </w:pPr>
+      <w:r>
+        <w:rPr>
           <w:bCs/>
           <w:lang w:val="es-CO"/>
         </w:rPr>
         <w:lastRenderedPageBreak/>
-        <w:t>Almacenamiento:</w:t>
-      </w:r>
-      <w:r>
-        <w:rPr>
-          <w:lang w:val="es-CO"/>
-        </w:rPr>
-        <w:t xml:space="preserve"> 20GB de almacenamiento SSD o superior. El uso de unidades de estado sólido (SSD) mejora significativamente los tiempos de lectura y escritura, lo que se traduce en una mayor velocidad de respuesta de la aplicación y de la base de datos. </w:t>
-      </w:r>
-    </w:p>
-    <w:p>
-      <w:pPr>
-        <w:rPr>
-          <w:lang w:val="es-CO"/>
-        </w:rPr>
-      </w:pPr>
-      <w:r>
-        <w:rPr>
-          <w:lang w:val="es-CO"/>
-        </w:rPr>
-        <w:t xml:space="preserve">Cumplir con estos requisitos es un paso fundamental para establecer un entorno de trabajo productivo y para asegurar la estabilidad y el rendimiento de </w:t>
-      </w:r>
-      <w:proofErr w:type="spellStart"/>
-      <w:r>
-        <w:rPr>
-          <w:lang w:val="es-CO"/>
-        </w:rPr>
-        <w:t>NombreProyecto</w:t>
-      </w:r>
-      <w:proofErr w:type="spellEnd"/>
-      <w:r>
-        <w:rPr>
-          <w:lang w:val="es-CO"/>
-        </w:rPr>
-        <w:t xml:space="preserve"> en sus diferentes fases. </w:t>
-      </w:r>
+        <w:t>Cumplir con estos requerimientos de software y hardware permite garantizar un entorno adecuado para el desarrollo, ejecución y despliegue del sistema SENA Contigo.</w:t>
+      </w:r>
+    </w:p>
+    <w:p>
+      <w:pPr>
+        <w:rPr>
+          <w:bCs/>
+          <w:lang w:val="es-CO"/>
+        </w:rPr>
+      </w:pPr>
+    </w:p>
+    <w:p>
+      <w:pPr>
+        <w:rPr>
+          <w:bCs/>
+          <w:lang w:val="es-CO"/>
+        </w:rPr>
+      </w:pPr>
+      <w:r>
+        <w:rPr>
+          <w:bCs/>
+          <w:lang w:val="es-CO"/>
+        </w:rPr>
+        <w:t>Estos requisitos aseguran que la aplicación pueda operar de manera estable, permitiendo gestionar la información académica de los aprendices y facilitar el seguimiento de los casos de riesgo de deserción dentro de la institución.</w:t>
+      </w:r>
+    </w:p>
+    <w:p>
+      <w:pPr>
+        <w:rPr>
+          <w:lang w:val="es-CO"/>
+        </w:rPr>
+      </w:pPr>
     </w:p>
     <w:p>
       <w:pPr>
@@ -9062,7 +9674,9 @@
           <w:lang w:val="es-CO"/>
         </w:rPr>
       </w:pPr>
-      <w:bookmarkStart w:id="39" w:name="_jdwerysxayrd" w:colFirst="0" w:colLast="0"/>
+      <w:bookmarkStart w:id="38" w:name="_jdwerysxayrd" w:colFirst="0" w:colLast="0"/>
+      <w:bookmarkStart w:id="39" w:name="_GoBack"/>
+      <w:bookmarkEnd w:id="38"/>
       <w:bookmarkEnd w:id="39"/>
       <w:r>
         <w:rPr>
@@ -9778,6 +10392,7 @@
           <w:szCs w:val="19"/>
           <w:lang w:val="es-CO"/>
         </w:rPr>
+        <w:lastRenderedPageBreak/>
         <w:t># Pasarela de Pagos (</w:t>
       </w:r>
       <w:proofErr w:type="spellStart"/>
@@ -9829,7 +10444,6 @@
           <w:sz w:val="19"/>
           <w:szCs w:val="19"/>
         </w:rPr>
-        <w:lastRenderedPageBreak/>
         <w:t>MERCADOPAGO_ACCESS_TOKEN</w:t>
       </w:r>
       <w:r>
@@ -14868,6 +15482,119 @@
     </w:lvl>
   </w:abstractNum>
   <w:abstractNum w:abstractNumId="6" w15:restartNumberingAfterBreak="0">
+    <w:nsid w:val="28C266A5"/>
+    <w:multiLevelType w:val="hybridMultilevel"/>
+    <w:tmpl w:val="418E6E24"/>
+    <w:lvl w:ilvl="0" w:tplc="04090001">
+      <w:start w:val="1"/>
+      <w:numFmt w:val="bullet"/>
+      <w:lvlText w:val=""/>
+      <w:lvlJc w:val="left"/>
+      <w:pPr>
+        <w:ind w:left="720" w:hanging="360"/>
+      </w:pPr>
+      <w:rPr>
+        <w:rFonts w:ascii="Symbol" w:hAnsi="Symbol" w:hint="default"/>
+      </w:rPr>
+    </w:lvl>
+    <w:lvl w:ilvl="1" w:tplc="04090003" w:tentative="1">
+      <w:start w:val="1"/>
+      <w:numFmt w:val="bullet"/>
+      <w:lvlText w:val="o"/>
+      <w:lvlJc w:val="left"/>
+      <w:pPr>
+        <w:ind w:left="1440" w:hanging="360"/>
+      </w:pPr>
+      <w:rPr>
+        <w:rFonts w:ascii="Courier New" w:hAnsi="Courier New" w:cs="Courier New" w:hint="default"/>
+      </w:rPr>
+    </w:lvl>
+    <w:lvl w:ilvl="2" w:tplc="04090005" w:tentative="1">
+      <w:start w:val="1"/>
+      <w:numFmt w:val="bullet"/>
+      <w:lvlText w:val=""/>
+      <w:lvlJc w:val="left"/>
+      <w:pPr>
+        <w:ind w:left="2160" w:hanging="360"/>
+      </w:pPr>
+      <w:rPr>
+        <w:rFonts w:ascii="Wingdings" w:hAnsi="Wingdings" w:hint="default"/>
+      </w:rPr>
+    </w:lvl>
+    <w:lvl w:ilvl="3" w:tplc="04090001" w:tentative="1">
+      <w:start w:val="1"/>
+      <w:numFmt w:val="bullet"/>
+      <w:lvlText w:val=""/>
+      <w:lvlJc w:val="left"/>
+      <w:pPr>
+        <w:ind w:left="2880" w:hanging="360"/>
+      </w:pPr>
+      <w:rPr>
+        <w:rFonts w:ascii="Symbol" w:hAnsi="Symbol" w:hint="default"/>
+      </w:rPr>
+    </w:lvl>
+    <w:lvl w:ilvl="4" w:tplc="04090003" w:tentative="1">
+      <w:start w:val="1"/>
+      <w:numFmt w:val="bullet"/>
+      <w:lvlText w:val="o"/>
+      <w:lvlJc w:val="left"/>
+      <w:pPr>
+        <w:ind w:left="3600" w:hanging="360"/>
+      </w:pPr>
+      <w:rPr>
+        <w:rFonts w:ascii="Courier New" w:hAnsi="Courier New" w:cs="Courier New" w:hint="default"/>
+      </w:rPr>
+    </w:lvl>
+    <w:lvl w:ilvl="5" w:tplc="04090005" w:tentative="1">
+      <w:start w:val="1"/>
+      <w:numFmt w:val="bullet"/>
+      <w:lvlText w:val=""/>
+      <w:lvlJc w:val="left"/>
+      <w:pPr>
+        <w:ind w:left="4320" w:hanging="360"/>
+      </w:pPr>
+      <w:rPr>
+        <w:rFonts w:ascii="Wingdings" w:hAnsi="Wingdings" w:hint="default"/>
+      </w:rPr>
+    </w:lvl>
+    <w:lvl w:ilvl="6" w:tplc="04090001" w:tentative="1">
+      <w:start w:val="1"/>
+      <w:numFmt w:val="bullet"/>
+      <w:lvlText w:val=""/>
+      <w:lvlJc w:val="left"/>
+      <w:pPr>
+        <w:ind w:left="5040" w:hanging="360"/>
+      </w:pPr>
+      <w:rPr>
+        <w:rFonts w:ascii="Symbol" w:hAnsi="Symbol" w:hint="default"/>
+      </w:rPr>
+    </w:lvl>
+    <w:lvl w:ilvl="7" w:tplc="04090003" w:tentative="1">
+      <w:start w:val="1"/>
+      <w:numFmt w:val="bullet"/>
+      <w:lvlText w:val="o"/>
+      <w:lvlJc w:val="left"/>
+      <w:pPr>
+        <w:ind w:left="5760" w:hanging="360"/>
+      </w:pPr>
+      <w:rPr>
+        <w:rFonts w:ascii="Courier New" w:hAnsi="Courier New" w:cs="Courier New" w:hint="default"/>
+      </w:rPr>
+    </w:lvl>
+    <w:lvl w:ilvl="8" w:tplc="04090005" w:tentative="1">
+      <w:start w:val="1"/>
+      <w:numFmt w:val="bullet"/>
+      <w:lvlText w:val=""/>
+      <w:lvlJc w:val="left"/>
+      <w:pPr>
+        <w:ind w:left="6480" w:hanging="360"/>
+      </w:pPr>
+      <w:rPr>
+        <w:rFonts w:ascii="Wingdings" w:hAnsi="Wingdings" w:hint="default"/>
+      </w:rPr>
+    </w:lvl>
+  </w:abstractNum>
+  <w:abstractNum w:abstractNumId="7" w15:restartNumberingAfterBreak="0">
     <w:nsid w:val="3C36244C"/>
     <w:multiLevelType w:val="multilevel"/>
     <w:tmpl w:val="6E66C814"/>
@@ -14980,7 +15707,7 @@
       </w:rPr>
     </w:lvl>
   </w:abstractNum>
-  <w:abstractNum w:abstractNumId="7" w15:restartNumberingAfterBreak="0">
+  <w:abstractNum w:abstractNumId="8" w15:restartNumberingAfterBreak="0">
     <w:nsid w:val="3D3D0CDD"/>
     <w:multiLevelType w:val="hybridMultilevel"/>
     <w:tmpl w:val="68A8911C"/>
@@ -15093,7 +15820,7 @@
       </w:rPr>
     </w:lvl>
   </w:abstractNum>
-  <w:abstractNum w:abstractNumId="8" w15:restartNumberingAfterBreak="0">
+  <w:abstractNum w:abstractNumId="9" w15:restartNumberingAfterBreak="0">
     <w:nsid w:val="4B8147D7"/>
     <w:multiLevelType w:val="hybridMultilevel"/>
     <w:tmpl w:val="A41EAEC4"/>
@@ -15179,7 +15906,120 @@
       </w:pPr>
     </w:lvl>
   </w:abstractNum>
-  <w:abstractNum w:abstractNumId="9" w15:restartNumberingAfterBreak="0">
+  <w:abstractNum w:abstractNumId="10" w15:restartNumberingAfterBreak="0">
+    <w:nsid w:val="519C0C98"/>
+    <w:multiLevelType w:val="hybridMultilevel"/>
+    <w:tmpl w:val="CA9A2BEA"/>
+    <w:lvl w:ilvl="0" w:tplc="04090001">
+      <w:start w:val="1"/>
+      <w:numFmt w:val="bullet"/>
+      <w:lvlText w:val=""/>
+      <w:lvlJc w:val="left"/>
+      <w:pPr>
+        <w:ind w:left="720" w:hanging="360"/>
+      </w:pPr>
+      <w:rPr>
+        <w:rFonts w:ascii="Symbol" w:hAnsi="Symbol" w:hint="default"/>
+      </w:rPr>
+    </w:lvl>
+    <w:lvl w:ilvl="1" w:tplc="04090003" w:tentative="1">
+      <w:start w:val="1"/>
+      <w:numFmt w:val="bullet"/>
+      <w:lvlText w:val="o"/>
+      <w:lvlJc w:val="left"/>
+      <w:pPr>
+        <w:ind w:left="1440" w:hanging="360"/>
+      </w:pPr>
+      <w:rPr>
+        <w:rFonts w:ascii="Courier New" w:hAnsi="Courier New" w:cs="Courier New" w:hint="default"/>
+      </w:rPr>
+    </w:lvl>
+    <w:lvl w:ilvl="2" w:tplc="04090005" w:tentative="1">
+      <w:start w:val="1"/>
+      <w:numFmt w:val="bullet"/>
+      <w:lvlText w:val=""/>
+      <w:lvlJc w:val="left"/>
+      <w:pPr>
+        <w:ind w:left="2160" w:hanging="360"/>
+      </w:pPr>
+      <w:rPr>
+        <w:rFonts w:ascii="Wingdings" w:hAnsi="Wingdings" w:hint="default"/>
+      </w:rPr>
+    </w:lvl>
+    <w:lvl w:ilvl="3" w:tplc="04090001" w:tentative="1">
+      <w:start w:val="1"/>
+      <w:numFmt w:val="bullet"/>
+      <w:lvlText w:val=""/>
+      <w:lvlJc w:val="left"/>
+      <w:pPr>
+        <w:ind w:left="2880" w:hanging="360"/>
+      </w:pPr>
+      <w:rPr>
+        <w:rFonts w:ascii="Symbol" w:hAnsi="Symbol" w:hint="default"/>
+      </w:rPr>
+    </w:lvl>
+    <w:lvl w:ilvl="4" w:tplc="04090003" w:tentative="1">
+      <w:start w:val="1"/>
+      <w:numFmt w:val="bullet"/>
+      <w:lvlText w:val="o"/>
+      <w:lvlJc w:val="left"/>
+      <w:pPr>
+        <w:ind w:left="3600" w:hanging="360"/>
+      </w:pPr>
+      <w:rPr>
+        <w:rFonts w:ascii="Courier New" w:hAnsi="Courier New" w:cs="Courier New" w:hint="default"/>
+      </w:rPr>
+    </w:lvl>
+    <w:lvl w:ilvl="5" w:tplc="04090005" w:tentative="1">
+      <w:start w:val="1"/>
+      <w:numFmt w:val="bullet"/>
+      <w:lvlText w:val=""/>
+      <w:lvlJc w:val="left"/>
+      <w:pPr>
+        <w:ind w:left="4320" w:hanging="360"/>
+      </w:pPr>
+      <w:rPr>
+        <w:rFonts w:ascii="Wingdings" w:hAnsi="Wingdings" w:hint="default"/>
+      </w:rPr>
+    </w:lvl>
+    <w:lvl w:ilvl="6" w:tplc="04090001" w:tentative="1">
+      <w:start w:val="1"/>
+      <w:numFmt w:val="bullet"/>
+      <w:lvlText w:val=""/>
+      <w:lvlJc w:val="left"/>
+      <w:pPr>
+        <w:ind w:left="5040" w:hanging="360"/>
+      </w:pPr>
+      <w:rPr>
+        <w:rFonts w:ascii="Symbol" w:hAnsi="Symbol" w:hint="default"/>
+      </w:rPr>
+    </w:lvl>
+    <w:lvl w:ilvl="7" w:tplc="04090003" w:tentative="1">
+      <w:start w:val="1"/>
+      <w:numFmt w:val="bullet"/>
+      <w:lvlText w:val="o"/>
+      <w:lvlJc w:val="left"/>
+      <w:pPr>
+        <w:ind w:left="5760" w:hanging="360"/>
+      </w:pPr>
+      <w:rPr>
+        <w:rFonts w:ascii="Courier New" w:hAnsi="Courier New" w:cs="Courier New" w:hint="default"/>
+      </w:rPr>
+    </w:lvl>
+    <w:lvl w:ilvl="8" w:tplc="04090005" w:tentative="1">
+      <w:start w:val="1"/>
+      <w:numFmt w:val="bullet"/>
+      <w:lvlText w:val=""/>
+      <w:lvlJc w:val="left"/>
+      <w:pPr>
+        <w:ind w:left="6480" w:hanging="360"/>
+      </w:pPr>
+      <w:rPr>
+        <w:rFonts w:ascii="Wingdings" w:hAnsi="Wingdings" w:hint="default"/>
+      </w:rPr>
+    </w:lvl>
+  </w:abstractNum>
+  <w:abstractNum w:abstractNumId="11" w15:restartNumberingAfterBreak="0">
     <w:nsid w:val="585F0520"/>
     <w:multiLevelType w:val="hybridMultilevel"/>
     <w:tmpl w:val="7FF44AE8"/>
@@ -15268,7 +16108,7 @@
       </w:pPr>
     </w:lvl>
   </w:abstractNum>
-  <w:abstractNum w:abstractNumId="10" w15:restartNumberingAfterBreak="0">
+  <w:abstractNum w:abstractNumId="12" w15:restartNumberingAfterBreak="0">
     <w:nsid w:val="5D45571C"/>
     <w:multiLevelType w:val="hybridMultilevel"/>
     <w:tmpl w:val="19649354"/>
@@ -15381,10 +16221,10 @@
       </w:rPr>
     </w:lvl>
   </w:abstractNum>
-  <w:abstractNum w:abstractNumId="11" w15:restartNumberingAfterBreak="0">
-    <w:nsid w:val="73880B04"/>
+  <w:abstractNum w:abstractNumId="13" w15:restartNumberingAfterBreak="0">
+    <w:nsid w:val="69B47A15"/>
     <w:multiLevelType w:val="hybridMultilevel"/>
-    <w:tmpl w:val="AF1656EE"/>
+    <w:tmpl w:val="50844B26"/>
     <w:lvl w:ilvl="0" w:tplc="04090001">
       <w:start w:val="1"/>
       <w:numFmt w:val="bullet"/>
@@ -15494,7 +16334,120 @@
       </w:rPr>
     </w:lvl>
   </w:abstractNum>
-  <w:abstractNum w:abstractNumId="12" w15:restartNumberingAfterBreak="0">
+  <w:abstractNum w:abstractNumId="14" w15:restartNumberingAfterBreak="0">
+    <w:nsid w:val="73880B04"/>
+    <w:multiLevelType w:val="hybridMultilevel"/>
+    <w:tmpl w:val="AF1656EE"/>
+    <w:lvl w:ilvl="0" w:tplc="04090001">
+      <w:start w:val="1"/>
+      <w:numFmt w:val="bullet"/>
+      <w:lvlText w:val=""/>
+      <w:lvlJc w:val="left"/>
+      <w:pPr>
+        <w:ind w:left="720" w:hanging="360"/>
+      </w:pPr>
+      <w:rPr>
+        <w:rFonts w:ascii="Symbol" w:hAnsi="Symbol" w:hint="default"/>
+      </w:rPr>
+    </w:lvl>
+    <w:lvl w:ilvl="1" w:tplc="04090003" w:tentative="1">
+      <w:start w:val="1"/>
+      <w:numFmt w:val="bullet"/>
+      <w:lvlText w:val="o"/>
+      <w:lvlJc w:val="left"/>
+      <w:pPr>
+        <w:ind w:left="1440" w:hanging="360"/>
+      </w:pPr>
+      <w:rPr>
+        <w:rFonts w:ascii="Courier New" w:hAnsi="Courier New" w:cs="Courier New" w:hint="default"/>
+      </w:rPr>
+    </w:lvl>
+    <w:lvl w:ilvl="2" w:tplc="04090005" w:tentative="1">
+      <w:start w:val="1"/>
+      <w:numFmt w:val="bullet"/>
+      <w:lvlText w:val=""/>
+      <w:lvlJc w:val="left"/>
+      <w:pPr>
+        <w:ind w:left="2160" w:hanging="360"/>
+      </w:pPr>
+      <w:rPr>
+        <w:rFonts w:ascii="Wingdings" w:hAnsi="Wingdings" w:hint="default"/>
+      </w:rPr>
+    </w:lvl>
+    <w:lvl w:ilvl="3" w:tplc="04090001" w:tentative="1">
+      <w:start w:val="1"/>
+      <w:numFmt w:val="bullet"/>
+      <w:lvlText w:val=""/>
+      <w:lvlJc w:val="left"/>
+      <w:pPr>
+        <w:ind w:left="2880" w:hanging="360"/>
+      </w:pPr>
+      <w:rPr>
+        <w:rFonts w:ascii="Symbol" w:hAnsi="Symbol" w:hint="default"/>
+      </w:rPr>
+    </w:lvl>
+    <w:lvl w:ilvl="4" w:tplc="04090003" w:tentative="1">
+      <w:start w:val="1"/>
+      <w:numFmt w:val="bullet"/>
+      <w:lvlText w:val="o"/>
+      <w:lvlJc w:val="left"/>
+      <w:pPr>
+        <w:ind w:left="3600" w:hanging="360"/>
+      </w:pPr>
+      <w:rPr>
+        <w:rFonts w:ascii="Courier New" w:hAnsi="Courier New" w:cs="Courier New" w:hint="default"/>
+      </w:rPr>
+    </w:lvl>
+    <w:lvl w:ilvl="5" w:tplc="04090005" w:tentative="1">
+      <w:start w:val="1"/>
+      <w:numFmt w:val="bullet"/>
+      <w:lvlText w:val=""/>
+      <w:lvlJc w:val="left"/>
+      <w:pPr>
+        <w:ind w:left="4320" w:hanging="360"/>
+      </w:pPr>
+      <w:rPr>
+        <w:rFonts w:ascii="Wingdings" w:hAnsi="Wingdings" w:hint="default"/>
+      </w:rPr>
+    </w:lvl>
+    <w:lvl w:ilvl="6" w:tplc="04090001" w:tentative="1">
+      <w:start w:val="1"/>
+      <w:numFmt w:val="bullet"/>
+      <w:lvlText w:val=""/>
+      <w:lvlJc w:val="left"/>
+      <w:pPr>
+        <w:ind w:left="5040" w:hanging="360"/>
+      </w:pPr>
+      <w:rPr>
+        <w:rFonts w:ascii="Symbol" w:hAnsi="Symbol" w:hint="default"/>
+      </w:rPr>
+    </w:lvl>
+    <w:lvl w:ilvl="7" w:tplc="04090003" w:tentative="1">
+      <w:start w:val="1"/>
+      <w:numFmt w:val="bullet"/>
+      <w:lvlText w:val="o"/>
+      <w:lvlJc w:val="left"/>
+      <w:pPr>
+        <w:ind w:left="5760" w:hanging="360"/>
+      </w:pPr>
+      <w:rPr>
+        <w:rFonts w:ascii="Courier New" w:hAnsi="Courier New" w:cs="Courier New" w:hint="default"/>
+      </w:rPr>
+    </w:lvl>
+    <w:lvl w:ilvl="8" w:tplc="04090005" w:tentative="1">
+      <w:start w:val="1"/>
+      <w:numFmt w:val="bullet"/>
+      <w:lvlText w:val=""/>
+      <w:lvlJc w:val="left"/>
+      <w:pPr>
+        <w:ind w:left="6480" w:hanging="360"/>
+      </w:pPr>
+      <w:rPr>
+        <w:rFonts w:ascii="Wingdings" w:hAnsi="Wingdings" w:hint="default"/>
+      </w:rPr>
+    </w:lvl>
+  </w:abstractNum>
+  <w:abstractNum w:abstractNumId="15" w15:restartNumberingAfterBreak="0">
     <w:nsid w:val="77815316"/>
     <w:multiLevelType w:val="multilevel"/>
     <w:tmpl w:val="96DE393C"/>
@@ -15608,31 +16561,31 @@
     </w:lvl>
   </w:abstractNum>
   <w:num w:numId="1">
-    <w:abstractNumId w:val="12"/>
+    <w:abstractNumId w:val="15"/>
   </w:num>
   <w:num w:numId="2">
     <w:abstractNumId w:val="0"/>
   </w:num>
   <w:num w:numId="3">
-    <w:abstractNumId w:val="6"/>
+    <w:abstractNumId w:val="7"/>
   </w:num>
   <w:num w:numId="4">
     <w:abstractNumId w:val="1"/>
   </w:num>
   <w:num w:numId="5">
-    <w:abstractNumId w:val="10"/>
+    <w:abstractNumId w:val="12"/>
   </w:num>
   <w:num w:numId="6">
     <w:abstractNumId w:val="2"/>
   </w:num>
   <w:num w:numId="7">
-    <w:abstractNumId w:val="8"/>
+    <w:abstractNumId w:val="9"/>
   </w:num>
   <w:num w:numId="8">
-    <w:abstractNumId w:val="9"/>
+    <w:abstractNumId w:val="11"/>
   </w:num>
   <w:num w:numId="9">
-    <w:abstractNumId w:val="7"/>
+    <w:abstractNumId w:val="8"/>
   </w:num>
   <w:num w:numId="10">
     <w:abstractNumId w:val="3"/>
@@ -15641,10 +16594,19 @@
     <w:abstractNumId w:val="4"/>
   </w:num>
   <w:num w:numId="12">
-    <w:abstractNumId w:val="11"/>
+    <w:abstractNumId w:val="14"/>
   </w:num>
   <w:num w:numId="13">
     <w:abstractNumId w:val="5"/>
+  </w:num>
+  <w:num w:numId="14">
+    <w:abstractNumId w:val="13"/>
+  </w:num>
+  <w:num w:numId="15">
+    <w:abstractNumId w:val="10"/>
+  </w:num>
+  <w:num w:numId="16">
+    <w:abstractNumId w:val="6"/>
   </w:num>
 </w:numbering>
 </file>
